--- a/Lab_2/Mirgaliev_2.docx
+++ b/Lab_2/Mirgaliev_2.docx
@@ -1911,7 +1911,7 @@
     </w:p>
     <w:p>
       <w:pPr>
-        <w:pStyle w:val="985"/>
+        <w:pStyle w:val="990"/>
         <w:numPr>
           <w:ilvl w:val="0"/>
           <w:numId w:val="0"/>
@@ -2017,7 +2017,7 @@
     </w:p>
     <w:p>
       <w:pPr>
-        <w:pStyle w:val="1011"/>
+        <w:pStyle w:val="1016"/>
         <w:numPr>
           <w:ilvl w:val="0"/>
           <w:numId w:val="38"/>
@@ -2052,7 +2052,7 @@
     </w:p>
     <w:p>
       <w:pPr>
-        <w:pStyle w:val="1011"/>
+        <w:pStyle w:val="1016"/>
         <w:numPr>
           <w:ilvl w:val="0"/>
           <w:numId w:val="38"/>
@@ -2082,33 +2082,12 @@
         <w:rPr>
           <w:sz w:val="28"/>
           <w:szCs w:val="28"/>
-          <w:highlight w:val="none"/>
-        </w:rPr>
-      </w:r>
-      <w:r>
-        <w:rPr>
-          <w:sz w:val="28"/>
-          <w:szCs w:val="28"/>
-          <w:highlight w:val="none"/>
-        </w:rPr>
-      </w:r>
-      <w:r>
-        <w:rPr>
-          <w:sz w:val="28"/>
-          <w:szCs w:val="28"/>
-          <w:highlight w:val="none"/>
-        </w:rPr>
-      </w:r>
-      <w:r>
-        <w:rPr>
-          <w:sz w:val="28"/>
-          <w:szCs w:val="28"/>
         </w:rPr>
       </w:r>
     </w:p>
     <w:tbl>
       <w:tblPr>
-        <w:tblStyle w:val="816"/>
+        <w:tblStyle w:val="821"/>
         <w:tblW w:w="0" w:type="auto"/>
         <w:tblBorders/>
         <w:tblLook w:val="04A0" w:firstRow="1" w:lastRow="0" w:firstColumn="1" w:lastColumn="0" w:noHBand="0" w:noVBand="1"/>
@@ -2746,6 +2725,12 @@
           <w:szCs w:val="28"/>
         </w:rPr>
       </w:r>
+      <w:r>
+        <w:rPr>
+          <w:sz w:val="28"/>
+          <w:szCs w:val="28"/>
+        </w:rPr>
+      </w:r>
     </w:p>
     <w:p>
       <w:pPr>
@@ -2784,7 +2769,14 @@
           <w:bCs/>
           <w:sz w:val="28"/>
           <w:szCs w:val="28"/>
-          <w:lang w:val="en-US"/>
+        </w:rPr>
+      </w:r>
+      <w:r>
+        <w:rPr>
+          <w:b/>
+          <w:bCs/>
+          <w:sz w:val="28"/>
+          <w:szCs w:val="28"/>
         </w:rPr>
       </w:r>
     </w:p>
@@ -2792,7 +2784,7 @@
       <w:pPr>
         <w:pBdr/>
         <w:spacing w:line="360" w:lineRule="auto"/>
-        <w:ind w:right="0" w:firstLine="709" w:left="0"/>
+        <w:ind w:right="0" w:hanging="142" w:left="0"/>
         <w:rPr>
           <w:sz w:val="28"/>
           <w:szCs w:val="28"/>
@@ -2810,12 +2802,13 @@
         <w:rPr>
           <w:sz w:val="28"/>
           <w:szCs w:val="28"/>
+          <w:lang w:val="en-CA"/>
         </w:rPr>
         <mc:AlternateContent>
           <mc:Choice Requires="wpg">
             <w:drawing>
               <wp:inline xmlns:wp="http://schemas.openxmlformats.org/drawingml/2006/wordprocessingDrawing" distT="0" distB="0" distL="0" distR="0">
-                <wp:extent cx="5136146" cy="5416299"/>
+                <wp:extent cx="5939790" cy="5290373"/>
                 <wp:effectExtent l="0" t="0" r="0" b="0"/>
                 <wp:docPr id="1" name=""/>
                 <wp:cNvGraphicFramePr>
@@ -2825,7 +2818,7 @@
                   <a:graphicData uri="http://schemas.openxmlformats.org/drawingml/2006/picture">
                     <pic:pic xmlns:pic="http://schemas.openxmlformats.org/drawingml/2006/picture">
                       <pic:nvPicPr>
-                        <pic:cNvPr id="656384209" name=""/>
+                        <pic:cNvPr id="1858835688" name=""/>
                         <pic:cNvPicPr>
                           <a:picLocks noChangeAspect="1"/>
                         </pic:cNvPicPr>
@@ -2836,9 +2829,9 @@
                         <a:stretch/>
                       </pic:blipFill>
                       <pic:spPr bwMode="auto">
-                        <a:xfrm flipH="0" flipV="0">
+                        <a:xfrm>
                           <a:off x="0" y="0"/>
-                          <a:ext cx="5136145" cy="5416299"/>
+                          <a:ext cx="5939789" cy="5290372"/>
                         </a:xfrm>
                         <a:prstGeom prst="rect">
                           <a:avLst/>
@@ -2871,7 +2864,7 @@
                 <v:path o:extrusionok="f" gradientshapeok="t" o:connecttype="rect"/>
                 <o:lock v:ext="edit" aspectratio="t"/>
               </v:shapetype>
-              <v:shape id="_x0000_i0" o:spid="_x0000_s0" type="#_x0000_t75" style="width:404.42pt;height:426.48pt;mso-wrap-distance-left:0.00pt;mso-wrap-distance-top:0.00pt;mso-wrap-distance-right:0.00pt;mso-wrap-distance-bottom:0.00pt;z-index:1;" stroked="false">
+              <v:shape id="_x0000_i0" o:spid="_x0000_s0" type="#_x0000_t75" style="width:467.70pt;height:416.56pt;mso-wrap-distance-left:0.00pt;mso-wrap-distance-top:0.00pt;mso-wrap-distance-right:0.00pt;mso-wrap-distance-bottom:0.00pt;z-index:1;" stroked="false">
                 <v:imagedata r:id="rId12" o:title=""/>
                 <o:lock v:ext="edit" rotation="t"/>
               </v:shape>
@@ -2883,10 +2876,43 @@
         <w:rPr>
           <w:sz w:val="28"/>
           <w:szCs w:val="28"/>
+          <w:lang w:val="en-CA"/>
+        </w:rPr>
+      </w:r>
+      <w:r>
+        <w:rPr>
+          <w:sz w:val="28"/>
+          <w:szCs w:val="28"/>
+          <w:lang w:val="en-CA"/>
+        </w:rPr>
+      </w:r>
+      <w:r>
+        <w:rPr>
+          <w:sz w:val="28"/>
+          <w:szCs w:val="28"/>
+          <w:lang w:val="en-CA"/>
+        </w:rPr>
+      </w:r>
+      <w:r>
+        <w:rPr>
+          <w:sz w:val="28"/>
+          <w:szCs w:val="28"/>
+        </w:rPr>
+      </w:r>
+      <w:r>
+        <w:rPr>
+          <w:sz w:val="28"/>
+          <w:szCs w:val="28"/>
           <w:lang w:val="en-US"/>
         </w:rPr>
       </w:r>
-      <w:r/>
+      <w:r>
+        <w:rPr>
+          <w:sz w:val="28"/>
+          <w:szCs w:val="28"/>
+          <w:lang w:val="en-US"/>
+        </w:rPr>
+      </w:r>
     </w:p>
     <w:p>
       <w:pPr>
@@ -2925,7 +2951,6 @@
           <w:bCs/>
           <w:sz w:val="28"/>
           <w:szCs w:val="28"/>
-          <w:lang w:val="en-CA"/>
         </w:rPr>
       </w:r>
       <w:r>
@@ -2934,7 +2959,6 @@
           <w:bCs/>
           <w:sz w:val="28"/>
           <w:szCs w:val="28"/>
-          <w:lang w:val="en-CA"/>
         </w:rPr>
       </w:r>
     </w:p>
@@ -3115,7 +3139,7 @@
           <w:color w:val="569cd6"/>
           <w:sz w:val="20"/>
         </w:rPr>
-        <w:t xml:space="preserve">raise</w:t>
+        <w:t xml:space="preserve">return</w:t>
       </w:r>
       <w:r>
         <w:rPr>
@@ -3123,7 +3147,7 @@
           <w:color w:val="dcdcdc"/>
           <w:sz w:val="20"/>
         </w:rPr>
-        <w:t xml:space="preserve"> ValueError(</w:t>
+        <w:t xml:space="preserve"> </w:t>
       </w:r>
       <w:r>
         <w:rPr>
@@ -3132,14 +3156,6 @@
           <w:sz w:val="20"/>
         </w:rPr>
         <w:t xml:space="preserve">"'x' равен любому числу"</w:t>
-      </w:r>
-      <w:r>
-        <w:rPr>
-          <w:rFonts w:ascii="Courier New" w:hAnsi="Courier New" w:eastAsia="Courier New" w:cs="Courier New"/>
-          <w:color w:val="dcdcdc"/>
-          <w:sz w:val="20"/>
-        </w:rPr>
-        <w:t xml:space="preserve">)</w:t>
       </w:r>
       <w:r/>
     </w:p>
@@ -3351,7 +3367,7 @@
           <w:color w:val="569cd6"/>
           <w:sz w:val="20"/>
         </w:rPr>
-        <w:t xml:space="preserve">raise</w:t>
+        <w:t xml:space="preserve">return</w:t>
       </w:r>
       <w:r>
         <w:rPr>
@@ -3359,7 +3375,7 @@
           <w:color w:val="dcdcdc"/>
           <w:sz w:val="20"/>
         </w:rPr>
-        <w:t xml:space="preserve"> ValueError(</w:t>
+        <w:t xml:space="preserve"> </w:t>
       </w:r>
       <w:r>
         <w:rPr>
@@ -3368,14 +3384,6 @@
           <w:sz w:val="20"/>
         </w:rPr>
         <w:t xml:space="preserve">"Нет решения.(деление на 0)"</w:t>
-      </w:r>
-      <w:r>
-        <w:rPr>
-          <w:rFonts w:ascii="Courier New" w:hAnsi="Courier New" w:eastAsia="Courier New" w:cs="Courier New"/>
-          <w:color w:val="dcdcdc"/>
-          <w:sz w:val="20"/>
-        </w:rPr>
-        <w:t xml:space="preserve">)</w:t>
       </w:r>
       <w:r/>
     </w:p>
@@ -3398,7 +3406,23 @@
           <w:color w:val="dcdcdc"/>
           <w:sz w:val="20"/>
         </w:rPr>
-        <w:t xml:space="preserve"> </w:t>
+        <w:t xml:space="preserve">    </w:t>
+      </w:r>
+      <w:r>
+        <w:rPr>
+          <w:rFonts w:ascii="Courier New" w:hAnsi="Courier New" w:eastAsia="Courier New" w:cs="Courier New"/>
+          <w:color w:val="569cd6"/>
+          <w:sz w:val="20"/>
+        </w:rPr>
+        <w:t xml:space="preserve">return</w:t>
+      </w:r>
+      <w:r>
+        <w:rPr>
+          <w:rFonts w:ascii="Courier New" w:hAnsi="Courier New" w:eastAsia="Courier New" w:cs="Courier New"/>
+          <w:color w:val="dcdcdc"/>
+          <w:sz w:val="20"/>
+        </w:rPr>
+        <w:t xml:space="preserve"> -b/a</w:t>
       </w:r>
       <w:r/>
     </w:p>
@@ -3421,23 +3445,7 @@
           <w:color w:val="dcdcdc"/>
           <w:sz w:val="20"/>
         </w:rPr>
-        <w:t xml:space="preserve">    </w:t>
-      </w:r>
-      <w:r>
-        <w:rPr>
-          <w:rFonts w:ascii="Courier New" w:hAnsi="Courier New" w:eastAsia="Courier New" w:cs="Courier New"/>
-          <w:color w:val="569cd6"/>
-          <w:sz w:val="20"/>
-        </w:rPr>
-        <w:t xml:space="preserve">return</w:t>
-      </w:r>
-      <w:r>
-        <w:rPr>
-          <w:rFonts w:ascii="Courier New" w:hAnsi="Courier New" w:eastAsia="Courier New" w:cs="Courier New"/>
-          <w:color w:val="dcdcdc"/>
-          <w:sz w:val="20"/>
-        </w:rPr>
-        <w:t xml:space="preserve"> -b/a</w:t>
+        <w:t xml:space="preserve"> </w:t>
       </w:r>
       <w:r/>
     </w:p>
@@ -3460,7 +3468,55 @@
           <w:color w:val="dcdcdc"/>
           <w:sz w:val="20"/>
         </w:rPr>
-        <w:t xml:space="preserve"> </w:t>
+        <w:t xml:space="preserve">A = </w:t>
+      </w:r>
+      <w:r>
+        <w:rPr>
+          <w:rFonts w:ascii="Courier New" w:hAnsi="Courier New" w:eastAsia="Courier New" w:cs="Courier New"/>
+          <w:color w:val="4ec9b0"/>
+          <w:sz w:val="20"/>
+        </w:rPr>
+        <w:t xml:space="preserve">int</w:t>
+      </w:r>
+      <w:r>
+        <w:rPr>
+          <w:rFonts w:ascii="Courier New" w:hAnsi="Courier New" w:eastAsia="Courier New" w:cs="Courier New"/>
+          <w:color w:val="dcdcdc"/>
+          <w:sz w:val="20"/>
+        </w:rPr>
+        <w:t xml:space="preserve">(</w:t>
+      </w:r>
+      <w:r>
+        <w:rPr>
+          <w:rFonts w:ascii="Courier New" w:hAnsi="Courier New" w:eastAsia="Courier New" w:cs="Courier New"/>
+          <w:color w:val="4ec9b0"/>
+          <w:sz w:val="20"/>
+        </w:rPr>
+        <w:t xml:space="preserve">input</w:t>
+      </w:r>
+      <w:r>
+        <w:rPr>
+          <w:rFonts w:ascii="Courier New" w:hAnsi="Courier New" w:eastAsia="Courier New" w:cs="Courier New"/>
+          <w:color w:val="dcdcdc"/>
+          <w:sz w:val="20"/>
+        </w:rPr>
+        <w:t xml:space="preserve">(</w:t>
+      </w:r>
+      <w:r>
+        <w:rPr>
+          <w:rFonts w:ascii="Courier New" w:hAnsi="Courier New" w:eastAsia="Courier New" w:cs="Courier New"/>
+          <w:color w:val="d69d85"/>
+          <w:sz w:val="20"/>
+        </w:rPr>
+        <w:t xml:space="preserve">"Введите число a "</w:t>
+      </w:r>
+      <w:r>
+        <w:rPr>
+          <w:rFonts w:ascii="Courier New" w:hAnsi="Courier New" w:eastAsia="Courier New" w:cs="Courier New"/>
+          <w:color w:val="dcdcdc"/>
+          <w:sz w:val="20"/>
+        </w:rPr>
+        <w:t xml:space="preserve">))</w:t>
       </w:r>
       <w:r/>
     </w:p>
@@ -3483,7 +3539,7 @@
           <w:color w:val="dcdcdc"/>
           <w:sz w:val="20"/>
         </w:rPr>
-        <w:t xml:space="preserve">A = </w:t>
+        <w:t xml:space="preserve">B = </w:t>
       </w:r>
       <w:r>
         <w:rPr>
@@ -3523,7 +3579,7 @@
           <w:color w:val="d69d85"/>
           <w:sz w:val="20"/>
         </w:rPr>
-        <w:t xml:space="preserve">"Введите число a "</w:t>
+        <w:t xml:space="preserve">"Введите число b "</w:t>
       </w:r>
       <w:r>
         <w:rPr>
@@ -3554,55 +3610,7 @@
           <w:color w:val="dcdcdc"/>
           <w:sz w:val="20"/>
         </w:rPr>
-        <w:t xml:space="preserve">B = </w:t>
-      </w:r>
-      <w:r>
-        <w:rPr>
-          <w:rFonts w:ascii="Courier New" w:hAnsi="Courier New" w:eastAsia="Courier New" w:cs="Courier New"/>
-          <w:color w:val="4ec9b0"/>
-          <w:sz w:val="20"/>
-        </w:rPr>
-        <w:t xml:space="preserve">int</w:t>
-      </w:r>
-      <w:r>
-        <w:rPr>
-          <w:rFonts w:ascii="Courier New" w:hAnsi="Courier New" w:eastAsia="Courier New" w:cs="Courier New"/>
-          <w:color w:val="dcdcdc"/>
-          <w:sz w:val="20"/>
-        </w:rPr>
-        <w:t xml:space="preserve">(</w:t>
-      </w:r>
-      <w:r>
-        <w:rPr>
-          <w:rFonts w:ascii="Courier New" w:hAnsi="Courier New" w:eastAsia="Courier New" w:cs="Courier New"/>
-          <w:color w:val="4ec9b0"/>
-          <w:sz w:val="20"/>
-        </w:rPr>
-        <w:t xml:space="preserve">input</w:t>
-      </w:r>
-      <w:r>
-        <w:rPr>
-          <w:rFonts w:ascii="Courier New" w:hAnsi="Courier New" w:eastAsia="Courier New" w:cs="Courier New"/>
-          <w:color w:val="dcdcdc"/>
-          <w:sz w:val="20"/>
-        </w:rPr>
-        <w:t xml:space="preserve">(</w:t>
-      </w:r>
-      <w:r>
-        <w:rPr>
-          <w:rFonts w:ascii="Courier New" w:hAnsi="Courier New" w:eastAsia="Courier New" w:cs="Courier New"/>
-          <w:color w:val="d69d85"/>
-          <w:sz w:val="20"/>
-        </w:rPr>
-        <w:t xml:space="preserve">"Введите число b "</w:t>
-      </w:r>
-      <w:r>
-        <w:rPr>
-          <w:rFonts w:ascii="Courier New" w:hAnsi="Courier New" w:eastAsia="Courier New" w:cs="Courier New"/>
-          <w:color w:val="dcdcdc"/>
-          <w:sz w:val="20"/>
-        </w:rPr>
-        <w:t xml:space="preserve">))</w:t>
+        <w:t xml:space="preserve"> </w:t>
       </w:r>
       <w:r/>
     </w:p>
@@ -3622,66 +3630,44 @@
       <w:r>
         <w:rPr>
           <w:rFonts w:ascii="Courier New" w:hAnsi="Courier New" w:eastAsia="Courier New" w:cs="Courier New"/>
+          <w:color w:val="4ec9b0"/>
+          <w:sz w:val="20"/>
+        </w:rPr>
+        <w:t xml:space="preserve">print</w:t>
+      </w:r>
+      <w:r>
+        <w:rPr>
+          <w:rFonts w:ascii="Courier New" w:hAnsi="Courier New" w:eastAsia="Courier New" w:cs="Courier New"/>
           <w:color w:val="dcdcdc"/>
           <w:sz w:val="20"/>
         </w:rPr>
-        <w:t xml:space="preserve"> </w:t>
+        <w:t xml:space="preserve">(A, B, equalisation(A, B), sep=</w:t>
+      </w:r>
+      <w:r>
+        <w:rPr>
+          <w:rFonts w:ascii="Courier New" w:hAnsi="Courier New" w:eastAsia="Courier New" w:cs="Courier New"/>
+          <w:color w:val="d69d85"/>
+          <w:sz w:val="20"/>
+        </w:rPr>
+        <w:t xml:space="preserve">"\t"</w:t>
+      </w:r>
+      <w:r>
+        <w:rPr>
+          <w:rFonts w:ascii="Courier New" w:hAnsi="Courier New" w:eastAsia="Courier New" w:cs="Courier New"/>
+          <w:color w:val="dcdcdc"/>
+          <w:sz w:val="20"/>
+        </w:rPr>
+        <w:t xml:space="preserve">)</w:t>
       </w:r>
       <w:r/>
-    </w:p>
-    <w:p>
-      <w:pPr>
-        <w:pBdr>
-          <w:top w:val="none" w:color="000000" w:sz="4" w:space="0"/>
-          <w:left w:val="none" w:color="000000" w:sz="4" w:space="0"/>
-          <w:bottom w:val="none" w:color="000000" w:sz="4" w:space="0"/>
-          <w:right w:val="none" w:color="000000" w:sz="4" w:space="0"/>
-        </w:pBdr>
-        <w:shd w:val="clear" w:color="1e1e1e" w:fill="1e1e1e"/>
-        <w:spacing w:line="199" w:lineRule="atLeast"/>
-        <w:ind w:right="0" w:firstLine="0" w:left="0"/>
-        <w:rPr/>
-      </w:pPr>
-      <w:r>
-        <w:rPr>
-          <w:rFonts w:ascii="Courier New" w:hAnsi="Courier New" w:eastAsia="Courier New" w:cs="Courier New"/>
-          <w:color w:val="4ec9b0"/>
-          <w:sz w:val="20"/>
-        </w:rPr>
-        <w:t xml:space="preserve">print</w:t>
-      </w:r>
-      <w:r>
-        <w:rPr>
-          <w:rFonts w:ascii="Courier New" w:hAnsi="Courier New" w:eastAsia="Courier New" w:cs="Courier New"/>
-          <w:color w:val="dcdcdc"/>
-          <w:sz w:val="20"/>
-        </w:rPr>
-        <w:t xml:space="preserve">(A, B, equalisation(A, B), sep=</w:t>
-      </w:r>
-      <w:r>
-        <w:rPr>
-          <w:rFonts w:ascii="Courier New" w:hAnsi="Courier New" w:eastAsia="Courier New" w:cs="Courier New"/>
-          <w:color w:val="d69d85"/>
-          <w:sz w:val="20"/>
-        </w:rPr>
-        <w:t xml:space="preserve">"\t"</w:t>
-      </w:r>
-      <w:r>
-        <w:rPr>
-          <w:rFonts w:ascii="Courier New" w:hAnsi="Courier New" w:eastAsia="Courier New" w:cs="Courier New"/>
-          <w:color w:val="dcdcdc"/>
-          <w:sz w:val="20"/>
-        </w:rPr>
-        <w:t xml:space="preserve">)</w:t>
-      </w:r>
-      <w:r/>
-    </w:p>
-    <w:p>
-      <w:pPr>
-        <w:pBdr/>
-        <w:spacing w:line="360" w:lineRule="auto"/>
-        <w:ind w:right="0" w:firstLine="709" w:left="0"/>
-        <w:jc w:val="left"/>
+      <w:r>
+        <w:rPr>
+          <w:sz w:val="28"/>
+          <w:szCs w:val="28"/>
+          <w:lang w:val="en-US"/>
+        </w:rPr>
+      </w:r>
+      <w:r>
         <w:rPr>
           <w:b w:val="0"/>
           <w:bCs w:val="0"/>
@@ -3692,27 +3678,6 @@
           <w:u w:val="none"/>
           <w:vertAlign w:val="baseline"/>
         </w:rPr>
-      </w:pPr>
-      <w:r>
-        <w:rPr>
-          <w:sz w:val="28"/>
-          <w:szCs w:val="28"/>
-          <w:lang w:val="en-US"/>
-        </w:rPr>
-      </w:r>
-      <w:r>
-        <w:rPr>
-          <w:b w:val="0"/>
-          <w:bCs w:val="0"/>
-          <w:i w:val="0"/>
-          <w:iCs w:val="0"/>
-          <w:strike w:val="0"/>
-          <w:sz w:val="28"/>
-          <w:szCs w:val="28"/>
-          <w:u w:val="none"/>
-          <w:vertAlign w:val="baseline"/>
-          <w:lang w:val="ru-RU" w:bidi="ru-RU"/>
-        </w:rPr>
       </w:r>
       <w:r>
         <w:rPr>
@@ -3726,11 +3691,17 @@
           <w:vertAlign w:val="baseline"/>
         </w:rPr>
       </w:r>
+      <w:r>
+        <w:rPr>
+          <w:rFonts w:ascii="Courier New" w:hAnsi="Courier New" w:eastAsia="Courier New" w:cs="Courier New"/>
+          <w:sz w:val="20"/>
+        </w:rPr>
+      </w:r>
     </w:p>
     <w:p>
       <w:pPr>
         <w:pBdr/>
-        <w:spacing w:line="360" w:lineRule="auto"/>
+        <w:spacing w:before="240" w:line="360" w:lineRule="auto"/>
         <w:ind w:right="0" w:firstLine="709" w:left="0"/>
         <w:jc w:val="center"/>
         <w:rPr>
@@ -3777,13 +3748,11 @@
         <w:rPr>
           <w:rFonts w:ascii="Cambria" w:hAnsi="Cambria"/>
           <w:b/>
-          <w:bCs/>
+          <w:bCs w:val="0"/>
           <w:i w:val="0"/>
-          <w:iCs w:val="0"/>
           <w:sz w:val="28"/>
           <w:szCs w:val="28"/>
           <w:u w:val="none"/>
-          <w:lang w:val="en-US"/>
         </w:rPr>
       </w:r>
       <w:r>
@@ -3900,6 +3869,15 @@
           <w:rFonts w:ascii="Times New Roman" w:hAnsi="Times New Roman" w:cs="Times New Roman"/>
           <w:sz w:val="28"/>
           <w:szCs w:val="28"/>
+          <w:highlight w:val="none"/>
+        </w:rPr>
+      </w:r>
+      <w:r>
+        <w:rPr>
+          <w:rFonts w:ascii="Times New Roman" w:hAnsi="Times New Roman" w:cs="Times New Roman"/>
+          <w:sz w:val="28"/>
+          <w:szCs w:val="28"/>
+          <w:highlight w:val="none"/>
         </w:rPr>
       </w:r>
     </w:p>
@@ -3941,13 +3919,11 @@
         </w:rPr>
         <w:t xml:space="preserve">:</w:t>
       </w:r>
-      <w:r/>
       <w:r>
         <w:rPr>
           <w:rFonts w:ascii="Times New Roman" w:hAnsi="Times New Roman" w:cs="Times New Roman"/>
           <w:sz w:val="28"/>
           <w:szCs w:val="28"/>
-          <w:highlight w:val="none"/>
         </w:rPr>
       </w:r>
       <w:r>
@@ -3955,15 +3931,6 @@
           <w:rFonts w:ascii="Times New Roman" w:hAnsi="Times New Roman" w:cs="Times New Roman"/>
           <w:sz w:val="28"/>
           <w:szCs w:val="28"/>
-          <w:highlight w:val="none"/>
-        </w:rPr>
-      </w:r>
-      <w:r>
-        <w:rPr>
-          <w:rFonts w:ascii="Times New Roman" w:hAnsi="Times New Roman" w:cs="Times New Roman"/>
-          <w:sz w:val="28"/>
-          <w:szCs w:val="28"/>
-          <w:highlight w:val="none"/>
         </w:rPr>
       </w:r>
     </w:p>
@@ -4048,8 +4015,6 @@
           </mc:Fallback>
         </mc:AlternateContent>
       </w:r>
-      <w:r/>
-      <w:r/>
       <w:r>
         <w:rPr>
           <w:rFonts w:ascii="Times New Roman" w:hAnsi="Times New Roman" w:cs="Times New Roman"/>
@@ -4110,11 +4075,22 @@
       </w:r>
       <w:r>
         <w:rPr>
-          <w:rFonts w:ascii="Times New Roman" w:hAnsi="Times New Roman" w:cs="Times New Roman"/>
+          <w:b/>
+          <w:bCs/>
           <w:sz w:val="28"/>
           <w:szCs w:val="28"/>
           <w:highlight w:val="none"/>
-          <w:lang w:val="en-US"/>
+          <w:lang w:val="en-CA"/>
+        </w:rPr>
+      </w:r>
+      <w:r>
+        <w:rPr>
+          <w:b/>
+          <w:bCs/>
+          <w:sz w:val="28"/>
+          <w:szCs w:val="28"/>
+          <w:highlight w:val="none"/>
+          <w:lang w:val="en-CA"/>
         </w:rPr>
       </w:r>
     </w:p>
@@ -4160,6 +4136,12 @@
           <w:bCs w:val="0"/>
         </w:rPr>
       </w:r>
+      <w:r>
+        <w:rPr>
+          <w:b w:val="0"/>
+          <w:bCs w:val="0"/>
+        </w:rPr>
+      </w:r>
     </w:p>
     <w:p>
       <w:pPr>
@@ -4253,6 +4235,12 @@
           <w:bCs w:val="0"/>
         </w:rPr>
       </w:r>
+      <w:r>
+        <w:rPr>
+          <w:b w:val="0"/>
+          <w:bCs w:val="0"/>
+        </w:rPr>
+      </w:r>
     </w:p>
     <w:p>
       <w:pPr>
@@ -4346,6 +4334,12 @@
           <w:bCs w:val="0"/>
         </w:rPr>
       </w:r>
+      <w:r>
+        <w:rPr>
+          <w:b w:val="0"/>
+          <w:bCs w:val="0"/>
+        </w:rPr>
+      </w:r>
     </w:p>
     <w:p>
       <w:pPr>
@@ -4399,6 +4393,12 @@
           <w:bCs w:val="0"/>
         </w:rPr>
       </w:r>
+      <w:r>
+        <w:rPr>
+          <w:b w:val="0"/>
+          <w:bCs w:val="0"/>
+        </w:rPr>
+      </w:r>
     </w:p>
     <w:p>
       <w:pPr>
@@ -4442,6 +4442,12 @@
           <w:bCs w:val="0"/>
         </w:rPr>
       </w:r>
+      <w:r>
+        <w:rPr>
+          <w:b w:val="0"/>
+          <w:bCs w:val="0"/>
+        </w:rPr>
+      </w:r>
     </w:p>
     <w:p>
       <w:pPr>
@@ -4495,6 +4501,12 @@
           <w:bCs w:val="0"/>
         </w:rPr>
       </w:r>
+      <w:r>
+        <w:rPr>
+          <w:b w:val="0"/>
+          <w:bCs w:val="0"/>
+        </w:rPr>
+      </w:r>
     </w:p>
     <w:p>
       <w:pPr>
@@ -4538,6 +4550,12 @@
           <w:bCs w:val="0"/>
         </w:rPr>
       </w:r>
+      <w:r>
+        <w:rPr>
+          <w:b w:val="0"/>
+          <w:bCs w:val="0"/>
+        </w:rPr>
+      </w:r>
     </w:p>
     <w:p>
       <w:pPr>
@@ -4591,6 +4609,12 @@
           <w:bCs w:val="0"/>
         </w:rPr>
       </w:r>
+      <w:r>
+        <w:rPr>
+          <w:b w:val="0"/>
+          <w:bCs w:val="0"/>
+        </w:rPr>
+      </w:r>
     </w:p>
     <w:p>
       <w:pPr>
@@ -4624,6 +4648,12 @@
           <w:bCs w:val="0"/>
         </w:rPr>
       </w:r>
+      <w:r>
+        <w:rPr>
+          <w:b w:val="0"/>
+          <w:bCs w:val="0"/>
+        </w:rPr>
+      </w:r>
     </w:p>
     <w:p>
       <w:pPr>
@@ -4657,6 +4687,12 @@
           <w:bCs w:val="0"/>
         </w:rPr>
       </w:r>
+      <w:r>
+        <w:rPr>
+          <w:b w:val="0"/>
+          <w:bCs w:val="0"/>
+        </w:rPr>
+      </w:r>
     </w:p>
     <w:p>
       <w:pPr>
@@ -4710,6 +4746,12 @@
           <w:bCs w:val="0"/>
         </w:rPr>
       </w:r>
+      <w:r>
+        <w:rPr>
+          <w:b w:val="0"/>
+          <w:bCs w:val="0"/>
+        </w:rPr>
+      </w:r>
     </w:p>
     <w:p>
       <w:pPr>
@@ -4743,6 +4785,12 @@
           <w:bCs w:val="0"/>
         </w:rPr>
       </w:r>
+      <w:r>
+        <w:rPr>
+          <w:b w:val="0"/>
+          <w:bCs w:val="0"/>
+        </w:rPr>
+      </w:r>
     </w:p>
     <w:p>
       <w:pPr>
@@ -4776,6 +4824,12 @@
           <w:bCs w:val="0"/>
         </w:rPr>
       </w:r>
+      <w:r>
+        <w:rPr>
+          <w:b w:val="0"/>
+          <w:bCs w:val="0"/>
+        </w:rPr>
+      </w:r>
     </w:p>
     <w:p>
       <w:pPr>
@@ -4869,6 +4923,12 @@
           <w:bCs w:val="0"/>
         </w:rPr>
       </w:r>
+      <w:r>
+        <w:rPr>
+          <w:b w:val="0"/>
+          <w:bCs w:val="0"/>
+        </w:rPr>
+      </w:r>
     </w:p>
     <w:p>
       <w:pPr>
@@ -4912,6 +4972,12 @@
           <w:bCs w:val="0"/>
         </w:rPr>
       </w:r>
+      <w:r>
+        <w:rPr>
+          <w:b w:val="0"/>
+          <w:bCs w:val="0"/>
+        </w:rPr>
+      </w:r>
     </w:p>
     <w:p>
       <w:pPr>
@@ -4985,6 +5051,12 @@
           <w:bCs w:val="0"/>
         </w:rPr>
       </w:r>
+      <w:r>
+        <w:rPr>
+          <w:b w:val="0"/>
+          <w:bCs w:val="0"/>
+        </w:rPr>
+      </w:r>
     </w:p>
     <w:p>
       <w:pPr>
@@ -5011,18 +5083,16 @@
       </w:r>
       <w:r>
         <w:rPr>
-          <w:b/>
-          <w:bCs/>
+          <w:rFonts w:ascii="Times New Roman" w:hAnsi="Times New Roman" w:cs="Times New Roman"/>
           <w:sz w:val="28"/>
           <w:szCs w:val="28"/>
           <w:highlight w:val="none"/>
-          <w:lang w:val="en-US" w:bidi="en-US"/>
-        </w:rPr>
-      </w:r>
-      <w:r>
-        <w:rPr>
-          <w:b/>
-          <w:bCs/>
+          <w:lang w:val="en-US"/>
+        </w:rPr>
+      </w:r>
+      <w:r>
+        <w:rPr>
+          <w:rFonts w:ascii="Times New Roman" w:hAnsi="Times New Roman" w:cs="Times New Roman"/>
           <w:sz w:val="28"/>
           <w:szCs w:val="28"/>
           <w:highlight w:val="none"/>
@@ -5066,20 +5136,76 @@
           <w:rFonts w:ascii="Times New Roman" w:hAnsi="Times New Roman" w:cs="Times New Roman"/>
           <w:sz w:val="28"/>
           <w:szCs w:val="28"/>
+          <w:lang w:val="en-US"/>
+        </w:rPr>
+      </w:r>
+      <w:r>
+        <w:rPr>
+          <w:rFonts w:ascii="Times New Roman" w:hAnsi="Times New Roman" w:cs="Times New Roman"/>
+          <w:sz w:val="28"/>
+          <w:szCs w:val="28"/>
+          <w:lang w:val="en-US"/>
+        </w:rPr>
+      </w:r>
+    </w:p>
+    <w:p>
+      <w:pPr>
+        <w:pBdr/>
+        <w:spacing w:line="360" w:lineRule="auto"/>
+        <w:ind w:right="0" w:firstLine="709" w:left="0"/>
+        <w:rPr>
+          <w:rFonts w:ascii="Times New Roman" w:hAnsi="Times New Roman" w:cs="Times New Roman"/>
+          <w:sz w:val="28"/>
+          <w:szCs w:val="28"/>
           <w:highlight w:val="none"/>
-          <w:lang w:val="en-US" w:bidi="en-US"/>
-        </w:rPr>
-      </w:r>
+        </w:rPr>
+      </w:pPr>
       <w:r>
         <w:rPr>
           <w:rFonts w:ascii="Times New Roman" w:hAnsi="Times New Roman" w:cs="Times New Roman"/>
           <w:sz w:val="28"/>
           <w:szCs w:val="28"/>
+        </w:rPr>
+        <w:t xml:space="preserve">Даны целые числа т, п. Если они не равны, то заменить их единицей, а если равны,</w:t>
+      </w:r>
+      <w:r>
+        <w:rPr>
+          <w:rFonts w:ascii="Times New Roman" w:hAnsi="Times New Roman" w:cs="Times New Roman"/>
+          <w:sz w:val="28"/>
+          <w:szCs w:val="28"/>
+        </w:rPr>
+        <w:t xml:space="preserve"> </w:t>
+      </w:r>
+      <w:r>
+        <w:rPr>
+          <w:rFonts w:ascii="Times New Roman" w:hAnsi="Times New Roman" w:cs="Times New Roman"/>
+          <w:sz w:val="28"/>
+          <w:szCs w:val="28"/>
+        </w:rPr>
+        <w:t xml:space="preserve">нулями.</w:t>
+      </w:r>
+      <w:r>
+        <w:rPr>
+          <w:rFonts w:ascii="Times New Roman" w:hAnsi="Times New Roman" w:cs="Times New Roman"/>
+          <w:sz w:val="28"/>
+          <w:szCs w:val="28"/>
           <w:highlight w:val="none"/>
-          <w:lang w:val="en-US" w:bidi="en-US"/>
-        </w:rPr>
-      </w:r>
-      <w:r>
+        </w:rPr>
+      </w:r>
+      <w:r>
+        <w:rPr>
+          <w:rFonts w:ascii="Times New Roman" w:hAnsi="Times New Roman" w:cs="Times New Roman"/>
+          <w:sz w:val="28"/>
+          <w:szCs w:val="28"/>
+          <w:highlight w:val="none"/>
+        </w:rPr>
+      </w:r>
+    </w:p>
+    <w:p>
+      <w:pPr>
+        <w:pBdr/>
+        <w:spacing w:line="360" w:lineRule="auto"/>
+        <w:ind w:right="0" w:firstLine="709" w:left="0"/>
         <w:rPr>
           <w:rFonts w:ascii="Times New Roman" w:hAnsi="Times New Roman" w:cs="Times New Roman"/>
           <w:sz w:val="28"/>
@@ -5087,57 +5213,35 @@
           <w:highlight w:val="none"/>
           <w:lang w:val="en-US"/>
         </w:rPr>
-      </w:r>
-    </w:p>
-    <w:p>
-      <w:pPr>
-        <w:pBdr/>
-        <w:spacing w:line="360" w:lineRule="auto"/>
-        <w:ind w:right="0" w:firstLine="709" w:left="0"/>
+      </w:pPr>
+      <w:r>
         <w:rPr>
           <w:rFonts w:ascii="Times New Roman" w:hAnsi="Times New Roman" w:cs="Times New Roman"/>
           <w:sz w:val="28"/>
           <w:szCs w:val="28"/>
-          <w:highlight w:val="none"/>
-        </w:rPr>
-      </w:pPr>
-      <w:r>
-        <w:rPr>
-          <w:rFonts w:ascii="Times New Roman" w:hAnsi="Times New Roman" w:cs="Times New Roman"/>
-          <w:sz w:val="28"/>
-          <w:szCs w:val="28"/>
-        </w:rPr>
-        <w:t xml:space="preserve">Даны целые числа т, п. Если они не равны, то заменить их единицей, а если равны,</w:t>
-      </w:r>
-      <w:r>
-        <w:rPr>
-          <w:rFonts w:ascii="Times New Roman" w:hAnsi="Times New Roman" w:cs="Times New Roman"/>
-          <w:sz w:val="28"/>
-          <w:szCs w:val="28"/>
-        </w:rPr>
-        <w:t xml:space="preserve"> </w:t>
-      </w:r>
-      <w:r>
-        <w:rPr>
-          <w:rFonts w:ascii="Times New Roman" w:hAnsi="Times New Roman" w:cs="Times New Roman"/>
-          <w:sz w:val="28"/>
-          <w:szCs w:val="28"/>
-        </w:rPr>
-        <w:t xml:space="preserve">нулями.</w:t>
-      </w:r>
-      <w:r>
-        <w:rPr>
-          <w:rFonts w:ascii="Times New Roman" w:hAnsi="Times New Roman" w:cs="Times New Roman"/>
-          <w:sz w:val="28"/>
-          <w:szCs w:val="28"/>
-        </w:rPr>
-      </w:r>
-    </w:p>
-    <w:p>
-      <w:pPr>
-        <w:pBdr/>
-        <w:spacing w:line="360" w:lineRule="auto"/>
-        <w:ind w:right="0" w:firstLine="709" w:left="0"/>
+          <w:lang w:val="en-US"/>
+        </w:rPr>
+      </w:r>
+      <w:r>
+        <w:rPr>
+          <w:b/>
+          <w:bCs/>
+          <w:sz w:val="28"/>
+          <w:szCs w:val="28"/>
+        </w:rPr>
+        <w:t xml:space="preserve">Блок-схема</w:t>
+      </w:r>
+      <w:r>
+        <w:rPr>
+          <w:b/>
+          <w:bCs/>
+          <w:sz w:val="28"/>
+          <w:szCs w:val="28"/>
+          <w:lang w:val="en-CA"/>
+        </w:rPr>
+        <w:t xml:space="preserve">:</w:t>
+      </w:r>
+      <w:r>
         <w:rPr>
           <w:rFonts w:ascii="Times New Roman" w:hAnsi="Times New Roman" w:cs="Times New Roman"/>
           <w:sz w:val="28"/>
@@ -5145,47 +5249,13 @@
           <w:highlight w:val="none"/>
           <w:lang w:val="en-US"/>
         </w:rPr>
-      </w:pPr>
+      </w:r>
       <w:r>
         <w:rPr>
           <w:rFonts w:ascii="Times New Roman" w:hAnsi="Times New Roman" w:cs="Times New Roman"/>
           <w:sz w:val="28"/>
           <w:szCs w:val="28"/>
-          <w:lang w:val="en-US"/>
-        </w:rPr>
-      </w:r>
-      <w:r>
-        <w:rPr>
-          <w:b/>
-          <w:bCs/>
-          <w:sz w:val="28"/>
-          <w:szCs w:val="28"/>
-        </w:rPr>
-        <w:t xml:space="preserve">Блок-схема</w:t>
-      </w:r>
-      <w:r>
-        <w:rPr>
-          <w:b/>
-          <w:bCs/>
-          <w:sz w:val="28"/>
-          <w:szCs w:val="28"/>
-          <w:lang w:val="en-CA"/>
-        </w:rPr>
-        <w:t xml:space="preserve">:</w:t>
-      </w:r>
-      <w:r>
-        <w:rPr>
-          <w:rFonts w:ascii="Times New Roman" w:hAnsi="Times New Roman" w:cs="Times New Roman"/>
-          <w:sz w:val="28"/>
-          <w:szCs w:val="28"/>
-          <w:lang w:val="en-US"/>
-        </w:rPr>
-      </w:r>
-      <w:r>
-        <w:rPr>
-          <w:rFonts w:ascii="Times New Roman" w:hAnsi="Times New Roman" w:cs="Times New Roman"/>
-          <w:sz w:val="28"/>
-          <w:szCs w:val="28"/>
+          <w:highlight w:val="none"/>
           <w:lang w:val="en-US"/>
         </w:rPr>
       </w:r>
@@ -5283,8 +5353,7 @@
           <w:rFonts w:ascii="Times New Roman" w:hAnsi="Times New Roman" w:cs="Times New Roman"/>
           <w:sz w:val="28"/>
           <w:szCs w:val="28"/>
-          <w:highlight w:val="none"/>
-          <w:lang w:val="en-US" w:bidi="en-US"/>
+          <w:lang w:val="en-US"/>
         </w:rPr>
       </w:r>
       <w:r>
@@ -5292,7 +5361,6 @@
           <w:rFonts w:ascii="Times New Roman" w:hAnsi="Times New Roman" w:cs="Times New Roman"/>
           <w:sz w:val="28"/>
           <w:szCs w:val="28"/>
-          <w:highlight w:val="none"/>
           <w:lang w:val="en-US"/>
         </w:rPr>
       </w:r>
@@ -5340,11 +5408,22 @@
       </w:r>
       <w:r>
         <w:rPr>
-          <w:rFonts w:ascii="Times New Roman" w:hAnsi="Times New Roman" w:cs="Times New Roman"/>
+          <w:b/>
+          <w:bCs/>
           <w:sz w:val="28"/>
           <w:szCs w:val="28"/>
           <w:highlight w:val="none"/>
-          <w:lang w:val="en-US"/>
+          <w:lang w:val="en-CA"/>
+        </w:rPr>
+      </w:r>
+      <w:r>
+        <w:rPr>
+          <w:b/>
+          <w:bCs/>
+          <w:sz w:val="28"/>
+          <w:szCs w:val="28"/>
+          <w:highlight w:val="none"/>
+          <w:lang w:val="en-CA"/>
         </w:rPr>
       </w:r>
     </w:p>
@@ -5390,6 +5469,12 @@
           <w:bCs w:val="0"/>
         </w:rPr>
       </w:r>
+      <w:r>
+        <w:rPr>
+          <w:b w:val="0"/>
+          <w:bCs w:val="0"/>
+        </w:rPr>
+      </w:r>
     </w:p>
     <w:p>
       <w:pPr>
@@ -5483,6 +5568,12 @@
           <w:bCs w:val="0"/>
         </w:rPr>
       </w:r>
+      <w:r>
+        <w:rPr>
+          <w:b w:val="0"/>
+          <w:bCs w:val="0"/>
+        </w:rPr>
+      </w:r>
     </w:p>
     <w:p>
       <w:pPr>
@@ -5576,6 +5667,12 @@
           <w:bCs w:val="0"/>
         </w:rPr>
       </w:r>
+      <w:r>
+        <w:rPr>
+          <w:b w:val="0"/>
+          <w:bCs w:val="0"/>
+        </w:rPr>
+      </w:r>
     </w:p>
     <w:p>
       <w:pPr>
@@ -5649,6 +5746,12 @@
           <w:bCs w:val="0"/>
         </w:rPr>
       </w:r>
+      <w:r>
+        <w:rPr>
+          <w:b w:val="0"/>
+          <w:bCs w:val="0"/>
+        </w:rPr>
+      </w:r>
     </w:p>
     <w:p>
       <w:pPr>
@@ -5742,6 +5845,12 @@
           <w:bCs w:val="0"/>
         </w:rPr>
       </w:r>
+      <w:r>
+        <w:rPr>
+          <w:b w:val="0"/>
+          <w:bCs w:val="0"/>
+        </w:rPr>
+      </w:r>
     </w:p>
     <w:p>
       <w:pPr>
@@ -5785,6 +5894,12 @@
           <w:bCs w:val="0"/>
         </w:rPr>
       </w:r>
+      <w:r>
+        <w:rPr>
+          <w:b w:val="0"/>
+          <w:bCs w:val="0"/>
+        </w:rPr>
+      </w:r>
     </w:p>
     <w:p>
       <w:pPr>
@@ -5858,6 +5973,12 @@
           <w:bCs w:val="0"/>
         </w:rPr>
       </w:r>
+      <w:r>
+        <w:rPr>
+          <w:b w:val="0"/>
+          <w:bCs w:val="0"/>
+        </w:rPr>
+      </w:r>
     </w:p>
     <w:p>
       <w:pPr>
@@ -5883,6 +6004,27 @@
       </w:r>
       <w:r>
         <w:rPr>
+          <w:rFonts w:ascii="Times New Roman" w:hAnsi="Times New Roman" w:cs="Times New Roman"/>
+          <w:sz w:val="28"/>
+          <w:szCs w:val="28"/>
+          <w:lang w:val="en-US"/>
+        </w:rPr>
+      </w:r>
+      <w:r>
+        <w:rPr>
+          <w:rFonts w:ascii="Times New Roman" w:hAnsi="Times New Roman" w:cs="Times New Roman"/>
+          <w:sz w:val="28"/>
+          <w:szCs w:val="28"/>
+          <w:lang w:val="en-US"/>
+        </w:rPr>
+      </w:r>
+    </w:p>
+    <w:p>
+      <w:pPr>
+        <w:pBdr/>
+        <w:spacing w:line="360" w:lineRule="auto"/>
+        <w:ind w:right="0" w:firstLine="709" w:left="0"/>
+        <w:rPr>
           <w:rFonts w:ascii="Cambria" w:hAnsi="Cambria"/>
           <w:b/>
           <w:bCs/>
@@ -5890,6 +6032,15 @@
           <w:szCs w:val="28"/>
           <w:highlight w:val="none"/>
         </w:rPr>
+      </w:pPr>
+      <w:r>
+        <w:rPr>
+          <w:rFonts w:ascii="Times New Roman" w:hAnsi="Times New Roman" w:cs="Times New Roman"/>
+          <w:sz w:val="28"/>
+          <w:szCs w:val="28"/>
+          <w:highlight w:val="none"/>
+          <w:lang w:val="en-US" w:bidi="en-US"/>
+        </w:rPr>
       </w:r>
       <w:r>
         <w:rPr>
@@ -5898,15 +6049,10 @@
           <w:bCs/>
           <w:sz w:val="28"/>
           <w:szCs w:val="28"/>
-          <w:highlight w:val="none"/>
-        </w:rPr>
-      </w:r>
-    </w:p>
-    <w:p>
-      <w:pPr>
-        <w:pBdr/>
-        <w:spacing w:line="360" w:lineRule="auto"/>
-        <w:ind w:right="0" w:firstLine="709" w:left="0"/>
+        </w:rPr>
+        <w:t xml:space="preserve">Вариант 3</w:t>
+      </w:r>
+      <w:r>
         <w:rPr>
           <w:rFonts w:ascii="Cambria" w:hAnsi="Cambria"/>
           <w:b/>
@@ -5915,15 +6061,6 @@
           <w:szCs w:val="28"/>
           <w:highlight w:val="none"/>
         </w:rPr>
-      </w:pPr>
-      <w:r>
-        <w:rPr>
-          <w:rFonts w:ascii="Times New Roman" w:hAnsi="Times New Roman" w:cs="Times New Roman"/>
-          <w:sz w:val="28"/>
-          <w:szCs w:val="28"/>
-          <w:highlight w:val="none"/>
-          <w:lang w:val="en-US" w:bidi="en-US"/>
-        </w:rPr>
       </w:r>
       <w:r>
         <w:rPr>
@@ -5932,15 +6069,7 @@
           <w:bCs/>
           <w:sz w:val="28"/>
           <w:szCs w:val="28"/>
-        </w:rPr>
-        <w:t xml:space="preserve">Вариант 3</w:t>
-      </w:r>
-      <w:r>
-        <w:rPr>
-          <w:rFonts w:ascii="Times New Roman" w:hAnsi="Times New Roman" w:cs="Times New Roman"/>
-          <w:sz w:val="28"/>
-          <w:szCs w:val="28"/>
-          <w:lang w:val="en-US"/>
+          <w:highlight w:val="none"/>
         </w:rPr>
       </w:r>
     </w:p>
@@ -6023,6 +6152,7 @@
           <w:rFonts w:ascii="Times New Roman" w:hAnsi="Times New Roman" w:cs="Times New Roman"/>
           <w:sz w:val="28"/>
           <w:szCs w:val="28"/>
+          <w:highlight w:val="none"/>
           <w:lang w:val="en-US"/>
         </w:rPr>
       </w:r>
@@ -6031,6 +6161,7 @@
           <w:rFonts w:ascii="Times New Roman" w:hAnsi="Times New Roman" w:cs="Times New Roman"/>
           <w:sz w:val="28"/>
           <w:szCs w:val="28"/>
+          <w:highlight w:val="none"/>
           <w:lang w:val="en-US"/>
         </w:rPr>
       </w:r>
@@ -6128,8 +6259,7 @@
           <w:rFonts w:ascii="Times New Roman" w:hAnsi="Times New Roman" w:cs="Times New Roman"/>
           <w:sz w:val="28"/>
           <w:szCs w:val="28"/>
-          <w:highlight w:val="none"/>
-          <w:lang w:val="en-US" w:bidi="en-US"/>
+          <w:lang w:val="en-US"/>
         </w:rPr>
       </w:r>
       <w:r>
@@ -6137,7 +6267,6 @@
           <w:rFonts w:ascii="Times New Roman" w:hAnsi="Times New Roman" w:cs="Times New Roman"/>
           <w:sz w:val="28"/>
           <w:szCs w:val="28"/>
-          <w:highlight w:val="none"/>
           <w:lang w:val="en-US"/>
         </w:rPr>
       </w:r>
@@ -6855,7 +6984,7 @@
           <w:sz w:val="28"/>
           <w:szCs w:val="28"/>
           <w:highlight w:val="none"/>
-          <w:lang w:val="en-US" w:bidi="en-US"/>
+          <w:lang w:val="en-US"/>
         </w:rPr>
       </w:r>
       <w:r>
@@ -6915,22 +7044,6 @@
           <w:lang w:val="en-US"/>
         </w:rPr>
       </w:r>
-      <w:r>
-        <w:rPr>
-          <w:rFonts w:ascii="Times New Roman" w:hAnsi="Times New Roman" w:cs="Times New Roman"/>
-          <w:sz w:val="28"/>
-          <w:szCs w:val="28"/>
-          <w:lang w:val="en-US"/>
-        </w:rPr>
-      </w:r>
-      <w:r>
-        <w:rPr>
-          <w:rFonts w:ascii="Times New Roman" w:hAnsi="Times New Roman" w:cs="Times New Roman"/>
-          <w:sz w:val="28"/>
-          <w:szCs w:val="28"/>
-          <w:lang w:val="en-US"/>
-        </w:rPr>
-      </w:r>
     </w:p>
     <w:p>
       <w:pPr>
@@ -6957,6 +7070,15 @@
           <w:rFonts w:ascii="Times New Roman" w:hAnsi="Times New Roman" w:cs="Times New Roman"/>
           <w:sz w:val="28"/>
           <w:szCs w:val="28"/>
+          <w:highlight w:val="none"/>
+        </w:rPr>
+      </w:r>
+      <w:r>
+        <w:rPr>
+          <w:rFonts w:ascii="Times New Roman" w:hAnsi="Times New Roman" w:cs="Times New Roman"/>
+          <w:sz w:val="28"/>
+          <w:szCs w:val="28"/>
+          <w:highlight w:val="none"/>
         </w:rPr>
       </w:r>
     </w:p>
@@ -7108,6 +7230,29 @@
       </w:r>
       <w:r>
         <w:rPr>
+          <w:rFonts w:ascii="Times New Roman" w:hAnsi="Times New Roman" w:cs="Times New Roman"/>
+          <w:sz w:val="28"/>
+          <w:szCs w:val="28"/>
+          <w:highlight w:val="none"/>
+          <w:lang w:val="en-US"/>
+        </w:rPr>
+      </w:r>
+      <w:r>
+        <w:rPr>
+          <w:rFonts w:ascii="Times New Roman" w:hAnsi="Times New Roman" w:cs="Times New Roman"/>
+          <w:sz w:val="28"/>
+          <w:szCs w:val="28"/>
+          <w:highlight w:val="none"/>
+          <w:lang w:val="en-US"/>
+        </w:rPr>
+      </w:r>
+    </w:p>
+    <w:p>
+      <w:pPr>
+        <w:pBdr/>
+        <w:spacing w:line="360" w:lineRule="auto"/>
+        <w:ind w:right="0" w:firstLine="709" w:left="0"/>
+        <w:rPr>
           <w:b/>
           <w:bCs/>
           <w:sz w:val="28"/>
@@ -7115,6 +7260,14 @@
           <w:highlight w:val="none"/>
           <w:lang w:val="en-CA"/>
         </w:rPr>
+      </w:pPr>
+      <w:r>
+        <w:rPr>
+          <w:rFonts w:ascii="Times New Roman" w:hAnsi="Times New Roman" w:cs="Times New Roman"/>
+          <w:sz w:val="28"/>
+          <w:szCs w:val="28"/>
+          <w:lang w:val="en-US"/>
+        </w:rPr>
       </w:r>
       <w:r>
         <w:rPr>
@@ -7122,16 +7275,30 @@
           <w:bCs/>
           <w:sz w:val="28"/>
           <w:szCs w:val="28"/>
+        </w:rPr>
+        <w:t xml:space="preserve">Код программы</w:t>
+      </w:r>
+      <w:r>
+        <w:rPr>
+          <w:b/>
+          <w:bCs/>
+          <w:sz w:val="28"/>
+          <w:szCs w:val="28"/>
+          <w:lang w:val="en-CA"/>
+        </w:rPr>
+        <w:t xml:space="preserve">:</w:t>
+      </w:r>
+      <w:r>
+        <w:rPr>
+          <w:b/>
+          <w:bCs/>
+          <w:sz w:val="28"/>
+          <w:szCs w:val="28"/>
           <w:highlight w:val="none"/>
           <w:lang w:val="en-CA"/>
         </w:rPr>
       </w:r>
-    </w:p>
-    <w:p>
-      <w:pPr>
-        <w:pBdr/>
-        <w:spacing w:line="360" w:lineRule="auto"/>
-        <w:ind w:right="0" w:firstLine="709" w:left="0"/>
+      <w:r>
         <w:rPr>
           <w:b/>
           <w:bCs/>
@@ -7139,51 +7306,6 @@
           <w:szCs w:val="28"/>
           <w:highlight w:val="none"/>
           <w:lang w:val="en-CA"/>
-        </w:rPr>
-      </w:pPr>
-      <w:r>
-        <w:rPr>
-          <w:rFonts w:ascii="Times New Roman" w:hAnsi="Times New Roman" w:cs="Times New Roman"/>
-          <w:sz w:val="28"/>
-          <w:szCs w:val="28"/>
-          <w:lang w:val="en-US"/>
-        </w:rPr>
-      </w:r>
-      <w:r>
-        <w:rPr>
-          <w:b/>
-          <w:bCs/>
-          <w:sz w:val="28"/>
-          <w:szCs w:val="28"/>
-        </w:rPr>
-        <w:t xml:space="preserve">Код программы</w:t>
-      </w:r>
-      <w:r>
-        <w:rPr>
-          <w:b/>
-          <w:bCs/>
-          <w:sz w:val="28"/>
-          <w:szCs w:val="28"/>
-          <w:lang w:val="en-CA"/>
-        </w:rPr>
-        <w:t xml:space="preserve">:</w:t>
-      </w:r>
-      <w:r>
-        <w:rPr>
-          <w:rFonts w:ascii="Times New Roman" w:hAnsi="Times New Roman" w:cs="Times New Roman"/>
-          <w:sz w:val="28"/>
-          <w:szCs w:val="28"/>
-          <w:highlight w:val="none"/>
-          <w:lang w:val="en-US"/>
-        </w:rPr>
-      </w:r>
-      <w:r>
-        <w:rPr>
-          <w:rFonts w:ascii="Times New Roman" w:hAnsi="Times New Roman" w:cs="Times New Roman"/>
-          <w:sz w:val="28"/>
-          <w:szCs w:val="28"/>
-          <w:highlight w:val="none"/>
-          <w:lang w:val="en-US"/>
         </w:rPr>
       </w:r>
     </w:p>
@@ -7682,7 +7804,13 @@
           <w:rFonts w:ascii="Times New Roman" w:hAnsi="Times New Roman" w:cs="Times New Roman"/>
           <w:sz w:val="28"/>
           <w:szCs w:val="28"/>
-          <w:highlight w:val="none"/>
+        </w:rPr>
+      </w:r>
+      <w:r>
+        <w:rPr>
+          <w:rFonts w:ascii="Times New Roman" w:hAnsi="Times New Roman" w:cs="Times New Roman"/>
+          <w:sz w:val="28"/>
+          <w:szCs w:val="28"/>
         </w:rPr>
       </w:r>
     </w:p>
@@ -7957,10 +8085,20 @@
       </w:r>
       <w:r>
         <w:rPr>
-          <w:rFonts w:ascii="Times New Roman" w:hAnsi="Times New Roman" w:cs="Times New Roman"/>
-          <w:sz w:val="28"/>
-          <w:szCs w:val="28"/>
-          <w:lang w:val="en-US"/>
+          <w:rFonts w:ascii="Cambria" w:hAnsi="Cambria"/>
+          <w:b/>
+          <w:bCs/>
+          <w:sz w:val="28"/>
+          <w:szCs w:val="28"/>
+        </w:rPr>
+      </w:r>
+      <w:r>
+        <w:rPr>
+          <w:rFonts w:ascii="Cambria" w:hAnsi="Cambria"/>
+          <w:b/>
+          <w:bCs/>
+          <w:sz w:val="28"/>
+          <w:szCs w:val="28"/>
         </w:rPr>
       </w:r>
     </w:p>
@@ -8133,7 +8271,14 @@
           <w:lang w:val="en-US"/>
         </w:rPr>
       </w:r>
-      <w:r/>
+      <w:r>
+        <w:rPr>
+          <w:rFonts w:ascii="Times New Roman" w:hAnsi="Times New Roman" w:cs="Times New Roman"/>
+          <w:sz w:val="28"/>
+          <w:szCs w:val="28"/>
+          <w:lang w:val="en-US"/>
+        </w:rPr>
+      </w:r>
     </w:p>
     <w:p>
       <w:pPr>
@@ -8178,10 +8323,22 @@
       </w:r>
       <w:r>
         <w:rPr>
-          <w:rFonts w:ascii="Times New Roman" w:hAnsi="Times New Roman" w:cs="Times New Roman"/>
-          <w:sz w:val="28"/>
-          <w:szCs w:val="28"/>
-          <w:lang w:val="en-US"/>
+          <w:b/>
+          <w:bCs/>
+          <w:sz w:val="28"/>
+          <w:szCs w:val="28"/>
+          <w:highlight w:val="none"/>
+          <w:lang w:val="en-CA"/>
+        </w:rPr>
+      </w:r>
+      <w:r>
+        <w:rPr>
+          <w:b/>
+          <w:bCs/>
+          <w:sz w:val="28"/>
+          <w:szCs w:val="28"/>
+          <w:highlight w:val="none"/>
+          <w:lang w:val="en-CA"/>
         </w:rPr>
       </w:r>
     </w:p>
@@ -8276,21 +8433,17 @@
       </w:r>
       <w:r>
         <w:rPr>
-          <w:b/>
-          <w:bCs/>
-          <w:sz w:val="28"/>
-          <w:szCs w:val="28"/>
-          <w:highlight w:val="none"/>
-          <w:lang w:val="en-US" w:bidi="en-US"/>
-        </w:rPr>
-      </w:r>
-      <w:r>
-        <w:rPr>
-          <w:b/>
-          <w:bCs/>
-          <w:sz w:val="28"/>
-          <w:szCs w:val="28"/>
-          <w:highlight w:val="none"/>
+          <w:rFonts w:ascii="Times New Roman" w:hAnsi="Times New Roman" w:cs="Times New Roman"/>
+          <w:sz w:val="28"/>
+          <w:szCs w:val="28"/>
+          <w:lang w:val="en-US"/>
+        </w:rPr>
+      </w:r>
+      <w:r>
+        <w:rPr>
+          <w:rFonts w:ascii="Times New Roman" w:hAnsi="Times New Roman" w:cs="Times New Roman"/>
+          <w:sz w:val="28"/>
+          <w:szCs w:val="28"/>
           <w:lang w:val="en-US"/>
         </w:rPr>
       </w:r>
@@ -8766,7 +8919,7 @@
           <w:sz w:val="28"/>
           <w:szCs w:val="28"/>
           <w:highlight w:val="none"/>
-          <w:lang w:val="en-US" w:bidi="en-US"/>
+          <w:lang w:val="en-US"/>
         </w:rPr>
       </w:r>
       <w:r>
@@ -8820,30 +8973,6 @@
           <w:lang w:val="en-US"/>
         </w:rPr>
         <w:t xml:space="preserve">2-5</w:t>
-      </w:r>
-      <w:r>
-        <w:rPr>
-          <w:rFonts w:ascii="Times New Roman" w:hAnsi="Times New Roman" w:cs="Times New Roman"/>
-          <w:sz w:val="28"/>
-          <w:szCs w:val="28"/>
-          <w:lang w:val="en-US"/>
-        </w:rPr>
-      </w:r>
-      <w:r>
-        <w:rPr>
-          <w:rFonts w:ascii="Times New Roman" w:hAnsi="Times New Roman" w:cs="Times New Roman"/>
-          <w:sz w:val="28"/>
-          <w:szCs w:val="28"/>
-          <w:lang w:val="en-US"/>
-        </w:rPr>
-      </w:r>
-      <w:r>
-        <w:rPr>
-          <w:rFonts w:ascii="Times New Roman" w:hAnsi="Times New Roman" w:cs="Times New Roman"/>
-          <w:sz w:val="28"/>
-          <w:szCs w:val="28"/>
-          <w:lang w:val="en-US"/>
-        </w:rPr>
       </w:r>
       <w:r>
         <w:rPr>
@@ -8891,7 +9020,7 @@
           <m:fPr>
             <m:ctrlPr>
               <w:rPr>
-                <w:rFonts w:hint="default" w:ascii="Cambria Math" w:hAnsi="Cambria Math" w:eastAsia="Cambria Math" w:cs="Cambria Math"/>
+                <w:rFonts w:ascii="Cambria Math" w:hAnsi="Cambria Math" w:eastAsia="Cambria Math" w:cs="Cambria Math"/>
                 <w:i/>
                 <w:sz w:val="28"/>
                 <w:szCs w:val="28"/>
@@ -9126,13 +9255,12 @@
           <m:t>1.4644841269841269</m:t>
         </m:r>
       </m:oMath>
-      <w:r/>
       <w:r>
         <w:rPr>
           <w:rFonts w:ascii="Times New Roman" w:hAnsi="Times New Roman" w:cs="Times New Roman"/>
           <w:sz w:val="28"/>
           <w:szCs w:val="28"/>
-          <w:lang w:val="en-US"/>
+          <w:lang w:val="en-CA"/>
         </w:rPr>
       </w:r>
       <w:r>
@@ -9437,7 +9565,7 @@
           <w:rFonts w:ascii="Times New Roman" w:hAnsi="Times New Roman" w:cs="Times New Roman"/>
           <w:sz w:val="28"/>
           <w:szCs w:val="28"/>
-          <w:lang w:val="en-US"/>
+          <w:lang w:val="en-CA"/>
         </w:rPr>
       </w:r>
       <w:r>
@@ -9734,7 +9862,7 @@
           <w:rFonts w:ascii="Times New Roman" w:hAnsi="Times New Roman" w:cs="Times New Roman"/>
           <w:sz w:val="28"/>
           <w:szCs w:val="28"/>
-          <w:lang w:val="en-US"/>
+          <w:lang w:val="en-CA"/>
         </w:rPr>
       </w:r>
       <w:r>
@@ -10024,13 +10152,14 @@
           <m:t>7.273091945557422e-11</m:t>
         </m:r>
       </m:oMath>
-      <w:r/>
-      <w:r>
-        <w:rPr>
-          <w:rFonts w:ascii="Times New Roman" w:hAnsi="Times New Roman" w:cs="Times New Roman"/>
-          <w:sz w:val="28"/>
-          <w:szCs w:val="28"/>
-          <w:lang w:val="en-CA"/>
+      <w:r>
+        <w:rPr>
+          <w:highlight w:val="none"/>
+        </w:rPr>
+      </w:r>
+      <w:r>
+        <w:rPr>
+          <w:highlight w:val="none"/>
         </w:rPr>
       </w:r>
     </w:p>
@@ -10182,6 +10311,29 @@
       </w:r>
       <w:r>
         <w:rPr>
+          <w:rFonts w:ascii="Times New Roman" w:hAnsi="Times New Roman" w:cs="Times New Roman"/>
+          <w:sz w:val="28"/>
+          <w:szCs w:val="28"/>
+          <w:highlight w:val="none"/>
+          <w:lang w:val="en-US"/>
+        </w:rPr>
+      </w:r>
+      <w:r>
+        <w:rPr>
+          <w:rFonts w:ascii="Times New Roman" w:hAnsi="Times New Roman" w:cs="Times New Roman"/>
+          <w:sz w:val="28"/>
+          <w:szCs w:val="28"/>
+          <w:highlight w:val="none"/>
+          <w:lang w:val="en-US"/>
+        </w:rPr>
+      </w:r>
+    </w:p>
+    <w:p>
+      <w:pPr>
+        <w:pBdr/>
+        <w:spacing w:line="360" w:lineRule="auto"/>
+        <w:ind w:right="0" w:firstLine="709" w:left="0"/>
+        <w:rPr>
           <w:b/>
           <w:bCs/>
           <w:sz w:val="28"/>
@@ -10189,7 +10341,7 @@
           <w:highlight w:val="none"/>
           <w:lang w:val="en-CA"/>
         </w:rPr>
-      </w:r>
+      </w:pPr>
       <w:r>
         <w:rPr>
           <w:b/>
@@ -10200,6 +10352,26 @@
           <w:lang w:val="en-CA"/>
         </w:rPr>
       </w:r>
+      <w:r>
+        <w:rPr>
+          <w:b/>
+          <w:bCs/>
+          <w:sz w:val="28"/>
+          <w:szCs w:val="28"/>
+          <w:highlight w:val="none"/>
+          <w:lang w:val="en-CA"/>
+        </w:rPr>
+      </w:r>
+      <w:r>
+        <w:rPr>
+          <w:b/>
+          <w:bCs/>
+          <w:sz w:val="28"/>
+          <w:szCs w:val="28"/>
+          <w:highlight w:val="none"/>
+          <w:lang w:val="en-CA"/>
+        </w:rPr>
+      </w:r>
     </w:p>
     <w:p>
       <w:pPr>
@@ -10352,10 +10524,37 @@
       </w:pPr>
       <w:r>
         <w:rPr>
+          <w:rFonts w:ascii="Times New Roman" w:hAnsi="Times New Roman" w:cs="Times New Roman"/>
+          <w:sz w:val="28"/>
+          <w:szCs w:val="28"/>
+          <w:lang w:val="en-US"/>
+        </w:rPr>
+      </w:r>
+      <w:r>
+        <w:rPr>
           <w:b/>
           <w:bCs/>
           <w:sz w:val="28"/>
           <w:szCs w:val="28"/>
+        </w:rPr>
+        <w:t xml:space="preserve">Код программы</w:t>
+      </w:r>
+      <w:r>
+        <w:rPr>
+          <w:b/>
+          <w:bCs/>
+          <w:sz w:val="28"/>
+          <w:szCs w:val="28"/>
+          <w:lang w:val="en-CA"/>
+        </w:rPr>
+        <w:t xml:space="preserve">:</w:t>
+      </w:r>
+      <w:r>
+        <w:rPr>
+          <w:b/>
+          <w:bCs/>
+          <w:sz w:val="28"/>
+          <w:szCs w:val="28"/>
           <w:highlight w:val="none"/>
           <w:lang w:val="en-CA"/>
         </w:rPr>
@@ -10368,66 +10567,6 @@
           <w:szCs w:val="28"/>
           <w:highlight w:val="none"/>
           <w:lang w:val="en-CA"/>
-        </w:rPr>
-      </w:r>
-    </w:p>
-    <w:p>
-      <w:pPr>
-        <w:pBdr/>
-        <w:spacing w:line="360" w:lineRule="auto"/>
-        <w:ind w:right="0" w:firstLine="709" w:left="0"/>
-        <w:rPr>
-          <w:b/>
-          <w:bCs/>
-          <w:sz w:val="28"/>
-          <w:szCs w:val="28"/>
-          <w:highlight w:val="none"/>
-          <w:lang w:val="en-CA"/>
-        </w:rPr>
-      </w:pPr>
-      <w:r>
-        <w:rPr>
-          <w:rFonts w:ascii="Times New Roman" w:hAnsi="Times New Roman" w:cs="Times New Roman"/>
-          <w:sz w:val="28"/>
-          <w:szCs w:val="28"/>
-          <w:lang w:val="en-US"/>
-        </w:rPr>
-      </w:r>
-      <w:r>
-        <w:rPr>
-          <w:b/>
-          <w:bCs/>
-          <w:sz w:val="28"/>
-          <w:szCs w:val="28"/>
-        </w:rPr>
-        <w:t xml:space="preserve">Код программы</w:t>
-      </w:r>
-      <w:r>
-        <w:rPr>
-          <w:b/>
-          <w:bCs/>
-          <w:sz w:val="28"/>
-          <w:szCs w:val="28"/>
-          <w:lang w:val="en-CA"/>
-        </w:rPr>
-        <w:t xml:space="preserve">:</w:t>
-      </w:r>
-      <w:r>
-        <w:rPr>
-          <w:rFonts w:ascii="Times New Roman" w:hAnsi="Times New Roman" w:cs="Times New Roman"/>
-          <w:sz w:val="28"/>
-          <w:szCs w:val="28"/>
-          <w:highlight w:val="none"/>
-          <w:lang w:val="en-US"/>
-        </w:rPr>
-      </w:r>
-      <w:r>
-        <w:rPr>
-          <w:rFonts w:ascii="Times New Roman" w:hAnsi="Times New Roman" w:cs="Times New Roman"/>
-          <w:sz w:val="28"/>
-          <w:szCs w:val="28"/>
-          <w:highlight w:val="none"/>
-          <w:lang w:val="en-US"/>
         </w:rPr>
       </w:r>
     </w:p>
@@ -11459,29 +11598,13 @@
         </w:rPr>
         <w:t xml:space="preserve">))</w:t>
       </w:r>
+      <w:r>
+        <w:rPr>
+          <w:rFonts w:ascii="Courier New" w:hAnsi="Courier New" w:eastAsia="Courier New" w:cs="Courier New"/>
+          <w:sz w:val="20"/>
+        </w:rPr>
+      </w:r>
       <w:r/>
-      <w:r>
-        <w:rPr>
-          <w:rFonts w:ascii="Times New Roman" w:hAnsi="Times New Roman" w:cs="Times New Roman"/>
-          <w:sz w:val="28"/>
-          <w:szCs w:val="28"/>
-          <w:lang w:val="en-US"/>
-        </w:rPr>
-      </w:r>
-      <w:r>
-        <w:rPr>
-          <w:rFonts w:ascii="Times New Roman" w:hAnsi="Times New Roman" w:cs="Times New Roman"/>
-          <w:sz w:val="28"/>
-          <w:szCs w:val="28"/>
-          <w:lang w:val="en-CA"/>
-        </w:rPr>
-      </w:r>
-      <w:r>
-        <w:rPr>
-          <w:rFonts w:ascii="Courier New" w:hAnsi="Courier New" w:eastAsia="Courier New" w:cs="Courier New"/>
-          <w:sz w:val="20"/>
-        </w:rPr>
-      </w:r>
     </w:p>
     <w:p>
       <w:pPr>
@@ -11507,24 +11630,14 @@
       </w:r>
       <w:r>
         <w:rPr>
-          <w:rFonts w:ascii="Cambria" w:hAnsi="Cambria"/>
-          <w:b/>
-          <w:bCs/>
-          <w:sz w:val="28"/>
-          <w:szCs w:val="28"/>
-          <w:highlight w:val="none"/>
-          <w:lang w:val="en-US"/>
-        </w:rPr>
-      </w:r>
-      <w:r>
-        <w:rPr>
-          <w:rFonts w:ascii="Cambria" w:hAnsi="Cambria"/>
-          <w:b/>
-          <w:bCs/>
-          <w:sz w:val="28"/>
-          <w:szCs w:val="28"/>
-          <w:highlight w:val="none"/>
-          <w:lang w:val="en-US"/>
+          <w:sz w:val="28"/>
+          <w:szCs w:val="28"/>
+        </w:rPr>
+      </w:r>
+      <w:r>
+        <w:rPr>
+          <w:sz w:val="28"/>
+          <w:szCs w:val="28"/>
         </w:rPr>
       </w:r>
     </w:p>
@@ -11563,11 +11676,9 @@
           <w:b w:val="0"/>
           <w:bCs w:val="0"/>
           <w:i w:val="0"/>
-          <w:iCs w:val="0"/>
           <w:sz w:val="28"/>
           <w:szCs w:val="28"/>
           <w:highlight w:val="none"/>
-          <w:lang w:val="en-US"/>
         </w:rPr>
       </w:r>
       <w:r>
@@ -11576,11 +11687,9 @@
           <w:b w:val="0"/>
           <w:bCs w:val="0"/>
           <w:i w:val="0"/>
-          <w:iCs w:val="0"/>
           <w:sz w:val="28"/>
           <w:szCs w:val="28"/>
           <w:highlight w:val="none"/>
-          <w:lang w:val="en-US"/>
         </w:rPr>
       </w:r>
     </w:p>
@@ -12181,7 +12290,6 @@
         </w:rPr>
         <w:t xml:space="preserve">№</w:t>
       </w:r>
-      <w:r/>
       <w:r>
         <w:rPr>
           <w:rFonts w:ascii="Cambria" w:hAnsi="Cambria"/>
@@ -12195,84 +12303,14 @@
       </w:r>
       <w:r>
         <w:rPr>
-          <w:sz w:val="28"/>
-          <w:szCs w:val="28"/>
-          <w:lang w:val="en-US"/>
-        </w:rPr>
-      </w:r>
-      <w:r>
-        <w:rPr>
-          <w:sz w:val="28"/>
-          <w:szCs w:val="28"/>
-        </w:rPr>
-      </w:r>
-    </w:p>
-    <w:p>
-      <w:pPr>
-        <w:pBdr/>
-        <w:spacing w:line="360" w:lineRule="auto"/>
-        <w:ind w:right="0" w:firstLine="709" w:left="0"/>
-        <w:rPr>
-          <w:rFonts w:ascii="Times New Roman" w:hAnsi="Times New Roman" w:cs="Times New Roman"/>
-          <w:sz w:val="28"/>
-          <w:szCs w:val="28"/>
-        </w:rPr>
-      </w:pPr>
-      <w:r>
-        <w:rPr>
-          <w:rFonts w:ascii="Times New Roman" w:hAnsi="Times New Roman" w:cs="Times New Roman"/>
-          <w:sz w:val="28"/>
-          <w:szCs w:val="28"/>
-        </w:rPr>
-        <w:t xml:space="preserve">Нарисовать оператор цикла для выполнения действий</w:t>
-      </w:r>
-      <w:r>
-        <w:rPr>
-          <w:rFonts w:ascii="Times New Roman" w:hAnsi="Times New Roman" w:cs="Times New Roman"/>
-          <w:sz w:val="28"/>
-          <w:szCs w:val="28"/>
-          <w:lang w:val="en-US"/>
-        </w:rPr>
-        <w:t xml:space="preserve">.</w:t>
-      </w:r>
-      <w:r>
-        <w:rPr>
-          <w:rFonts w:ascii="Times New Roman" w:hAnsi="Times New Roman" w:cs="Times New Roman"/>
-          <w:sz w:val="28"/>
-          <w:szCs w:val="28"/>
-        </w:rPr>
-      </w:r>
-    </w:p>
-    <w:p>
-      <w:pPr>
-        <w:pBdr/>
-        <w:spacing w:line="360" w:lineRule="auto"/>
-        <w:ind w:right="0" w:firstLine="709" w:left="0"/>
-        <w:rPr>
-          <w:rFonts w:ascii="Times New Roman" w:hAnsi="Times New Roman" w:cs="Times New Roman"/>
-          <w:sz w:val="28"/>
-          <w:szCs w:val="28"/>
-          <w:lang w:val="en-US"/>
-        </w:rPr>
-      </w:pPr>
-      <w:r>
-        <w:rPr>
-          <w:rFonts w:ascii="Times New Roman" w:hAnsi="Times New Roman" w:cs="Times New Roman"/>
-          <w:sz w:val="28"/>
-          <w:szCs w:val="28"/>
-          <w:highlight w:val="none"/>
-          <w:lang w:val="en-US" w:bidi="en-US"/>
-        </w:rPr>
-      </w:r>
-      <w:r>
-        <w:rPr>
           <w:rFonts w:ascii="Cambria" w:hAnsi="Cambria"/>
           <w:b/>
           <w:bCs/>
           <w:sz w:val="28"/>
           <w:szCs w:val="28"/>
-        </w:rPr>
-        <w:t xml:space="preserve">Вариант</w:t>
+          <w:highlight w:val="none"/>
+          <w:lang w:val="en-US"/>
+        </w:rPr>
       </w:r>
       <w:r>
         <w:rPr>
@@ -12281,6 +12319,92 @@
           <w:bCs/>
           <w:sz w:val="28"/>
           <w:szCs w:val="28"/>
+          <w:highlight w:val="none"/>
+          <w:lang w:val="en-US"/>
+        </w:rPr>
+      </w:r>
+    </w:p>
+    <w:p>
+      <w:pPr>
+        <w:pBdr/>
+        <w:spacing w:line="360" w:lineRule="auto"/>
+        <w:ind w:right="0" w:firstLine="709" w:left="0"/>
+        <w:rPr>
+          <w:rFonts w:ascii="Times New Roman" w:hAnsi="Times New Roman" w:cs="Times New Roman"/>
+          <w:sz w:val="28"/>
+          <w:szCs w:val="28"/>
+        </w:rPr>
+      </w:pPr>
+      <w:r>
+        <w:rPr>
+          <w:rFonts w:ascii="Times New Roman" w:hAnsi="Times New Roman" w:cs="Times New Roman"/>
+          <w:sz w:val="28"/>
+          <w:szCs w:val="28"/>
+        </w:rPr>
+        <w:t xml:space="preserve">Нарисовать оператор цикла для выполнения действий</w:t>
+      </w:r>
+      <w:r>
+        <w:rPr>
+          <w:rFonts w:ascii="Times New Roman" w:hAnsi="Times New Roman" w:cs="Times New Roman"/>
+          <w:sz w:val="28"/>
+          <w:szCs w:val="28"/>
+          <w:lang w:val="en-US"/>
+        </w:rPr>
+        <w:t xml:space="preserve">.</w:t>
+      </w:r>
+      <w:r>
+        <w:rPr>
+          <w:rFonts w:ascii="Times New Roman" w:hAnsi="Times New Roman" w:cs="Times New Roman"/>
+          <w:sz w:val="28"/>
+          <w:szCs w:val="28"/>
+        </w:rPr>
+      </w:r>
+      <w:r>
+        <w:rPr>
+          <w:rFonts w:ascii="Times New Roman" w:hAnsi="Times New Roman" w:cs="Times New Roman"/>
+          <w:sz w:val="28"/>
+          <w:szCs w:val="28"/>
+        </w:rPr>
+      </w:r>
+    </w:p>
+    <w:p>
+      <w:pPr>
+        <w:pBdr/>
+        <w:spacing w:line="360" w:lineRule="auto"/>
+        <w:ind w:right="0" w:firstLine="709" w:left="0"/>
+        <w:rPr>
+          <w:rFonts w:ascii="Times New Roman" w:hAnsi="Times New Roman" w:cs="Times New Roman"/>
+          <w:sz w:val="28"/>
+          <w:szCs w:val="28"/>
+          <w:lang w:val="en-US"/>
+        </w:rPr>
+      </w:pPr>
+      <w:r>
+        <w:rPr>
+          <w:rFonts w:ascii="Times New Roman" w:hAnsi="Times New Roman" w:cs="Times New Roman"/>
+          <w:sz w:val="28"/>
+          <w:szCs w:val="28"/>
+          <w:highlight w:val="none"/>
+          <w:lang w:val="en-US" w:bidi="en-US"/>
+        </w:rPr>
+      </w:r>
+      <w:r>
+        <w:rPr>
+          <w:rFonts w:ascii="Cambria" w:hAnsi="Cambria"/>
+          <w:b/>
+          <w:bCs/>
+          <w:sz w:val="28"/>
+          <w:szCs w:val="28"/>
+        </w:rPr>
+        <w:t xml:space="preserve">Вариант</w:t>
+      </w:r>
+      <w:r>
+        <w:rPr>
+          <w:rFonts w:ascii="Cambria" w:hAnsi="Cambria"/>
+          <w:b/>
+          <w:bCs/>
+          <w:sz w:val="28"/>
+          <w:szCs w:val="28"/>
           <w:lang w:val="en-US"/>
         </w:rPr>
         <w:t xml:space="preserve"> 1,2,4,5</w:t>
@@ -12345,29 +12469,6 @@
           <w:szCs w:val="28"/>
         </w:rPr>
       </w:r>
-      <w:r>
-        <w:rPr>
-          <w:rFonts w:ascii="Times New Roman" w:hAnsi="Times New Roman" w:cs="Times New Roman"/>
-          <w:sz w:val="28"/>
-          <w:szCs w:val="28"/>
-          <w:lang w:val="en-US"/>
-        </w:rPr>
-      </w:r>
-      <w:r>
-        <w:rPr>
-          <w:rFonts w:ascii="Times New Roman" w:hAnsi="Times New Roman" w:cs="Times New Roman"/>
-          <w:sz w:val="28"/>
-          <w:szCs w:val="28"/>
-          <w:lang w:val="en-US"/>
-        </w:rPr>
-      </w:r>
-      <w:r>
-        <w:rPr>
-          <w:rFonts w:ascii="Times New Roman" w:hAnsi="Times New Roman" w:cs="Times New Roman"/>
-          <w:sz w:val="28"/>
-          <w:szCs w:val="28"/>
-        </w:rPr>
-      </w:r>
     </w:p>
     <w:p>
       <w:pPr>
@@ -12547,10 +12648,22 @@
       </w:r>
       <w:r>
         <w:rPr>
-          <w:rFonts w:ascii="Times New Roman" w:hAnsi="Times New Roman" w:cs="Times New Roman"/>
-          <w:sz w:val="28"/>
-          <w:szCs w:val="28"/>
-          <w:lang w:val="en-US"/>
+          <w:b/>
+          <w:bCs/>
+          <w:sz w:val="28"/>
+          <w:szCs w:val="28"/>
+          <w:highlight w:val="none"/>
+          <w:lang w:val="en-CA"/>
+        </w:rPr>
+      </w:r>
+      <w:r>
+        <w:rPr>
+          <w:b/>
+          <w:bCs/>
+          <w:sz w:val="28"/>
+          <w:szCs w:val="28"/>
+          <w:highlight w:val="none"/>
+          <w:lang w:val="en-CA"/>
         </w:rPr>
       </w:r>
     </w:p>
@@ -12655,11 +12768,59 @@
       </w:r>
       <w:r>
         <w:rPr>
+          <w:rFonts w:ascii="Times New Roman" w:hAnsi="Times New Roman" w:cs="Times New Roman"/>
+          <w:sz w:val="28"/>
+          <w:szCs w:val="28"/>
+          <w:lang w:val="en-US"/>
+        </w:rPr>
+      </w:r>
+      <w:r>
+        <w:rPr>
+          <w:rFonts w:ascii="Times New Roman" w:hAnsi="Times New Roman" w:cs="Times New Roman"/>
+          <w:sz w:val="28"/>
+          <w:szCs w:val="28"/>
+          <w:lang w:val="en-US"/>
+        </w:rPr>
+      </w:r>
+    </w:p>
+    <w:p>
+      <w:pPr>
+        <w:pBdr/>
+        <w:spacing w:line="360" w:lineRule="auto"/>
+        <w:ind w:right="0" w:firstLine="709" w:left="0"/>
+        <w:rPr>
+          <w:rFonts w:ascii="Times New Roman" w:hAnsi="Times New Roman" w:cs="Times New Roman"/>
+          <w:sz w:val="28"/>
+          <w:szCs w:val="28"/>
+          <w:highlight w:val="none"/>
+          <w:lang w:val="en-US"/>
+        </w:rPr>
+      </w:pPr>
+      <w:r>
+        <w:rPr>
           <w:b/>
           <w:bCs/>
           <w:sz w:val="28"/>
           <w:szCs w:val="28"/>
           <w:highlight w:val="none"/>
+          <w:lang w:val="en-CA"/>
+        </w:rPr>
+      </w:r>
+      <w:r>
+        <w:rPr>
+          <w:rFonts w:ascii="Times New Roman" w:hAnsi="Times New Roman" w:cs="Times New Roman"/>
+          <w:sz w:val="28"/>
+          <w:szCs w:val="28"/>
+          <w:highlight w:val="none"/>
+          <w:lang w:val="en-US"/>
+        </w:rPr>
+      </w:r>
+      <w:r>
+        <w:rPr>
+          <w:rFonts w:ascii="Times New Roman" w:hAnsi="Times New Roman" w:cs="Times New Roman"/>
+          <w:sz w:val="28"/>
+          <w:szCs w:val="28"/>
+          <w:highlight w:val="none"/>
           <w:lang w:val="en-US"/>
         </w:rPr>
       </w:r>
@@ -12670,15 +12831,6 @@
         <w:spacing w:line="360" w:lineRule="auto"/>
         <w:ind w:right="0" w:firstLine="709" w:left="0"/>
         <w:rPr>
-          <w:rFonts w:ascii="Times New Roman" w:hAnsi="Times New Roman" w:cs="Times New Roman"/>
-          <w:sz w:val="28"/>
-          <w:szCs w:val="28"/>
-          <w:highlight w:val="none"/>
-          <w:lang w:val="en-US"/>
-        </w:rPr>
-      </w:pPr>
-      <w:r>
-        <w:rPr>
           <w:b/>
           <w:bCs/>
           <w:sz w:val="28"/>
@@ -12686,7 +12838,7 @@
           <w:highlight w:val="none"/>
           <w:lang w:val="en-CA"/>
         </w:rPr>
-      </w:r>
+      </w:pPr>
       <w:r>
         <w:rPr>
           <w:b/>
@@ -12707,6 +12859,16 @@
           <w:lang w:val="en-CA"/>
         </w:rPr>
       </w:r>
+      <w:r>
+        <w:rPr>
+          <w:b/>
+          <w:bCs/>
+          <w:sz w:val="28"/>
+          <w:szCs w:val="28"/>
+          <w:highlight w:val="none"/>
+          <w:lang w:val="en-CA"/>
+        </w:rPr>
+      </w:r>
     </w:p>
     <w:p>
       <w:pPr>
@@ -12769,10 +12931,37 @@
       </w:pPr>
       <w:r>
         <w:rPr>
+          <w:rFonts w:ascii="Times New Roman" w:hAnsi="Times New Roman" w:cs="Times New Roman"/>
+          <w:sz w:val="28"/>
+          <w:szCs w:val="28"/>
+          <w:lang w:val="en-US"/>
+        </w:rPr>
+      </w:r>
+      <w:r>
+        <w:rPr>
           <w:b/>
           <w:bCs/>
           <w:sz w:val="28"/>
           <w:szCs w:val="28"/>
+        </w:rPr>
+        <w:t xml:space="preserve">Код программы</w:t>
+      </w:r>
+      <w:r>
+        <w:rPr>
+          <w:b/>
+          <w:bCs/>
+          <w:sz w:val="28"/>
+          <w:szCs w:val="28"/>
+          <w:lang w:val="en-CA"/>
+        </w:rPr>
+        <w:t xml:space="preserve">:</w:t>
+      </w:r>
+      <w:r>
+        <w:rPr>
+          <w:b/>
+          <w:bCs/>
+          <w:sz w:val="28"/>
+          <w:szCs w:val="28"/>
           <w:highlight w:val="none"/>
           <w:lang w:val="en-CA"/>
         </w:rPr>
@@ -12785,76 +12974,6 @@
           <w:szCs w:val="28"/>
           <w:highlight w:val="none"/>
           <w:lang w:val="en-CA"/>
-        </w:rPr>
-      </w:r>
-      <w:r>
-        <w:rPr>
-          <w:b/>
-          <w:bCs/>
-          <w:sz w:val="28"/>
-          <w:szCs w:val="28"/>
-          <w:highlight w:val="none"/>
-          <w:lang w:val="en-CA"/>
-        </w:rPr>
-      </w:r>
-    </w:p>
-    <w:p>
-      <w:pPr>
-        <w:pBdr/>
-        <w:spacing w:line="360" w:lineRule="auto"/>
-        <w:ind w:right="0" w:firstLine="709" w:left="0"/>
-        <w:rPr>
-          <w:b/>
-          <w:bCs/>
-          <w:sz w:val="28"/>
-          <w:szCs w:val="28"/>
-          <w:highlight w:val="none"/>
-          <w:lang w:val="en-CA"/>
-        </w:rPr>
-      </w:pPr>
-      <w:r>
-        <w:rPr>
-          <w:rFonts w:ascii="Times New Roman" w:hAnsi="Times New Roman" w:cs="Times New Roman"/>
-          <w:sz w:val="28"/>
-          <w:szCs w:val="28"/>
-          <w:lang w:val="en-US"/>
-        </w:rPr>
-      </w:r>
-      <w:r>
-        <w:rPr>
-          <w:b/>
-          <w:bCs/>
-          <w:sz w:val="28"/>
-          <w:szCs w:val="28"/>
-        </w:rPr>
-        <w:t xml:space="preserve">Код программы</w:t>
-      </w:r>
-      <w:r>
-        <w:rPr>
-          <w:b/>
-          <w:bCs/>
-          <w:sz w:val="28"/>
-          <w:szCs w:val="28"/>
-          <w:lang w:val="en-CA"/>
-        </w:rPr>
-        <w:t xml:space="preserve">:</w:t>
-      </w:r>
-      <w:r>
-        <w:rPr>
-          <w:rFonts w:ascii="Times New Roman" w:hAnsi="Times New Roman" w:cs="Times New Roman"/>
-          <w:sz w:val="28"/>
-          <w:szCs w:val="28"/>
-          <w:highlight w:val="none"/>
-          <w:lang w:val="en-US"/>
-        </w:rPr>
-      </w:r>
-      <w:r>
-        <w:rPr>
-          <w:rFonts w:ascii="Times New Roman" w:hAnsi="Times New Roman" w:cs="Times New Roman"/>
-          <w:sz w:val="28"/>
-          <w:szCs w:val="28"/>
-          <w:highlight w:val="none"/>
-          <w:lang w:val="en-US"/>
         </w:rPr>
       </w:r>
     </w:p>
@@ -12980,6 +13099,12 @@
           <w:bCs w:val="0"/>
         </w:rPr>
       </w:r>
+      <w:r>
+        <w:rPr>
+          <w:b w:val="0"/>
+          <w:bCs w:val="0"/>
+        </w:rPr>
+      </w:r>
     </w:p>
     <w:p>
       <w:pPr>
@@ -13013,6 +13138,12 @@
           <w:bCs w:val="0"/>
         </w:rPr>
       </w:r>
+      <w:r>
+        <w:rPr>
+          <w:b w:val="0"/>
+          <w:bCs w:val="0"/>
+        </w:rPr>
+      </w:r>
     </w:p>
     <w:p>
       <w:pPr>
@@ -13066,6 +13197,12 @@
           <w:bCs w:val="0"/>
         </w:rPr>
       </w:r>
+      <w:r>
+        <w:rPr>
+          <w:b w:val="0"/>
+          <w:bCs w:val="0"/>
+        </w:rPr>
+      </w:r>
     </w:p>
     <w:p>
       <w:pPr>
@@ -13139,6 +13276,12 @@
           <w:bCs w:val="0"/>
         </w:rPr>
       </w:r>
+      <w:r>
+        <w:rPr>
+          <w:b w:val="0"/>
+          <w:bCs w:val="0"/>
+        </w:rPr>
+      </w:r>
     </w:p>
     <w:p>
       <w:pPr>
@@ -13212,6 +13355,12 @@
           <w:bCs w:val="0"/>
         </w:rPr>
       </w:r>
+      <w:r>
+        <w:rPr>
+          <w:b w:val="0"/>
+          <w:bCs w:val="0"/>
+        </w:rPr>
+      </w:r>
     </w:p>
     <w:p>
       <w:pPr>
@@ -13245,6 +13394,12 @@
           <w:bCs w:val="0"/>
         </w:rPr>
       </w:r>
+      <w:r>
+        <w:rPr>
+          <w:b w:val="0"/>
+          <w:bCs w:val="0"/>
+        </w:rPr>
+      </w:r>
     </w:p>
     <w:p>
       <w:pPr>
@@ -13298,6 +13453,12 @@
           <w:bCs w:val="0"/>
         </w:rPr>
       </w:r>
+      <w:r>
+        <w:rPr>
+          <w:b w:val="0"/>
+          <w:bCs w:val="0"/>
+        </w:rPr>
+      </w:r>
     </w:p>
     <w:p>
       <w:pPr>
@@ -13371,6 +13532,12 @@
           <w:bCs w:val="0"/>
         </w:rPr>
       </w:r>
+      <w:r>
+        <w:rPr>
+          <w:b w:val="0"/>
+          <w:bCs w:val="0"/>
+        </w:rPr>
+      </w:r>
     </w:p>
     <w:p>
       <w:pPr>
@@ -13424,6 +13591,12 @@
           <w:bCs w:val="0"/>
         </w:rPr>
       </w:r>
+      <w:r>
+        <w:rPr>
+          <w:b w:val="0"/>
+          <w:bCs w:val="0"/>
+        </w:rPr>
+      </w:r>
     </w:p>
     <w:p>
       <w:pPr>
@@ -13477,6 +13650,12 @@
           <w:bCs w:val="0"/>
         </w:rPr>
       </w:r>
+      <w:r>
+        <w:rPr>
+          <w:b w:val="0"/>
+          <w:bCs w:val="0"/>
+        </w:rPr>
+      </w:r>
     </w:p>
     <w:p>
       <w:pPr>
@@ -13510,6 +13689,12 @@
           <w:bCs w:val="0"/>
         </w:rPr>
       </w:r>
+      <w:r>
+        <w:rPr>
+          <w:b w:val="0"/>
+          <w:bCs w:val="0"/>
+        </w:rPr>
+      </w:r>
     </w:p>
     <w:p>
       <w:pPr>
@@ -13543,6 +13728,12 @@
           <w:bCs w:val="0"/>
         </w:rPr>
       </w:r>
+      <w:r>
+        <w:rPr>
+          <w:b w:val="0"/>
+          <w:bCs w:val="0"/>
+        </w:rPr>
+      </w:r>
     </w:p>
     <w:p>
       <w:pPr>
@@ -13576,6 +13767,12 @@
           <w:bCs w:val="0"/>
         </w:rPr>
       </w:r>
+      <w:r>
+        <w:rPr>
+          <w:b w:val="0"/>
+          <w:bCs w:val="0"/>
+        </w:rPr>
+      </w:r>
     </w:p>
     <w:p>
       <w:pPr>
@@ -13609,6 +13806,12 @@
           <w:bCs w:val="0"/>
         </w:rPr>
       </w:r>
+      <w:r>
+        <w:rPr>
+          <w:b w:val="0"/>
+          <w:bCs w:val="0"/>
+        </w:rPr>
+      </w:r>
     </w:p>
     <w:p>
       <w:pPr>
@@ -13662,6 +13865,12 @@
           <w:bCs w:val="0"/>
         </w:rPr>
       </w:r>
+      <w:r>
+        <w:rPr>
+          <w:b w:val="0"/>
+          <w:bCs w:val="0"/>
+        </w:rPr>
+      </w:r>
     </w:p>
     <w:p>
       <w:pPr>
@@ -13695,6 +13904,12 @@
           <w:bCs w:val="0"/>
         </w:rPr>
       </w:r>
+      <w:r>
+        <w:rPr>
+          <w:b w:val="0"/>
+          <w:bCs w:val="0"/>
+        </w:rPr>
+      </w:r>
     </w:p>
     <w:p>
       <w:pPr>
@@ -13728,6 +13943,12 @@
           <w:bCs w:val="0"/>
         </w:rPr>
       </w:r>
+      <w:r>
+        <w:rPr>
+          <w:b w:val="0"/>
+          <w:bCs w:val="0"/>
+        </w:rPr>
+      </w:r>
     </w:p>
     <w:p>
       <w:pPr>
@@ -13781,6 +14002,12 @@
           <w:bCs w:val="0"/>
         </w:rPr>
       </w:r>
+      <w:r>
+        <w:rPr>
+          <w:b w:val="0"/>
+          <w:bCs w:val="0"/>
+        </w:rPr>
+      </w:r>
     </w:p>
     <w:p>
       <w:pPr>
@@ -13814,6 +14041,12 @@
           <w:bCs w:val="0"/>
         </w:rPr>
       </w:r>
+      <w:r>
+        <w:rPr>
+          <w:b w:val="0"/>
+          <w:bCs w:val="0"/>
+        </w:rPr>
+      </w:r>
     </w:p>
     <w:p>
       <w:pPr>
@@ -13897,6 +14130,12 @@
           <w:bCs w:val="0"/>
         </w:rPr>
       </w:r>
+      <w:r>
+        <w:rPr>
+          <w:b w:val="0"/>
+          <w:bCs w:val="0"/>
+        </w:rPr>
+      </w:r>
     </w:p>
     <w:p>
       <w:pPr>
@@ -13980,6 +14219,12 @@
           <w:bCs w:val="0"/>
         </w:rPr>
       </w:r>
+      <w:r>
+        <w:rPr>
+          <w:b w:val="0"/>
+          <w:bCs w:val="0"/>
+        </w:rPr>
+      </w:r>
     </w:p>
     <w:p>
       <w:pPr>
@@ -14083,6 +14328,12 @@
           <w:bCs w:val="0"/>
         </w:rPr>
       </w:r>
+      <w:r>
+        <w:rPr>
+          <w:b w:val="0"/>
+          <w:bCs w:val="0"/>
+        </w:rPr>
+      </w:r>
     </w:p>
     <w:p>
       <w:pPr>
@@ -14182,21 +14433,14 @@
       </w:r>
       <w:r>
         <w:rPr>
-          <w:rFonts w:ascii="Cambria" w:hAnsi="Cambria"/>
           <w:b w:val="0"/>
           <w:bCs w:val="0"/>
-          <w:sz w:val="28"/>
-          <w:szCs w:val="28"/>
-          <w:highlight w:val="none"/>
-          <w:lang w:val="en-US"/>
-        </w:rPr>
-      </w:r>
-      <w:r>
-        <w:rPr>
-          <w:rFonts w:ascii="Courier New" w:hAnsi="Courier New" w:eastAsia="Courier New" w:cs="Courier New"/>
+        </w:rPr>
+      </w:r>
+      <w:r>
+        <w:rPr>
           <w:b w:val="0"/>
           <w:bCs w:val="0"/>
-          <w:sz w:val="20"/>
         </w:rPr>
       </w:r>
     </w:p>
@@ -14247,17 +14491,23 @@
       </w:r>
       <w:r>
         <w:rPr>
-          <w:rFonts w:ascii="Times New Roman" w:hAnsi="Times New Roman" w:cs="Times New Roman"/>
-          <w:sz w:val="28"/>
-          <w:szCs w:val="28"/>
+          <w:rFonts w:ascii="Cambria" w:hAnsi="Cambria"/>
+          <w:b/>
+          <w:bCs/>
+          <w:sz w:val="28"/>
+          <w:szCs w:val="28"/>
+          <w:highlight w:val="none"/>
           <w:lang w:val="en-US"/>
         </w:rPr>
       </w:r>
       <w:r>
         <w:rPr>
-          <w:rFonts w:ascii="Times New Roman" w:hAnsi="Times New Roman" w:cs="Times New Roman"/>
-          <w:sz w:val="28"/>
-          <w:szCs w:val="28"/>
+          <w:rFonts w:ascii="Cambria" w:hAnsi="Cambria"/>
+          <w:b/>
+          <w:bCs/>
+          <w:sz w:val="28"/>
+          <w:szCs w:val="28"/>
+          <w:highlight w:val="none"/>
           <w:lang w:val="en-US"/>
         </w:rPr>
       </w:r>
@@ -14307,6 +14557,13 @@
           <w:szCs w:val="28"/>
         </w:rPr>
       </w:r>
+      <w:r>
+        <w:rPr>
+          <w:rFonts w:ascii="Times New Roman" w:hAnsi="Times New Roman" w:cs="Times New Roman"/>
+          <w:sz w:val="28"/>
+          <w:szCs w:val="28"/>
+        </w:rPr>
+      </w:r>
     </w:p>
     <w:p>
       <w:pPr>
@@ -14377,16 +14634,6 @@
           <w:lang w:val="en-US"/>
         </w:rPr>
       </w:pPr>
-      <w:r>
-        <w:rPr>
-          <w:b/>
-          <w:bCs/>
-          <w:sz w:val="28"/>
-          <w:szCs w:val="28"/>
-          <w:highlight w:val="none"/>
-          <w:lang w:val="en-CA"/>
-        </w:rPr>
-      </w:r>
       <w:r>
         <w:rPr>
           <w:b/>
@@ -14476,6 +14723,29 @@
       </w:r>
       <w:r>
         <w:rPr>
+          <w:rFonts w:ascii="Times New Roman" w:hAnsi="Times New Roman" w:cs="Times New Roman"/>
+          <w:sz w:val="28"/>
+          <w:szCs w:val="28"/>
+          <w:highlight w:val="none"/>
+          <w:lang w:val="en-US"/>
+        </w:rPr>
+      </w:r>
+      <w:r>
+        <w:rPr>
+          <w:rFonts w:ascii="Times New Roman" w:hAnsi="Times New Roman" w:cs="Times New Roman"/>
+          <w:sz w:val="28"/>
+          <w:szCs w:val="28"/>
+          <w:highlight w:val="none"/>
+          <w:lang w:val="en-US"/>
+        </w:rPr>
+      </w:r>
+    </w:p>
+    <w:p>
+      <w:pPr>
+        <w:pBdr/>
+        <w:spacing w:line="360" w:lineRule="auto"/>
+        <w:ind w:right="0" w:firstLine="709" w:left="0"/>
+        <w:rPr>
           <w:b/>
           <w:bCs/>
           <w:sz w:val="28"/>
@@ -14483,6 +14753,14 @@
           <w:highlight w:val="none"/>
           <w:lang w:val="en-CA"/>
         </w:rPr>
+      </w:pPr>
+      <w:r>
+        <w:rPr>
+          <w:rFonts w:ascii="Times New Roman" w:hAnsi="Times New Roman" w:cs="Times New Roman"/>
+          <w:sz w:val="28"/>
+          <w:szCs w:val="28"/>
+          <w:lang w:val="en-US"/>
+        </w:rPr>
       </w:r>
       <w:r>
         <w:rPr>
@@ -14490,16 +14768,30 @@
           <w:bCs/>
           <w:sz w:val="28"/>
           <w:szCs w:val="28"/>
+        </w:rPr>
+        <w:t xml:space="preserve">Код программы</w:t>
+      </w:r>
+      <w:r>
+        <w:rPr>
+          <w:b/>
+          <w:bCs/>
+          <w:sz w:val="28"/>
+          <w:szCs w:val="28"/>
+          <w:lang w:val="en-CA"/>
+        </w:rPr>
+        <w:t xml:space="preserve">:</w:t>
+      </w:r>
+      <w:r>
+        <w:rPr>
+          <w:b/>
+          <w:bCs/>
+          <w:sz w:val="28"/>
+          <w:szCs w:val="28"/>
           <w:highlight w:val="none"/>
           <w:lang w:val="en-CA"/>
         </w:rPr>
       </w:r>
-    </w:p>
-    <w:p>
-      <w:pPr>
-        <w:pBdr/>
-        <w:spacing w:line="360" w:lineRule="auto"/>
-        <w:ind w:right="0" w:firstLine="709" w:left="0"/>
+      <w:r>
         <w:rPr>
           <w:b/>
           <w:bCs/>
@@ -14507,51 +14799,6 @@
           <w:szCs w:val="28"/>
           <w:highlight w:val="none"/>
           <w:lang w:val="en-CA"/>
-        </w:rPr>
-      </w:pPr>
-      <w:r>
-        <w:rPr>
-          <w:rFonts w:ascii="Times New Roman" w:hAnsi="Times New Roman" w:cs="Times New Roman"/>
-          <w:sz w:val="28"/>
-          <w:szCs w:val="28"/>
-          <w:lang w:val="en-US"/>
-        </w:rPr>
-      </w:r>
-      <w:r>
-        <w:rPr>
-          <w:b/>
-          <w:bCs/>
-          <w:sz w:val="28"/>
-          <w:szCs w:val="28"/>
-        </w:rPr>
-        <w:t xml:space="preserve">Код программы</w:t>
-      </w:r>
-      <w:r>
-        <w:rPr>
-          <w:b/>
-          <w:bCs/>
-          <w:sz w:val="28"/>
-          <w:szCs w:val="28"/>
-          <w:lang w:val="en-CA"/>
-        </w:rPr>
-        <w:t xml:space="preserve">:</w:t>
-      </w:r>
-      <w:r>
-        <w:rPr>
-          <w:rFonts w:ascii="Times New Roman" w:hAnsi="Times New Roman" w:cs="Times New Roman"/>
-          <w:sz w:val="28"/>
-          <w:szCs w:val="28"/>
-          <w:highlight w:val="none"/>
-          <w:lang w:val="en-US"/>
-        </w:rPr>
-      </w:r>
-      <w:r>
-        <w:rPr>
-          <w:rFonts w:ascii="Times New Roman" w:hAnsi="Times New Roman" w:cs="Times New Roman"/>
-          <w:sz w:val="28"/>
-          <w:szCs w:val="28"/>
-          <w:highlight w:val="none"/>
-          <w:lang w:val="en-US"/>
         </w:rPr>
       </w:r>
     </w:p>
@@ -14597,6 +14844,12 @@
           <w:bCs w:val="0"/>
         </w:rPr>
       </w:r>
+      <w:r>
+        <w:rPr>
+          <w:b w:val="0"/>
+          <w:bCs w:val="0"/>
+        </w:rPr>
+      </w:r>
     </w:p>
     <w:p>
       <w:pPr>
@@ -14640,6 +14893,12 @@
           <w:bCs w:val="0"/>
         </w:rPr>
       </w:r>
+      <w:r>
+        <w:rPr>
+          <w:b w:val="0"/>
+          <w:bCs w:val="0"/>
+        </w:rPr>
+      </w:r>
     </w:p>
     <w:p>
       <w:pPr>
@@ -14753,6 +15012,12 @@
           <w:bCs w:val="0"/>
         </w:rPr>
       </w:r>
+      <w:r>
+        <w:rPr>
+          <w:b w:val="0"/>
+          <w:bCs w:val="0"/>
+        </w:rPr>
+      </w:r>
     </w:p>
     <w:p>
       <w:pPr>
@@ -14796,6 +15061,12 @@
           <w:bCs w:val="0"/>
         </w:rPr>
       </w:r>
+      <w:r>
+        <w:rPr>
+          <w:b w:val="0"/>
+          <w:bCs w:val="0"/>
+        </w:rPr>
+      </w:r>
     </w:p>
     <w:p>
       <w:pPr>
@@ -14909,6 +15180,12 @@
           <w:bCs w:val="0"/>
         </w:rPr>
       </w:r>
+      <w:r>
+        <w:rPr>
+          <w:b w:val="0"/>
+          <w:bCs w:val="0"/>
+        </w:rPr>
+      </w:r>
     </w:p>
     <w:p>
       <w:pPr>
@@ -15002,6 +15279,12 @@
           <w:bCs w:val="0"/>
         </w:rPr>
       </w:r>
+      <w:r>
+        <w:rPr>
+          <w:b w:val="0"/>
+          <w:bCs w:val="0"/>
+        </w:rPr>
+      </w:r>
     </w:p>
     <w:p>
       <w:pPr>
@@ -15075,6 +15358,12 @@
           <w:bCs w:val="0"/>
         </w:rPr>
       </w:r>
+      <w:r>
+        <w:rPr>
+          <w:b w:val="0"/>
+          <w:bCs w:val="0"/>
+        </w:rPr>
+      </w:r>
     </w:p>
     <w:p>
       <w:pPr>
@@ -15128,6 +15417,12 @@
           <w:bCs w:val="0"/>
         </w:rPr>
       </w:r>
+      <w:r>
+        <w:rPr>
+          <w:b w:val="0"/>
+          <w:bCs w:val="0"/>
+        </w:rPr>
+      </w:r>
     </w:p>
     <w:p>
       <w:pPr>
@@ -15161,6 +15456,12 @@
           <w:bCs w:val="0"/>
         </w:rPr>
       </w:r>
+      <w:r>
+        <w:rPr>
+          <w:b w:val="0"/>
+          <w:bCs w:val="0"/>
+        </w:rPr>
+      </w:r>
     </w:p>
     <w:p>
       <w:pPr>
@@ -15190,20 +15491,14 @@
       </w:r>
       <w:r>
         <w:rPr>
-          <w:rFonts w:ascii="Cambria" w:hAnsi="Cambria"/>
           <w:b w:val="0"/>
           <w:bCs w:val="0"/>
-          <w:sz w:val="28"/>
-          <w:szCs w:val="28"/>
-          <w:highlight w:val="none"/>
-        </w:rPr>
-      </w:r>
-      <w:r>
-        <w:rPr>
-          <w:rFonts w:ascii="Courier New" w:hAnsi="Courier New" w:eastAsia="Courier New" w:cs="Courier New"/>
+        </w:rPr>
+      </w:r>
+      <w:r>
+        <w:rPr>
           <w:b w:val="0"/>
           <w:bCs w:val="0"/>
-          <w:sz w:val="20"/>
         </w:rPr>
       </w:r>
     </w:p>
@@ -15259,6 +15554,7 @@
           <w:bCs/>
           <w:sz w:val="28"/>
           <w:szCs w:val="28"/>
+          <w:highlight w:val="none"/>
         </w:rPr>
       </w:r>
       <w:r>
@@ -15268,6 +15564,7 @@
           <w:bCs/>
           <w:sz w:val="28"/>
           <w:szCs w:val="28"/>
+          <w:highlight w:val="none"/>
         </w:rPr>
       </w:r>
     </w:p>
@@ -15307,6 +15604,14 @@
           <w:lang w:val="en-US"/>
         </w:rPr>
         <w:t xml:space="preserve">.</w:t>
+      </w:r>
+      <w:r>
+        <w:rPr>
+          <w:rFonts w:ascii="Times New Roman" w:hAnsi="Times New Roman" w:cs="Times New Roman"/>
+          <w:sz w:val="28"/>
+          <w:szCs w:val="28"/>
+          <w:lang w:val="en-US"/>
+        </w:rPr>
       </w:r>
       <w:r>
         <w:rPr>
@@ -15364,30 +15669,6 @@
           <w:lang w:val="en-US"/>
         </w:rPr>
       </w:r>
-      <w:r>
-        <w:rPr>
-          <w:rFonts w:ascii="Times New Roman" w:hAnsi="Times New Roman" w:cs="Times New Roman"/>
-          <w:sz w:val="28"/>
-          <w:szCs w:val="28"/>
-          <w:lang w:val="en-US"/>
-        </w:rPr>
-      </w:r>
-      <w:r>
-        <w:rPr>
-          <w:rFonts w:ascii="Times New Roman" w:hAnsi="Times New Roman" w:cs="Times New Roman"/>
-          <w:sz w:val="28"/>
-          <w:szCs w:val="28"/>
-        </w:rPr>
-      </w:r>
-      <w:r/>
-      <w:r>
-        <w:rPr>
-          <w:rFonts w:ascii="Times New Roman" w:hAnsi="Times New Roman" w:cs="Times New Roman"/>
-          <w:sz w:val="28"/>
-          <w:szCs w:val="28"/>
-          <w:lang w:val="en-US"/>
-        </w:rPr>
-      </w:r>
     </w:p>
     <w:p>
       <w:pPr>
@@ -15469,10 +15750,22 @@
       </w:r>
       <w:r>
         <w:rPr>
-          <w:rFonts w:ascii="Times New Roman" w:hAnsi="Times New Roman" w:cs="Times New Roman"/>
-          <w:sz w:val="28"/>
-          <w:szCs w:val="28"/>
-          <w:lang w:val="en-US"/>
+          <w:b/>
+          <w:bCs/>
+          <w:sz w:val="28"/>
+          <w:szCs w:val="28"/>
+          <w:highlight w:val="none"/>
+          <w:lang w:val="en-CA"/>
+        </w:rPr>
+      </w:r>
+      <w:r>
+        <w:rPr>
+          <w:b/>
+          <w:bCs/>
+          <w:sz w:val="28"/>
+          <w:szCs w:val="28"/>
+          <w:highlight w:val="none"/>
+          <w:lang w:val="en-CA"/>
         </w:rPr>
       </w:r>
     </w:p>
@@ -15577,11 +15870,17 @@
       </w:r>
       <w:r>
         <w:rPr>
-          <w:b/>
-          <w:bCs/>
-          <w:sz w:val="28"/>
-          <w:szCs w:val="28"/>
-          <w:highlight w:val="none"/>
+          <w:rFonts w:ascii="Times New Roman" w:hAnsi="Times New Roman" w:cs="Times New Roman"/>
+          <w:sz w:val="28"/>
+          <w:szCs w:val="28"/>
+          <w:lang w:val="en-US"/>
+        </w:rPr>
+      </w:r>
+      <w:r>
+        <w:rPr>
+          <w:rFonts w:ascii="Times New Roman" w:hAnsi="Times New Roman" w:cs="Times New Roman"/>
+          <w:sz w:val="28"/>
+          <w:szCs w:val="28"/>
           <w:lang w:val="en-US"/>
         </w:rPr>
       </w:r>
@@ -15855,8 +16154,19 @@
         </w:rPr>
         <w:t xml:space="preserve">, b)</w:t>
       </w:r>
+      <w:r>
+        <w:rPr>
+          <w:rFonts w:ascii="Courier New" w:hAnsi="Courier New" w:eastAsia="Courier New" w:cs="Courier New"/>
+          <w:sz w:val="20"/>
+        </w:rPr>
+      </w:r>
       <w:r/>
-      <w:r>
+    </w:p>
+    <w:p>
+      <w:pPr>
+        <w:pBdr/>
+        <w:spacing w:line="360" w:lineRule="auto"/>
+        <w:ind w:right="0" w:firstLine="709" w:left="0"/>
         <w:rPr>
           <w:rFonts w:ascii="Cambria" w:hAnsi="Cambria"/>
           <w:b/>
@@ -15866,57 +16176,25 @@
           <w:highlight w:val="none"/>
           <w:lang w:val="en-US"/>
         </w:rPr>
-      </w:r>
-      <w:r>
-        <w:rPr>
-          <w:rFonts w:ascii="Cambria" w:hAnsi="Cambria"/>
-          <w:b w:val="0"/>
-          <w:bCs w:val="0"/>
+      </w:pPr>
+      <w:r>
+        <w:rPr>
+          <w:rFonts w:ascii="Times New Roman" w:hAnsi="Times New Roman" w:cs="Times New Roman"/>
           <w:sz w:val="28"/>
           <w:szCs w:val="28"/>
           <w:highlight w:val="none"/>
-          <w:lang w:val="en-US"/>
-        </w:rPr>
-      </w:r>
-      <w:r>
-        <w:rPr>
-          <w:rFonts w:ascii="Times New Roman" w:hAnsi="Times New Roman" w:cs="Times New Roman"/>
-          <w:b w:val="0"/>
-          <w:bCs w:val="0"/>
-          <w:sz w:val="28"/>
-          <w:szCs w:val="28"/>
-        </w:rPr>
-      </w:r>
-      <w:r>
-        <w:rPr>
-          <w:rFonts w:ascii="Courier New" w:hAnsi="Courier New" w:eastAsia="Courier New" w:cs="Courier New"/>
-          <w:sz w:val="20"/>
-        </w:rPr>
-      </w:r>
-    </w:p>
-    <w:p>
-      <w:pPr>
-        <w:pBdr/>
-        <w:spacing w:line="360" w:lineRule="auto"/>
-        <w:ind w:right="0" w:firstLine="709" w:left="0"/>
+          <w:lang w:val="en-US" w:bidi="en-US"/>
+        </w:rPr>
+      </w:r>
+      <w:r>
         <w:rPr>
           <w:rFonts w:ascii="Cambria" w:hAnsi="Cambria"/>
           <w:b/>
           <w:bCs/>
           <w:sz w:val="28"/>
           <w:szCs w:val="28"/>
-          <w:highlight w:val="none"/>
-          <w:lang w:val="en-US"/>
-        </w:rPr>
-      </w:pPr>
-      <w:r>
-        <w:rPr>
-          <w:rFonts w:ascii="Times New Roman" w:hAnsi="Times New Roman" w:cs="Times New Roman"/>
-          <w:sz w:val="28"/>
-          <w:szCs w:val="28"/>
-          <w:highlight w:val="none"/>
-          <w:lang w:val="en-US" w:bidi="en-US"/>
-        </w:rPr>
+        </w:rPr>
+        <w:t xml:space="preserve">Вариант </w:t>
       </w:r>
       <w:r>
         <w:rPr>
@@ -15925,8 +16203,9 @@
           <w:bCs/>
           <w:sz w:val="28"/>
           <w:szCs w:val="28"/>
-        </w:rPr>
-        <w:t xml:space="preserve">Вариант </w:t>
+          <w:lang w:val="en-US"/>
+        </w:rPr>
+        <w:t xml:space="preserve">2</w:t>
       </w:r>
       <w:r>
         <w:rPr>
@@ -15935,22 +16214,18 @@
           <w:bCs/>
           <w:sz w:val="28"/>
           <w:szCs w:val="28"/>
+          <w:highlight w:val="none"/>
           <w:lang w:val="en-US"/>
         </w:rPr>
-        <w:t xml:space="preserve">2</w:t>
-      </w:r>
-      <w:r>
-        <w:rPr>
-          <w:rFonts w:ascii="Times New Roman" w:hAnsi="Times New Roman" w:cs="Times New Roman"/>
-          <w:sz w:val="28"/>
-          <w:szCs w:val="28"/>
-        </w:rPr>
-      </w:r>
-      <w:r>
-        <w:rPr>
-          <w:rFonts w:ascii="Times New Roman" w:hAnsi="Times New Roman" w:cs="Times New Roman"/>
-          <w:sz w:val="28"/>
-          <w:szCs w:val="28"/>
+      </w:r>
+      <w:r>
+        <w:rPr>
+          <w:rFonts w:ascii="Cambria" w:hAnsi="Cambria"/>
+          <w:b/>
+          <w:bCs/>
+          <w:sz w:val="28"/>
+          <w:szCs w:val="28"/>
+          <w:highlight w:val="none"/>
           <w:lang w:val="en-US"/>
         </w:rPr>
       </w:r>
@@ -16147,6 +16422,29 @@
       </w:r>
       <w:r>
         <w:rPr>
+          <w:rFonts w:ascii="Times New Roman" w:hAnsi="Times New Roman" w:cs="Times New Roman"/>
+          <w:sz w:val="28"/>
+          <w:szCs w:val="28"/>
+          <w:highlight w:val="none"/>
+          <w:lang w:val="en-US"/>
+        </w:rPr>
+      </w:r>
+      <w:r>
+        <w:rPr>
+          <w:rFonts w:ascii="Times New Roman" w:hAnsi="Times New Roman" w:cs="Times New Roman"/>
+          <w:sz w:val="28"/>
+          <w:szCs w:val="28"/>
+          <w:highlight w:val="none"/>
+          <w:lang w:val="en-US"/>
+        </w:rPr>
+      </w:r>
+    </w:p>
+    <w:p>
+      <w:pPr>
+        <w:pBdr/>
+        <w:spacing w:line="360" w:lineRule="auto"/>
+        <w:ind w:right="0" w:firstLine="709" w:left="0"/>
+        <w:rPr>
           <w:b/>
           <w:bCs/>
           <w:sz w:val="28"/>
@@ -16154,29 +16452,43 @@
           <w:highlight w:val="none"/>
           <w:lang w:val="en-CA"/>
         </w:rPr>
-      </w:r>
-    </w:p>
-    <w:p>
-      <w:pPr>
-        <w:pBdr/>
-        <w:spacing w:line="360" w:lineRule="auto"/>
-        <w:ind w:right="0" w:firstLine="709" w:left="0"/>
+      </w:pPr>
+      <w:r>
+        <w:rPr>
+          <w:rFonts w:ascii="Times New Roman" w:hAnsi="Times New Roman" w:cs="Times New Roman"/>
+          <w:sz w:val="28"/>
+          <w:szCs w:val="28"/>
+          <w:lang w:val="en-US"/>
+        </w:rPr>
+      </w:r>
+      <w:r>
         <w:rPr>
           <w:b/>
           <w:bCs/>
           <w:sz w:val="28"/>
           <w:szCs w:val="28"/>
+        </w:rPr>
+        <w:t xml:space="preserve">Код программы</w:t>
+      </w:r>
+      <w:r>
+        <w:rPr>
+          <w:b/>
+          <w:bCs/>
+          <w:sz w:val="28"/>
+          <w:szCs w:val="28"/>
+          <w:lang w:val="en-CA"/>
+        </w:rPr>
+        <w:t xml:space="preserve">:</w:t>
+      </w:r>
+      <w:r>
+        <w:rPr>
+          <w:b/>
+          <w:bCs/>
+          <w:sz w:val="28"/>
+          <w:szCs w:val="28"/>
           <w:highlight w:val="none"/>
           <w:lang w:val="en-CA"/>
         </w:rPr>
-      </w:pPr>
-      <w:r>
-        <w:rPr>
-          <w:rFonts w:ascii="Times New Roman" w:hAnsi="Times New Roman" w:cs="Times New Roman"/>
-          <w:sz w:val="28"/>
-          <w:szCs w:val="28"/>
-          <w:lang w:val="en-US"/>
-        </w:rPr>
       </w:r>
       <w:r>
         <w:rPr>
@@ -16184,35 +16496,8 @@
           <w:bCs/>
           <w:sz w:val="28"/>
           <w:szCs w:val="28"/>
-        </w:rPr>
-        <w:t xml:space="preserve">Код программы</w:t>
-      </w:r>
-      <w:r>
-        <w:rPr>
-          <w:b/>
-          <w:bCs/>
-          <w:sz w:val="28"/>
-          <w:szCs w:val="28"/>
+          <w:highlight w:val="none"/>
           <w:lang w:val="en-CA"/>
-        </w:rPr>
-        <w:t xml:space="preserve">:</w:t>
-      </w:r>
-      <w:r>
-        <w:rPr>
-          <w:rFonts w:ascii="Times New Roman" w:hAnsi="Times New Roman" w:cs="Times New Roman"/>
-          <w:sz w:val="28"/>
-          <w:szCs w:val="28"/>
-          <w:highlight w:val="none"/>
-          <w:lang w:val="en-US"/>
-        </w:rPr>
-      </w:r>
-      <w:r>
-        <w:rPr>
-          <w:rFonts w:ascii="Times New Roman" w:hAnsi="Times New Roman" w:cs="Times New Roman"/>
-          <w:sz w:val="28"/>
-          <w:szCs w:val="28"/>
-          <w:highlight w:val="none"/>
-          <w:lang w:val="en-US"/>
         </w:rPr>
       </w:r>
     </w:p>
@@ -16526,17 +16811,6 @@
       </w:r>
       <w:r>
         <w:rPr>
-          <w:rFonts w:ascii="Cambria" w:hAnsi="Cambria"/>
-          <w:b w:val="0"/>
-          <w:bCs w:val="0"/>
-          <w:sz w:val="28"/>
-          <w:szCs w:val="28"/>
-          <w:highlight w:val="none"/>
-          <w:lang w:val="en-US"/>
-        </w:rPr>
-      </w:r>
-      <w:r>
-        <w:rPr>
           <w:rFonts w:ascii="Times New Roman" w:hAnsi="Times New Roman" w:cs="Times New Roman"/>
           <w:b w:val="0"/>
           <w:bCs w:val="0"/>
@@ -16544,6 +16818,15 @@
           <w:szCs w:val="28"/>
         </w:rPr>
       </w:r>
+      <w:r>
+        <w:rPr>
+          <w:rFonts w:ascii="Times New Roman" w:hAnsi="Times New Roman" w:cs="Times New Roman"/>
+          <w:b w:val="0"/>
+          <w:bCs w:val="0"/>
+          <w:sz w:val="28"/>
+          <w:szCs w:val="28"/>
+        </w:rPr>
+      </w:r>
     </w:p>
     <w:p>
       <w:pPr>
@@ -16935,31 +17218,23 @@
       </w:r>
       <w:r>
         <w:rPr>
-          <w:rFonts w:ascii="Times New Roman" w:hAnsi="Times New Roman" w:cs="Times New Roman"/>
-          <w:sz w:val="28"/>
-          <w:szCs w:val="28"/>
+          <w:rFonts w:ascii="Cambria" w:hAnsi="Cambria"/>
+          <w:b/>
+          <w:bCs/>
+          <w:sz w:val="28"/>
+          <w:szCs w:val="28"/>
+          <w:highlight w:val="none"/>
           <w:lang w:val="en-US"/>
         </w:rPr>
       </w:r>
       <w:r>
         <w:rPr>
-          <w:rFonts w:ascii="Times New Roman" w:hAnsi="Times New Roman" w:cs="Times New Roman"/>
-          <w:sz w:val="28"/>
-          <w:szCs w:val="28"/>
-        </w:rPr>
-      </w:r>
-      <w:r>
-        <w:rPr>
-          <w:rFonts w:ascii="Times New Roman" w:hAnsi="Times New Roman" w:cs="Times New Roman"/>
-          <w:sz w:val="28"/>
-          <w:szCs w:val="28"/>
-        </w:rPr>
-      </w:r>
-      <w:r>
-        <w:rPr>
-          <w:rFonts w:ascii="Times New Roman" w:hAnsi="Times New Roman" w:cs="Times New Roman"/>
-          <w:sz w:val="28"/>
-          <w:szCs w:val="28"/>
+          <w:rFonts w:ascii="Cambria" w:hAnsi="Cambria"/>
+          <w:b/>
+          <w:bCs/>
+          <w:sz w:val="28"/>
+          <w:szCs w:val="28"/>
+          <w:highlight w:val="none"/>
           <w:lang w:val="en-US"/>
         </w:rPr>
       </w:r>
@@ -17067,16 +17342,6 @@
           <w:lang w:val="en-US"/>
         </w:rPr>
       </w:pPr>
-      <w:r>
-        <w:rPr>
-          <w:b/>
-          <w:bCs/>
-          <w:sz w:val="28"/>
-          <w:szCs w:val="28"/>
-          <w:highlight w:val="none"/>
-          <w:lang w:val="en-CA"/>
-        </w:rPr>
-      </w:r>
       <w:r>
         <w:rPr>
           <w:b/>
@@ -17090,7 +17355,7 @@
           <mc:Choice Requires="wpg">
             <w:drawing>
               <wp:inline xmlns:wp="http://schemas.openxmlformats.org/drawingml/2006/wordprocessingDrawing" distT="0" distB="0" distL="0" distR="0">
-                <wp:extent cx="4048125" cy="4819650"/>
+                <wp:extent cx="4066806" cy="5984015"/>
                 <wp:effectExtent l="0" t="0" r="0" b="0"/>
                 <wp:docPr id="12" name=""/>
                 <wp:cNvGraphicFramePr>
@@ -17100,7 +17365,7 @@
                   <a:graphicData uri="http://schemas.openxmlformats.org/drawingml/2006/picture">
                     <pic:pic xmlns:pic="http://schemas.openxmlformats.org/drawingml/2006/picture">
                       <pic:nvPicPr>
-                        <pic:cNvPr id="1900471007" name=""/>
+                        <pic:cNvPr id="1229992668" name=""/>
                         <pic:cNvPicPr>
                           <a:picLocks noChangeAspect="1"/>
                         </pic:cNvPicPr>
@@ -17111,9 +17376,9 @@
                         <a:stretch/>
                       </pic:blipFill>
                       <pic:spPr bwMode="auto">
-                        <a:xfrm>
+                        <a:xfrm flipH="0" flipV="0">
                           <a:off x="0" y="0"/>
-                          <a:ext cx="4048124" cy="4819649"/>
+                          <a:ext cx="4066805" cy="5984014"/>
                         </a:xfrm>
                         <a:prstGeom prst="rect">
                           <a:avLst/>
@@ -17146,7 +17411,7 @@
                 <v:path o:extrusionok="f" gradientshapeok="t" o:connecttype="rect"/>
                 <o:lock v:ext="edit" aspectratio="t"/>
               </v:shapetype>
-              <v:shape id="_x0000_i11" o:spid="_x0000_s11" type="#_x0000_t75" style="width:318.75pt;height:379.50pt;mso-wrap-distance-left:0.00pt;mso-wrap-distance-top:0.00pt;mso-wrap-distance-right:0.00pt;mso-wrap-distance-bottom:0.00pt;z-index:1;" stroked="false">
+              <v:shape id="_x0000_i11" o:spid="_x0000_s11" type="#_x0000_t75" style="width:320.22pt;height:471.18pt;mso-wrap-distance-left:0.00pt;mso-wrap-distance-top:0.00pt;mso-wrap-distance-right:0.00pt;mso-wrap-distance-bottom:0.00pt;z-index:1;" stroked="false">
                 <v:imagedata r:id="rId23" o:title=""/>
                 <o:lock v:ext="edit" rotation="t"/>
               </v:shape>
@@ -17156,6 +17421,29 @@
       </w:r>
       <w:r>
         <w:rPr>
+          <w:rFonts w:ascii="Times New Roman" w:hAnsi="Times New Roman" w:cs="Times New Roman"/>
+          <w:sz w:val="28"/>
+          <w:szCs w:val="28"/>
+          <w:highlight w:val="none"/>
+          <w:lang w:val="en-US"/>
+        </w:rPr>
+      </w:r>
+      <w:r>
+        <w:rPr>
+          <w:rFonts w:ascii="Times New Roman" w:hAnsi="Times New Roman" w:cs="Times New Roman"/>
+          <w:sz w:val="28"/>
+          <w:szCs w:val="28"/>
+          <w:highlight w:val="none"/>
+          <w:lang w:val="en-US"/>
+        </w:rPr>
+      </w:r>
+    </w:p>
+    <w:p>
+      <w:pPr>
+        <w:pBdr/>
+        <w:spacing w:line="360" w:lineRule="auto"/>
+        <w:ind w:right="0" w:firstLine="709" w:left="0"/>
+        <w:rPr>
           <w:b/>
           <w:bCs/>
           <w:sz w:val="28"/>
@@ -17163,29 +17451,43 @@
           <w:highlight w:val="none"/>
           <w:lang w:val="en-CA"/>
         </w:rPr>
-      </w:r>
-    </w:p>
-    <w:p>
-      <w:pPr>
-        <w:pBdr/>
-        <w:spacing w:line="360" w:lineRule="auto"/>
-        <w:ind w:right="0" w:firstLine="709" w:left="0"/>
+      </w:pPr>
+      <w:r>
+        <w:rPr>
+          <w:rFonts w:ascii="Times New Roman" w:hAnsi="Times New Roman" w:cs="Times New Roman"/>
+          <w:sz w:val="28"/>
+          <w:szCs w:val="28"/>
+          <w:lang w:val="en-US"/>
+        </w:rPr>
+      </w:r>
+      <w:r>
         <w:rPr>
           <w:b/>
           <w:bCs/>
           <w:sz w:val="28"/>
           <w:szCs w:val="28"/>
+        </w:rPr>
+        <w:t xml:space="preserve">Код программы</w:t>
+      </w:r>
+      <w:r>
+        <w:rPr>
+          <w:b/>
+          <w:bCs/>
+          <w:sz w:val="28"/>
+          <w:szCs w:val="28"/>
+          <w:lang w:val="en-CA"/>
+        </w:rPr>
+        <w:t xml:space="preserve">:</w:t>
+      </w:r>
+      <w:r>
+        <w:rPr>
+          <w:b/>
+          <w:bCs/>
+          <w:sz w:val="28"/>
+          <w:szCs w:val="28"/>
           <w:highlight w:val="none"/>
           <w:lang w:val="en-CA"/>
         </w:rPr>
-      </w:pPr>
-      <w:r>
-        <w:rPr>
-          <w:rFonts w:ascii="Times New Roman" w:hAnsi="Times New Roman" w:cs="Times New Roman"/>
-          <w:sz w:val="28"/>
-          <w:szCs w:val="28"/>
-          <w:lang w:val="en-US"/>
-        </w:rPr>
       </w:r>
       <w:r>
         <w:rPr>
@@ -17193,35 +17495,8 @@
           <w:bCs/>
           <w:sz w:val="28"/>
           <w:szCs w:val="28"/>
-        </w:rPr>
-        <w:t xml:space="preserve">Код программы</w:t>
-      </w:r>
-      <w:r>
-        <w:rPr>
-          <w:b/>
-          <w:bCs/>
-          <w:sz w:val="28"/>
-          <w:szCs w:val="28"/>
+          <w:highlight w:val="none"/>
           <w:lang w:val="en-CA"/>
-        </w:rPr>
-        <w:t xml:space="preserve">:</w:t>
-      </w:r>
-      <w:r>
-        <w:rPr>
-          <w:rFonts w:ascii="Times New Roman" w:hAnsi="Times New Roman" w:cs="Times New Roman"/>
-          <w:sz w:val="28"/>
-          <w:szCs w:val="28"/>
-          <w:highlight w:val="none"/>
-          <w:lang w:val="en-US"/>
-        </w:rPr>
-      </w:r>
-      <w:r>
-        <w:rPr>
-          <w:rFonts w:ascii="Times New Roman" w:hAnsi="Times New Roman" w:cs="Times New Roman"/>
-          <w:sz w:val="28"/>
-          <w:szCs w:val="28"/>
-          <w:highlight w:val="none"/>
-          <w:lang w:val="en-US"/>
         </w:rPr>
       </w:r>
     </w:p>
@@ -17651,6 +17926,59 @@
           <w:szCs w:val="28"/>
         </w:rPr>
       </w:r>
+      <w:r>
+        <w:rPr>
+          <w:rFonts w:ascii="Times New Roman" w:hAnsi="Times New Roman" w:cs="Times New Roman"/>
+          <w:sz w:val="28"/>
+          <w:szCs w:val="28"/>
+        </w:rPr>
+      </w:r>
+    </w:p>
+    <w:p>
+      <w:pPr>
+        <w:pBdr/>
+        <w:spacing w:line="360" w:lineRule="auto"/>
+        <w:ind w:right="0" w:firstLine="0" w:left="0"/>
+        <w:jc w:val="left"/>
+        <w:rPr>
+          <w:rFonts w:ascii="Cambria" w:hAnsi="Cambria"/>
+          <w:b/>
+          <w:bCs/>
+          <w:sz w:val="28"/>
+          <w:szCs w:val="28"/>
+          <w:highlight w:val="none"/>
+        </w:rPr>
+      </w:pPr>
+      <w:r>
+        <w:rPr>
+          <w:rFonts w:ascii="Cambria" w:hAnsi="Cambria"/>
+          <w:b/>
+          <w:bCs/>
+          <w:sz w:val="28"/>
+          <w:szCs w:val="28"/>
+          <w:highlight w:val="none"/>
+        </w:rPr>
+      </w:r>
+      <w:r>
+        <w:rPr>
+          <w:rFonts w:ascii="Cambria" w:hAnsi="Cambria"/>
+          <w:b/>
+          <w:bCs/>
+          <w:sz w:val="28"/>
+          <w:szCs w:val="28"/>
+          <w:highlight w:val="none"/>
+        </w:rPr>
+      </w:r>
+      <w:r>
+        <w:rPr>
+          <w:rFonts w:ascii="Cambria" w:hAnsi="Cambria"/>
+          <w:b/>
+          <w:bCs/>
+          <w:sz w:val="28"/>
+          <w:szCs w:val="28"/>
+          <w:highlight w:val="none"/>
+        </w:rPr>
+      </w:r>
     </w:p>
     <w:p>
       <w:pPr>
@@ -17659,14 +17987,6 @@
         <w:ind w:right="0" w:firstLine="709" w:left="0"/>
         <w:jc w:val="center"/>
         <w:rPr>
-          <w:b/>
-          <w:bCs/>
-          <w:sz w:val="28"/>
-          <w:szCs w:val="28"/>
-        </w:rPr>
-      </w:pPr>
-      <w:r>
-        <w:rPr>
           <w:rFonts w:ascii="Cambria" w:hAnsi="Cambria"/>
           <w:b/>
           <w:bCs/>
@@ -17674,7 +17994,7 @@
           <w:szCs w:val="28"/>
           <w:highlight w:val="none"/>
         </w:rPr>
-      </w:r>
+      </w:pPr>
       <w:r>
         <w:rPr>
           <w:rFonts w:ascii="Cambria" w:hAnsi="Cambria"/>
@@ -17682,8 +18002,8 @@
           <w:bCs/>
           <w:sz w:val="28"/>
           <w:szCs w:val="28"/>
-          <w:highlight w:val="none"/>
-        </w:rPr>
+        </w:rPr>
+        <w:t xml:space="preserve">Задание </w:t>
       </w:r>
       <w:r>
         <w:rPr>
@@ -17692,25 +18012,19 @@
           <w:bCs/>
           <w:sz w:val="28"/>
           <w:szCs w:val="28"/>
-          <w:highlight w:val="none"/>
-        </w:rPr>
-      </w:r>
-    </w:p>
-    <w:p>
-      <w:pPr>
-        <w:pBdr/>
-        <w:spacing w:line="360" w:lineRule="auto"/>
-        <w:ind w:right="0" w:firstLine="709" w:left="0"/>
-        <w:jc w:val="center"/>
+        </w:rPr>
+        <w:t xml:space="preserve">№</w:t>
+      </w:r>
+      <w:r>
         <w:rPr>
           <w:rFonts w:ascii="Cambria" w:hAnsi="Cambria"/>
           <w:b/>
           <w:bCs/>
           <w:sz w:val="28"/>
           <w:szCs w:val="28"/>
-          <w:highlight w:val="none"/>
-        </w:rPr>
-      </w:pPr>
+        </w:rPr>
+        <w:t xml:space="preserve">5</w:t>
+      </w:r>
       <w:r>
         <w:rPr>
           <w:rFonts w:ascii="Cambria" w:hAnsi="Cambria"/>
@@ -17729,216 +18043,6 @@
           <w:sz w:val="28"/>
           <w:szCs w:val="28"/>
           <w:highlight w:val="none"/>
-        </w:rPr>
-      </w:r>
-      <w:r>
-        <w:rPr>
-          <w:rFonts w:ascii="Cambria" w:hAnsi="Cambria"/>
-          <w:b/>
-          <w:bCs/>
-          <w:sz w:val="28"/>
-          <w:szCs w:val="28"/>
-          <w:highlight w:val="none"/>
-        </w:rPr>
-      </w:r>
-    </w:p>
-    <w:p>
-      <w:pPr>
-        <w:pBdr/>
-        <w:spacing w:line="360" w:lineRule="auto"/>
-        <w:ind w:right="0" w:firstLine="709" w:left="0"/>
-        <w:jc w:val="center"/>
-        <w:rPr>
-          <w:rFonts w:ascii="Cambria" w:hAnsi="Cambria"/>
-          <w:b/>
-          <w:bCs/>
-          <w:sz w:val="28"/>
-          <w:szCs w:val="28"/>
-          <w:highlight w:val="none"/>
-        </w:rPr>
-      </w:pPr>
-      <w:r>
-        <w:rPr>
-          <w:rFonts w:ascii="Cambria" w:hAnsi="Cambria"/>
-          <w:b/>
-          <w:bCs/>
-          <w:sz w:val="28"/>
-          <w:szCs w:val="28"/>
-          <w:highlight w:val="none"/>
-        </w:rPr>
-      </w:r>
-      <w:r>
-        <w:rPr>
-          <w:rFonts w:ascii="Cambria" w:hAnsi="Cambria"/>
-          <w:b/>
-          <w:bCs/>
-          <w:sz w:val="28"/>
-          <w:szCs w:val="28"/>
-          <w:highlight w:val="none"/>
-        </w:rPr>
-      </w:r>
-      <w:r>
-        <w:rPr>
-          <w:rFonts w:ascii="Cambria" w:hAnsi="Cambria"/>
-          <w:b/>
-          <w:bCs/>
-          <w:sz w:val="28"/>
-          <w:szCs w:val="28"/>
-          <w:highlight w:val="none"/>
-        </w:rPr>
-      </w:r>
-    </w:p>
-    <w:p>
-      <w:pPr>
-        <w:pBdr/>
-        <w:spacing w:line="360" w:lineRule="auto"/>
-        <w:ind w:right="0" w:firstLine="709" w:left="0"/>
-        <w:jc w:val="center"/>
-        <w:rPr>
-          <w:rFonts w:ascii="Cambria" w:hAnsi="Cambria"/>
-          <w:b/>
-          <w:bCs/>
-          <w:sz w:val="28"/>
-          <w:szCs w:val="28"/>
-          <w:highlight w:val="none"/>
-        </w:rPr>
-      </w:pPr>
-      <w:r>
-        <w:rPr>
-          <w:rFonts w:ascii="Cambria" w:hAnsi="Cambria"/>
-          <w:b/>
-          <w:bCs/>
-          <w:sz w:val="28"/>
-          <w:szCs w:val="28"/>
-          <w:highlight w:val="none"/>
-        </w:rPr>
-      </w:r>
-      <w:r>
-        <w:rPr>
-          <w:rFonts w:ascii="Cambria" w:hAnsi="Cambria"/>
-          <w:b/>
-          <w:bCs/>
-          <w:sz w:val="28"/>
-          <w:szCs w:val="28"/>
-          <w:highlight w:val="none"/>
-        </w:rPr>
-      </w:r>
-      <w:r>
-        <w:rPr>
-          <w:rFonts w:ascii="Cambria" w:hAnsi="Cambria"/>
-          <w:b/>
-          <w:bCs/>
-          <w:sz w:val="28"/>
-          <w:szCs w:val="28"/>
-          <w:highlight w:val="none"/>
-        </w:rPr>
-      </w:r>
-    </w:p>
-    <w:p>
-      <w:pPr>
-        <w:pBdr/>
-        <w:spacing w:line="360" w:lineRule="auto"/>
-        <w:ind w:right="0" w:firstLine="709" w:left="0"/>
-        <w:jc w:val="center"/>
-        <w:rPr>
-          <w:rFonts w:ascii="Cambria" w:hAnsi="Cambria"/>
-          <w:b/>
-          <w:bCs/>
-          <w:sz w:val="28"/>
-          <w:szCs w:val="28"/>
-          <w:highlight w:val="none"/>
-        </w:rPr>
-      </w:pPr>
-      <w:r>
-        <w:rPr>
-          <w:rFonts w:ascii="Cambria" w:hAnsi="Cambria"/>
-          <w:b/>
-          <w:bCs/>
-          <w:sz w:val="28"/>
-          <w:szCs w:val="28"/>
-          <w:highlight w:val="none"/>
-        </w:rPr>
-      </w:r>
-      <w:r>
-        <w:rPr>
-          <w:rFonts w:ascii="Cambria" w:hAnsi="Cambria"/>
-          <w:b/>
-          <w:bCs/>
-          <w:sz w:val="28"/>
-          <w:szCs w:val="28"/>
-          <w:highlight w:val="none"/>
-        </w:rPr>
-      </w:r>
-      <w:r>
-        <w:rPr>
-          <w:rFonts w:ascii="Cambria" w:hAnsi="Cambria"/>
-          <w:b/>
-          <w:bCs/>
-          <w:sz w:val="28"/>
-          <w:szCs w:val="28"/>
-          <w:highlight w:val="none"/>
-        </w:rPr>
-      </w:r>
-    </w:p>
-    <w:p>
-      <w:pPr>
-        <w:pBdr/>
-        <w:spacing w:line="360" w:lineRule="auto"/>
-        <w:ind w:right="0" w:firstLine="709" w:left="0"/>
-        <w:jc w:val="center"/>
-        <w:rPr>
-          <w:rFonts w:ascii="Cambria" w:hAnsi="Cambria"/>
-          <w:b/>
-          <w:bCs/>
-          <w:sz w:val="28"/>
-          <w:szCs w:val="28"/>
-          <w:highlight w:val="none"/>
-        </w:rPr>
-      </w:pPr>
-      <w:r>
-        <w:rPr>
-          <w:rFonts w:ascii="Cambria" w:hAnsi="Cambria"/>
-          <w:b/>
-          <w:bCs/>
-          <w:sz w:val="28"/>
-          <w:szCs w:val="28"/>
-        </w:rPr>
-        <w:t xml:space="preserve">Задание </w:t>
-      </w:r>
-      <w:r>
-        <w:rPr>
-          <w:rFonts w:ascii="Cambria" w:hAnsi="Cambria"/>
-          <w:b/>
-          <w:bCs/>
-          <w:sz w:val="28"/>
-          <w:szCs w:val="28"/>
-        </w:rPr>
-        <w:t xml:space="preserve">№</w:t>
-      </w:r>
-      <w:r>
-        <w:rPr>
-          <w:rFonts w:ascii="Cambria" w:hAnsi="Cambria"/>
-          <w:b/>
-          <w:bCs/>
-          <w:sz w:val="28"/>
-          <w:szCs w:val="28"/>
-        </w:rPr>
-        <w:t xml:space="preserve">5</w:t>
-      </w:r>
-      <w:r>
-        <w:rPr>
-          <w:b/>
-          <w:bCs/>
-          <w:sz w:val="28"/>
-          <w:szCs w:val="28"/>
-        </w:rPr>
-      </w:r>
-      <w:r>
-        <w:rPr>
-          <w:b/>
-          <w:bCs/>
-          <w:sz w:val="28"/>
-          <w:szCs w:val="28"/>
         </w:rPr>
       </w:r>
     </w:p>
@@ -17987,7 +18091,7 @@
             <m:type m:val="lin"/>
             <m:ctrlPr>
               <w:rPr>
-                <w:rFonts w:hint="default" w:ascii="Cambria Math" w:hAnsi="Cambria Math" w:eastAsia="Cambria Math" w:cs="Cambria Math"/>
+                <w:rFonts w:ascii="Cambria Math" w:hAnsi="Cambria Math" w:eastAsia="Cambria Math" w:cs="Cambria Math"/>
                 <w:i/>
                 <w:sz w:val="28"/>
                 <w:szCs w:val="28"/>
@@ -18258,6 +18362,7 @@
           <w:rFonts w:ascii="Times New Roman" w:hAnsi="Times New Roman" w:cs="Times New Roman"/>
           <w:sz w:val="28"/>
           <w:szCs w:val="28"/>
+          <w:highlight w:val="none"/>
           <w:lang w:val="en-CA"/>
         </w:rPr>
       </w:r>
@@ -18266,6 +18371,7 @@
           <w:rFonts w:ascii="Times New Roman" w:hAnsi="Times New Roman" w:cs="Times New Roman"/>
           <w:sz w:val="28"/>
           <w:szCs w:val="28"/>
+          <w:highlight w:val="none"/>
           <w:lang w:val="en-CA"/>
         </w:rPr>
       </w:r>
@@ -18352,7 +18458,7 @@
           <mc:Choice Requires="wpg">
             <w:drawing>
               <wp:inline xmlns:wp="http://schemas.openxmlformats.org/drawingml/2006/wordprocessingDrawing" distT="0" distB="0" distL="0" distR="0">
-                <wp:extent cx="3426515" cy="4154063"/>
+                <wp:extent cx="5364587" cy="5772762"/>
                 <wp:effectExtent l="0" t="0" r="0" b="0"/>
                 <wp:docPr id="13" name=""/>
                 <wp:cNvGraphicFramePr>
@@ -18362,7 +18468,7 @@
                   <a:graphicData uri="http://schemas.openxmlformats.org/drawingml/2006/picture">
                     <pic:pic xmlns:pic="http://schemas.openxmlformats.org/drawingml/2006/picture">
                       <pic:nvPicPr>
-                        <pic:cNvPr id="1225928344" name=""/>
+                        <pic:cNvPr id="595547423" name=""/>
                         <pic:cNvPicPr>
                           <a:picLocks noChangeAspect="1"/>
                         </pic:cNvPicPr>
@@ -18375,7 +18481,7 @@
                       <pic:spPr bwMode="auto">
                         <a:xfrm flipH="0" flipV="0">
                           <a:off x="0" y="0"/>
-                          <a:ext cx="3426514" cy="4154062"/>
+                          <a:ext cx="5364587" cy="5772762"/>
                         </a:xfrm>
                         <a:prstGeom prst="rect">
                           <a:avLst/>
@@ -18408,7 +18514,7 @@
                 <v:path o:extrusionok="f" gradientshapeok="t" o:connecttype="rect"/>
                 <o:lock v:ext="edit" aspectratio="t"/>
               </v:shapetype>
-              <v:shape id="_x0000_i12" o:spid="_x0000_s12" type="#_x0000_t75" style="width:269.80pt;height:327.09pt;mso-wrap-distance-left:0.00pt;mso-wrap-distance-top:0.00pt;mso-wrap-distance-right:0.00pt;mso-wrap-distance-bottom:0.00pt;z-index:1;" stroked="false">
+              <v:shape id="_x0000_i12" o:spid="_x0000_s12" type="#_x0000_t75" style="width:422.41pt;height:454.55pt;mso-wrap-distance-left:0.00pt;mso-wrap-distance-top:0.00pt;mso-wrap-distance-right:0.00pt;mso-wrap-distance-bottom:0.00pt;z-index:1;" stroked="false">
                 <v:imagedata r:id="rId24" o:title=""/>
                 <o:lock v:ext="edit" rotation="t"/>
               </v:shape>
@@ -18418,6 +18524,29 @@
       </w:r>
       <w:r>
         <w:rPr>
+          <w:rFonts w:ascii="Times New Roman" w:hAnsi="Times New Roman" w:cs="Times New Roman"/>
+          <w:sz w:val="28"/>
+          <w:szCs w:val="28"/>
+          <w:highlight w:val="none"/>
+          <w:lang w:val="en-US"/>
+        </w:rPr>
+      </w:r>
+      <w:r>
+        <w:rPr>
+          <w:rFonts w:ascii="Times New Roman" w:hAnsi="Times New Roman" w:cs="Times New Roman"/>
+          <w:sz w:val="28"/>
+          <w:szCs w:val="28"/>
+          <w:highlight w:val="none"/>
+          <w:lang w:val="en-US"/>
+        </w:rPr>
+      </w:r>
+    </w:p>
+    <w:p>
+      <w:pPr>
+        <w:pBdr/>
+        <w:spacing w:line="360" w:lineRule="auto"/>
+        <w:ind w:right="0" w:firstLine="709" w:left="0"/>
+        <w:rPr>
           <w:b/>
           <w:bCs/>
           <w:sz w:val="28"/>
@@ -18425,6 +18554,14 @@
           <w:highlight w:val="none"/>
           <w:lang w:val="en-CA"/>
         </w:rPr>
+      </w:pPr>
+      <w:r>
+        <w:rPr>
+          <w:rFonts w:ascii="Times New Roman" w:hAnsi="Times New Roman" w:cs="Times New Roman"/>
+          <w:sz w:val="28"/>
+          <w:szCs w:val="28"/>
+          <w:lang w:val="en-US"/>
+        </w:rPr>
       </w:r>
       <w:r>
         <w:rPr>
@@ -18432,16 +18569,30 @@
           <w:bCs/>
           <w:sz w:val="28"/>
           <w:szCs w:val="28"/>
+        </w:rPr>
+        <w:t xml:space="preserve">Код программы</w:t>
+      </w:r>
+      <w:r>
+        <w:rPr>
+          <w:b/>
+          <w:bCs/>
+          <w:sz w:val="28"/>
+          <w:szCs w:val="28"/>
+          <w:lang w:val="en-CA"/>
+        </w:rPr>
+        <w:t xml:space="preserve">:</w:t>
+      </w:r>
+      <w:r>
+        <w:rPr>
+          <w:b/>
+          <w:bCs/>
+          <w:sz w:val="28"/>
+          <w:szCs w:val="28"/>
           <w:highlight w:val="none"/>
           <w:lang w:val="en-CA"/>
         </w:rPr>
       </w:r>
-    </w:p>
-    <w:p>
-      <w:pPr>
-        <w:pBdr/>
-        <w:spacing w:line="360" w:lineRule="auto"/>
-        <w:ind w:right="0" w:firstLine="709" w:left="0"/>
+      <w:r>
         <w:rPr>
           <w:b/>
           <w:bCs/>
@@ -18449,51 +18600,6 @@
           <w:szCs w:val="28"/>
           <w:highlight w:val="none"/>
           <w:lang w:val="en-CA"/>
-        </w:rPr>
-      </w:pPr>
-      <w:r>
-        <w:rPr>
-          <w:rFonts w:ascii="Times New Roman" w:hAnsi="Times New Roman" w:cs="Times New Roman"/>
-          <w:sz w:val="28"/>
-          <w:szCs w:val="28"/>
-          <w:lang w:val="en-US"/>
-        </w:rPr>
-      </w:r>
-      <w:r>
-        <w:rPr>
-          <w:b/>
-          <w:bCs/>
-          <w:sz w:val="28"/>
-          <w:szCs w:val="28"/>
-        </w:rPr>
-        <w:t xml:space="preserve">Код программы</w:t>
-      </w:r>
-      <w:r>
-        <w:rPr>
-          <w:b/>
-          <w:bCs/>
-          <w:sz w:val="28"/>
-          <w:szCs w:val="28"/>
-          <w:lang w:val="en-CA"/>
-        </w:rPr>
-        <w:t xml:space="preserve">:</w:t>
-      </w:r>
-      <w:r>
-        <w:rPr>
-          <w:rFonts w:ascii="Times New Roman" w:hAnsi="Times New Roman" w:cs="Times New Roman"/>
-          <w:sz w:val="28"/>
-          <w:szCs w:val="28"/>
-          <w:highlight w:val="none"/>
-          <w:lang w:val="en-US"/>
-        </w:rPr>
-      </w:r>
-      <w:r>
-        <w:rPr>
-          <w:rFonts w:ascii="Times New Roman" w:hAnsi="Times New Roman" w:cs="Times New Roman"/>
-          <w:sz w:val="28"/>
-          <w:szCs w:val="28"/>
-          <w:highlight w:val="none"/>
-          <w:lang w:val="en-US"/>
         </w:rPr>
       </w:r>
     </w:p>
@@ -18508,11 +18614,16 @@
         <w:shd w:val="clear" w:color="1e1e1e" w:fill="1e1e1e"/>
         <w:spacing w:line="199" w:lineRule="atLeast"/>
         <w:ind w:right="0" w:firstLine="0" w:left="0"/>
-        <w:rPr/>
-      </w:pPr>
-      <w:r>
-        <w:rPr>
-          <w:rFonts w:ascii="Courier New" w:hAnsi="Courier New" w:eastAsia="Courier New" w:cs="Courier New"/>
+        <w:rPr>
+          <w:b w:val="0"/>
+          <w:bCs w:val="0"/>
+        </w:rPr>
+      </w:pPr>
+      <w:r>
+        <w:rPr>
+          <w:rFonts w:ascii="Courier New" w:hAnsi="Courier New" w:eastAsia="Courier New" w:cs="Courier New"/>
+          <w:b w:val="0"/>
+          <w:bCs w:val="0"/>
           <w:color w:val="569cd6"/>
           <w:sz w:val="20"/>
         </w:rPr>
@@ -18521,12 +18632,25 @@
       <w:r>
         <w:rPr>
           <w:rFonts w:ascii="Courier New" w:hAnsi="Courier New" w:eastAsia="Courier New" w:cs="Courier New"/>
+          <w:b w:val="0"/>
+          <w:bCs w:val="0"/>
           <w:color w:val="dcdcdc"/>
           <w:sz w:val="20"/>
         </w:rPr>
         <w:t xml:space="preserve">:</w:t>
       </w:r>
-      <w:r/>
+      <w:r>
+        <w:rPr>
+          <w:b w:val="0"/>
+          <w:bCs w:val="0"/>
+        </w:rPr>
+      </w:r>
+      <w:r>
+        <w:rPr>
+          <w:b w:val="0"/>
+          <w:bCs w:val="0"/>
+        </w:rPr>
+      </w:r>
     </w:p>
     <w:p>
       <w:pPr>
@@ -18539,11 +18663,16 @@
         <w:shd w:val="clear" w:color="1e1e1e" w:fill="1e1e1e"/>
         <w:spacing w:line="199" w:lineRule="atLeast"/>
         <w:ind w:right="0" w:firstLine="0" w:left="0"/>
-        <w:rPr/>
-      </w:pPr>
-      <w:r>
-        <w:rPr>
-          <w:rFonts w:ascii="Courier New" w:hAnsi="Courier New" w:eastAsia="Courier New" w:cs="Courier New"/>
+        <w:rPr>
+          <w:b w:val="0"/>
+          <w:bCs w:val="0"/>
+        </w:rPr>
+      </w:pPr>
+      <w:r>
+        <w:rPr>
+          <w:rFonts w:ascii="Courier New" w:hAnsi="Courier New" w:eastAsia="Courier New" w:cs="Courier New"/>
+          <w:b w:val="0"/>
+          <w:bCs w:val="0"/>
           <w:color w:val="dcdcdc"/>
           <w:sz w:val="20"/>
         </w:rPr>
@@ -18552,6 +18681,8 @@
       <w:r>
         <w:rPr>
           <w:rFonts w:ascii="Courier New" w:hAnsi="Courier New" w:eastAsia="Courier New" w:cs="Courier New"/>
+          <w:b w:val="0"/>
+          <w:bCs w:val="0"/>
           <w:color w:val="4ec9b0"/>
           <w:sz w:val="20"/>
         </w:rPr>
@@ -18560,6 +18691,8 @@
       <w:r>
         <w:rPr>
           <w:rFonts w:ascii="Courier New" w:hAnsi="Courier New" w:eastAsia="Courier New" w:cs="Courier New"/>
+          <w:b w:val="0"/>
+          <w:bCs w:val="0"/>
           <w:color w:val="dcdcdc"/>
           <w:sz w:val="20"/>
         </w:rPr>
@@ -18568,6 +18701,8 @@
       <w:r>
         <w:rPr>
           <w:rFonts w:ascii="Courier New" w:hAnsi="Courier New" w:eastAsia="Courier New" w:cs="Courier New"/>
+          <w:b w:val="0"/>
+          <w:bCs w:val="0"/>
           <w:color w:val="4ec9b0"/>
           <w:sz w:val="20"/>
         </w:rPr>
@@ -18576,6 +18711,8 @@
       <w:r>
         <w:rPr>
           <w:rFonts w:ascii="Courier New" w:hAnsi="Courier New" w:eastAsia="Courier New" w:cs="Courier New"/>
+          <w:b w:val="0"/>
+          <w:bCs w:val="0"/>
           <w:color w:val="dcdcdc"/>
           <w:sz w:val="20"/>
         </w:rPr>
@@ -18584,6 +18721,8 @@
       <w:r>
         <w:rPr>
           <w:rFonts w:ascii="Courier New" w:hAnsi="Courier New" w:eastAsia="Courier New" w:cs="Courier New"/>
+          <w:b w:val="0"/>
+          <w:bCs w:val="0"/>
           <w:color w:val="d69d85"/>
           <w:sz w:val="20"/>
         </w:rPr>
@@ -18592,12 +18731,25 @@
       <w:r>
         <w:rPr>
           <w:rFonts w:ascii="Courier New" w:hAnsi="Courier New" w:eastAsia="Courier New" w:cs="Courier New"/>
+          <w:b w:val="0"/>
+          <w:bCs w:val="0"/>
           <w:color w:val="dcdcdc"/>
           <w:sz w:val="20"/>
         </w:rPr>
         <w:t xml:space="preserve">))</w:t>
       </w:r>
-      <w:r/>
+      <w:r>
+        <w:rPr>
+          <w:b w:val="0"/>
+          <w:bCs w:val="0"/>
+        </w:rPr>
+      </w:r>
+      <w:r>
+        <w:rPr>
+          <w:b w:val="0"/>
+          <w:bCs w:val="0"/>
+        </w:rPr>
+      </w:r>
     </w:p>
     <w:p>
       <w:pPr>
@@ -18610,11 +18762,16 @@
         <w:shd w:val="clear" w:color="1e1e1e" w:fill="1e1e1e"/>
         <w:spacing w:line="199" w:lineRule="atLeast"/>
         <w:ind w:right="0" w:firstLine="0" w:left="0"/>
-        <w:rPr/>
-      </w:pPr>
-      <w:r>
-        <w:rPr>
-          <w:rFonts w:ascii="Courier New" w:hAnsi="Courier New" w:eastAsia="Courier New" w:cs="Courier New"/>
+        <w:rPr>
+          <w:b w:val="0"/>
+          <w:bCs w:val="0"/>
+        </w:rPr>
+      </w:pPr>
+      <w:r>
+        <w:rPr>
+          <w:rFonts w:ascii="Courier New" w:hAnsi="Courier New" w:eastAsia="Courier New" w:cs="Courier New"/>
+          <w:b w:val="0"/>
+          <w:bCs w:val="0"/>
           <w:color w:val="dcdcdc"/>
           <w:sz w:val="20"/>
         </w:rPr>
@@ -18623,6 +18780,8 @@
       <w:r>
         <w:rPr>
           <w:rFonts w:ascii="Courier New" w:hAnsi="Courier New" w:eastAsia="Courier New" w:cs="Courier New"/>
+          <w:b w:val="0"/>
+          <w:bCs w:val="0"/>
           <w:color w:val="4ec9b0"/>
           <w:sz w:val="20"/>
         </w:rPr>
@@ -18631,6 +18790,8 @@
       <w:r>
         <w:rPr>
           <w:rFonts w:ascii="Courier New" w:hAnsi="Courier New" w:eastAsia="Courier New" w:cs="Courier New"/>
+          <w:b w:val="0"/>
+          <w:bCs w:val="0"/>
           <w:color w:val="dcdcdc"/>
           <w:sz w:val="20"/>
         </w:rPr>
@@ -18639,6 +18800,8 @@
       <w:r>
         <w:rPr>
           <w:rFonts w:ascii="Courier New" w:hAnsi="Courier New" w:eastAsia="Courier New" w:cs="Courier New"/>
+          <w:b w:val="0"/>
+          <w:bCs w:val="0"/>
           <w:color w:val="4ec9b0"/>
           <w:sz w:val="20"/>
         </w:rPr>
@@ -18647,6 +18810,8 @@
       <w:r>
         <w:rPr>
           <w:rFonts w:ascii="Courier New" w:hAnsi="Courier New" w:eastAsia="Courier New" w:cs="Courier New"/>
+          <w:b w:val="0"/>
+          <w:bCs w:val="0"/>
           <w:color w:val="dcdcdc"/>
           <w:sz w:val="20"/>
         </w:rPr>
@@ -18655,6 +18820,8 @@
       <w:r>
         <w:rPr>
           <w:rFonts w:ascii="Courier New" w:hAnsi="Courier New" w:eastAsia="Courier New" w:cs="Courier New"/>
+          <w:b w:val="0"/>
+          <w:bCs w:val="0"/>
           <w:color w:val="d69d85"/>
           <w:sz w:val="20"/>
         </w:rPr>
@@ -18663,12 +18830,25 @@
       <w:r>
         <w:rPr>
           <w:rFonts w:ascii="Courier New" w:hAnsi="Courier New" w:eastAsia="Courier New" w:cs="Courier New"/>
+          <w:b w:val="0"/>
+          <w:bCs w:val="0"/>
           <w:color w:val="dcdcdc"/>
           <w:sz w:val="20"/>
         </w:rPr>
         <w:t xml:space="preserve">))</w:t>
       </w:r>
-      <w:r/>
+      <w:r>
+        <w:rPr>
+          <w:b w:val="0"/>
+          <w:bCs w:val="0"/>
+        </w:rPr>
+      </w:r>
+      <w:r>
+        <w:rPr>
+          <w:b w:val="0"/>
+          <w:bCs w:val="0"/>
+        </w:rPr>
+      </w:r>
     </w:p>
     <w:p>
       <w:pPr>
@@ -18681,11 +18861,16 @@
         <w:shd w:val="clear" w:color="1e1e1e" w:fill="1e1e1e"/>
         <w:spacing w:line="199" w:lineRule="atLeast"/>
         <w:ind w:right="0" w:firstLine="0" w:left="0"/>
-        <w:rPr/>
-      </w:pPr>
-      <w:r>
-        <w:rPr>
-          <w:rFonts w:ascii="Courier New" w:hAnsi="Courier New" w:eastAsia="Courier New" w:cs="Courier New"/>
+        <w:rPr>
+          <w:b w:val="0"/>
+          <w:bCs w:val="0"/>
+        </w:rPr>
+      </w:pPr>
+      <w:r>
+        <w:rPr>
+          <w:rFonts w:ascii="Courier New" w:hAnsi="Courier New" w:eastAsia="Courier New" w:cs="Courier New"/>
+          <w:b w:val="0"/>
+          <w:bCs w:val="0"/>
           <w:color w:val="dcdcdc"/>
           <w:sz w:val="20"/>
         </w:rPr>
@@ -18694,6 +18879,8 @@
       <w:r>
         <w:rPr>
           <w:rFonts w:ascii="Courier New" w:hAnsi="Courier New" w:eastAsia="Courier New" w:cs="Courier New"/>
+          <w:b w:val="0"/>
+          <w:bCs w:val="0"/>
           <w:color w:val="4ec9b0"/>
           <w:sz w:val="20"/>
         </w:rPr>
@@ -18702,6 +18889,8 @@
       <w:r>
         <w:rPr>
           <w:rFonts w:ascii="Courier New" w:hAnsi="Courier New" w:eastAsia="Courier New" w:cs="Courier New"/>
+          <w:b w:val="0"/>
+          <w:bCs w:val="0"/>
           <w:color w:val="dcdcdc"/>
           <w:sz w:val="20"/>
         </w:rPr>
@@ -18710,6 +18899,8 @@
       <w:r>
         <w:rPr>
           <w:rFonts w:ascii="Courier New" w:hAnsi="Courier New" w:eastAsia="Courier New" w:cs="Courier New"/>
+          <w:b w:val="0"/>
+          <w:bCs w:val="0"/>
           <w:color w:val="4ec9b0"/>
           <w:sz w:val="20"/>
         </w:rPr>
@@ -18718,6 +18909,8 @@
       <w:r>
         <w:rPr>
           <w:rFonts w:ascii="Courier New" w:hAnsi="Courier New" w:eastAsia="Courier New" w:cs="Courier New"/>
+          <w:b w:val="0"/>
+          <w:bCs w:val="0"/>
           <w:color w:val="dcdcdc"/>
           <w:sz w:val="20"/>
         </w:rPr>
@@ -18726,6 +18919,8 @@
       <w:r>
         <w:rPr>
           <w:rFonts w:ascii="Courier New" w:hAnsi="Courier New" w:eastAsia="Courier New" w:cs="Courier New"/>
+          <w:b w:val="0"/>
+          <w:bCs w:val="0"/>
           <w:color w:val="d69d85"/>
           <w:sz w:val="20"/>
         </w:rPr>
@@ -18734,12 +18929,25 @@
       <w:r>
         <w:rPr>
           <w:rFonts w:ascii="Courier New" w:hAnsi="Courier New" w:eastAsia="Courier New" w:cs="Courier New"/>
+          <w:b w:val="0"/>
+          <w:bCs w:val="0"/>
           <w:color w:val="dcdcdc"/>
           <w:sz w:val="20"/>
         </w:rPr>
         <w:t xml:space="preserve">))</w:t>
       </w:r>
-      <w:r/>
+      <w:r>
+        <w:rPr>
+          <w:b w:val="0"/>
+          <w:bCs w:val="0"/>
+        </w:rPr>
+      </w:r>
+      <w:r>
+        <w:rPr>
+          <w:b w:val="0"/>
+          <w:bCs w:val="0"/>
+        </w:rPr>
+      </w:r>
     </w:p>
     <w:p>
       <w:pPr>
@@ -18752,11 +18960,16 @@
         <w:shd w:val="clear" w:color="1e1e1e" w:fill="1e1e1e"/>
         <w:spacing w:line="199" w:lineRule="atLeast"/>
         <w:ind w:right="0" w:firstLine="0" w:left="0"/>
-        <w:rPr/>
-      </w:pPr>
-      <w:r>
-        <w:rPr>
-          <w:rFonts w:ascii="Courier New" w:hAnsi="Courier New" w:eastAsia="Courier New" w:cs="Courier New"/>
+        <w:rPr>
+          <w:b w:val="0"/>
+          <w:bCs w:val="0"/>
+        </w:rPr>
+      </w:pPr>
+      <w:r>
+        <w:rPr>
+          <w:rFonts w:ascii="Courier New" w:hAnsi="Courier New" w:eastAsia="Courier New" w:cs="Courier New"/>
+          <w:b w:val="0"/>
+          <w:bCs w:val="0"/>
           <w:color w:val="dcdcdc"/>
           <w:sz w:val="20"/>
         </w:rPr>
@@ -18765,6 +18978,8 @@
       <w:r>
         <w:rPr>
           <w:rFonts w:ascii="Courier New" w:hAnsi="Courier New" w:eastAsia="Courier New" w:cs="Courier New"/>
+          <w:b w:val="0"/>
+          <w:bCs w:val="0"/>
           <w:color w:val="4ec9b0"/>
           <w:sz w:val="20"/>
         </w:rPr>
@@ -18773,6 +18988,8 @@
       <w:r>
         <w:rPr>
           <w:rFonts w:ascii="Courier New" w:hAnsi="Courier New" w:eastAsia="Courier New" w:cs="Courier New"/>
+          <w:b w:val="0"/>
+          <w:bCs w:val="0"/>
           <w:color w:val="dcdcdc"/>
           <w:sz w:val="20"/>
         </w:rPr>
@@ -18781,6 +18998,8 @@
       <w:r>
         <w:rPr>
           <w:rFonts w:ascii="Courier New" w:hAnsi="Courier New" w:eastAsia="Courier New" w:cs="Courier New"/>
+          <w:b w:val="0"/>
+          <w:bCs w:val="0"/>
           <w:color w:val="4ec9b0"/>
           <w:sz w:val="20"/>
         </w:rPr>
@@ -18789,6 +19008,8 @@
       <w:r>
         <w:rPr>
           <w:rFonts w:ascii="Courier New" w:hAnsi="Courier New" w:eastAsia="Courier New" w:cs="Courier New"/>
+          <w:b w:val="0"/>
+          <w:bCs w:val="0"/>
           <w:color w:val="dcdcdc"/>
           <w:sz w:val="20"/>
         </w:rPr>
@@ -18797,6 +19018,8 @@
       <w:r>
         <w:rPr>
           <w:rFonts w:ascii="Courier New" w:hAnsi="Courier New" w:eastAsia="Courier New" w:cs="Courier New"/>
+          <w:b w:val="0"/>
+          <w:bCs w:val="0"/>
           <w:color w:val="d69d85"/>
           <w:sz w:val="20"/>
         </w:rPr>
@@ -18805,12 +19028,25 @@
       <w:r>
         <w:rPr>
           <w:rFonts w:ascii="Courier New" w:hAnsi="Courier New" w:eastAsia="Courier New" w:cs="Courier New"/>
+          <w:b w:val="0"/>
+          <w:bCs w:val="0"/>
           <w:color w:val="dcdcdc"/>
           <w:sz w:val="20"/>
         </w:rPr>
         <w:t xml:space="preserve">))</w:t>
       </w:r>
-      <w:r/>
+      <w:r>
+        <w:rPr>
+          <w:b w:val="0"/>
+          <w:bCs w:val="0"/>
+        </w:rPr>
+      </w:r>
+      <w:r>
+        <w:rPr>
+          <w:b w:val="0"/>
+          <w:bCs w:val="0"/>
+        </w:rPr>
+      </w:r>
     </w:p>
     <w:p>
       <w:pPr>
@@ -18823,11 +19059,16 @@
         <w:shd w:val="clear" w:color="1e1e1e" w:fill="1e1e1e"/>
         <w:spacing w:line="199" w:lineRule="atLeast"/>
         <w:ind w:right="0" w:firstLine="0" w:left="0"/>
-        <w:rPr/>
-      </w:pPr>
-      <w:r>
-        <w:rPr>
-          <w:rFonts w:ascii="Courier New" w:hAnsi="Courier New" w:eastAsia="Courier New" w:cs="Courier New"/>
+        <w:rPr>
+          <w:b w:val="0"/>
+          <w:bCs w:val="0"/>
+        </w:rPr>
+      </w:pPr>
+      <w:r>
+        <w:rPr>
+          <w:rFonts w:ascii="Courier New" w:hAnsi="Courier New" w:eastAsia="Courier New" w:cs="Courier New"/>
+          <w:b w:val="0"/>
+          <w:bCs w:val="0"/>
           <w:color w:val="dcdcdc"/>
           <w:sz w:val="20"/>
         </w:rPr>
@@ -18836,12 +19077,25 @@
       <w:r>
         <w:rPr>
           <w:rFonts w:ascii="Courier New" w:hAnsi="Courier New" w:eastAsia="Courier New" w:cs="Courier New"/>
+          <w:b w:val="0"/>
+          <w:bCs w:val="0"/>
           <w:color w:val="b8d7a3"/>
           <w:sz w:val="20"/>
         </w:rPr>
         <w:t xml:space="preserve">1</w:t>
       </w:r>
-      <w:r/>
+      <w:r>
+        <w:rPr>
+          <w:b w:val="0"/>
+          <w:bCs w:val="0"/>
+        </w:rPr>
+      </w:r>
+      <w:r>
+        <w:rPr>
+          <w:b w:val="0"/>
+          <w:bCs w:val="0"/>
+        </w:rPr>
+      </w:r>
     </w:p>
     <w:p>
       <w:pPr>
@@ -18854,17 +19108,33 @@
         <w:shd w:val="clear" w:color="1e1e1e" w:fill="1e1e1e"/>
         <w:spacing w:line="199" w:lineRule="atLeast"/>
         <w:ind w:right="0" w:firstLine="0" w:left="0"/>
-        <w:rPr/>
-      </w:pPr>
-      <w:r>
-        <w:rPr>
-          <w:rFonts w:ascii="Courier New" w:hAnsi="Courier New" w:eastAsia="Courier New" w:cs="Courier New"/>
+        <w:rPr>
+          <w:b w:val="0"/>
+          <w:bCs w:val="0"/>
+        </w:rPr>
+      </w:pPr>
+      <w:r>
+        <w:rPr>
+          <w:rFonts w:ascii="Courier New" w:hAnsi="Courier New" w:eastAsia="Courier New" w:cs="Courier New"/>
+          <w:b w:val="0"/>
+          <w:bCs w:val="0"/>
           <w:color w:val="dcdcdc"/>
           <w:sz w:val="20"/>
         </w:rPr>
         <w:t xml:space="preserve">    sumDK = (D+K)</w:t>
       </w:r>
-      <w:r/>
+      <w:r>
+        <w:rPr>
+          <w:b w:val="0"/>
+          <w:bCs w:val="0"/>
+        </w:rPr>
+      </w:r>
+      <w:r>
+        <w:rPr>
+          <w:b w:val="0"/>
+          <w:bCs w:val="0"/>
+        </w:rPr>
+      </w:r>
     </w:p>
     <w:p>
       <w:pPr>
@@ -18877,17 +19147,33 @@
         <w:shd w:val="clear" w:color="1e1e1e" w:fill="1e1e1e"/>
         <w:spacing w:line="199" w:lineRule="atLeast"/>
         <w:ind w:right="0" w:firstLine="0" w:left="0"/>
-        <w:rPr/>
-      </w:pPr>
-      <w:r>
-        <w:rPr>
-          <w:rFonts w:ascii="Courier New" w:hAnsi="Courier New" w:eastAsia="Courier New" w:cs="Courier New"/>
+        <w:rPr>
+          <w:b w:val="0"/>
+          <w:bCs w:val="0"/>
+        </w:rPr>
+      </w:pPr>
+      <w:r>
+        <w:rPr>
+          <w:rFonts w:ascii="Courier New" w:hAnsi="Courier New" w:eastAsia="Courier New" w:cs="Courier New"/>
+          <w:b w:val="0"/>
+          <w:bCs w:val="0"/>
           <w:color w:val="dcdcdc"/>
           <w:sz w:val="20"/>
         </w:rPr>
         <w:t xml:space="preserve">    difDK = (D-K)</w:t>
       </w:r>
-      <w:r/>
+      <w:r>
+        <w:rPr>
+          <w:b w:val="0"/>
+          <w:bCs w:val="0"/>
+        </w:rPr>
+      </w:r>
+      <w:r>
+        <w:rPr>
+          <w:b w:val="0"/>
+          <w:bCs w:val="0"/>
+        </w:rPr>
+      </w:r>
     </w:p>
     <w:p>
       <w:pPr>
@@ -18900,11 +19186,16 @@
         <w:shd w:val="clear" w:color="1e1e1e" w:fill="1e1e1e"/>
         <w:spacing w:line="199" w:lineRule="atLeast"/>
         <w:ind w:right="0" w:firstLine="0" w:left="0"/>
-        <w:rPr/>
-      </w:pPr>
-      <w:r>
-        <w:rPr>
-          <w:rFonts w:ascii="Courier New" w:hAnsi="Courier New" w:eastAsia="Courier New" w:cs="Courier New"/>
+        <w:rPr>
+          <w:b w:val="0"/>
+          <w:bCs w:val="0"/>
+        </w:rPr>
+      </w:pPr>
+      <w:r>
+        <w:rPr>
+          <w:rFonts w:ascii="Courier New" w:hAnsi="Courier New" w:eastAsia="Courier New" w:cs="Courier New"/>
+          <w:b w:val="0"/>
+          <w:bCs w:val="0"/>
           <w:color w:val="dcdcdc"/>
           <w:sz w:val="20"/>
         </w:rPr>
@@ -18913,6 +19204,8 @@
       <w:r>
         <w:rPr>
           <w:rFonts w:ascii="Courier New" w:hAnsi="Courier New" w:eastAsia="Courier New" w:cs="Courier New"/>
+          <w:b w:val="0"/>
+          <w:bCs w:val="0"/>
           <w:color w:val="569cd6"/>
           <w:sz w:val="20"/>
         </w:rPr>
@@ -18921,20 +19214,45 @@
       <w:r>
         <w:rPr>
           <w:rFonts w:ascii="Courier New" w:hAnsi="Courier New" w:eastAsia="Courier New" w:cs="Courier New"/>
+          <w:b w:val="0"/>
+          <w:bCs w:val="0"/>
           <w:color w:val="dcdcdc"/>
           <w:sz w:val="20"/>
         </w:rPr>
-        <w:t xml:space="preserve"> N &lt; I: step = -</w:t>
-      </w:r>
-      <w:r>
-        <w:rPr>
-          <w:rFonts w:ascii="Courier New" w:hAnsi="Courier New" w:eastAsia="Courier New" w:cs="Courier New"/>
+        <w:t xml:space="preserve"> difDK == </w:t>
+      </w:r>
+      <w:r>
+        <w:rPr>
+          <w:rFonts w:ascii="Courier New" w:hAnsi="Courier New" w:eastAsia="Courier New" w:cs="Courier New"/>
+          <w:b w:val="0"/>
+          <w:bCs w:val="0"/>
           <w:color w:val="b8d7a3"/>
           <w:sz w:val="20"/>
         </w:rPr>
-        <w:t xml:space="preserve">1</w:t>
-      </w:r>
-      <w:r/>
+        <w:t xml:space="preserve">0</w:t>
+      </w:r>
+      <w:r>
+        <w:rPr>
+          <w:rFonts w:ascii="Courier New" w:hAnsi="Courier New" w:eastAsia="Courier New" w:cs="Courier New"/>
+          <w:b w:val="0"/>
+          <w:bCs w:val="0"/>
+          <w:color w:val="dcdcdc"/>
+          <w:sz w:val="20"/>
+        </w:rPr>
+        <w:t xml:space="preserve">:</w:t>
+      </w:r>
+      <w:r>
+        <w:rPr>
+          <w:b w:val="0"/>
+          <w:bCs w:val="0"/>
+        </w:rPr>
+      </w:r>
+      <w:r>
+        <w:rPr>
+          <w:b w:val="0"/>
+          <w:bCs w:val="0"/>
+        </w:rPr>
+      </w:r>
     </w:p>
     <w:p>
       <w:pPr>
@@ -18947,33 +19265,73 @@
         <w:shd w:val="clear" w:color="1e1e1e" w:fill="1e1e1e"/>
         <w:spacing w:line="199" w:lineRule="atLeast"/>
         <w:ind w:right="0" w:firstLine="0" w:left="0"/>
-        <w:rPr/>
-      </w:pPr>
-      <w:r>
-        <w:rPr>
-          <w:rFonts w:ascii="Courier New" w:hAnsi="Courier New" w:eastAsia="Courier New" w:cs="Courier New"/>
+        <w:rPr>
+          <w:b w:val="0"/>
+          <w:bCs w:val="0"/>
+        </w:rPr>
+      </w:pPr>
+      <w:r>
+        <w:rPr>
+          <w:rFonts w:ascii="Courier New" w:hAnsi="Courier New" w:eastAsia="Courier New" w:cs="Courier New"/>
+          <w:b w:val="0"/>
+          <w:bCs w:val="0"/>
           <w:color w:val="dcdcdc"/>
           <w:sz w:val="20"/>
         </w:rPr>
-        <w:t xml:space="preserve">    </w:t>
-      </w:r>
-      <w:r>
-        <w:rPr>
-          <w:rFonts w:ascii="Courier New" w:hAnsi="Courier New" w:eastAsia="Courier New" w:cs="Courier New"/>
-          <w:color w:val="4ec9b0"/>
-          <w:sz w:val="20"/>
-        </w:rPr>
-        <w:t xml:space="preserve">print</w:t>
-      </w:r>
-      <w:r>
-        <w:rPr>
-          <w:rFonts w:ascii="Courier New" w:hAnsi="Courier New" w:eastAsia="Courier New" w:cs="Courier New"/>
+        <w:t xml:space="preserve">        </w:t>
+      </w:r>
+      <w:r>
+        <w:rPr>
+          <w:rFonts w:ascii="Courier New" w:hAnsi="Courier New" w:eastAsia="Courier New" w:cs="Courier New"/>
+          <w:b w:val="0"/>
+          <w:bCs w:val="0"/>
+          <w:color w:val="569cd6"/>
+          <w:sz w:val="20"/>
+        </w:rPr>
+        <w:t xml:space="preserve">raise</w:t>
+      </w:r>
+      <w:r>
+        <w:rPr>
+          <w:rFonts w:ascii="Courier New" w:hAnsi="Courier New" w:eastAsia="Courier New" w:cs="Courier New"/>
+          <w:b w:val="0"/>
+          <w:bCs w:val="0"/>
           <w:color w:val="dcdcdc"/>
           <w:sz w:val="20"/>
         </w:rPr>
-        <w:t xml:space="preserve">( *[ i * sumDK / difDK</w:t>
-      </w:r>
-      <w:r/>
+        <w:t xml:space="preserve"> ValueError(</w:t>
+      </w:r>
+      <w:r>
+        <w:rPr>
+          <w:rFonts w:ascii="Courier New" w:hAnsi="Courier New" w:eastAsia="Courier New" w:cs="Courier New"/>
+          <w:b w:val="0"/>
+          <w:bCs w:val="0"/>
+          <w:color w:val="d69d85"/>
+          <w:sz w:val="20"/>
+        </w:rPr>
+        <w:t xml:space="preserve">"Деление на ноль"</w:t>
+      </w:r>
+      <w:r>
+        <w:rPr>
+          <w:rFonts w:ascii="Courier New" w:hAnsi="Courier New" w:eastAsia="Courier New" w:cs="Courier New"/>
+          <w:b w:val="0"/>
+          <w:bCs w:val="0"/>
+          <w:color w:val="dcdcdc"/>
+          <w:sz w:val="20"/>
+        </w:rPr>
+        <w:t xml:space="preserve">)</w:t>
+      </w:r>
+      <w:r>
+        <w:rPr>
+          <w:b w:val="0"/>
+          <w:bCs w:val="0"/>
+        </w:rPr>
+      </w:r>
+      <w:r>
+        <w:rPr>
+          <w:b w:val="0"/>
+          <w:bCs w:val="0"/>
+        </w:rPr>
+      </w:r>
     </w:p>
     <w:p>
       <w:pPr>
@@ -18986,65 +19344,63 @@
         <w:shd w:val="clear" w:color="1e1e1e" w:fill="1e1e1e"/>
         <w:spacing w:line="199" w:lineRule="atLeast"/>
         <w:ind w:right="0" w:firstLine="0" w:left="0"/>
-        <w:rPr/>
-      </w:pPr>
-      <w:r>
-        <w:rPr>
-          <w:rFonts w:ascii="Courier New" w:hAnsi="Courier New" w:eastAsia="Courier New" w:cs="Courier New"/>
+        <w:rPr>
+          <w:b w:val="0"/>
+          <w:bCs w:val="0"/>
+        </w:rPr>
+      </w:pPr>
+      <w:r>
+        <w:rPr>
+          <w:rFonts w:ascii="Courier New" w:hAnsi="Courier New" w:eastAsia="Courier New" w:cs="Courier New"/>
+          <w:b w:val="0"/>
+          <w:bCs w:val="0"/>
           <w:color w:val="dcdcdc"/>
           <w:sz w:val="20"/>
         </w:rPr>
-        <w:t xml:space="preserve">              </w:t>
-      </w:r>
-      <w:r>
-        <w:rPr>
-          <w:rFonts w:ascii="Courier New" w:hAnsi="Courier New" w:eastAsia="Courier New" w:cs="Courier New"/>
+        <w:t xml:space="preserve">    </w:t>
+      </w:r>
+      <w:r>
+        <w:rPr>
+          <w:rFonts w:ascii="Courier New" w:hAnsi="Courier New" w:eastAsia="Courier New" w:cs="Courier New"/>
+          <w:b w:val="0"/>
+          <w:bCs w:val="0"/>
           <w:color w:val="569cd6"/>
           <w:sz w:val="20"/>
         </w:rPr>
-        <w:t xml:space="preserve">for</w:t>
-      </w:r>
-      <w:r>
-        <w:rPr>
-          <w:rFonts w:ascii="Courier New" w:hAnsi="Courier New" w:eastAsia="Courier New" w:cs="Courier New"/>
+        <w:t xml:space="preserve">if</w:t>
+      </w:r>
+      <w:r>
+        <w:rPr>
+          <w:rFonts w:ascii="Courier New" w:hAnsi="Courier New" w:eastAsia="Courier New" w:cs="Courier New"/>
+          <w:b w:val="0"/>
+          <w:bCs w:val="0"/>
           <w:color w:val="dcdcdc"/>
           <w:sz w:val="20"/>
         </w:rPr>
-        <w:t xml:space="preserve"> i </w:t>
-      </w:r>
-      <w:r>
-        <w:rPr>
-          <w:rFonts w:ascii="Courier New" w:hAnsi="Courier New" w:eastAsia="Courier New" w:cs="Courier New"/>
-          <w:color w:val="569cd6"/>
-          <w:sz w:val="20"/>
-        </w:rPr>
-        <w:t xml:space="preserve">in</w:t>
-      </w:r>
-      <w:r>
-        <w:rPr>
-          <w:rFonts w:ascii="Courier New" w:hAnsi="Courier New" w:eastAsia="Courier New" w:cs="Courier New"/>
-          <w:color w:val="dcdcdc"/>
-          <w:sz w:val="20"/>
-        </w:rPr>
-        <w:t xml:space="preserve"> </w:t>
-      </w:r>
-      <w:r>
-        <w:rPr>
-          <w:rFonts w:ascii="Courier New" w:hAnsi="Courier New" w:eastAsia="Courier New" w:cs="Courier New"/>
-          <w:color w:val="4ec9b0"/>
-          <w:sz w:val="20"/>
-        </w:rPr>
-        <w:t xml:space="preserve">range</w:t>
-      </w:r>
-      <w:r>
-        <w:rPr>
-          <w:rFonts w:ascii="Courier New" w:hAnsi="Courier New" w:eastAsia="Courier New" w:cs="Courier New"/>
-          <w:color w:val="dcdcdc"/>
-          <w:sz w:val="20"/>
-        </w:rPr>
-        <w:t xml:space="preserve">(I,N+step,step) ] )</w:t>
-      </w:r>
-      <w:r/>
+        <w:t xml:space="preserve"> N &lt; I: step = -</w:t>
+      </w:r>
+      <w:r>
+        <w:rPr>
+          <w:rFonts w:ascii="Courier New" w:hAnsi="Courier New" w:eastAsia="Courier New" w:cs="Courier New"/>
+          <w:b w:val="0"/>
+          <w:bCs w:val="0"/>
+          <w:color w:val="b8d7a3"/>
+          <w:sz w:val="20"/>
+        </w:rPr>
+        <w:t xml:space="preserve">1</w:t>
+      </w:r>
+      <w:r>
+        <w:rPr>
+          <w:b w:val="0"/>
+          <w:bCs w:val="0"/>
+        </w:rPr>
+      </w:r>
+      <w:r>
+        <w:rPr>
+          <w:b w:val="0"/>
+          <w:bCs w:val="0"/>
+        </w:rPr>
+      </w:r>
     </w:p>
     <w:p>
       <w:pPr>
@@ -19057,17 +19413,53 @@
         <w:shd w:val="clear" w:color="1e1e1e" w:fill="1e1e1e"/>
         <w:spacing w:line="199" w:lineRule="atLeast"/>
         <w:ind w:right="0" w:firstLine="0" w:left="0"/>
-        <w:rPr/>
-      </w:pPr>
-      <w:r>
-        <w:rPr>
-          <w:rFonts w:ascii="Courier New" w:hAnsi="Courier New" w:eastAsia="Courier New" w:cs="Courier New"/>
+        <w:rPr>
+          <w:b w:val="0"/>
+          <w:bCs w:val="0"/>
+        </w:rPr>
+      </w:pPr>
+      <w:r>
+        <w:rPr>
+          <w:rFonts w:ascii="Courier New" w:hAnsi="Courier New" w:eastAsia="Courier New" w:cs="Courier New"/>
+          <w:b w:val="0"/>
+          <w:bCs w:val="0"/>
           <w:color w:val="dcdcdc"/>
           <w:sz w:val="20"/>
         </w:rPr>
-        <w:t xml:space="preserve"> </w:t>
-      </w:r>
-      <w:r/>
+        <w:t xml:space="preserve">    </w:t>
+      </w:r>
+      <w:r>
+        <w:rPr>
+          <w:rFonts w:ascii="Courier New" w:hAnsi="Courier New" w:eastAsia="Courier New" w:cs="Courier New"/>
+          <w:b w:val="0"/>
+          <w:bCs w:val="0"/>
+          <w:color w:val="4ec9b0"/>
+          <w:sz w:val="20"/>
+        </w:rPr>
+        <w:t xml:space="preserve">print</w:t>
+      </w:r>
+      <w:r>
+        <w:rPr>
+          <w:rFonts w:ascii="Courier New" w:hAnsi="Courier New" w:eastAsia="Courier New" w:cs="Courier New"/>
+          <w:b w:val="0"/>
+          <w:bCs w:val="0"/>
+          <w:color w:val="dcdcdc"/>
+          <w:sz w:val="20"/>
+        </w:rPr>
+        <w:t xml:space="preserve">( *[ i * sumDK / difDK</w:t>
+      </w:r>
+      <w:r>
+        <w:rPr>
+          <w:b w:val="0"/>
+          <w:bCs w:val="0"/>
+        </w:rPr>
+      </w:r>
+      <w:r>
+        <w:rPr>
+          <w:b w:val="0"/>
+          <w:bCs w:val="0"/>
+        </w:rPr>
+      </w:r>
     </w:p>
     <w:p>
       <w:pPr>
@@ -19080,27 +19472,233 @@
         <w:shd w:val="clear" w:color="1e1e1e" w:fill="1e1e1e"/>
         <w:spacing w:line="199" w:lineRule="atLeast"/>
         <w:ind w:right="0" w:firstLine="0" w:left="0"/>
-        <w:rPr/>
-      </w:pPr>
-      <w:r>
-        <w:rPr>
-          <w:rFonts w:ascii="Courier New" w:hAnsi="Courier New" w:eastAsia="Courier New" w:cs="Courier New"/>
+        <w:rPr>
+          <w:b w:val="0"/>
+          <w:bCs w:val="0"/>
+        </w:rPr>
+      </w:pPr>
+      <w:r>
+        <w:rPr>
+          <w:rFonts w:ascii="Courier New" w:hAnsi="Courier New" w:eastAsia="Courier New" w:cs="Courier New"/>
+          <w:b w:val="0"/>
+          <w:bCs w:val="0"/>
+          <w:color w:val="dcdcdc"/>
+          <w:sz w:val="20"/>
+        </w:rPr>
+        <w:t xml:space="preserve">              </w:t>
+      </w:r>
+      <w:r>
+        <w:rPr>
+          <w:rFonts w:ascii="Courier New" w:hAnsi="Courier New" w:eastAsia="Courier New" w:cs="Courier New"/>
+          <w:b w:val="0"/>
+          <w:bCs w:val="0"/>
           <w:color w:val="569cd6"/>
           <w:sz w:val="20"/>
         </w:rPr>
+        <w:t xml:space="preserve">for</w:t>
+      </w:r>
+      <w:r>
+        <w:rPr>
+          <w:rFonts w:ascii="Courier New" w:hAnsi="Courier New" w:eastAsia="Courier New" w:cs="Courier New"/>
+          <w:b w:val="0"/>
+          <w:bCs w:val="0"/>
+          <w:color w:val="dcdcdc"/>
+          <w:sz w:val="20"/>
+        </w:rPr>
+        <w:t xml:space="preserve"> i </w:t>
+      </w:r>
+      <w:r>
+        <w:rPr>
+          <w:rFonts w:ascii="Courier New" w:hAnsi="Courier New" w:eastAsia="Courier New" w:cs="Courier New"/>
+          <w:b w:val="0"/>
+          <w:bCs w:val="0"/>
+          <w:color w:val="569cd6"/>
+          <w:sz w:val="20"/>
+        </w:rPr>
+        <w:t xml:space="preserve">in</w:t>
+      </w:r>
+      <w:r>
+        <w:rPr>
+          <w:rFonts w:ascii="Courier New" w:hAnsi="Courier New" w:eastAsia="Courier New" w:cs="Courier New"/>
+          <w:b w:val="0"/>
+          <w:bCs w:val="0"/>
+          <w:color w:val="dcdcdc"/>
+          <w:sz w:val="20"/>
+        </w:rPr>
+        <w:t xml:space="preserve"> </w:t>
+      </w:r>
+      <w:r>
+        <w:rPr>
+          <w:rFonts w:ascii="Courier New" w:hAnsi="Courier New" w:eastAsia="Courier New" w:cs="Courier New"/>
+          <w:b w:val="0"/>
+          <w:bCs w:val="0"/>
+          <w:color w:val="4ec9b0"/>
+          <w:sz w:val="20"/>
+        </w:rPr>
+        <w:t xml:space="preserve">range</w:t>
+      </w:r>
+      <w:r>
+        <w:rPr>
+          <w:rFonts w:ascii="Courier New" w:hAnsi="Courier New" w:eastAsia="Courier New" w:cs="Courier New"/>
+          <w:b w:val="0"/>
+          <w:bCs w:val="0"/>
+          <w:color w:val="dcdcdc"/>
+          <w:sz w:val="20"/>
+        </w:rPr>
+        <w:t xml:space="preserve">(I,N+step,step) ] )</w:t>
+      </w:r>
+      <w:r>
+        <w:rPr>
+          <w:b w:val="0"/>
+          <w:bCs w:val="0"/>
+        </w:rPr>
+      </w:r>
+      <w:r>
+        <w:rPr>
+          <w:b w:val="0"/>
+          <w:bCs w:val="0"/>
+        </w:rPr>
+      </w:r>
+    </w:p>
+    <w:p>
+      <w:pPr>
+        <w:pBdr>
+          <w:top w:val="none" w:color="000000" w:sz="4" w:space="0"/>
+          <w:left w:val="none" w:color="000000" w:sz="4" w:space="0"/>
+          <w:bottom w:val="none" w:color="000000" w:sz="4" w:space="0"/>
+          <w:right w:val="none" w:color="000000" w:sz="4" w:space="0"/>
+        </w:pBdr>
+        <w:shd w:val="clear" w:color="1e1e1e" w:fill="1e1e1e"/>
+        <w:spacing w:line="199" w:lineRule="atLeast"/>
+        <w:ind w:right="0" w:firstLine="0" w:left="0"/>
+        <w:rPr>
+          <w:b w:val="0"/>
+          <w:bCs w:val="0"/>
+        </w:rPr>
+      </w:pPr>
+      <w:r>
+        <w:rPr>
+          <w:rFonts w:ascii="Courier New" w:hAnsi="Courier New" w:eastAsia="Courier New" w:cs="Courier New"/>
+          <w:b w:val="0"/>
+          <w:bCs w:val="0"/>
+          <w:color w:val="dcdcdc"/>
+          <w:sz w:val="20"/>
+        </w:rPr>
+        <w:t xml:space="preserve"> </w:t>
+      </w:r>
+      <w:r>
+        <w:rPr>
+          <w:b w:val="0"/>
+          <w:bCs w:val="0"/>
+        </w:rPr>
+      </w:r>
+      <w:r>
+        <w:rPr>
+          <w:b w:val="0"/>
+          <w:bCs w:val="0"/>
+        </w:rPr>
+      </w:r>
+    </w:p>
+    <w:p>
+      <w:pPr>
+        <w:pBdr>
+          <w:top w:val="none" w:color="000000" w:sz="4" w:space="0"/>
+          <w:left w:val="none" w:color="000000" w:sz="4" w:space="0"/>
+          <w:bottom w:val="none" w:color="000000" w:sz="4" w:space="0"/>
+          <w:right w:val="none" w:color="000000" w:sz="4" w:space="0"/>
+        </w:pBdr>
+        <w:shd w:val="clear" w:color="1e1e1e" w:fill="1e1e1e"/>
+        <w:spacing w:line="199" w:lineRule="atLeast"/>
+        <w:ind w:right="0" w:firstLine="0" w:left="0"/>
+        <w:rPr>
+          <w:b w:val="0"/>
+          <w:bCs w:val="0"/>
+        </w:rPr>
+      </w:pPr>
+      <w:r>
+        <w:rPr>
+          <w:rFonts w:ascii="Courier New" w:hAnsi="Courier New" w:eastAsia="Courier New" w:cs="Courier New"/>
+          <w:b w:val="0"/>
+          <w:bCs w:val="0"/>
+          <w:color w:val="569cd6"/>
+          <w:sz w:val="20"/>
+        </w:rPr>
         <w:t xml:space="preserve">except</w:t>
       </w:r>
       <w:r>
         <w:rPr>
           <w:rFonts w:ascii="Courier New" w:hAnsi="Courier New" w:eastAsia="Courier New" w:cs="Courier New"/>
+          <w:b w:val="0"/>
+          <w:bCs w:val="0"/>
           <w:color w:val="dcdcdc"/>
           <w:sz w:val="20"/>
         </w:rPr>
-        <w:t xml:space="preserve">: </w:t>
-      </w:r>
-      <w:r>
-        <w:rPr>
-          <w:rFonts w:ascii="Courier New" w:hAnsi="Courier New" w:eastAsia="Courier New" w:cs="Courier New"/>
+        <w:t xml:space="preserve"> Exception </w:t>
+      </w:r>
+      <w:r>
+        <w:rPr>
+          <w:rFonts w:ascii="Courier New" w:hAnsi="Courier New" w:eastAsia="Courier New" w:cs="Courier New"/>
+          <w:b w:val="0"/>
+          <w:bCs w:val="0"/>
+          <w:color w:val="569cd6"/>
+          <w:sz w:val="20"/>
+        </w:rPr>
+        <w:t xml:space="preserve">as</w:t>
+      </w:r>
+      <w:r>
+        <w:rPr>
+          <w:rFonts w:ascii="Courier New" w:hAnsi="Courier New" w:eastAsia="Courier New" w:cs="Courier New"/>
+          <w:b w:val="0"/>
+          <w:bCs w:val="0"/>
+          <w:color w:val="dcdcdc"/>
+          <w:sz w:val="20"/>
+        </w:rPr>
+        <w:t xml:space="preserve"> e:</w:t>
+      </w:r>
+      <w:r>
+        <w:rPr>
+          <w:b w:val="0"/>
+          <w:bCs w:val="0"/>
+        </w:rPr>
+      </w:r>
+      <w:r>
+        <w:rPr>
+          <w:b w:val="0"/>
+          <w:bCs w:val="0"/>
+        </w:rPr>
+      </w:r>
+    </w:p>
+    <w:p>
+      <w:pPr>
+        <w:pBdr>
+          <w:top w:val="none" w:color="000000" w:sz="4" w:space="0"/>
+          <w:left w:val="none" w:color="000000" w:sz="4" w:space="0"/>
+          <w:bottom w:val="none" w:color="000000" w:sz="4" w:space="0"/>
+          <w:right w:val="none" w:color="000000" w:sz="4" w:space="0"/>
+        </w:pBdr>
+        <w:shd w:val="clear" w:color="1e1e1e" w:fill="1e1e1e"/>
+        <w:spacing w:line="199" w:lineRule="atLeast"/>
+        <w:ind w:right="0" w:firstLine="0" w:left="0"/>
+        <w:rPr>
+          <w:b w:val="0"/>
+          <w:bCs w:val="0"/>
+        </w:rPr>
+      </w:pPr>
+      <w:r>
+        <w:rPr>
+          <w:rFonts w:ascii="Courier New" w:hAnsi="Courier New" w:eastAsia="Courier New" w:cs="Courier New"/>
+          <w:b w:val="0"/>
+          <w:bCs w:val="0"/>
+          <w:color w:val="dcdcdc"/>
+          <w:sz w:val="20"/>
+        </w:rPr>
+        <w:t xml:space="preserve">    </w:t>
+      </w:r>
+      <w:r>
+        <w:rPr>
+          <w:rFonts w:ascii="Courier New" w:hAnsi="Courier New" w:eastAsia="Courier New" w:cs="Courier New"/>
+          <w:b w:val="0"/>
+          <w:bCs w:val="0"/>
           <w:color w:val="4ec9b0"/>
           <w:sz w:val="20"/>
         </w:rPr>
@@ -19109,6 +19707,8 @@
       <w:r>
         <w:rPr>
           <w:rFonts w:ascii="Courier New" w:hAnsi="Courier New" w:eastAsia="Courier New" w:cs="Courier New"/>
+          <w:b w:val="0"/>
+          <w:bCs w:val="0"/>
           <w:color w:val="dcdcdc"/>
           <w:sz w:val="20"/>
         </w:rPr>
@@ -19117,21 +19717,44 @@
       <w:r>
         <w:rPr>
           <w:rFonts w:ascii="Courier New" w:hAnsi="Courier New" w:eastAsia="Courier New" w:cs="Courier New"/>
-          <w:color w:val="d69d85"/>
-          <w:sz w:val="20"/>
-        </w:rPr>
-        <w:t xml:space="preserve">"Ошибка ввода"</w:t>
-      </w:r>
-      <w:r>
-        <w:rPr>
-          <w:rFonts w:ascii="Courier New" w:hAnsi="Courier New" w:eastAsia="Courier New" w:cs="Courier New"/>
+          <w:b w:val="0"/>
+          <w:bCs w:val="0"/>
+          <w:color w:val="4ec9b0"/>
+          <w:sz w:val="20"/>
+        </w:rPr>
+        <w:t xml:space="preserve">str</w:t>
+      </w:r>
+      <w:r>
+        <w:rPr>
+          <w:rFonts w:ascii="Courier New" w:hAnsi="Courier New" w:eastAsia="Courier New" w:cs="Courier New"/>
+          <w:b w:val="0"/>
+          <w:bCs w:val="0"/>
           <w:color w:val="dcdcdc"/>
           <w:sz w:val="20"/>
         </w:rPr>
-        <w:t xml:space="preserve">)</w:t>
-      </w:r>
-      <w:r/>
-      <w:r>
+        <w:t xml:space="preserve">(e))</w:t>
+      </w:r>
+      <w:r>
+        <w:rPr>
+          <w:rFonts w:ascii="Courier New" w:hAnsi="Courier New" w:eastAsia="Courier New" w:cs="Courier New"/>
+          <w:b w:val="0"/>
+          <w:bCs w:val="0"/>
+          <w:sz w:val="20"/>
+        </w:rPr>
+      </w:r>
+      <w:r>
+        <w:rPr>
+          <w:b w:val="0"/>
+          <w:bCs w:val="0"/>
+        </w:rPr>
+      </w:r>
+    </w:p>
+    <w:p>
+      <w:pPr>
+        <w:pBdr/>
+        <w:spacing w:line="360" w:lineRule="auto"/>
+        <w:ind w:right="0" w:firstLine="709" w:left="0"/>
+        <w:jc w:val="center"/>
         <w:rPr>
           <w:rFonts w:ascii="Cambria" w:hAnsi="Cambria"/>
           <w:b/>
@@ -19140,48 +19763,17 @@
           <w:szCs w:val="28"/>
           <w:highlight w:val="none"/>
         </w:rPr>
-      </w:r>
-      <w:r>
-        <w:rPr>
-          <w:rFonts w:ascii="Cambria" w:hAnsi="Cambria"/>
-          <w:b w:val="0"/>
-          <w:bCs w:val="0"/>
-          <w:sz w:val="28"/>
-          <w:szCs w:val="28"/>
-          <w:highlight w:val="none"/>
-        </w:rPr>
-      </w:r>
-      <w:r>
-        <w:rPr>
-          <w:rFonts w:ascii="Cambria" w:hAnsi="Cambria"/>
-          <w:b w:val="0"/>
-          <w:bCs w:val="0"/>
-          <w:sz w:val="28"/>
-          <w:szCs w:val="28"/>
-        </w:rPr>
-      </w:r>
-      <w:r>
-        <w:rPr>
-          <w:rFonts w:ascii="Courier New" w:hAnsi="Courier New" w:eastAsia="Courier New" w:cs="Courier New"/>
-          <w:sz w:val="20"/>
-        </w:rPr>
-      </w:r>
-    </w:p>
-    <w:p>
-      <w:pPr>
-        <w:pBdr/>
-        <w:spacing w:line="360" w:lineRule="auto"/>
-        <w:ind w:right="0" w:firstLine="709" w:left="0"/>
-        <w:jc w:val="center"/>
+      </w:pPr>
+      <w:r>
         <w:rPr>
           <w:rFonts w:ascii="Cambria" w:hAnsi="Cambria"/>
           <w:b/>
           <w:bCs/>
           <w:sz w:val="28"/>
           <w:szCs w:val="28"/>
-          <w:highlight w:val="none"/>
-        </w:rPr>
-      </w:pPr>
+        </w:rPr>
+        <w:t xml:space="preserve">Задание </w:t>
+      </w:r>
       <w:r>
         <w:rPr>
           <w:rFonts w:ascii="Cambria" w:hAnsi="Cambria"/>
@@ -19190,7 +19782,7 @@
           <w:sz w:val="28"/>
           <w:szCs w:val="28"/>
         </w:rPr>
-        <w:t xml:space="preserve">Задание </w:t>
+        <w:t xml:space="preserve">№</w:t>
       </w:r>
       <w:r>
         <w:rPr>
@@ -19200,7 +19792,7 @@
           <w:sz w:val="28"/>
           <w:szCs w:val="28"/>
         </w:rPr>
-        <w:t xml:space="preserve">№</w:t>
+        <w:t xml:space="preserve">6</w:t>
       </w:r>
       <w:r>
         <w:rPr>
@@ -19209,8 +19801,8 @@
           <w:bCs/>
           <w:sz w:val="28"/>
           <w:szCs w:val="28"/>
-        </w:rPr>
-        <w:t xml:space="preserve">6</w:t>
+          <w:highlight w:val="none"/>
+        </w:rPr>
       </w:r>
       <w:r>
         <w:rPr>
@@ -19219,15 +19811,7 @@
           <w:bCs/>
           <w:sz w:val="28"/>
           <w:szCs w:val="28"/>
-        </w:rPr>
-      </w:r>
-      <w:r>
-        <w:rPr>
-          <w:rFonts w:ascii="Cambria" w:hAnsi="Cambria"/>
-          <w:b/>
-          <w:bCs/>
-          <w:sz w:val="28"/>
-          <w:szCs w:val="28"/>
+          <w:highlight w:val="none"/>
         </w:rPr>
       </w:r>
     </w:p>
@@ -19490,7 +20074,7 @@
           <mc:Choice Requires="wpg">
             <w:drawing>
               <wp:inline xmlns:wp="http://schemas.openxmlformats.org/drawingml/2006/wordprocessingDrawing" distT="0" distB="0" distL="0" distR="0">
-                <wp:extent cx="4781181" cy="4219130"/>
+                <wp:extent cx="4328744" cy="6165180"/>
                 <wp:effectExtent l="0" t="0" r="0" b="0"/>
                 <wp:docPr id="14" name=""/>
                 <wp:cNvGraphicFramePr>
@@ -19500,7 +20084,7 @@
                   <a:graphicData uri="http://schemas.openxmlformats.org/drawingml/2006/picture">
                     <pic:pic xmlns:pic="http://schemas.openxmlformats.org/drawingml/2006/picture">
                       <pic:nvPicPr>
-                        <pic:cNvPr id="50312314" name=""/>
+                        <pic:cNvPr id="883343275" name=""/>
                         <pic:cNvPicPr>
                           <a:picLocks noChangeAspect="1"/>
                         </pic:cNvPicPr>
@@ -19513,7 +20097,7 @@
                       <pic:spPr bwMode="auto">
                         <a:xfrm flipH="0" flipV="0">
                           <a:off x="0" y="0"/>
-                          <a:ext cx="4781181" cy="4219130"/>
+                          <a:ext cx="4328743" cy="6165180"/>
                         </a:xfrm>
                         <a:prstGeom prst="rect">
                           <a:avLst/>
@@ -19546,7 +20130,7 @@
                 <v:path o:extrusionok="f" gradientshapeok="t" o:connecttype="rect"/>
                 <o:lock v:ext="edit" aspectratio="t"/>
               </v:shapetype>
-              <v:shape id="_x0000_i13" o:spid="_x0000_s13" type="#_x0000_t75" style="width:376.47pt;height:332.21pt;mso-wrap-distance-left:0.00pt;mso-wrap-distance-top:0.00pt;mso-wrap-distance-right:0.00pt;mso-wrap-distance-bottom:0.00pt;z-index:1;" stroked="false">
+              <v:shape id="_x0000_i13" o:spid="_x0000_s13" type="#_x0000_t75" style="width:340.85pt;height:485.45pt;mso-wrap-distance-left:0.00pt;mso-wrap-distance-top:0.00pt;mso-wrap-distance-right:0.00pt;mso-wrap-distance-bottom:0.00pt;z-index:1;" stroked="false">
                 <v:imagedata r:id="rId25" o:title=""/>
                 <o:lock v:ext="edit" rotation="t"/>
               </v:shape>
@@ -19618,11 +20202,22 @@
       </w:r>
       <w:r>
         <w:rPr>
-          <w:rFonts w:ascii="Times New Roman" w:hAnsi="Times New Roman" w:cs="Times New Roman"/>
+          <w:b/>
+          <w:bCs/>
           <w:sz w:val="28"/>
           <w:szCs w:val="28"/>
           <w:highlight w:val="none"/>
-          <w:lang w:val="en-US"/>
+          <w:lang w:val="en-CA"/>
+        </w:rPr>
+      </w:r>
+      <w:r>
+        <w:rPr>
+          <w:b/>
+          <w:bCs/>
+          <w:sz w:val="28"/>
+          <w:szCs w:val="28"/>
+          <w:highlight w:val="none"/>
+          <w:lang w:val="en-CA"/>
         </w:rPr>
       </w:r>
     </w:p>
@@ -20146,6 +20741,13 @@
           <w:lang w:val="en-CA"/>
         </w:rPr>
       </w:pPr>
+      <w:r>
+        <w:rPr>
+          <w:sz w:val="28"/>
+          <w:szCs w:val="28"/>
+          <w:lang w:val="en-CA"/>
+        </w:rPr>
+      </w:r>
       <w:r>
         <w:rPr>
           <w:sz w:val="28"/>
@@ -20225,7 +20827,7 @@
     <w:sdtContent>
       <w:p>
         <w:pPr>
-          <w:pStyle w:val="1015"/>
+          <w:pStyle w:val="1020"/>
           <w:pBdr/>
           <w:spacing/>
           <w:ind/>
@@ -20253,7 +20855,7 @@
   </w:sdt>
   <w:p>
     <w:pPr>
-      <w:pStyle w:val="1015"/>
+      <w:pStyle w:val="1020"/>
       <w:pBdr/>
       <w:spacing/>
       <w:ind/>
@@ -20302,7 +20904,7 @@
 <w:hdr xmlns:wpc="http://schemas.microsoft.com/office/word/2010/wordprocessingCanvas" xmlns:mc="http://schemas.openxmlformats.org/markup-compatibility/2006" xmlns:o="urn:schemas-microsoft-com:office:office" xmlns:r="http://schemas.openxmlformats.org/officeDocument/2006/relationships" xmlns:m="http://schemas.openxmlformats.org/officeDocument/2006/math" xmlns:v="urn:schemas-microsoft-com:vml" xmlns:wp14="http://schemas.microsoft.com/office/word/2010/wordprocessingDrawing" xmlns:wp="http://schemas.openxmlformats.org/drawingml/2006/wordprocessingDrawing" xmlns:w10="urn:schemas-microsoft-com:office:word" xmlns:w="http://schemas.openxmlformats.org/wordprocessingml/2006/main" xmlns:w14="http://schemas.microsoft.com/office/word/2010/wordml" xmlns:w15="http://schemas.microsoft.com/office/word/2012/wordml" xmlns:wpg="http://schemas.microsoft.com/office/word/2010/wordprocessingGroup" xmlns:wpi="http://schemas.microsoft.com/office/word/2010/wordprocessingInk" xmlns:wne="http://schemas.microsoft.com/office/word/2006/wordml" xmlns:a="http://schemas.openxmlformats.org/drawingml/2006/main" xmlns:wps="http://schemas.microsoft.com/office/word/2010/wordprocessingShape" mc:Ignorable="w14 w15 wp14">
   <w:p>
     <w:pPr>
-      <w:pStyle w:val="1013"/>
+      <w:pStyle w:val="1018"/>
       <w:pBdr/>
       <w:spacing/>
       <w:ind/>
@@ -20313,7 +20915,7 @@
   </w:p>
   <w:p>
     <w:pPr>
-      <w:pStyle w:val="1013"/>
+      <w:pStyle w:val="1018"/>
       <w:pBdr/>
       <w:spacing/>
       <w:ind/>
@@ -21950,7 +22552,7 @@
         <w:spacing/>
         <w:ind w:hanging="432" w:left="432"/>
       </w:pPr>
-      <w:pStyle w:val="985"/>
+      <w:pStyle w:val="990"/>
       <w:rPr/>
       <w:start w:val="1"/>
       <w:suff w:val="tab"/>
@@ -21965,7 +22567,7 @@
         <w:spacing/>
         <w:ind w:hanging="576" w:left="576"/>
       </w:pPr>
-      <w:pStyle w:val="986"/>
+      <w:pStyle w:val="991"/>
       <w:rPr/>
       <w:start w:val="1"/>
       <w:suff w:val="tab"/>
@@ -21980,7 +22582,7 @@
         <w:spacing/>
         <w:ind w:hanging="720" w:left="720"/>
       </w:pPr>
-      <w:pStyle w:val="987"/>
+      <w:pStyle w:val="992"/>
       <w:rPr>
         <w:rFonts w:hint="default" w:asciiTheme="majorHAnsi" w:hAnsiTheme="majorHAnsi"/>
         <w:b/>
@@ -22000,7 +22602,7 @@
         <w:spacing/>
         <w:ind w:hanging="864" w:left="864"/>
       </w:pPr>
-      <w:pStyle w:val="988"/>
+      <w:pStyle w:val="993"/>
       <w:rPr/>
       <w:start w:val="1"/>
       <w:suff w:val="tab"/>
@@ -22015,7 +22617,7 @@
         <w:spacing/>
         <w:ind w:hanging="1008" w:left="1008"/>
       </w:pPr>
-      <w:pStyle w:val="989"/>
+      <w:pStyle w:val="994"/>
       <w:rPr/>
       <w:start w:val="1"/>
       <w:suff w:val="tab"/>
@@ -22030,7 +22632,7 @@
         <w:spacing/>
         <w:ind w:hanging="1152" w:left="1152"/>
       </w:pPr>
-      <w:pStyle w:val="990"/>
+      <w:pStyle w:val="995"/>
       <w:rPr/>
       <w:start w:val="1"/>
       <w:suff w:val="tab"/>
@@ -22045,7 +22647,7 @@
         <w:spacing/>
         <w:ind w:hanging="1296" w:left="1296"/>
       </w:pPr>
-      <w:pStyle w:val="991"/>
+      <w:pStyle w:val="996"/>
       <w:rPr/>
       <w:start w:val="1"/>
       <w:suff w:val="tab"/>
@@ -22060,7 +22662,7 @@
         <w:spacing/>
         <w:ind w:hanging="1440" w:left="1440"/>
       </w:pPr>
-      <w:pStyle w:val="992"/>
+      <w:pStyle w:val="997"/>
       <w:rPr/>
       <w:start w:val="1"/>
       <w:suff w:val="tab"/>
@@ -22075,7 +22677,7 @@
         <w:spacing/>
         <w:ind w:hanging="1584" w:left="1584"/>
       </w:pPr>
-      <w:pStyle w:val="993"/>
+      <w:pStyle w:val="998"/>
       <w:rPr/>
       <w:start w:val="1"/>
       <w:suff w:val="tab"/>
@@ -25641,9 +26243,9 @@
     <w:lsdException w:name="Bibliography" w:uiPriority="37"/>
     <w:lsdException w:name="TOC Heading" w:uiPriority="39" w:qFormat="1"/>
   </w:latentStyles>
-  <w:style w:type="table" w:styleId="816">
+  <w:style w:type="table" w:styleId="821">
     <w:name w:val="Table Grid"/>
-    <w:basedOn w:val="995"/>
+    <w:basedOn w:val="1000"/>
     <w:uiPriority w:val="59"/>
     <w:pPr>
       <w:pBdr/>
@@ -25840,9 +26442,9 @@
       </w:tcPr>
     </w:tblStylePr>
   </w:style>
-  <w:style w:type="table" w:styleId="817">
+  <w:style w:type="table" w:styleId="822">
     <w:name w:val="Table Grid Light"/>
-    <w:basedOn w:val="995"/>
+    <w:basedOn w:val="1000"/>
     <w:uiPriority w:val="59"/>
     <w:pPr>
       <w:pBdr/>
@@ -26039,9 +26641,9 @@
       </w:tcPr>
     </w:tblStylePr>
   </w:style>
-  <w:style w:type="table" w:styleId="818">
+  <w:style w:type="table" w:styleId="823">
     <w:name w:val="Plain Table 1"/>
-    <w:basedOn w:val="995"/>
+    <w:basedOn w:val="1000"/>
     <w:uiPriority w:val="59"/>
     <w:pPr>
       <w:pBdr/>
@@ -26264,9 +26866,9 @@
       </w:tcPr>
     </w:tblStylePr>
   </w:style>
-  <w:style w:type="table" w:styleId="819">
+  <w:style w:type="table" w:styleId="824">
     <w:name w:val="Plain Table 2"/>
-    <w:basedOn w:val="995"/>
+    <w:basedOn w:val="1000"/>
     <w:uiPriority w:val="59"/>
     <w:pPr>
       <w:pBdr/>
@@ -26497,9 +27099,9 @@
       </w:tcPr>
     </w:tblStylePr>
   </w:style>
-  <w:style w:type="table" w:styleId="820">
+  <w:style w:type="table" w:styleId="825">
     <w:name w:val="Plain Table 3"/>
-    <w:basedOn w:val="995"/>
+    <w:basedOn w:val="1000"/>
     <w:uiPriority w:val="99"/>
     <w:pPr>
       <w:pBdr/>
@@ -26727,9 +27329,9 @@
       </w:tcPr>
     </w:tblStylePr>
   </w:style>
-  <w:style w:type="table" w:styleId="821">
+  <w:style w:type="table" w:styleId="826">
     <w:name w:val="Plain Table 4"/>
-    <w:basedOn w:val="995"/>
+    <w:basedOn w:val="1000"/>
     <w:uiPriority w:val="99"/>
     <w:pPr>
       <w:pBdr/>
@@ -26943,9 +27545,9 @@
       </w:tcPr>
     </w:tblStylePr>
   </w:style>
-  <w:style w:type="table" w:styleId="822">
+  <w:style w:type="table" w:styleId="827">
     <w:name w:val="Plain Table 5"/>
-    <w:basedOn w:val="995"/>
+    <w:basedOn w:val="1000"/>
     <w:uiPriority w:val="99"/>
     <w:pPr>
       <w:pBdr/>
@@ -27176,9 +27778,9 @@
       </w:tcPr>
     </w:tblStylePr>
   </w:style>
-  <w:style w:type="table" w:styleId="823">
+  <w:style w:type="table" w:styleId="828">
     <w:name w:val="Grid Table 1 Light"/>
-    <w:basedOn w:val="995"/>
+    <w:basedOn w:val="1000"/>
     <w:uiPriority w:val="99"/>
     <w:pPr>
       <w:pBdr/>
@@ -27399,9 +28001,9 @@
       </w:tcPr>
     </w:tblStylePr>
   </w:style>
-  <w:style w:type="table" w:styleId="824">
+  <w:style w:type="table" w:styleId="829">
     <w:name w:val="Grid Table 1 Light - Accent 1"/>
-    <w:basedOn w:val="995"/>
+    <w:basedOn w:val="1000"/>
     <w:uiPriority w:val="99"/>
     <w:pPr>
       <w:pBdr/>
@@ -27622,9 +28224,9 @@
       </w:tcPr>
     </w:tblStylePr>
   </w:style>
-  <w:style w:type="table" w:styleId="825">
+  <w:style w:type="table" w:styleId="830">
     <w:name w:val="Grid Table 1 Light - Accent 2"/>
-    <w:basedOn w:val="995"/>
+    <w:basedOn w:val="1000"/>
     <w:uiPriority w:val="99"/>
     <w:pPr>
       <w:pBdr/>
@@ -27845,9 +28447,9 @@
       </w:tcPr>
     </w:tblStylePr>
   </w:style>
-  <w:style w:type="table" w:styleId="826">
+  <w:style w:type="table" w:styleId="831">
     <w:name w:val="Grid Table 1 Light - Accent 3"/>
-    <w:basedOn w:val="995"/>
+    <w:basedOn w:val="1000"/>
     <w:uiPriority w:val="99"/>
     <w:pPr>
       <w:pBdr/>
@@ -28068,9 +28670,9 @@
       </w:tcPr>
     </w:tblStylePr>
   </w:style>
-  <w:style w:type="table" w:styleId="827">
+  <w:style w:type="table" w:styleId="832">
     <w:name w:val="Grid Table 1 Light - Accent 4"/>
-    <w:basedOn w:val="995"/>
+    <w:basedOn w:val="1000"/>
     <w:uiPriority w:val="99"/>
     <w:pPr>
       <w:pBdr/>
@@ -28291,9 +28893,9 @@
       </w:tcPr>
     </w:tblStylePr>
   </w:style>
-  <w:style w:type="table" w:styleId="828">
+  <w:style w:type="table" w:styleId="833">
     <w:name w:val="Grid Table 1 Light - Accent 5"/>
-    <w:basedOn w:val="995"/>
+    <w:basedOn w:val="1000"/>
     <w:uiPriority w:val="99"/>
     <w:pPr>
       <w:pBdr/>
@@ -28514,9 +29116,9 @@
       </w:tcPr>
     </w:tblStylePr>
   </w:style>
-  <w:style w:type="table" w:styleId="829">
+  <w:style w:type="table" w:styleId="834">
     <w:name w:val="Grid Table 1 Light - Accent 6"/>
-    <w:basedOn w:val="995"/>
+    <w:basedOn w:val="1000"/>
     <w:uiPriority w:val="99"/>
     <w:pPr>
       <w:pBdr/>
@@ -28737,9 +29339,9 @@
       </w:tcPr>
     </w:tblStylePr>
   </w:style>
-  <w:style w:type="table" w:styleId="830">
+  <w:style w:type="table" w:styleId="835">
     <w:name w:val="Grid Table 2"/>
-    <w:basedOn w:val="995"/>
+    <w:basedOn w:val="1000"/>
     <w:uiPriority w:val="99"/>
     <w:pPr>
       <w:pBdr/>
@@ -28969,9 +29571,9 @@
       </w:tcPr>
     </w:tblStylePr>
   </w:style>
-  <w:style w:type="table" w:styleId="831">
+  <w:style w:type="table" w:styleId="836">
     <w:name w:val="Grid Table 2 - Accent 1"/>
-    <w:basedOn w:val="995"/>
+    <w:basedOn w:val="1000"/>
     <w:uiPriority w:val="99"/>
     <w:pPr>
       <w:pBdr/>
@@ -29201,9 +29803,9 @@
       </w:tcPr>
     </w:tblStylePr>
   </w:style>
-  <w:style w:type="table" w:styleId="832">
+  <w:style w:type="table" w:styleId="837">
     <w:name w:val="Grid Table 2 - Accent 2"/>
-    <w:basedOn w:val="995"/>
+    <w:basedOn w:val="1000"/>
     <w:uiPriority w:val="99"/>
     <w:pPr>
       <w:pBdr/>
@@ -29433,9 +30035,9 @@
       </w:tcPr>
     </w:tblStylePr>
   </w:style>
-  <w:style w:type="table" w:styleId="833">
+  <w:style w:type="table" w:styleId="838">
     <w:name w:val="Grid Table 2 - Accent 3"/>
-    <w:basedOn w:val="995"/>
+    <w:basedOn w:val="1000"/>
     <w:uiPriority w:val="99"/>
     <w:pPr>
       <w:pBdr/>
@@ -29665,9 +30267,9 @@
       </w:tcPr>
     </w:tblStylePr>
   </w:style>
-  <w:style w:type="table" w:styleId="834">
+  <w:style w:type="table" w:styleId="839">
     <w:name w:val="Grid Table 2 - Accent 4"/>
-    <w:basedOn w:val="995"/>
+    <w:basedOn w:val="1000"/>
     <w:uiPriority w:val="99"/>
     <w:pPr>
       <w:pBdr/>
@@ -29897,9 +30499,9 @@
       </w:tcPr>
     </w:tblStylePr>
   </w:style>
-  <w:style w:type="table" w:styleId="835">
+  <w:style w:type="table" w:styleId="840">
     <w:name w:val="Grid Table 2 - Accent 5"/>
-    <w:basedOn w:val="995"/>
+    <w:basedOn w:val="1000"/>
     <w:uiPriority w:val="99"/>
     <w:pPr>
       <w:pBdr/>
@@ -30129,9 +30731,9 @@
       </w:tcPr>
     </w:tblStylePr>
   </w:style>
-  <w:style w:type="table" w:styleId="836">
+  <w:style w:type="table" w:styleId="841">
     <w:name w:val="Grid Table 2 - Accent 6"/>
-    <w:basedOn w:val="995"/>
+    <w:basedOn w:val="1000"/>
     <w:uiPriority w:val="99"/>
     <w:pPr>
       <w:pBdr/>
@@ -30361,9 +30963,9 @@
       </w:tcPr>
     </w:tblStylePr>
   </w:style>
-  <w:style w:type="table" w:styleId="837">
+  <w:style w:type="table" w:styleId="842">
     <w:name w:val="Grid Table 3"/>
-    <w:basedOn w:val="995"/>
+    <w:basedOn w:val="1000"/>
     <w:uiPriority w:val="99"/>
     <w:pPr>
       <w:pBdr/>
@@ -30606,9 +31208,9 @@
       </w:tcPr>
     </w:tblStylePr>
   </w:style>
-  <w:style w:type="table" w:styleId="838">
+  <w:style w:type="table" w:styleId="843">
     <w:name w:val="Grid Table 3 - Accent 1"/>
-    <w:basedOn w:val="995"/>
+    <w:basedOn w:val="1000"/>
     <w:uiPriority w:val="99"/>
     <w:pPr>
       <w:pBdr/>
@@ -30851,9 +31453,9 @@
       </w:tcPr>
     </w:tblStylePr>
   </w:style>
-  <w:style w:type="table" w:styleId="839">
+  <w:style w:type="table" w:styleId="844">
     <w:name w:val="Grid Table 3 - Accent 2"/>
-    <w:basedOn w:val="995"/>
+    <w:basedOn w:val="1000"/>
     <w:uiPriority w:val="99"/>
     <w:pPr>
       <w:pBdr/>
@@ -31096,9 +31698,9 @@
       </w:tcPr>
     </w:tblStylePr>
   </w:style>
-  <w:style w:type="table" w:styleId="840">
+  <w:style w:type="table" w:styleId="845">
     <w:name w:val="Grid Table 3 - Accent 3"/>
-    <w:basedOn w:val="995"/>
+    <w:basedOn w:val="1000"/>
     <w:uiPriority w:val="99"/>
     <w:pPr>
       <w:pBdr/>
@@ -31341,9 +31943,9 @@
       </w:tcPr>
     </w:tblStylePr>
   </w:style>
-  <w:style w:type="table" w:styleId="841">
+  <w:style w:type="table" w:styleId="846">
     <w:name w:val="Grid Table 3 - Accent 4"/>
-    <w:basedOn w:val="995"/>
+    <w:basedOn w:val="1000"/>
     <w:uiPriority w:val="99"/>
     <w:pPr>
       <w:pBdr/>
@@ -31586,9 +32188,9 @@
       </w:tcPr>
     </w:tblStylePr>
   </w:style>
-  <w:style w:type="table" w:styleId="842">
+  <w:style w:type="table" w:styleId="847">
     <w:name w:val="Grid Table 3 - Accent 5"/>
-    <w:basedOn w:val="995"/>
+    <w:basedOn w:val="1000"/>
     <w:uiPriority w:val="99"/>
     <w:pPr>
       <w:pBdr/>
@@ -31831,9 +32433,9 @@
       </w:tcPr>
     </w:tblStylePr>
   </w:style>
-  <w:style w:type="table" w:styleId="843">
+  <w:style w:type="table" w:styleId="848">
     <w:name w:val="Grid Table 3 - Accent 6"/>
-    <w:basedOn w:val="995"/>
+    <w:basedOn w:val="1000"/>
     <w:uiPriority w:val="99"/>
     <w:pPr>
       <w:pBdr/>
@@ -32076,9 +32678,9 @@
       </w:tcPr>
     </w:tblStylePr>
   </w:style>
-  <w:style w:type="table" w:styleId="844">
+  <w:style w:type="table" w:styleId="849">
     <w:name w:val="Grid Table 4"/>
-    <w:basedOn w:val="995"/>
+    <w:basedOn w:val="1000"/>
     <w:uiPriority w:val="59"/>
     <w:pPr>
       <w:pBdr/>
@@ -32309,9 +32911,9 @@
       </w:tcPr>
     </w:tblStylePr>
   </w:style>
-  <w:style w:type="table" w:styleId="845">
+  <w:style w:type="table" w:styleId="850">
     <w:name w:val="Grid Table 4 - Accent 1"/>
-    <w:basedOn w:val="995"/>
+    <w:basedOn w:val="1000"/>
     <w:uiPriority w:val="59"/>
     <w:pPr>
       <w:pBdr/>
@@ -32542,9 +33144,9 @@
       </w:tcPr>
     </w:tblStylePr>
   </w:style>
-  <w:style w:type="table" w:styleId="846">
+  <w:style w:type="table" w:styleId="851">
     <w:name w:val="Grid Table 4 - Accent 2"/>
-    <w:basedOn w:val="995"/>
+    <w:basedOn w:val="1000"/>
     <w:uiPriority w:val="59"/>
     <w:pPr>
       <w:pBdr/>
@@ -32775,9 +33377,9 @@
       </w:tcPr>
     </w:tblStylePr>
   </w:style>
-  <w:style w:type="table" w:styleId="847">
+  <w:style w:type="table" w:styleId="852">
     <w:name w:val="Grid Table 4 - Accent 3"/>
-    <w:basedOn w:val="995"/>
+    <w:basedOn w:val="1000"/>
     <w:uiPriority w:val="59"/>
     <w:pPr>
       <w:pBdr/>
@@ -33008,9 +33610,9 @@
       </w:tcPr>
     </w:tblStylePr>
   </w:style>
-  <w:style w:type="table" w:styleId="848">
+  <w:style w:type="table" w:styleId="853">
     <w:name w:val="Grid Table 4 - Accent 4"/>
-    <w:basedOn w:val="995"/>
+    <w:basedOn w:val="1000"/>
     <w:uiPriority w:val="59"/>
     <w:pPr>
       <w:pBdr/>
@@ -33241,9 +33843,9 @@
       </w:tcPr>
     </w:tblStylePr>
   </w:style>
-  <w:style w:type="table" w:styleId="849">
+  <w:style w:type="table" w:styleId="854">
     <w:name w:val="Grid Table 4 - Accent 5"/>
-    <w:basedOn w:val="995"/>
+    <w:basedOn w:val="1000"/>
     <w:uiPriority w:val="59"/>
     <w:pPr>
       <w:pBdr/>
@@ -33474,9 +34076,9 @@
       </w:tcPr>
     </w:tblStylePr>
   </w:style>
-  <w:style w:type="table" w:styleId="850">
+  <w:style w:type="table" w:styleId="855">
     <w:name w:val="Grid Table 4 - Accent 6"/>
-    <w:basedOn w:val="995"/>
+    <w:basedOn w:val="1000"/>
     <w:uiPriority w:val="59"/>
     <w:pPr>
       <w:pBdr/>
@@ -33707,9 +34309,9 @@
       </w:tcPr>
     </w:tblStylePr>
   </w:style>
-  <w:style w:type="table" w:styleId="851">
+  <w:style w:type="table" w:styleId="856">
     <w:name w:val="Grid Table 5 Dark"/>
-    <w:basedOn w:val="995"/>
+    <w:basedOn w:val="1000"/>
     <w:uiPriority w:val="99"/>
     <w:pPr>
       <w:pBdr/>
@@ -33935,9 +34537,9 @@
       </w:tcPr>
     </w:tblStylePr>
   </w:style>
-  <w:style w:type="table" w:styleId="852">
+  <w:style w:type="table" w:styleId="857">
     <w:name w:val="Grid Table 5 Dark- Accent 1"/>
-    <w:basedOn w:val="995"/>
+    <w:basedOn w:val="1000"/>
     <w:uiPriority w:val="99"/>
     <w:pPr>
       <w:pBdr/>
@@ -34163,9 +34765,9 @@
       </w:tcPr>
     </w:tblStylePr>
   </w:style>
-  <w:style w:type="table" w:styleId="853">
+  <w:style w:type="table" w:styleId="858">
     <w:name w:val="Grid Table 5 Dark - Accent 2"/>
-    <w:basedOn w:val="995"/>
+    <w:basedOn w:val="1000"/>
     <w:uiPriority w:val="99"/>
     <w:pPr>
       <w:pBdr/>
@@ -34391,9 +34993,9 @@
       </w:tcPr>
     </w:tblStylePr>
   </w:style>
-  <w:style w:type="table" w:styleId="854">
+  <w:style w:type="table" w:styleId="859">
     <w:name w:val="Grid Table 5 Dark - Accent 3"/>
-    <w:basedOn w:val="995"/>
+    <w:basedOn w:val="1000"/>
     <w:uiPriority w:val="99"/>
     <w:pPr>
       <w:pBdr/>
@@ -34619,9 +35221,9 @@
       </w:tcPr>
     </w:tblStylePr>
   </w:style>
-  <w:style w:type="table" w:styleId="855">
+  <w:style w:type="table" w:styleId="860">
     <w:name w:val="Grid Table 5 Dark- Accent 4"/>
-    <w:basedOn w:val="995"/>
+    <w:basedOn w:val="1000"/>
     <w:uiPriority w:val="99"/>
     <w:pPr>
       <w:pBdr/>
@@ -34847,9 +35449,9 @@
       </w:tcPr>
     </w:tblStylePr>
   </w:style>
-  <w:style w:type="table" w:styleId="856">
+  <w:style w:type="table" w:styleId="861">
     <w:name w:val="Grid Table 5 Dark - Accent 5"/>
-    <w:basedOn w:val="995"/>
+    <w:basedOn w:val="1000"/>
     <w:uiPriority w:val="99"/>
     <w:pPr>
       <w:pBdr/>
@@ -35075,9 +35677,9 @@
       </w:tcPr>
     </w:tblStylePr>
   </w:style>
-  <w:style w:type="table" w:styleId="857">
+  <w:style w:type="table" w:styleId="862">
     <w:name w:val="Grid Table 5 Dark - Accent 6"/>
-    <w:basedOn w:val="995"/>
+    <w:basedOn w:val="1000"/>
     <w:uiPriority w:val="99"/>
     <w:pPr>
       <w:pBdr/>
@@ -35303,9 +35905,9 @@
       </w:tcPr>
     </w:tblStylePr>
   </w:style>
-  <w:style w:type="table" w:styleId="858">
+  <w:style w:type="table" w:styleId="863">
     <w:name w:val="Grid Table 6 Colorful"/>
-    <w:basedOn w:val="995"/>
+    <w:basedOn w:val="1000"/>
     <w:uiPriority w:val="99"/>
     <w:pPr>
       <w:pBdr/>
@@ -35533,9 +36135,9 @@
       </w:tcPr>
     </w:tblStylePr>
   </w:style>
-  <w:style w:type="table" w:styleId="859">
+  <w:style w:type="table" w:styleId="864">
     <w:name w:val="Grid Table 6 Colorful - Accent 1"/>
-    <w:basedOn w:val="995"/>
+    <w:basedOn w:val="1000"/>
     <w:uiPriority w:val="99"/>
     <w:pPr>
       <w:pBdr/>
@@ -35763,9 +36365,9 @@
       </w:tcPr>
     </w:tblStylePr>
   </w:style>
-  <w:style w:type="table" w:styleId="860">
+  <w:style w:type="table" w:styleId="865">
     <w:name w:val="Grid Table 6 Colorful - Accent 2"/>
-    <w:basedOn w:val="995"/>
+    <w:basedOn w:val="1000"/>
     <w:uiPriority w:val="99"/>
     <w:pPr>
       <w:pBdr/>
@@ -35993,9 +36595,9 @@
       </w:tcPr>
     </w:tblStylePr>
   </w:style>
-  <w:style w:type="table" w:styleId="861">
+  <w:style w:type="table" w:styleId="866">
     <w:name w:val="Grid Table 6 Colorful - Accent 3"/>
-    <w:basedOn w:val="995"/>
+    <w:basedOn w:val="1000"/>
     <w:uiPriority w:val="99"/>
     <w:pPr>
       <w:pBdr/>
@@ -36223,9 +36825,9 @@
       </w:tcPr>
     </w:tblStylePr>
   </w:style>
-  <w:style w:type="table" w:styleId="862">
+  <w:style w:type="table" w:styleId="867">
     <w:name w:val="Grid Table 6 Colorful - Accent 4"/>
-    <w:basedOn w:val="995"/>
+    <w:basedOn w:val="1000"/>
     <w:uiPriority w:val="99"/>
     <w:pPr>
       <w:pBdr/>
@@ -36453,9 +37055,9 @@
       </w:tcPr>
     </w:tblStylePr>
   </w:style>
-  <w:style w:type="table" w:styleId="863">
+  <w:style w:type="table" w:styleId="868">
     <w:name w:val="Grid Table 6 Colorful - Accent 5"/>
-    <w:basedOn w:val="995"/>
+    <w:basedOn w:val="1000"/>
     <w:uiPriority w:val="99"/>
     <w:pPr>
       <w:pBdr/>
@@ -36683,9 +37285,9 @@
       </w:tcPr>
     </w:tblStylePr>
   </w:style>
-  <w:style w:type="table" w:styleId="864">
+  <w:style w:type="table" w:styleId="869">
     <w:name w:val="Grid Table 6 Colorful - Accent 6"/>
-    <w:basedOn w:val="995"/>
+    <w:basedOn w:val="1000"/>
     <w:uiPriority w:val="99"/>
     <w:pPr>
       <w:pBdr/>
@@ -36913,9 +37515,9 @@
       </w:tcPr>
     </w:tblStylePr>
   </w:style>
-  <w:style w:type="table" w:styleId="865">
+  <w:style w:type="table" w:styleId="870">
     <w:name w:val="Grid Table 7 Colorful"/>
-    <w:basedOn w:val="995"/>
+    <w:basedOn w:val="1000"/>
     <w:uiPriority w:val="99"/>
     <w:pPr>
       <w:pBdr/>
@@ -37167,9 +37769,9 @@
       </w:tcPr>
     </w:tblStylePr>
   </w:style>
-  <w:style w:type="table" w:styleId="866">
+  <w:style w:type="table" w:styleId="871">
     <w:name w:val="Grid Table 7 Colorful - Accent 1"/>
-    <w:basedOn w:val="995"/>
+    <w:basedOn w:val="1000"/>
     <w:uiPriority w:val="99"/>
     <w:pPr>
       <w:pBdr/>
@@ -37421,9 +38023,9 @@
       </w:tcPr>
     </w:tblStylePr>
   </w:style>
-  <w:style w:type="table" w:styleId="867">
+  <w:style w:type="table" w:styleId="872">
     <w:name w:val="Grid Table 7 Colorful - Accent 2"/>
-    <w:basedOn w:val="995"/>
+    <w:basedOn w:val="1000"/>
     <w:uiPriority w:val="99"/>
     <w:pPr>
       <w:pBdr/>
@@ -37675,9 +38277,9 @@
       </w:tcPr>
     </w:tblStylePr>
   </w:style>
-  <w:style w:type="table" w:styleId="868">
+  <w:style w:type="table" w:styleId="873">
     <w:name w:val="Grid Table 7 Colorful - Accent 3"/>
-    <w:basedOn w:val="995"/>
+    <w:basedOn w:val="1000"/>
     <w:uiPriority w:val="99"/>
     <w:pPr>
       <w:pBdr/>
@@ -37929,9 +38531,9 @@
       </w:tcPr>
     </w:tblStylePr>
   </w:style>
-  <w:style w:type="table" w:styleId="869">
+  <w:style w:type="table" w:styleId="874">
     <w:name w:val="Grid Table 7 Colorful - Accent 4"/>
-    <w:basedOn w:val="995"/>
+    <w:basedOn w:val="1000"/>
     <w:uiPriority w:val="99"/>
     <w:pPr>
       <w:pBdr/>
@@ -38183,9 +38785,9 @@
       </w:tcPr>
     </w:tblStylePr>
   </w:style>
-  <w:style w:type="table" w:styleId="870">
+  <w:style w:type="table" w:styleId="875">
     <w:name w:val="Grid Table 7 Colorful - Accent 5"/>
-    <w:basedOn w:val="995"/>
+    <w:basedOn w:val="1000"/>
     <w:uiPriority w:val="99"/>
     <w:pPr>
       <w:pBdr/>
@@ -38437,9 +39039,9 @@
       </w:tcPr>
     </w:tblStylePr>
   </w:style>
-  <w:style w:type="table" w:styleId="871">
+  <w:style w:type="table" w:styleId="876">
     <w:name w:val="Grid Table 7 Colorful - Accent 6"/>
-    <w:basedOn w:val="995"/>
+    <w:basedOn w:val="1000"/>
     <w:uiPriority w:val="99"/>
     <w:pPr>
       <w:pBdr/>
@@ -38691,9 +39293,9 @@
       </w:tcPr>
     </w:tblStylePr>
   </w:style>
-  <w:style w:type="table" w:styleId="872">
+  <w:style w:type="table" w:styleId="877">
     <w:name w:val="List Table 1 Light"/>
-    <w:basedOn w:val="995"/>
+    <w:basedOn w:val="1000"/>
     <w:uiPriority w:val="99"/>
     <w:pPr>
       <w:pBdr/>
@@ -38907,9 +39509,9 @@
       </w:tcPr>
     </w:tblStylePr>
   </w:style>
-  <w:style w:type="table" w:styleId="873">
+  <w:style w:type="table" w:styleId="878">
     <w:name w:val="List Table 1 Light - Accent 1"/>
-    <w:basedOn w:val="995"/>
+    <w:basedOn w:val="1000"/>
     <w:uiPriority w:val="99"/>
     <w:pPr>
       <w:pBdr/>
@@ -39123,9 +39725,9 @@
       </w:tcPr>
     </w:tblStylePr>
   </w:style>
-  <w:style w:type="table" w:styleId="874">
+  <w:style w:type="table" w:styleId="879">
     <w:name w:val="List Table 1 Light - Accent 2"/>
-    <w:basedOn w:val="995"/>
+    <w:basedOn w:val="1000"/>
     <w:uiPriority w:val="99"/>
     <w:pPr>
       <w:pBdr/>
@@ -39339,9 +39941,9 @@
       </w:tcPr>
     </w:tblStylePr>
   </w:style>
-  <w:style w:type="table" w:styleId="875">
+  <w:style w:type="table" w:styleId="880">
     <w:name w:val="List Table 1 Light - Accent 3"/>
-    <w:basedOn w:val="995"/>
+    <w:basedOn w:val="1000"/>
     <w:uiPriority w:val="99"/>
     <w:pPr>
       <w:pBdr/>
@@ -39555,9 +40157,9 @@
       </w:tcPr>
     </w:tblStylePr>
   </w:style>
-  <w:style w:type="table" w:styleId="876">
+  <w:style w:type="table" w:styleId="881">
     <w:name w:val="List Table 1 Light - Accent 4"/>
-    <w:basedOn w:val="995"/>
+    <w:basedOn w:val="1000"/>
     <w:uiPriority w:val="99"/>
     <w:pPr>
       <w:pBdr/>
@@ -39771,9 +40373,9 @@
       </w:tcPr>
     </w:tblStylePr>
   </w:style>
-  <w:style w:type="table" w:styleId="877">
+  <w:style w:type="table" w:styleId="882">
     <w:name w:val="List Table 1 Light - Accent 5"/>
-    <w:basedOn w:val="995"/>
+    <w:basedOn w:val="1000"/>
     <w:uiPriority w:val="99"/>
     <w:pPr>
       <w:pBdr/>
@@ -39987,9 +40589,9 @@
       </w:tcPr>
     </w:tblStylePr>
   </w:style>
-  <w:style w:type="table" w:styleId="878">
+  <w:style w:type="table" w:styleId="883">
     <w:name w:val="List Table 1 Light - Accent 6"/>
-    <w:basedOn w:val="995"/>
+    <w:basedOn w:val="1000"/>
     <w:uiPriority w:val="99"/>
     <w:pPr>
       <w:pBdr/>
@@ -40203,9 +40805,9 @@
       </w:tcPr>
     </w:tblStylePr>
   </w:style>
-  <w:style w:type="table" w:styleId="879">
+  <w:style w:type="table" w:styleId="884">
     <w:name w:val="List Table 2"/>
-    <w:basedOn w:val="995"/>
+    <w:basedOn w:val="1000"/>
     <w:uiPriority w:val="99"/>
     <w:pPr>
       <w:pBdr/>
@@ -40441,9 +41043,9 @@
       </w:tcPr>
     </w:tblStylePr>
   </w:style>
-  <w:style w:type="table" w:styleId="880">
+  <w:style w:type="table" w:styleId="885">
     <w:name w:val="List Table 2 - Accent 1"/>
-    <w:basedOn w:val="995"/>
+    <w:basedOn w:val="1000"/>
     <w:uiPriority w:val="99"/>
     <w:pPr>
       <w:pBdr/>
@@ -40679,9 +41281,9 @@
       </w:tcPr>
     </w:tblStylePr>
   </w:style>
-  <w:style w:type="table" w:styleId="881">
+  <w:style w:type="table" w:styleId="886">
     <w:name w:val="List Table 2 - Accent 2"/>
-    <w:basedOn w:val="995"/>
+    <w:basedOn w:val="1000"/>
     <w:uiPriority w:val="99"/>
     <w:pPr>
       <w:pBdr/>
@@ -40917,9 +41519,9 @@
       </w:tcPr>
     </w:tblStylePr>
   </w:style>
-  <w:style w:type="table" w:styleId="882">
+  <w:style w:type="table" w:styleId="887">
     <w:name w:val="List Table 2 - Accent 3"/>
-    <w:basedOn w:val="995"/>
+    <w:basedOn w:val="1000"/>
     <w:uiPriority w:val="99"/>
     <w:pPr>
       <w:pBdr/>
@@ -41155,9 +41757,9 @@
       </w:tcPr>
     </w:tblStylePr>
   </w:style>
-  <w:style w:type="table" w:styleId="883">
+  <w:style w:type="table" w:styleId="888">
     <w:name w:val="List Table 2 - Accent 4"/>
-    <w:basedOn w:val="995"/>
+    <w:basedOn w:val="1000"/>
     <w:uiPriority w:val="99"/>
     <w:pPr>
       <w:pBdr/>
@@ -41393,9 +41995,9 @@
       </w:tcPr>
     </w:tblStylePr>
   </w:style>
-  <w:style w:type="table" w:styleId="884">
+  <w:style w:type="table" w:styleId="889">
     <w:name w:val="List Table 2 - Accent 5"/>
-    <w:basedOn w:val="995"/>
+    <w:basedOn w:val="1000"/>
     <w:uiPriority w:val="99"/>
     <w:pPr>
       <w:pBdr/>
@@ -41631,9 +42233,9 @@
       </w:tcPr>
     </w:tblStylePr>
   </w:style>
-  <w:style w:type="table" w:styleId="885">
+  <w:style w:type="table" w:styleId="890">
     <w:name w:val="List Table 2 - Accent 6"/>
-    <w:basedOn w:val="995"/>
+    <w:basedOn w:val="1000"/>
     <w:uiPriority w:val="99"/>
     <w:pPr>
       <w:pBdr/>
@@ -41869,9 +42471,9 @@
       </w:tcPr>
     </w:tblStylePr>
   </w:style>
-  <w:style w:type="table" w:styleId="886">
+  <w:style w:type="table" w:styleId="891">
     <w:name w:val="List Table 3"/>
-    <w:basedOn w:val="995"/>
+    <w:basedOn w:val="1000"/>
     <w:uiPriority w:val="99"/>
     <w:pPr>
       <w:pBdr/>
@@ -42097,9 +42699,9 @@
       </w:tcPr>
     </w:tblStylePr>
   </w:style>
-  <w:style w:type="table" w:styleId="887">
+  <w:style w:type="table" w:styleId="892">
     <w:name w:val="List Table 3 - Accent 1"/>
-    <w:basedOn w:val="995"/>
+    <w:basedOn w:val="1000"/>
     <w:uiPriority w:val="99"/>
     <w:pPr>
       <w:pBdr/>
@@ -42325,9 +42927,9 @@
       </w:tcPr>
     </w:tblStylePr>
   </w:style>
-  <w:style w:type="table" w:styleId="888">
+  <w:style w:type="table" w:styleId="893">
     <w:name w:val="List Table 3 - Accent 2"/>
-    <w:basedOn w:val="995"/>
+    <w:basedOn w:val="1000"/>
     <w:uiPriority w:val="99"/>
     <w:pPr>
       <w:pBdr/>
@@ -42553,9 +43155,9 @@
       </w:tcPr>
     </w:tblStylePr>
   </w:style>
-  <w:style w:type="table" w:styleId="889">
+  <w:style w:type="table" w:styleId="894">
     <w:name w:val="List Table 3 - Accent 3"/>
-    <w:basedOn w:val="995"/>
+    <w:basedOn w:val="1000"/>
     <w:uiPriority w:val="99"/>
     <w:pPr>
       <w:pBdr/>
@@ -42781,9 +43383,9 @@
       </w:tcPr>
     </w:tblStylePr>
   </w:style>
-  <w:style w:type="table" w:styleId="890">
+  <w:style w:type="table" w:styleId="895">
     <w:name w:val="List Table 3 - Accent 4"/>
-    <w:basedOn w:val="995"/>
+    <w:basedOn w:val="1000"/>
     <w:uiPriority w:val="99"/>
     <w:pPr>
       <w:pBdr/>
@@ -43009,9 +43611,9 @@
       </w:tcPr>
     </w:tblStylePr>
   </w:style>
-  <w:style w:type="table" w:styleId="891">
+  <w:style w:type="table" w:styleId="896">
     <w:name w:val="List Table 3 - Accent 5"/>
-    <w:basedOn w:val="995"/>
+    <w:basedOn w:val="1000"/>
     <w:uiPriority w:val="99"/>
     <w:pPr>
       <w:pBdr/>
@@ -43237,9 +43839,9 @@
       </w:tcPr>
     </w:tblStylePr>
   </w:style>
-  <w:style w:type="table" w:styleId="892">
+  <w:style w:type="table" w:styleId="897">
     <w:name w:val="List Table 3 - Accent 6"/>
-    <w:basedOn w:val="995"/>
+    <w:basedOn w:val="1000"/>
     <w:uiPriority w:val="99"/>
     <w:pPr>
       <w:pBdr/>
@@ -43465,9 +44067,9 @@
       </w:tcPr>
     </w:tblStylePr>
   </w:style>
-  <w:style w:type="table" w:styleId="893">
+  <w:style w:type="table" w:styleId="898">
     <w:name w:val="List Table 4"/>
-    <w:basedOn w:val="995"/>
+    <w:basedOn w:val="1000"/>
     <w:uiPriority w:val="99"/>
     <w:pPr>
       <w:pBdr/>
@@ -43690,9 +44292,9 @@
       </w:tcPr>
     </w:tblStylePr>
   </w:style>
-  <w:style w:type="table" w:styleId="894">
+  <w:style w:type="table" w:styleId="899">
     <w:name w:val="List Table 4 - Accent 1"/>
-    <w:basedOn w:val="995"/>
+    <w:basedOn w:val="1000"/>
     <w:uiPriority w:val="99"/>
     <w:pPr>
       <w:pBdr/>
@@ -43915,9 +44517,9 @@
       </w:tcPr>
     </w:tblStylePr>
   </w:style>
-  <w:style w:type="table" w:styleId="895">
+  <w:style w:type="table" w:styleId="900">
     <w:name w:val="List Table 4 - Accent 2"/>
-    <w:basedOn w:val="995"/>
+    <w:basedOn w:val="1000"/>
     <w:uiPriority w:val="99"/>
     <w:pPr>
       <w:pBdr/>
@@ -44140,9 +44742,9 @@
       </w:tcPr>
     </w:tblStylePr>
   </w:style>
-  <w:style w:type="table" w:styleId="896">
+  <w:style w:type="table" w:styleId="901">
     <w:name w:val="List Table 4 - Accent 3"/>
-    <w:basedOn w:val="995"/>
+    <w:basedOn w:val="1000"/>
     <w:uiPriority w:val="99"/>
     <w:pPr>
       <w:pBdr/>
@@ -44365,9 +44967,9 @@
       </w:tcPr>
     </w:tblStylePr>
   </w:style>
-  <w:style w:type="table" w:styleId="897">
+  <w:style w:type="table" w:styleId="902">
     <w:name w:val="List Table 4 - Accent 4"/>
-    <w:basedOn w:val="995"/>
+    <w:basedOn w:val="1000"/>
     <w:uiPriority w:val="99"/>
     <w:pPr>
       <w:pBdr/>
@@ -44590,9 +45192,9 @@
       </w:tcPr>
     </w:tblStylePr>
   </w:style>
-  <w:style w:type="table" w:styleId="898">
+  <w:style w:type="table" w:styleId="903">
     <w:name w:val="List Table 4 - Accent 5"/>
-    <w:basedOn w:val="995"/>
+    <w:basedOn w:val="1000"/>
     <w:uiPriority w:val="99"/>
     <w:pPr>
       <w:pBdr/>
@@ -44815,9 +45417,9 @@
       </w:tcPr>
     </w:tblStylePr>
   </w:style>
-  <w:style w:type="table" w:styleId="899">
+  <w:style w:type="table" w:styleId="904">
     <w:name w:val="List Table 4 - Accent 6"/>
-    <w:basedOn w:val="995"/>
+    <w:basedOn w:val="1000"/>
     <w:uiPriority w:val="99"/>
     <w:pPr>
       <w:pBdr/>
@@ -45040,9 +45642,9 @@
       </w:tcPr>
     </w:tblStylePr>
   </w:style>
-  <w:style w:type="table" w:styleId="900">
+  <w:style w:type="table" w:styleId="905">
     <w:name w:val="List Table 5 Dark"/>
-    <w:basedOn w:val="995"/>
+    <w:basedOn w:val="1000"/>
     <w:uiPriority w:val="99"/>
     <w:pPr>
       <w:pBdr/>
@@ -45282,9 +45884,9 @@
       </w:tcPr>
     </w:tblStylePr>
   </w:style>
-  <w:style w:type="table" w:styleId="901">
+  <w:style w:type="table" w:styleId="906">
     <w:name w:val="List Table 5 Dark - Accent 1"/>
-    <w:basedOn w:val="995"/>
+    <w:basedOn w:val="1000"/>
     <w:uiPriority w:val="99"/>
     <w:pPr>
       <w:pBdr/>
@@ -45524,9 +46126,9 @@
       </w:tcPr>
     </w:tblStylePr>
   </w:style>
-  <w:style w:type="table" w:styleId="902">
+  <w:style w:type="table" w:styleId="907">
     <w:name w:val="List Table 5 Dark - Accent 2"/>
-    <w:basedOn w:val="995"/>
+    <w:basedOn w:val="1000"/>
     <w:uiPriority w:val="99"/>
     <w:pPr>
       <w:pBdr/>
@@ -45766,9 +46368,9 @@
       </w:tcPr>
     </w:tblStylePr>
   </w:style>
-  <w:style w:type="table" w:styleId="903">
+  <w:style w:type="table" w:styleId="908">
     <w:name w:val="List Table 5 Dark - Accent 3"/>
-    <w:basedOn w:val="995"/>
+    <w:basedOn w:val="1000"/>
     <w:uiPriority w:val="99"/>
     <w:pPr>
       <w:pBdr/>
@@ -46008,9 +46610,9 @@
       </w:tcPr>
     </w:tblStylePr>
   </w:style>
-  <w:style w:type="table" w:styleId="904">
+  <w:style w:type="table" w:styleId="909">
     <w:name w:val="List Table 5 Dark - Accent 4"/>
-    <w:basedOn w:val="995"/>
+    <w:basedOn w:val="1000"/>
     <w:uiPriority w:val="99"/>
     <w:pPr>
       <w:pBdr/>
@@ -46250,9 +46852,9 @@
       </w:tcPr>
     </w:tblStylePr>
   </w:style>
-  <w:style w:type="table" w:styleId="905">
+  <w:style w:type="table" w:styleId="910">
     <w:name w:val="List Table 5 Dark - Accent 5"/>
-    <w:basedOn w:val="995"/>
+    <w:basedOn w:val="1000"/>
     <w:uiPriority w:val="99"/>
     <w:pPr>
       <w:pBdr/>
@@ -46492,9 +47094,9 @@
       </w:tcPr>
     </w:tblStylePr>
   </w:style>
-  <w:style w:type="table" w:styleId="906">
+  <w:style w:type="table" w:styleId="911">
     <w:name w:val="List Table 5 Dark - Accent 6"/>
-    <w:basedOn w:val="995"/>
+    <w:basedOn w:val="1000"/>
     <w:uiPriority w:val="99"/>
     <w:pPr>
       <w:pBdr/>
@@ -46734,9 +47336,9 @@
       </w:tcPr>
     </w:tblStylePr>
   </w:style>
-  <w:style w:type="table" w:styleId="907">
+  <w:style w:type="table" w:styleId="912">
     <w:name w:val="List Table 6 Colorful"/>
-    <w:basedOn w:val="995"/>
+    <w:basedOn w:val="1000"/>
     <w:uiPriority w:val="99"/>
     <w:pPr>
       <w:pBdr/>
@@ -46957,9 +47559,9 @@
       </w:tcPr>
     </w:tblStylePr>
   </w:style>
-  <w:style w:type="table" w:styleId="908">
+  <w:style w:type="table" w:styleId="913">
     <w:name w:val="List Table 6 Colorful - Accent 1"/>
-    <w:basedOn w:val="995"/>
+    <w:basedOn w:val="1000"/>
     <w:uiPriority w:val="99"/>
     <w:pPr>
       <w:pBdr/>
@@ -47180,9 +47782,9 @@
       </w:tcPr>
     </w:tblStylePr>
   </w:style>
-  <w:style w:type="table" w:styleId="909">
+  <w:style w:type="table" w:styleId="914">
     <w:name w:val="List Table 6 Colorful - Accent 2"/>
-    <w:basedOn w:val="995"/>
+    <w:basedOn w:val="1000"/>
     <w:uiPriority w:val="99"/>
     <w:pPr>
       <w:pBdr/>
@@ -47403,9 +48005,9 @@
       </w:tcPr>
     </w:tblStylePr>
   </w:style>
-  <w:style w:type="table" w:styleId="910">
+  <w:style w:type="table" w:styleId="915">
     <w:name w:val="List Table 6 Colorful - Accent 3"/>
-    <w:basedOn w:val="995"/>
+    <w:basedOn w:val="1000"/>
     <w:uiPriority w:val="99"/>
     <w:pPr>
       <w:pBdr/>
@@ -47626,9 +48228,9 @@
       </w:tcPr>
     </w:tblStylePr>
   </w:style>
-  <w:style w:type="table" w:styleId="911">
+  <w:style w:type="table" w:styleId="916">
     <w:name w:val="List Table 6 Colorful - Accent 4"/>
-    <w:basedOn w:val="995"/>
+    <w:basedOn w:val="1000"/>
     <w:uiPriority w:val="99"/>
     <w:pPr>
       <w:pBdr/>
@@ -47849,9 +48451,9 @@
       </w:tcPr>
     </w:tblStylePr>
   </w:style>
-  <w:style w:type="table" w:styleId="912">
+  <w:style w:type="table" w:styleId="917">
     <w:name w:val="List Table 6 Colorful - Accent 5"/>
-    <w:basedOn w:val="995"/>
+    <w:basedOn w:val="1000"/>
     <w:uiPriority w:val="99"/>
     <w:pPr>
       <w:pBdr/>
@@ -48072,9 +48674,9 @@
       </w:tcPr>
     </w:tblStylePr>
   </w:style>
-  <w:style w:type="table" w:styleId="913">
+  <w:style w:type="table" w:styleId="918">
     <w:name w:val="List Table 6 Colorful - Accent 6"/>
-    <w:basedOn w:val="995"/>
+    <w:basedOn w:val="1000"/>
     <w:uiPriority w:val="99"/>
     <w:pPr>
       <w:pBdr/>
@@ -48295,9 +48897,9 @@
       </w:tcPr>
     </w:tblStylePr>
   </w:style>
-  <w:style w:type="table" w:styleId="914">
+  <w:style w:type="table" w:styleId="919">
     <w:name w:val="List Table 7 Colorful"/>
-    <w:basedOn w:val="995"/>
+    <w:basedOn w:val="1000"/>
     <w:uiPriority w:val="99"/>
     <w:pPr>
       <w:pBdr/>
@@ -48551,9 +49153,9 @@
       </w:tcPr>
     </w:tblStylePr>
   </w:style>
-  <w:style w:type="table" w:styleId="915">
+  <w:style w:type="table" w:styleId="920">
     <w:name w:val="List Table 7 Colorful - Accent 1"/>
-    <w:basedOn w:val="995"/>
+    <w:basedOn w:val="1000"/>
     <w:uiPriority w:val="99"/>
     <w:pPr>
       <w:pBdr/>
@@ -48807,9 +49409,9 @@
       </w:tcPr>
     </w:tblStylePr>
   </w:style>
-  <w:style w:type="table" w:styleId="916">
+  <w:style w:type="table" w:styleId="921">
     <w:name w:val="List Table 7 Colorful - Accent 2"/>
-    <w:basedOn w:val="995"/>
+    <w:basedOn w:val="1000"/>
     <w:uiPriority w:val="99"/>
     <w:pPr>
       <w:pBdr/>
@@ -49063,9 +49665,9 @@
       </w:tcPr>
     </w:tblStylePr>
   </w:style>
-  <w:style w:type="table" w:styleId="917">
+  <w:style w:type="table" w:styleId="922">
     <w:name w:val="List Table 7 Colorful - Accent 3"/>
-    <w:basedOn w:val="995"/>
+    <w:basedOn w:val="1000"/>
     <w:uiPriority w:val="99"/>
     <w:pPr>
       <w:pBdr/>
@@ -49319,9 +49921,9 @@
       </w:tcPr>
     </w:tblStylePr>
   </w:style>
-  <w:style w:type="table" w:styleId="918">
+  <w:style w:type="table" w:styleId="923">
     <w:name w:val="List Table 7 Colorful - Accent 4"/>
-    <w:basedOn w:val="995"/>
+    <w:basedOn w:val="1000"/>
     <w:uiPriority w:val="99"/>
     <w:pPr>
       <w:pBdr/>
@@ -49575,9 +50177,9 @@
       </w:tcPr>
     </w:tblStylePr>
   </w:style>
-  <w:style w:type="table" w:styleId="919">
+  <w:style w:type="table" w:styleId="924">
     <w:name w:val="List Table 7 Colorful - Accent 5"/>
-    <w:basedOn w:val="995"/>
+    <w:basedOn w:val="1000"/>
     <w:uiPriority w:val="99"/>
     <w:pPr>
       <w:pBdr/>
@@ -49831,9 +50433,9 @@
       </w:tcPr>
     </w:tblStylePr>
   </w:style>
-  <w:style w:type="table" w:styleId="920">
+  <w:style w:type="table" w:styleId="925">
     <w:name w:val="List Table 7 Colorful - Accent 6"/>
-    <w:basedOn w:val="995"/>
+    <w:basedOn w:val="1000"/>
     <w:uiPriority w:val="99"/>
     <w:pPr>
       <w:pBdr/>
@@ -50087,9 +50689,9 @@
       </w:tcPr>
     </w:tblStylePr>
   </w:style>
-  <w:style w:type="table" w:styleId="921">
+  <w:style w:type="table" w:styleId="926">
     <w:name w:val="Lined - Accent"/>
-    <w:basedOn w:val="995"/>
+    <w:basedOn w:val="1000"/>
     <w:uiPriority w:val="99"/>
     <w:pPr>
       <w:pBdr/>
@@ -50324,9 +50926,9 @@
       </w:tcPr>
     </w:tblStylePr>
   </w:style>
-  <w:style w:type="table" w:styleId="922">
+  <w:style w:type="table" w:styleId="927">
     <w:name w:val="Lined - Accent 1"/>
-    <w:basedOn w:val="995"/>
+    <w:basedOn w:val="1000"/>
     <w:uiPriority w:val="99"/>
     <w:pPr>
       <w:pBdr/>
@@ -50561,9 +51163,9 @@
       </w:tcPr>
     </w:tblStylePr>
   </w:style>
-  <w:style w:type="table" w:styleId="923">
+  <w:style w:type="table" w:styleId="928">
     <w:name w:val="Lined - Accent 2"/>
-    <w:basedOn w:val="995"/>
+    <w:basedOn w:val="1000"/>
     <w:uiPriority w:val="99"/>
     <w:pPr>
       <w:pBdr/>
@@ -50798,9 +51400,9 @@
       </w:tcPr>
     </w:tblStylePr>
   </w:style>
-  <w:style w:type="table" w:styleId="924">
+  <w:style w:type="table" w:styleId="929">
     <w:name w:val="Lined - Accent 3"/>
-    <w:basedOn w:val="995"/>
+    <w:basedOn w:val="1000"/>
     <w:uiPriority w:val="99"/>
     <w:pPr>
       <w:pBdr/>
@@ -51035,9 +51637,9 @@
       </w:tcPr>
     </w:tblStylePr>
   </w:style>
-  <w:style w:type="table" w:styleId="925">
+  <w:style w:type="table" w:styleId="930">
     <w:name w:val="Lined - Accent 4"/>
-    <w:basedOn w:val="995"/>
+    <w:basedOn w:val="1000"/>
     <w:uiPriority w:val="99"/>
     <w:pPr>
       <w:pBdr/>
@@ -51272,9 +51874,9 @@
       </w:tcPr>
     </w:tblStylePr>
   </w:style>
-  <w:style w:type="table" w:styleId="926">
+  <w:style w:type="table" w:styleId="931">
     <w:name w:val="Lined - Accent 5"/>
-    <w:basedOn w:val="995"/>
+    <w:basedOn w:val="1000"/>
     <w:uiPriority w:val="99"/>
     <w:pPr>
       <w:pBdr/>
@@ -51509,9 +52111,9 @@
       </w:tcPr>
     </w:tblStylePr>
   </w:style>
-  <w:style w:type="table" w:styleId="927">
+  <w:style w:type="table" w:styleId="932">
     <w:name w:val="Lined - Accent 6"/>
-    <w:basedOn w:val="995"/>
+    <w:basedOn w:val="1000"/>
     <w:uiPriority w:val="99"/>
     <w:pPr>
       <w:pBdr/>
@@ -51746,9 +52348,9 @@
       </w:tcPr>
     </w:tblStylePr>
   </w:style>
-  <w:style w:type="table" w:styleId="928">
+  <w:style w:type="table" w:styleId="933">
     <w:name w:val="Bordered &amp; Lined - Accent"/>
-    <w:basedOn w:val="995"/>
+    <w:basedOn w:val="1000"/>
     <w:uiPriority w:val="99"/>
     <w:pPr>
       <w:pBdr/>
@@ -51990,9 +52592,9 @@
       </w:tcPr>
     </w:tblStylePr>
   </w:style>
-  <w:style w:type="table" w:styleId="929">
+  <w:style w:type="table" w:styleId="934">
     <w:name w:val="Bordered &amp; Lined - Accent 1"/>
-    <w:basedOn w:val="995"/>
+    <w:basedOn w:val="1000"/>
     <w:uiPriority w:val="99"/>
     <w:pPr>
       <w:pBdr/>
@@ -52234,9 +52836,9 @@
       </w:tcPr>
     </w:tblStylePr>
   </w:style>
-  <w:style w:type="table" w:styleId="930">
+  <w:style w:type="table" w:styleId="935">
     <w:name w:val="Bordered &amp; Lined - Accent 2"/>
-    <w:basedOn w:val="995"/>
+    <w:basedOn w:val="1000"/>
     <w:uiPriority w:val="99"/>
     <w:pPr>
       <w:pBdr/>
@@ -52478,9 +53080,9 @@
       </w:tcPr>
     </w:tblStylePr>
   </w:style>
-  <w:style w:type="table" w:styleId="931">
+  <w:style w:type="table" w:styleId="936">
     <w:name w:val="Bordered &amp; Lined - Accent 3"/>
-    <w:basedOn w:val="995"/>
+    <w:basedOn w:val="1000"/>
     <w:uiPriority w:val="99"/>
     <w:pPr>
       <w:pBdr/>
@@ -52722,9 +53324,9 @@
       </w:tcPr>
     </w:tblStylePr>
   </w:style>
-  <w:style w:type="table" w:styleId="932">
+  <w:style w:type="table" w:styleId="937">
     <w:name w:val="Bordered &amp; Lined - Accent 4"/>
-    <w:basedOn w:val="995"/>
+    <w:basedOn w:val="1000"/>
     <w:uiPriority w:val="99"/>
     <w:pPr>
       <w:pBdr/>
@@ -52966,9 +53568,9 @@
       </w:tcPr>
     </w:tblStylePr>
   </w:style>
-  <w:style w:type="table" w:styleId="933">
+  <w:style w:type="table" w:styleId="938">
     <w:name w:val="Bordered &amp; Lined - Accent 5"/>
-    <w:basedOn w:val="995"/>
+    <w:basedOn w:val="1000"/>
     <w:uiPriority w:val="99"/>
     <w:pPr>
       <w:pBdr/>
@@ -53210,9 +53812,9 @@
       </w:tcPr>
     </w:tblStylePr>
   </w:style>
-  <w:style w:type="table" w:styleId="934">
+  <w:style w:type="table" w:styleId="939">
     <w:name w:val="Bordered &amp; Lined - Accent 6"/>
-    <w:basedOn w:val="995"/>
+    <w:basedOn w:val="1000"/>
     <w:uiPriority w:val="99"/>
     <w:pPr>
       <w:pBdr/>
@@ -53454,9 +54056,9 @@
       </w:tcPr>
     </w:tblStylePr>
   </w:style>
-  <w:style w:type="table" w:styleId="935">
+  <w:style w:type="table" w:styleId="940">
     <w:name w:val="Bordered"/>
-    <w:basedOn w:val="995"/>
+    <w:basedOn w:val="1000"/>
     <w:uiPriority w:val="99"/>
     <w:pPr>
       <w:pBdr/>
@@ -53685,9 +54287,9 @@
       </w:tcPr>
     </w:tblStylePr>
   </w:style>
-  <w:style w:type="table" w:styleId="936">
+  <w:style w:type="table" w:styleId="941">
     <w:name w:val="Bordered - Accent 1"/>
-    <w:basedOn w:val="995"/>
+    <w:basedOn w:val="1000"/>
     <w:uiPriority w:val="99"/>
     <w:pPr>
       <w:pBdr/>
@@ -53916,9 +54518,9 @@
       </w:tcPr>
     </w:tblStylePr>
   </w:style>
-  <w:style w:type="table" w:styleId="937">
+  <w:style w:type="table" w:styleId="942">
     <w:name w:val="Bordered - Accent 2"/>
-    <w:basedOn w:val="995"/>
+    <w:basedOn w:val="1000"/>
     <w:uiPriority w:val="99"/>
     <w:pPr>
       <w:pBdr/>
@@ -54147,9 +54749,9 @@
       </w:tcPr>
     </w:tblStylePr>
   </w:style>
-  <w:style w:type="table" w:styleId="938">
+  <w:style w:type="table" w:styleId="943">
     <w:name w:val="Bordered - Accent 3"/>
-    <w:basedOn w:val="995"/>
+    <w:basedOn w:val="1000"/>
     <w:uiPriority w:val="99"/>
     <w:pPr>
       <w:pBdr/>
@@ -54378,9 +54980,9 @@
       </w:tcPr>
     </w:tblStylePr>
   </w:style>
-  <w:style w:type="table" w:styleId="939">
+  <w:style w:type="table" w:styleId="944">
     <w:name w:val="Bordered - Accent 4"/>
-    <w:basedOn w:val="995"/>
+    <w:basedOn w:val="1000"/>
     <w:uiPriority w:val="99"/>
     <w:pPr>
       <w:pBdr/>
@@ -54609,9 +55211,9 @@
       </w:tcPr>
     </w:tblStylePr>
   </w:style>
-  <w:style w:type="table" w:styleId="940">
+  <w:style w:type="table" w:styleId="945">
     <w:name w:val="Bordered - Accent 5"/>
-    <w:basedOn w:val="995"/>
+    <w:basedOn w:val="1000"/>
     <w:uiPriority w:val="99"/>
     <w:pPr>
       <w:pBdr/>
@@ -54840,9 +55442,9 @@
       </w:tcPr>
     </w:tblStylePr>
   </w:style>
-  <w:style w:type="table" w:styleId="941">
+  <w:style w:type="table" w:styleId="946">
     <w:name w:val="Bordered - Accent 6"/>
-    <w:basedOn w:val="995"/>
+    <w:basedOn w:val="1000"/>
     <w:uiPriority w:val="99"/>
     <w:pPr>
       <w:pBdr/>
@@ -55071,10 +55673,10 @@
       </w:tcPr>
     </w:tblStylePr>
   </w:style>
-  <w:style w:type="character" w:styleId="942">
+  <w:style w:type="character" w:styleId="947">
     <w:name w:val="Heading 1 Char"/>
-    <w:basedOn w:val="994"/>
-    <w:link w:val="985"/>
+    <w:basedOn w:val="999"/>
+    <w:link w:val="990"/>
     <w:uiPriority w:val="9"/>
     <w:pPr>
       <w:pBdr/>
@@ -55088,10 +55690,10 @@
       <w:szCs w:val="40"/>
     </w:rPr>
   </w:style>
-  <w:style w:type="character" w:styleId="943">
+  <w:style w:type="character" w:styleId="948">
     <w:name w:val="Heading 2 Char"/>
-    <w:basedOn w:val="994"/>
-    <w:link w:val="986"/>
+    <w:basedOn w:val="999"/>
+    <w:link w:val="991"/>
     <w:uiPriority w:val="9"/>
     <w:pPr>
       <w:pBdr/>
@@ -55105,10 +55707,10 @@
       <w:szCs w:val="32"/>
     </w:rPr>
   </w:style>
-  <w:style w:type="character" w:styleId="944">
+  <w:style w:type="character" w:styleId="949">
     <w:name w:val="Heading 3 Char"/>
-    <w:basedOn w:val="994"/>
-    <w:link w:val="987"/>
+    <w:basedOn w:val="999"/>
+    <w:link w:val="992"/>
     <w:uiPriority w:val="9"/>
     <w:pPr>
       <w:pBdr/>
@@ -55122,10 +55724,10 @@
       <w:szCs w:val="28"/>
     </w:rPr>
   </w:style>
-  <w:style w:type="character" w:styleId="945">
+  <w:style w:type="character" w:styleId="950">
     <w:name w:val="Heading 4 Char"/>
-    <w:basedOn w:val="994"/>
-    <w:link w:val="988"/>
+    <w:basedOn w:val="999"/>
+    <w:link w:val="993"/>
     <w:uiPriority w:val="9"/>
     <w:pPr>
       <w:pBdr/>
@@ -55139,10 +55741,10 @@
       <w:color w:val="0f4761" w:themeColor="accent1" w:themeShade="BF"/>
     </w:rPr>
   </w:style>
-  <w:style w:type="character" w:styleId="946">
+  <w:style w:type="character" w:styleId="951">
     <w:name w:val="Heading 5 Char"/>
-    <w:basedOn w:val="994"/>
-    <w:link w:val="989"/>
+    <w:basedOn w:val="999"/>
+    <w:link w:val="994"/>
     <w:uiPriority w:val="9"/>
     <w:pPr>
       <w:pBdr/>
@@ -55154,10 +55756,10 @@
       <w:color w:val="0f4761" w:themeColor="accent1" w:themeShade="BF"/>
     </w:rPr>
   </w:style>
-  <w:style w:type="character" w:styleId="947">
+  <w:style w:type="character" w:styleId="952">
     <w:name w:val="Heading 6 Char"/>
-    <w:basedOn w:val="994"/>
-    <w:link w:val="990"/>
+    <w:basedOn w:val="999"/>
+    <w:link w:val="995"/>
     <w:uiPriority w:val="9"/>
     <w:pPr>
       <w:pBdr/>
@@ -55171,10 +55773,10 @@
       <w:color w:val="595959" w:themeColor="text1" w:themeTint="A6"/>
     </w:rPr>
   </w:style>
-  <w:style w:type="character" w:styleId="948">
+  <w:style w:type="character" w:styleId="953">
     <w:name w:val="Heading 7 Char"/>
-    <w:basedOn w:val="994"/>
-    <w:link w:val="991"/>
+    <w:basedOn w:val="999"/>
+    <w:link w:val="996"/>
     <w:uiPriority w:val="9"/>
     <w:pPr>
       <w:pBdr/>
@@ -55186,10 +55788,10 @@
       <w:color w:val="595959" w:themeColor="text1" w:themeTint="A6"/>
     </w:rPr>
   </w:style>
-  <w:style w:type="character" w:styleId="949">
+  <w:style w:type="character" w:styleId="954">
     <w:name w:val="Heading 8 Char"/>
-    <w:basedOn w:val="994"/>
-    <w:link w:val="992"/>
+    <w:basedOn w:val="999"/>
+    <w:link w:val="997"/>
     <w:uiPriority w:val="9"/>
     <w:pPr>
       <w:pBdr/>
@@ -55203,10 +55805,10 @@
       <w:color w:val="272727" w:themeColor="text1" w:themeTint="D8"/>
     </w:rPr>
   </w:style>
-  <w:style w:type="character" w:styleId="950">
+  <w:style w:type="character" w:styleId="955">
     <w:name w:val="Heading 9 Char"/>
-    <w:basedOn w:val="994"/>
-    <w:link w:val="993"/>
+    <w:basedOn w:val="999"/>
+    <w:link w:val="998"/>
     <w:uiPriority w:val="9"/>
     <w:pPr>
       <w:pBdr/>
@@ -55220,11 +55822,11 @@
       <w:color w:val="272727" w:themeColor="text1" w:themeTint="D8"/>
     </w:rPr>
   </w:style>
-  <w:style w:type="paragraph" w:styleId="951">
+  <w:style w:type="paragraph" w:styleId="956">
     <w:name w:val="Title"/>
-    <w:basedOn w:val="984"/>
-    <w:next w:val="984"/>
-    <w:link w:val="952"/>
+    <w:basedOn w:val="989"/>
+    <w:next w:val="989"/>
+    <w:link w:val="957"/>
     <w:uiPriority w:val="10"/>
     <w:qFormat/>
     <w:pPr>
@@ -55240,10 +55842,10 @@
       <w:szCs w:val="56"/>
     </w:rPr>
   </w:style>
-  <w:style w:type="character" w:styleId="952">
+  <w:style w:type="character" w:styleId="957">
     <w:name w:val="Title Char"/>
-    <w:basedOn w:val="994"/>
-    <w:link w:val="951"/>
+    <w:basedOn w:val="999"/>
+    <w:link w:val="956"/>
     <w:uiPriority w:val="10"/>
     <w:pPr>
       <w:pBdr/>
@@ -55257,11 +55859,11 @@
       <w:szCs w:val="56"/>
     </w:rPr>
   </w:style>
-  <w:style w:type="paragraph" w:styleId="953">
+  <w:style w:type="paragraph" w:styleId="958">
     <w:name w:val="Subtitle"/>
-    <w:basedOn w:val="984"/>
-    <w:next w:val="984"/>
-    <w:link w:val="954"/>
+    <w:basedOn w:val="989"/>
+    <w:next w:val="989"/>
+    <w:link w:val="959"/>
     <w:uiPriority w:val="11"/>
     <w:qFormat/>
     <w:pPr>
@@ -55279,10 +55881,10 @@
       <w:szCs w:val="28"/>
     </w:rPr>
   </w:style>
-  <w:style w:type="character" w:styleId="954">
+  <w:style w:type="character" w:styleId="959">
     <w:name w:val="Subtitle Char"/>
-    <w:basedOn w:val="994"/>
-    <w:link w:val="953"/>
+    <w:basedOn w:val="999"/>
+    <w:link w:val="958"/>
     <w:uiPriority w:val="11"/>
     <w:pPr>
       <w:pBdr/>
@@ -55296,11 +55898,11 @@
       <w:szCs w:val="28"/>
     </w:rPr>
   </w:style>
-  <w:style w:type="paragraph" w:styleId="955">
+  <w:style w:type="paragraph" w:styleId="960">
     <w:name w:val="Quote"/>
-    <w:basedOn w:val="984"/>
-    <w:next w:val="984"/>
-    <w:link w:val="956"/>
+    <w:basedOn w:val="989"/>
+    <w:next w:val="989"/>
+    <w:link w:val="961"/>
     <w:uiPriority w:val="29"/>
     <w:qFormat/>
     <w:pPr>
@@ -55315,10 +55917,10 @@
       <w:color w:val="404040" w:themeColor="text1" w:themeTint="BF"/>
     </w:rPr>
   </w:style>
-  <w:style w:type="character" w:styleId="956">
+  <w:style w:type="character" w:styleId="961">
     <w:name w:val="Quote Char"/>
-    <w:basedOn w:val="994"/>
-    <w:link w:val="955"/>
+    <w:basedOn w:val="999"/>
+    <w:link w:val="960"/>
     <w:uiPriority w:val="29"/>
     <w:pPr>
       <w:pBdr/>
@@ -55331,9 +55933,9 @@
       <w:color w:val="404040" w:themeColor="text1" w:themeTint="BF"/>
     </w:rPr>
   </w:style>
-  <w:style w:type="character" w:styleId="957">
+  <w:style w:type="character" w:styleId="962">
     <w:name w:val="Intense Emphasis"/>
-    <w:basedOn w:val="994"/>
+    <w:basedOn w:val="999"/>
     <w:uiPriority w:val="21"/>
     <w:qFormat/>
     <w:pPr>
@@ -55347,11 +55949,11 @@
       <w:color w:val="0f4761" w:themeColor="accent1" w:themeShade="BF"/>
     </w:rPr>
   </w:style>
-  <w:style w:type="paragraph" w:styleId="958">
+  <w:style w:type="paragraph" w:styleId="963">
     <w:name w:val="Intense Quote"/>
-    <w:basedOn w:val="984"/>
-    <w:next w:val="984"/>
-    <w:link w:val="959"/>
+    <w:basedOn w:val="989"/>
+    <w:next w:val="989"/>
+    <w:link w:val="964"/>
     <w:uiPriority w:val="30"/>
     <w:qFormat/>
     <w:pPr>
@@ -55369,10 +55971,10 @@
       <w:color w:val="0f4761" w:themeColor="accent1" w:themeShade="BF"/>
     </w:rPr>
   </w:style>
-  <w:style w:type="character" w:styleId="959">
+  <w:style w:type="character" w:styleId="964">
     <w:name w:val="Intense Quote Char"/>
-    <w:basedOn w:val="994"/>
-    <w:link w:val="958"/>
+    <w:basedOn w:val="999"/>
+    <w:link w:val="963"/>
     <w:uiPriority w:val="30"/>
     <w:pPr>
       <w:pBdr/>
@@ -55385,9 +55987,9 @@
       <w:color w:val="0f4761" w:themeColor="accent1" w:themeShade="BF"/>
     </w:rPr>
   </w:style>
-  <w:style w:type="character" w:styleId="960">
+  <w:style w:type="character" w:styleId="965">
     <w:name w:val="Intense Reference"/>
-    <w:basedOn w:val="994"/>
+    <w:basedOn w:val="999"/>
     <w:uiPriority w:val="32"/>
     <w:qFormat/>
     <w:pPr>
@@ -55403,9 +56005,9 @@
       <w:spacing w:val="5"/>
     </w:rPr>
   </w:style>
-  <w:style w:type="paragraph" w:styleId="961">
+  <w:style w:type="paragraph" w:styleId="966">
     <w:name w:val="No Spacing"/>
-    <w:basedOn w:val="984"/>
+    <w:basedOn w:val="989"/>
     <w:uiPriority w:val="1"/>
     <w:qFormat/>
     <w:pPr>
@@ -55414,9 +56016,9 @@
       <w:ind/>
     </w:pPr>
   </w:style>
-  <w:style w:type="character" w:styleId="962">
+  <w:style w:type="character" w:styleId="967">
     <w:name w:val="Subtle Emphasis"/>
-    <w:basedOn w:val="994"/>
+    <w:basedOn w:val="999"/>
     <w:uiPriority w:val="19"/>
     <w:qFormat/>
     <w:pPr>
@@ -55430,9 +56032,9 @@
       <w:color w:val="404040" w:themeColor="text1" w:themeTint="BF"/>
     </w:rPr>
   </w:style>
-  <w:style w:type="character" w:styleId="963">
+  <w:style w:type="character" w:styleId="968">
     <w:name w:val="Emphasis"/>
-    <w:basedOn w:val="994"/>
+    <w:basedOn w:val="999"/>
     <w:uiPriority w:val="20"/>
     <w:qFormat/>
     <w:pPr>
@@ -55445,9 +56047,9 @@
       <w:iCs/>
     </w:rPr>
   </w:style>
-  <w:style w:type="character" w:styleId="964">
+  <w:style w:type="character" w:styleId="969">
     <w:name w:val="Strong"/>
-    <w:basedOn w:val="994"/>
+    <w:basedOn w:val="999"/>
     <w:uiPriority w:val="22"/>
     <w:qFormat/>
     <w:pPr>
@@ -55460,9 +56062,9 @@
       <w:bCs/>
     </w:rPr>
   </w:style>
-  <w:style w:type="character" w:styleId="965">
+  <w:style w:type="character" w:styleId="970">
     <w:name w:val="Subtle Reference"/>
-    <w:basedOn w:val="994"/>
+    <w:basedOn w:val="999"/>
     <w:uiPriority w:val="31"/>
     <w:qFormat/>
     <w:pPr>
@@ -55475,9 +56077,9 @@
       <w:color w:val="5a5a5a" w:themeColor="text1" w:themeTint="A5"/>
     </w:rPr>
   </w:style>
-  <w:style w:type="character" w:styleId="966">
+  <w:style w:type="character" w:styleId="971">
     <w:name w:val="Book Title"/>
-    <w:basedOn w:val="994"/>
+    <w:basedOn w:val="999"/>
     <w:uiPriority w:val="33"/>
     <w:qFormat/>
     <w:pPr>
@@ -55493,10 +56095,10 @@
       <w:spacing w:val="5"/>
     </w:rPr>
   </w:style>
-  <w:style w:type="character" w:styleId="967">
+  <w:style w:type="character" w:styleId="972">
     <w:name w:val="Header Char"/>
-    <w:basedOn w:val="994"/>
-    <w:link w:val="1013"/>
+    <w:basedOn w:val="999"/>
+    <w:link w:val="1018"/>
     <w:uiPriority w:val="99"/>
     <w:pPr>
       <w:pBdr/>
@@ -55504,10 +56106,10 @@
       <w:ind/>
     </w:pPr>
   </w:style>
-  <w:style w:type="character" w:styleId="968">
+  <w:style w:type="character" w:styleId="973">
     <w:name w:val="Footer Char"/>
-    <w:basedOn w:val="994"/>
-    <w:link w:val="1015"/>
+    <w:basedOn w:val="999"/>
+    <w:link w:val="1020"/>
     <w:uiPriority w:val="99"/>
     <w:pPr>
       <w:pBdr/>
@@ -55515,10 +56117,10 @@
       <w:ind/>
     </w:pPr>
   </w:style>
-  <w:style w:type="paragraph" w:styleId="969">
+  <w:style w:type="paragraph" w:styleId="974">
     <w:name w:val="Caption"/>
-    <w:basedOn w:val="984"/>
-    <w:next w:val="984"/>
+    <w:basedOn w:val="989"/>
+    <w:next w:val="989"/>
     <w:uiPriority w:val="35"/>
     <w:unhideWhenUsed/>
     <w:qFormat/>
@@ -55535,10 +56137,10 @@
       <w:szCs w:val="18"/>
     </w:rPr>
   </w:style>
-  <w:style w:type="paragraph" w:styleId="970">
+  <w:style w:type="paragraph" w:styleId="975">
     <w:name w:val="footnote text"/>
-    <w:basedOn w:val="984"/>
-    <w:link w:val="971"/>
+    <w:basedOn w:val="989"/>
+    <w:link w:val="976"/>
     <w:uiPriority w:val="99"/>
     <w:semiHidden/>
     <w:unhideWhenUsed/>
@@ -55552,10 +56154,10 @@
       <w:szCs w:val="20"/>
     </w:rPr>
   </w:style>
-  <w:style w:type="character" w:styleId="971">
+  <w:style w:type="character" w:styleId="976">
     <w:name w:val="Footnote Text Char"/>
-    <w:basedOn w:val="994"/>
-    <w:link w:val="970"/>
+    <w:basedOn w:val="999"/>
+    <w:link w:val="975"/>
     <w:uiPriority w:val="99"/>
     <w:semiHidden/>
     <w:pPr>
@@ -55568,9 +56170,9 @@
       <w:szCs w:val="20"/>
     </w:rPr>
   </w:style>
-  <w:style w:type="character" w:styleId="972">
+  <w:style w:type="character" w:styleId="977">
     <w:name w:val="footnote reference"/>
-    <w:basedOn w:val="994"/>
+    <w:basedOn w:val="999"/>
     <w:uiPriority w:val="99"/>
     <w:semiHidden/>
     <w:unhideWhenUsed/>
@@ -55583,10 +56185,10 @@
       <w:vertAlign w:val="superscript"/>
     </w:rPr>
   </w:style>
-  <w:style w:type="paragraph" w:styleId="973">
+  <w:style w:type="paragraph" w:styleId="978">
     <w:name w:val="endnote text"/>
-    <w:basedOn w:val="984"/>
-    <w:link w:val="974"/>
+    <w:basedOn w:val="989"/>
+    <w:link w:val="979"/>
     <w:uiPriority w:val="99"/>
     <w:semiHidden/>
     <w:unhideWhenUsed/>
@@ -55600,10 +56202,10 @@
       <w:szCs w:val="20"/>
     </w:rPr>
   </w:style>
-  <w:style w:type="character" w:styleId="974">
+  <w:style w:type="character" w:styleId="979">
     <w:name w:val="Endnote Text Char"/>
-    <w:basedOn w:val="994"/>
-    <w:link w:val="973"/>
+    <w:basedOn w:val="999"/>
+    <w:link w:val="978"/>
     <w:uiPriority w:val="99"/>
     <w:semiHidden/>
     <w:pPr>
@@ -55616,9 +56218,9 @@
       <w:szCs w:val="20"/>
     </w:rPr>
   </w:style>
-  <w:style w:type="character" w:styleId="975">
+  <w:style w:type="character" w:styleId="980">
     <w:name w:val="endnote reference"/>
-    <w:basedOn w:val="994"/>
+    <w:basedOn w:val="999"/>
     <w:uiPriority w:val="99"/>
     <w:semiHidden/>
     <w:unhideWhenUsed/>
@@ -55631,9 +56233,9 @@
       <w:vertAlign w:val="superscript"/>
     </w:rPr>
   </w:style>
-  <w:style w:type="character" w:styleId="976">
+  <w:style w:type="character" w:styleId="981">
     <w:name w:val="FollowedHyperlink"/>
-    <w:basedOn w:val="994"/>
+    <w:basedOn w:val="999"/>
     <w:uiPriority w:val="99"/>
     <w:semiHidden/>
     <w:unhideWhenUsed/>
@@ -55647,10 +56249,10 @@
       <w:u w:val="single"/>
     </w:rPr>
   </w:style>
-  <w:style w:type="paragraph" w:styleId="977">
+  <w:style w:type="paragraph" w:styleId="982">
     <w:name w:val="toc 4"/>
-    <w:basedOn w:val="984"/>
-    <w:next w:val="984"/>
+    <w:basedOn w:val="989"/>
+    <w:next w:val="989"/>
     <w:uiPriority w:val="39"/>
     <w:unhideWhenUsed/>
     <w:pPr>
@@ -55659,10 +56261,10 @@
       <w:ind w:left="660"/>
     </w:pPr>
   </w:style>
-  <w:style w:type="paragraph" w:styleId="978">
+  <w:style w:type="paragraph" w:styleId="983">
     <w:name w:val="toc 5"/>
-    <w:basedOn w:val="984"/>
-    <w:next w:val="984"/>
+    <w:basedOn w:val="989"/>
+    <w:next w:val="989"/>
     <w:uiPriority w:val="39"/>
     <w:unhideWhenUsed/>
     <w:pPr>
@@ -55671,10 +56273,10 @@
       <w:ind w:left="880"/>
     </w:pPr>
   </w:style>
-  <w:style w:type="paragraph" w:styleId="979">
+  <w:style w:type="paragraph" w:styleId="984">
     <w:name w:val="toc 6"/>
-    <w:basedOn w:val="984"/>
-    <w:next w:val="984"/>
+    <w:basedOn w:val="989"/>
+    <w:next w:val="989"/>
     <w:uiPriority w:val="39"/>
     <w:unhideWhenUsed/>
     <w:pPr>
@@ -55683,10 +56285,10 @@
       <w:ind w:left="1100"/>
     </w:pPr>
   </w:style>
-  <w:style w:type="paragraph" w:styleId="980">
+  <w:style w:type="paragraph" w:styleId="985">
     <w:name w:val="toc 7"/>
-    <w:basedOn w:val="984"/>
-    <w:next w:val="984"/>
+    <w:basedOn w:val="989"/>
+    <w:next w:val="989"/>
     <w:uiPriority w:val="39"/>
     <w:unhideWhenUsed/>
     <w:pPr>
@@ -55695,10 +56297,10 @@
       <w:ind w:left="1320"/>
     </w:pPr>
   </w:style>
-  <w:style w:type="paragraph" w:styleId="981">
+  <w:style w:type="paragraph" w:styleId="986">
     <w:name w:val="toc 8"/>
-    <w:basedOn w:val="984"/>
-    <w:next w:val="984"/>
+    <w:basedOn w:val="989"/>
+    <w:next w:val="989"/>
     <w:uiPriority w:val="39"/>
     <w:unhideWhenUsed/>
     <w:pPr>
@@ -55707,10 +56309,10 @@
       <w:ind w:left="1540"/>
     </w:pPr>
   </w:style>
-  <w:style w:type="paragraph" w:styleId="982">
+  <w:style w:type="paragraph" w:styleId="987">
     <w:name w:val="toc 9"/>
-    <w:basedOn w:val="984"/>
-    <w:next w:val="984"/>
+    <w:basedOn w:val="989"/>
+    <w:next w:val="989"/>
     <w:uiPriority w:val="39"/>
     <w:unhideWhenUsed/>
     <w:pPr>
@@ -55719,10 +56321,10 @@
       <w:ind w:left="1760"/>
     </w:pPr>
   </w:style>
-  <w:style w:type="paragraph" w:styleId="983">
+  <w:style w:type="paragraph" w:styleId="988">
     <w:name w:val="table of figures"/>
-    <w:basedOn w:val="984"/>
-    <w:next w:val="984"/>
+    <w:basedOn w:val="989"/>
+    <w:next w:val="989"/>
     <w:uiPriority w:val="99"/>
     <w:unhideWhenUsed/>
     <w:pPr>
@@ -55731,7 +56333,7 @@
       <w:ind/>
     </w:pPr>
   </w:style>
-  <w:style w:type="paragraph" w:styleId="984" w:default="1">
+  <w:style w:type="paragraph" w:styleId="989" w:default="1">
     <w:name w:val="Normal"/>
     <w:qFormat/>
     <w:pPr>
@@ -55746,11 +56348,11 @@
       <w:lang w:eastAsia="ru-RU"/>
     </w:rPr>
   </w:style>
-  <w:style w:type="paragraph" w:styleId="985">
+  <w:style w:type="paragraph" w:styleId="990">
     <w:name w:val="Heading 1"/>
-    <w:basedOn w:val="984"/>
-    <w:next w:val="984"/>
-    <w:link w:val="997"/>
+    <w:basedOn w:val="989"/>
+    <w:next w:val="989"/>
+    <w:link w:val="1002"/>
     <w:uiPriority w:val="9"/>
     <w:qFormat/>
     <w:pPr>
@@ -55773,10 +56375,10 @@
       <w:szCs w:val="28"/>
     </w:rPr>
   </w:style>
-  <w:style w:type="paragraph" w:styleId="986">
+  <w:style w:type="paragraph" w:styleId="991">
     <w:name w:val="Heading 2"/>
-    <w:basedOn w:val="984"/>
-    <w:link w:val="998"/>
+    <w:basedOn w:val="989"/>
+    <w:link w:val="1003"/>
     <w:uiPriority w:val="9"/>
     <w:qFormat/>
     <w:pPr>
@@ -55796,11 +56398,11 @@
       <w:szCs w:val="36"/>
     </w:rPr>
   </w:style>
-  <w:style w:type="paragraph" w:styleId="987">
+  <w:style w:type="paragraph" w:styleId="992">
     <w:name w:val="Heading 3"/>
-    <w:basedOn w:val="984"/>
-    <w:next w:val="984"/>
-    <w:link w:val="999"/>
+    <w:basedOn w:val="989"/>
+    <w:next w:val="989"/>
+    <w:link w:val="1004"/>
     <w:uiPriority w:val="9"/>
     <w:unhideWhenUsed/>
     <w:qFormat/>
@@ -55823,11 +56425,11 @@
       <w:color w:val="4f81bd" w:themeColor="accent1"/>
     </w:rPr>
   </w:style>
-  <w:style w:type="paragraph" w:styleId="988">
+  <w:style w:type="paragraph" w:styleId="993">
     <w:name w:val="Heading 4"/>
-    <w:basedOn w:val="984"/>
-    <w:next w:val="984"/>
-    <w:link w:val="1000"/>
+    <w:basedOn w:val="989"/>
+    <w:next w:val="989"/>
+    <w:link w:val="1005"/>
     <w:uiPriority w:val="9"/>
     <w:semiHidden/>
     <w:unhideWhenUsed/>
@@ -55853,11 +56455,11 @@
       <w:color w:val="4f81bd" w:themeColor="accent1"/>
     </w:rPr>
   </w:style>
-  <w:style w:type="paragraph" w:styleId="989">
+  <w:style w:type="paragraph" w:styleId="994">
     <w:name w:val="Heading 5"/>
-    <w:basedOn w:val="984"/>
-    <w:next w:val="984"/>
-    <w:link w:val="1001"/>
+    <w:basedOn w:val="989"/>
+    <w:next w:val="989"/>
+    <w:link w:val="1006"/>
     <w:uiPriority w:val="9"/>
     <w:semiHidden/>
     <w:unhideWhenUsed/>
@@ -55879,11 +56481,11 @@
       <w:color w:val="243f60" w:themeColor="accent1" w:themeShade="7F"/>
     </w:rPr>
   </w:style>
-  <w:style w:type="paragraph" w:styleId="990">
+  <w:style w:type="paragraph" w:styleId="995">
     <w:name w:val="Heading 6"/>
-    <w:basedOn w:val="984"/>
-    <w:next w:val="984"/>
-    <w:link w:val="1002"/>
+    <w:basedOn w:val="989"/>
+    <w:next w:val="989"/>
+    <w:link w:val="1007"/>
     <w:uiPriority w:val="9"/>
     <w:semiHidden/>
     <w:unhideWhenUsed/>
@@ -55907,11 +56509,11 @@
       <w:color w:val="243f60" w:themeColor="accent1" w:themeShade="7F"/>
     </w:rPr>
   </w:style>
-  <w:style w:type="paragraph" w:styleId="991">
+  <w:style w:type="paragraph" w:styleId="996">
     <w:name w:val="Heading 7"/>
-    <w:basedOn w:val="984"/>
-    <w:next w:val="984"/>
-    <w:link w:val="1003"/>
+    <w:basedOn w:val="989"/>
+    <w:next w:val="989"/>
+    <w:link w:val="1008"/>
     <w:uiPriority w:val="9"/>
     <w:semiHidden/>
     <w:unhideWhenUsed/>
@@ -55935,11 +56537,11 @@
       <w:color w:val="404040" w:themeColor="text1" w:themeTint="BF"/>
     </w:rPr>
   </w:style>
-  <w:style w:type="paragraph" w:styleId="992">
+  <w:style w:type="paragraph" w:styleId="997">
     <w:name w:val="Heading 8"/>
-    <w:basedOn w:val="984"/>
-    <w:next w:val="984"/>
-    <w:link w:val="1004"/>
+    <w:basedOn w:val="989"/>
+    <w:next w:val="989"/>
+    <w:link w:val="1009"/>
     <w:uiPriority w:val="9"/>
     <w:semiHidden/>
     <w:unhideWhenUsed/>
@@ -55963,11 +56565,11 @@
       <w:szCs w:val="20"/>
     </w:rPr>
   </w:style>
-  <w:style w:type="paragraph" w:styleId="993">
+  <w:style w:type="paragraph" w:styleId="998">
     <w:name w:val="Heading 9"/>
-    <w:basedOn w:val="984"/>
-    <w:next w:val="984"/>
-    <w:link w:val="1005"/>
+    <w:basedOn w:val="989"/>
+    <w:next w:val="989"/>
+    <w:link w:val="1010"/>
     <w:uiPriority w:val="9"/>
     <w:semiHidden/>
     <w:unhideWhenUsed/>
@@ -55993,7 +56595,7 @@
       <w:szCs w:val="20"/>
     </w:rPr>
   </w:style>
-  <w:style w:type="character" w:styleId="994" w:default="1">
+  <w:style w:type="character" w:styleId="999" w:default="1">
     <w:name w:val="Default Paragraph Font"/>
     <w:uiPriority w:val="1"/>
     <w:semiHidden/>
@@ -56004,7 +56606,7 @@
       <w:ind/>
     </w:pPr>
   </w:style>
-  <w:style w:type="table" w:styleId="995" w:default="1">
+  <w:style w:type="table" w:styleId="1000" w:default="1">
     <w:name w:val="Normal Table"/>
     <w:uiPriority w:val="99"/>
     <w:semiHidden/>
@@ -56197,7 +56799,7 @@
       </w:tcPr>
     </w:tblStylePr>
   </w:style>
-  <w:style w:type="numbering" w:styleId="996" w:default="1">
+  <w:style w:type="numbering" w:styleId="1001" w:default="1">
     <w:name w:val="No List"/>
     <w:uiPriority w:val="99"/>
     <w:semiHidden/>
@@ -56208,10 +56810,10 @@
       <w:ind/>
     </w:pPr>
   </w:style>
-  <w:style w:type="character" w:styleId="997" w:customStyle="1">
+  <w:style w:type="character" w:styleId="1002" w:customStyle="1">
     <w:name w:val="Заголовок 1 Знак"/>
-    <w:basedOn w:val="994"/>
-    <w:link w:val="985"/>
+    <w:basedOn w:val="999"/>
+    <w:link w:val="990"/>
     <w:uiPriority w:val="9"/>
     <w:pPr>
       <w:pBdr/>
@@ -56228,10 +56830,10 @@
       <w:lang w:eastAsia="ru-RU"/>
     </w:rPr>
   </w:style>
-  <w:style w:type="character" w:styleId="998" w:customStyle="1">
+  <w:style w:type="character" w:styleId="1003" w:customStyle="1">
     <w:name w:val="Заголовок 2 Знак"/>
-    <w:basedOn w:val="994"/>
-    <w:link w:val="986"/>
+    <w:basedOn w:val="999"/>
+    <w:link w:val="991"/>
     <w:uiPriority w:val="9"/>
     <w:pPr>
       <w:pBdr/>
@@ -56247,10 +56849,10 @@
       <w:lang w:eastAsia="ru-RU"/>
     </w:rPr>
   </w:style>
-  <w:style w:type="character" w:styleId="999" w:customStyle="1">
+  <w:style w:type="character" w:styleId="1004" w:customStyle="1">
     <w:name w:val="Заголовок 3 Знак"/>
-    <w:basedOn w:val="994"/>
-    <w:link w:val="987"/>
+    <w:basedOn w:val="999"/>
+    <w:link w:val="992"/>
     <w:uiPriority w:val="9"/>
     <w:pPr>
       <w:pBdr/>
@@ -56267,10 +56869,10 @@
       <w:lang w:eastAsia="ru-RU"/>
     </w:rPr>
   </w:style>
-  <w:style w:type="character" w:styleId="1000" w:customStyle="1">
+  <w:style w:type="character" w:styleId="1005" w:customStyle="1">
     <w:name w:val="Заголовок 4 Знак"/>
-    <w:basedOn w:val="994"/>
-    <w:link w:val="988"/>
+    <w:basedOn w:val="999"/>
+    <w:link w:val="993"/>
     <w:uiPriority w:val="9"/>
     <w:semiHidden/>
     <w:pPr>
@@ -56290,10 +56892,10 @@
       <w:lang w:eastAsia="ru-RU"/>
     </w:rPr>
   </w:style>
-  <w:style w:type="character" w:styleId="1001" w:customStyle="1">
+  <w:style w:type="character" w:styleId="1006" w:customStyle="1">
     <w:name w:val="Заголовок 5 Знак"/>
-    <w:basedOn w:val="994"/>
-    <w:link w:val="989"/>
+    <w:basedOn w:val="999"/>
+    <w:link w:val="994"/>
     <w:uiPriority w:val="9"/>
     <w:semiHidden/>
     <w:pPr>
@@ -56309,10 +56911,10 @@
       <w:lang w:eastAsia="ru-RU"/>
     </w:rPr>
   </w:style>
-  <w:style w:type="character" w:styleId="1002" w:customStyle="1">
+  <w:style w:type="character" w:styleId="1007" w:customStyle="1">
     <w:name w:val="Заголовок 6 Знак"/>
-    <w:basedOn w:val="994"/>
-    <w:link w:val="990"/>
+    <w:basedOn w:val="999"/>
+    <w:link w:val="995"/>
     <w:uiPriority w:val="9"/>
     <w:semiHidden/>
     <w:pPr>
@@ -56330,10 +56932,10 @@
       <w:lang w:eastAsia="ru-RU"/>
     </w:rPr>
   </w:style>
-  <w:style w:type="character" w:styleId="1003" w:customStyle="1">
+  <w:style w:type="character" w:styleId="1008" w:customStyle="1">
     <w:name w:val="Заголовок 7 Знак"/>
-    <w:basedOn w:val="994"/>
-    <w:link w:val="991"/>
+    <w:basedOn w:val="999"/>
+    <w:link w:val="996"/>
     <w:uiPriority w:val="9"/>
     <w:semiHidden/>
     <w:pPr>
@@ -56351,10 +56953,10 @@
       <w:lang w:eastAsia="ru-RU"/>
     </w:rPr>
   </w:style>
-  <w:style w:type="character" w:styleId="1004" w:customStyle="1">
+  <w:style w:type="character" w:styleId="1009" w:customStyle="1">
     <w:name w:val="Заголовок 8 Знак"/>
-    <w:basedOn w:val="994"/>
-    <w:link w:val="992"/>
+    <w:basedOn w:val="999"/>
+    <w:link w:val="997"/>
     <w:uiPriority w:val="9"/>
     <w:semiHidden/>
     <w:pPr>
@@ -56370,10 +56972,10 @@
       <w:lang w:eastAsia="ru-RU"/>
     </w:rPr>
   </w:style>
-  <w:style w:type="character" w:styleId="1005" w:customStyle="1">
+  <w:style w:type="character" w:styleId="1010" w:customStyle="1">
     <w:name w:val="Заголовок 9 Знак"/>
-    <w:basedOn w:val="994"/>
-    <w:link w:val="993"/>
+    <w:basedOn w:val="999"/>
+    <w:link w:val="998"/>
     <w:uiPriority w:val="9"/>
     <w:semiHidden/>
     <w:pPr>
@@ -56391,9 +56993,9 @@
       <w:lang w:eastAsia="ru-RU"/>
     </w:rPr>
   </w:style>
-  <w:style w:type="character" w:styleId="1006">
+  <w:style w:type="character" w:styleId="1011">
     <w:name w:val="Hyperlink"/>
-    <w:basedOn w:val="994"/>
+    <w:basedOn w:val="999"/>
     <w:uiPriority w:val="99"/>
     <w:unhideWhenUsed/>
     <w:pPr>
@@ -56406,10 +57008,10 @@
       <w:u w:val="single"/>
     </w:rPr>
   </w:style>
-  <w:style w:type="paragraph" w:styleId="1007">
+  <w:style w:type="paragraph" w:styleId="1012">
     <w:name w:val="TOC Heading"/>
-    <w:basedOn w:val="985"/>
-    <w:next w:val="984"/>
+    <w:basedOn w:val="990"/>
+    <w:next w:val="989"/>
     <w:uiPriority w:val="39"/>
     <w:unhideWhenUsed/>
     <w:qFormat/>
@@ -56420,10 +57022,10 @@
       <w:outlineLvl w:val="9"/>
     </w:pPr>
   </w:style>
-  <w:style w:type="paragraph" w:styleId="1008">
+  <w:style w:type="paragraph" w:styleId="1013">
     <w:name w:val="toc 2"/>
-    <w:basedOn w:val="984"/>
-    <w:next w:val="984"/>
+    <w:basedOn w:val="989"/>
+    <w:next w:val="989"/>
     <w:uiPriority w:val="39"/>
     <w:unhideWhenUsed/>
     <w:qFormat/>
@@ -56438,10 +57040,10 @@
       <w:szCs w:val="22"/>
     </w:rPr>
   </w:style>
-  <w:style w:type="paragraph" w:styleId="1009">
+  <w:style w:type="paragraph" w:styleId="1014">
     <w:name w:val="toc 1"/>
-    <w:basedOn w:val="984"/>
-    <w:next w:val="984"/>
+    <w:basedOn w:val="989"/>
+    <w:next w:val="989"/>
     <w:uiPriority w:val="39"/>
     <w:unhideWhenUsed/>
     <w:qFormat/>
@@ -56456,9 +57058,9 @@
       <w:szCs w:val="22"/>
     </w:rPr>
   </w:style>
-  <w:style w:type="paragraph" w:styleId="1010">
+  <w:style w:type="paragraph" w:styleId="1015">
     <w:name w:val="Normal (Web)"/>
-    <w:basedOn w:val="984"/>
+    <w:basedOn w:val="989"/>
     <w:uiPriority w:val="99"/>
     <w:unhideWhenUsed/>
     <w:pPr>
@@ -56467,9 +57069,9 @@
       <w:ind/>
     </w:pPr>
   </w:style>
-  <w:style w:type="paragraph" w:styleId="1011">
+  <w:style w:type="paragraph" w:styleId="1016">
     <w:name w:val="List Paragraph"/>
-    <w:basedOn w:val="984"/>
+    <w:basedOn w:val="989"/>
     <w:uiPriority w:val="34"/>
     <w:qFormat/>
     <w:pPr>
@@ -56479,9 +57081,9 @@
       <w:contextualSpacing w:val="true"/>
     </w:pPr>
   </w:style>
-  <w:style w:type="character" w:styleId="1012" w:customStyle="1">
+  <w:style w:type="character" w:styleId="1017" w:customStyle="1">
     <w:name w:val="Неразрешенное упоминание1"/>
-    <w:basedOn w:val="994"/>
+    <w:basedOn w:val="999"/>
     <w:uiPriority w:val="99"/>
     <w:semiHidden/>
     <w:unhideWhenUsed/>
@@ -56495,10 +57097,10 @@
       <w:shd w:val="clear" w:color="auto" w:fill="e6e6e6"/>
     </w:rPr>
   </w:style>
-  <w:style w:type="paragraph" w:styleId="1013">
+  <w:style w:type="paragraph" w:styleId="1018">
     <w:name w:val="Header"/>
-    <w:basedOn w:val="984"/>
-    <w:link w:val="1014"/>
+    <w:basedOn w:val="989"/>
+    <w:link w:val="1019"/>
     <w:uiPriority w:val="99"/>
     <w:unhideWhenUsed/>
     <w:pPr>
@@ -56511,10 +57113,10 @@
       <w:ind/>
     </w:pPr>
   </w:style>
-  <w:style w:type="character" w:styleId="1014" w:customStyle="1">
+  <w:style w:type="character" w:styleId="1019" w:customStyle="1">
     <w:name w:val="Верхний колонтитул Знак"/>
-    <w:basedOn w:val="994"/>
-    <w:link w:val="1013"/>
+    <w:basedOn w:val="999"/>
+    <w:link w:val="1018"/>
     <w:uiPriority w:val="99"/>
     <w:pPr>
       <w:pBdr/>
@@ -56528,10 +57130,10 @@
       <w:lang w:eastAsia="ru-RU"/>
     </w:rPr>
   </w:style>
-  <w:style w:type="paragraph" w:styleId="1015">
+  <w:style w:type="paragraph" w:styleId="1020">
     <w:name w:val="Footer"/>
-    <w:basedOn w:val="984"/>
-    <w:link w:val="1016"/>
+    <w:basedOn w:val="989"/>
+    <w:link w:val="1021"/>
     <w:uiPriority w:val="99"/>
     <w:unhideWhenUsed/>
     <w:pPr>
@@ -56544,10 +57146,10 @@
       <w:ind/>
     </w:pPr>
   </w:style>
-  <w:style w:type="character" w:styleId="1016" w:customStyle="1">
+  <w:style w:type="character" w:styleId="1021" w:customStyle="1">
     <w:name w:val="Нижний колонтитул Знак"/>
-    <w:basedOn w:val="994"/>
-    <w:link w:val="1015"/>
+    <w:basedOn w:val="999"/>
+    <w:link w:val="1020"/>
     <w:uiPriority w:val="99"/>
     <w:pPr>
       <w:pBdr/>
@@ -56561,10 +57163,10 @@
       <w:lang w:eastAsia="ru-RU"/>
     </w:rPr>
   </w:style>
-  <w:style w:type="paragraph" w:styleId="1017">
+  <w:style w:type="paragraph" w:styleId="1022">
     <w:name w:val="Balloon Text"/>
-    <w:basedOn w:val="984"/>
-    <w:link w:val="1018"/>
+    <w:basedOn w:val="989"/>
+    <w:link w:val="1023"/>
     <w:uiPriority w:val="99"/>
     <w:semiHidden/>
     <w:unhideWhenUsed/>
@@ -56579,10 +57181,10 @@
       <w:szCs w:val="16"/>
     </w:rPr>
   </w:style>
-  <w:style w:type="character" w:styleId="1018" w:customStyle="1">
+  <w:style w:type="character" w:styleId="1023" w:customStyle="1">
     <w:name w:val="Текст выноски Знак"/>
-    <w:basedOn w:val="994"/>
-    <w:link w:val="1017"/>
+    <w:basedOn w:val="999"/>
+    <w:link w:val="1022"/>
     <w:uiPriority w:val="99"/>
     <w:semiHidden/>
     <w:pPr>
@@ -56597,10 +57199,10 @@
       <w:lang w:eastAsia="ru-RU"/>
     </w:rPr>
   </w:style>
-  <w:style w:type="paragraph" w:styleId="1019">
+  <w:style w:type="paragraph" w:styleId="1024">
     <w:name w:val="toc 3"/>
-    <w:basedOn w:val="984"/>
-    <w:next w:val="984"/>
+    <w:basedOn w:val="989"/>
+    <w:next w:val="989"/>
     <w:uiPriority w:val="39"/>
     <w:unhideWhenUsed/>
     <w:qFormat/>
@@ -56615,10 +57217,10 @@
       <w:szCs w:val="22"/>
     </w:rPr>
   </w:style>
-  <w:style w:type="paragraph" w:styleId="1020">
+  <w:style w:type="paragraph" w:styleId="1025">
     <w:name w:val="HTML Preformatted"/>
-    <w:basedOn w:val="984"/>
-    <w:link w:val="1021"/>
+    <w:basedOn w:val="989"/>
+    <w:link w:val="1026"/>
     <w:uiPriority w:val="99"/>
     <w:unhideWhenUsed/>
     <w:pPr>
@@ -56650,10 +57252,10 @@
       <w:szCs w:val="20"/>
     </w:rPr>
   </w:style>
-  <w:style w:type="character" w:styleId="1021" w:customStyle="1">
+  <w:style w:type="character" w:styleId="1026" w:customStyle="1">
     <w:name w:val="Стандартный HTML Знак"/>
-    <w:basedOn w:val="994"/>
-    <w:link w:val="1020"/>
+    <w:basedOn w:val="999"/>
+    <w:link w:val="1025"/>
     <w:uiPriority w:val="99"/>
     <w:pPr>
       <w:pBdr/>
@@ -56667,9 +57269,9 @@
       <w:lang w:eastAsia="ru-RU"/>
     </w:rPr>
   </w:style>
-  <w:style w:type="character" w:styleId="1022">
+  <w:style w:type="character" w:styleId="1027">
     <w:name w:val="Placeholder Text"/>
-    <w:basedOn w:val="994"/>
+    <w:basedOn w:val="999"/>
     <w:uiPriority w:val="99"/>
     <w:semiHidden/>
     <w:pPr>

--- a/Lab_2/Mirgaliev_2.docx
+++ b/Lab_2/Mirgaliev_2.docx
@@ -3951,7 +3951,7 @@
           <mc:Choice Requires="wpg">
             <w:drawing>
               <wp:inline xmlns:wp="http://schemas.openxmlformats.org/drawingml/2006/wordprocessingDrawing" distT="0" distB="0" distL="0" distR="0">
-                <wp:extent cx="5535531" cy="4471006"/>
+                <wp:extent cx="5916532" cy="4778737"/>
                 <wp:effectExtent l="0" t="0" r="0" b="0"/>
                 <wp:docPr id="2" name=""/>
                 <wp:cNvGraphicFramePr>
@@ -3974,7 +3974,7 @@
                       <pic:spPr bwMode="auto">
                         <a:xfrm flipH="0" flipV="0">
                           <a:off x="0" y="0"/>
-                          <a:ext cx="5535531" cy="4471006"/>
+                          <a:ext cx="5916531" cy="4778737"/>
                         </a:xfrm>
                         <a:prstGeom prst="rect">
                           <a:avLst/>
@@ -4007,7 +4007,7 @@
                 <v:path o:extrusionok="f" gradientshapeok="t" o:connecttype="rect"/>
                 <o:lock v:ext="edit" aspectratio="t"/>
               </v:shapetype>
-              <v:shape id="_x0000_i1" o:spid="_x0000_s1" type="#_x0000_t75" style="width:435.87pt;height:352.05pt;mso-wrap-distance-left:0.00pt;mso-wrap-distance-top:0.00pt;mso-wrap-distance-right:0.00pt;mso-wrap-distance-bottom:0.00pt;z-index:1;" stroked="false">
+              <v:shape id="_x0000_i1" o:spid="_x0000_s1" type="#_x0000_t75" style="width:465.87pt;height:376.28pt;mso-wrap-distance-left:0.00pt;mso-wrap-distance-top:0.00pt;mso-wrap-distance-right:0.00pt;mso-wrap-distance-bottom:0.00pt;z-index:1;" stroked="false">
                 <v:imagedata r:id="rId13" o:title=""/>
                 <o:lock v:ext="edit" rotation="t"/>
               </v:shape>
@@ -4020,6 +4020,44 @@
           <w:rFonts w:ascii="Times New Roman" w:hAnsi="Times New Roman" w:cs="Times New Roman"/>
           <w:sz w:val="28"/>
           <w:szCs w:val="28"/>
+          <w:lang w:val="en-CA"/>
+        </w:rPr>
+      </w:r>
+      <w:r>
+        <w:rPr>
+          <w:rFonts w:ascii="Times New Roman" w:hAnsi="Times New Roman" w:cs="Times New Roman"/>
+          <w:sz w:val="28"/>
+          <w:szCs w:val="28"/>
+          <w:lang w:val="en-CA"/>
+        </w:rPr>
+      </w:r>
+      <w:r>
+        <w:rPr>
+          <w:b/>
+          <w:bCs/>
+          <w:sz w:val="28"/>
+          <w:szCs w:val="28"/>
+          <w:highlight w:val="none"/>
+          <w:lang w:val="en-CA"/>
+        </w:rPr>
+      </w:r>
+      <w:r>
+        <w:rPr>
+          <w:b/>
+          <w:bCs/>
+          <w:sz w:val="28"/>
+          <w:szCs w:val="28"/>
+          <w:highlight w:val="none"/>
+          <w:lang w:val="en-CA"/>
+        </w:rPr>
+      </w:r>
+      <w:r>
+        <w:rPr>
+          <w:b/>
+          <w:bCs/>
+          <w:sz w:val="28"/>
+          <w:szCs w:val="28"/>
+          <w:highlight w:val="none"/>
           <w:lang w:val="en-CA"/>
         </w:rPr>
       </w:r>
@@ -5057,53 +5095,45 @@
           <w:bCs w:val="0"/>
         </w:rPr>
       </w:r>
+      <w:r>
+        <w:rPr>
+          <w:b/>
+          <w:bCs/>
+          <w:sz w:val="28"/>
+          <w:szCs w:val="28"/>
+          <w:highlight w:val="none"/>
+          <w:lang w:val="en-US" w:bidi="en-US"/>
+        </w:rPr>
+      </w:r>
+      <w:r>
+        <w:rPr>
+          <w:rFonts w:ascii="Times New Roman" w:hAnsi="Times New Roman" w:cs="Times New Roman"/>
+          <w:sz w:val="28"/>
+          <w:szCs w:val="28"/>
+          <w:highlight w:val="none"/>
+          <w:lang w:val="en-US"/>
+        </w:rPr>
+      </w:r>
+      <w:r>
+        <w:rPr>
+          <w:rFonts w:ascii="Times New Roman" w:hAnsi="Times New Roman" w:cs="Times New Roman"/>
+          <w:sz w:val="28"/>
+          <w:szCs w:val="28"/>
+          <w:highlight w:val="none"/>
+          <w:lang w:val="en-US"/>
+        </w:rPr>
+      </w:r>
+      <w:r>
+        <w:rPr>
+          <w:b w:val="0"/>
+          <w:bCs w:val="0"/>
+        </w:rPr>
+      </w:r>
     </w:p>
     <w:p>
       <w:pPr>
         <w:pBdr/>
-        <w:spacing w:line="360" w:lineRule="auto"/>
-        <w:ind w:right="0" w:firstLine="0" w:left="0"/>
-        <w:rPr>
-          <w:rFonts w:ascii="Times New Roman" w:hAnsi="Times New Roman" w:cs="Times New Roman"/>
-          <w:sz w:val="28"/>
-          <w:szCs w:val="28"/>
-          <w:highlight w:val="none"/>
-          <w:lang w:val="en-US"/>
-        </w:rPr>
-      </w:pPr>
-      <w:r>
-        <w:rPr>
-          <w:b/>
-          <w:bCs/>
-          <w:sz w:val="28"/>
-          <w:szCs w:val="28"/>
-          <w:highlight w:val="none"/>
-          <w:lang w:val="en-US" w:bidi="en-US"/>
-        </w:rPr>
-      </w:r>
-      <w:r>
-        <w:rPr>
-          <w:rFonts w:ascii="Times New Roman" w:hAnsi="Times New Roman" w:cs="Times New Roman"/>
-          <w:sz w:val="28"/>
-          <w:szCs w:val="28"/>
-          <w:highlight w:val="none"/>
-          <w:lang w:val="en-US"/>
-        </w:rPr>
-      </w:r>
-      <w:r>
-        <w:rPr>
-          <w:rFonts w:ascii="Times New Roman" w:hAnsi="Times New Roman" w:cs="Times New Roman"/>
-          <w:sz w:val="28"/>
-          <w:szCs w:val="28"/>
-          <w:highlight w:val="none"/>
-          <w:lang w:val="en-US"/>
-        </w:rPr>
-      </w:r>
-    </w:p>
-    <w:p>
-      <w:pPr>
-        <w:pBdr/>
-        <w:spacing w:line="360" w:lineRule="auto"/>
+        <w:spacing w:before="240" w:line="360" w:lineRule="auto"/>
         <w:ind w:right="0" w:firstLine="709" w:left="0"/>
         <w:rPr>
           <w:rFonts w:ascii="Times New Roman" w:hAnsi="Times New Roman" w:cs="Times New Roman"/>
@@ -5986,45 +6016,6 @@
         <w:spacing w:line="360" w:lineRule="auto"/>
         <w:ind w:right="0" w:firstLine="709" w:left="0"/>
         <w:rPr>
-          <w:rFonts w:ascii="Times New Roman" w:hAnsi="Times New Roman" w:cs="Times New Roman"/>
-          <w:sz w:val="28"/>
-          <w:szCs w:val="28"/>
-          <w:lang w:val="en-US"/>
-        </w:rPr>
-      </w:pPr>
-      <w:r>
-        <w:rPr>
-          <w:rFonts w:ascii="Cambria" w:hAnsi="Cambria"/>
-          <w:b/>
-          <w:bCs/>
-          <w:sz w:val="28"/>
-          <w:szCs w:val="28"/>
-          <w:highlight w:val="none"/>
-        </w:rPr>
-      </w:r>
-      <w:r>
-        <w:rPr>
-          <w:rFonts w:ascii="Times New Roman" w:hAnsi="Times New Roman" w:cs="Times New Roman"/>
-          <w:sz w:val="28"/>
-          <w:szCs w:val="28"/>
-          <w:lang w:val="en-US"/>
-        </w:rPr>
-      </w:r>
-      <w:r>
-        <w:rPr>
-          <w:rFonts w:ascii="Times New Roman" w:hAnsi="Times New Roman" w:cs="Times New Roman"/>
-          <w:sz w:val="28"/>
-          <w:szCs w:val="28"/>
-          <w:lang w:val="en-US"/>
-        </w:rPr>
-      </w:r>
-    </w:p>
-    <w:p>
-      <w:pPr>
-        <w:pBdr/>
-        <w:spacing w:line="360" w:lineRule="auto"/>
-        <w:ind w:right="0" w:firstLine="709" w:left="0"/>
-        <w:rPr>
           <w:rFonts w:ascii="Cambria" w:hAnsi="Cambria"/>
           <w:b/>
           <w:bCs/>
@@ -7011,6 +7002,51 @@
       </w:pPr>
       <w:r>
         <w:rPr>
+          <w:rFonts w:ascii="Cambria" w:hAnsi="Cambria"/>
+          <w:b/>
+          <w:bCs/>
+          <w:sz w:val="28"/>
+          <w:szCs w:val="28"/>
+          <w:highlight w:val="none"/>
+        </w:rPr>
+      </w:r>
+      <w:r>
+        <w:rPr>
+          <w:rFonts w:ascii="Cambria" w:hAnsi="Cambria"/>
+          <w:b/>
+          <w:bCs/>
+          <w:sz w:val="28"/>
+          <w:szCs w:val="28"/>
+          <w:highlight w:val="none"/>
+        </w:rPr>
+      </w:r>
+      <w:r>
+        <w:rPr>
+          <w:rFonts w:ascii="Cambria" w:hAnsi="Cambria"/>
+          <w:b/>
+          <w:bCs/>
+          <w:sz w:val="28"/>
+          <w:szCs w:val="28"/>
+          <w:highlight w:val="none"/>
+        </w:rPr>
+      </w:r>
+    </w:p>
+    <w:p>
+      <w:pPr>
+        <w:pBdr/>
+        <w:spacing w:line="360" w:lineRule="auto"/>
+        <w:ind w:right="0" w:firstLine="709" w:left="0"/>
+        <w:rPr>
+          <w:rFonts w:ascii="Cambria" w:hAnsi="Cambria"/>
+          <w:b/>
+          <w:bCs/>
+          <w:sz w:val="28"/>
+          <w:szCs w:val="28"/>
+          <w:highlight w:val="none"/>
+        </w:rPr>
+      </w:pPr>
+      <w:r>
+        <w:rPr>
           <w:rFonts w:ascii="Times New Roman" w:hAnsi="Times New Roman" w:cs="Times New Roman"/>
           <w:sz w:val="28"/>
           <w:szCs w:val="28"/>
@@ -7164,7 +7200,7 @@
           <mc:Choice Requires="wpg">
             <w:drawing>
               <wp:inline xmlns:wp="http://schemas.openxmlformats.org/drawingml/2006/wordprocessingDrawing" distT="0" distB="0" distL="0" distR="0">
-                <wp:extent cx="2497847" cy="5245478"/>
+                <wp:extent cx="2947483" cy="5894967"/>
                 <wp:effectExtent l="0" t="0" r="0" b="0"/>
                 <wp:docPr id="5" name=""/>
                 <wp:cNvGraphicFramePr>
@@ -7174,7 +7210,7 @@
                   <a:graphicData uri="http://schemas.openxmlformats.org/drawingml/2006/picture">
                     <pic:pic xmlns:pic="http://schemas.openxmlformats.org/drawingml/2006/picture">
                       <pic:nvPicPr>
-                        <pic:cNvPr id="2010463223" name=""/>
+                        <pic:cNvPr id="77270640" name=""/>
                         <pic:cNvPicPr>
                           <a:picLocks noChangeAspect="1"/>
                         </pic:cNvPicPr>
@@ -7187,7 +7223,7 @@
                       <pic:spPr bwMode="auto">
                         <a:xfrm flipH="0" flipV="0">
                           <a:off x="0" y="0"/>
-                          <a:ext cx="2497846" cy="5245477"/>
+                          <a:ext cx="2947483" cy="5894966"/>
                         </a:xfrm>
                         <a:prstGeom prst="rect">
                           <a:avLst/>
@@ -7220,7 +7256,7 @@
                 <v:path o:extrusionok="f" gradientshapeok="t" o:connecttype="rect"/>
                 <o:lock v:ext="edit" aspectratio="t"/>
               </v:shapetype>
-              <v:shape id="_x0000_i4" o:spid="_x0000_s4" type="#_x0000_t75" style="width:196.68pt;height:413.03pt;mso-wrap-distance-left:0.00pt;mso-wrap-distance-top:0.00pt;mso-wrap-distance-right:0.00pt;mso-wrap-distance-bottom:0.00pt;z-index:1;" stroked="false">
+              <v:shape id="_x0000_i4" o:spid="_x0000_s4" type="#_x0000_t75" style="width:232.09pt;height:464.17pt;mso-wrap-distance-left:0.00pt;mso-wrap-distance-top:0.00pt;mso-wrap-distance-right:0.00pt;mso-wrap-distance-bottom:0.00pt;z-index:1;" stroked="false">
                 <v:imagedata r:id="rId16" o:title=""/>
                 <o:lock v:ext="edit" rotation="t"/>
               </v:shape>
@@ -7746,18 +7782,14 @@
         <w:t xml:space="preserve">)</w:t>
       </w:r>
       <w:r/>
-    </w:p>
-    <w:p>
-      <w:pPr>
-        <w:pBdr/>
-        <w:spacing w:line="360" w:lineRule="auto"/>
-        <w:ind w:right="0" w:firstLine="709" w:left="0"/>
+      <w:r>
         <w:rPr>
           <w:rFonts w:ascii="Times New Roman" w:hAnsi="Times New Roman" w:cs="Times New Roman"/>
           <w:sz w:val="28"/>
           <w:szCs w:val="28"/>
-        </w:rPr>
-      </w:pPr>
+          <w:highlight w:val="none"/>
+        </w:rPr>
+      </w:r>
       <w:r>
         <w:rPr>
           <w:rFonts w:ascii="Times New Roman" w:hAnsi="Times New Roman" w:cs="Times New Roman"/>
@@ -7772,47 +7804,7 @@
           <w:szCs w:val="28"/>
         </w:rPr>
       </w:r>
-      <w:r>
-        <w:rPr>
-          <w:rFonts w:ascii="Times New Roman" w:hAnsi="Times New Roman" w:cs="Times New Roman"/>
-          <w:sz w:val="28"/>
-          <w:szCs w:val="28"/>
-        </w:rPr>
-      </w:r>
-    </w:p>
-    <w:p>
-      <w:pPr>
-        <w:pBdr/>
-        <w:spacing w:line="360" w:lineRule="auto"/>
-        <w:ind w:right="0" w:firstLine="709" w:left="0"/>
-        <w:rPr>
-          <w:rFonts w:ascii="Times New Roman" w:hAnsi="Times New Roman" w:cs="Times New Roman"/>
-          <w:sz w:val="28"/>
-          <w:szCs w:val="28"/>
-        </w:rPr>
-      </w:pPr>
-      <w:r>
-        <w:rPr>
-          <w:rFonts w:ascii="Times New Roman" w:hAnsi="Times New Roman" w:cs="Times New Roman"/>
-          <w:sz w:val="28"/>
-          <w:szCs w:val="28"/>
-          <w:highlight w:val="none"/>
-        </w:rPr>
-      </w:r>
-      <w:r>
-        <w:rPr>
-          <w:rFonts w:ascii="Times New Roman" w:hAnsi="Times New Roman" w:cs="Times New Roman"/>
-          <w:sz w:val="28"/>
-          <w:szCs w:val="28"/>
-        </w:rPr>
-      </w:r>
-      <w:r>
-        <w:rPr>
-          <w:rFonts w:ascii="Times New Roman" w:hAnsi="Times New Roman" w:cs="Times New Roman"/>
-          <w:sz w:val="28"/>
-          <w:szCs w:val="28"/>
-        </w:rPr>
-      </w:r>
+      <w:r/>
     </w:p>
     <w:p>
       <w:pPr>
@@ -10223,7 +10215,7 @@
       <w:pPr>
         <w:pBdr/>
         <w:spacing w:line="360" w:lineRule="auto"/>
-        <w:ind w:right="0" w:firstLine="0" w:left="0"/>
+        <w:ind w:right="0" w:hanging="425" w:left="0"/>
         <w:rPr>
           <w:rFonts w:ascii="Times New Roman" w:hAnsi="Times New Roman" w:cs="Times New Roman"/>
           <w:sz w:val="28"/>
@@ -10245,7 +10237,7 @@
           <mc:Choice Requires="wpg">
             <w:drawing>
               <wp:inline xmlns:wp="http://schemas.openxmlformats.org/drawingml/2006/wordprocessingDrawing" distT="0" distB="0" distL="0" distR="0">
-                <wp:extent cx="6261422" cy="5556307"/>
+                <wp:extent cx="6571509" cy="5831474"/>
                 <wp:effectExtent l="0" t="0" r="0" b="0"/>
                 <wp:docPr id="7" name=""/>
                 <wp:cNvGraphicFramePr>
@@ -10268,7 +10260,7 @@
                       <pic:spPr bwMode="auto">
                         <a:xfrm flipH="0" flipV="0">
                           <a:off x="0" y="0"/>
-                          <a:ext cx="6261422" cy="5556307"/>
+                          <a:ext cx="6571508" cy="5831474"/>
                         </a:xfrm>
                         <a:prstGeom prst="rect">
                           <a:avLst/>
@@ -10301,7 +10293,7 @@
                 <v:path o:extrusionok="f" gradientshapeok="t" o:connecttype="rect"/>
                 <o:lock v:ext="edit" aspectratio="t"/>
               </v:shapetype>
-              <v:shape id="_x0000_i6" o:spid="_x0000_s6" type="#_x0000_t75" style="width:493.03pt;height:437.50pt;mso-wrap-distance-left:0.00pt;mso-wrap-distance-top:0.00pt;mso-wrap-distance-right:0.00pt;mso-wrap-distance-bottom:0.00pt;z-index:1;" stroked="false">
+              <v:shape id="_x0000_i6" o:spid="_x0000_s6" type="#_x0000_t75" style="width:517.44pt;height:459.17pt;mso-wrap-distance-left:0.00pt;mso-wrap-distance-top:0.00pt;mso-wrap-distance-right:0.00pt;mso-wrap-distance-bottom:0.00pt;z-index:1;" stroked="false">
                 <v:imagedata r:id="rId18" o:title=""/>
                 <o:lock v:ext="edit" rotation="t"/>
               </v:shape>
@@ -10377,7 +10369,7 @@
       <w:pPr>
         <w:pBdr/>
         <w:spacing w:line="360" w:lineRule="auto"/>
-        <w:ind w:right="0" w:firstLine="709" w:left="0"/>
+        <w:ind w:right="0" w:firstLine="0" w:left="0"/>
         <w:rPr>
           <w:b/>
           <w:bCs/>
@@ -10422,52 +10414,7 @@
       <w:pPr>
         <w:pBdr/>
         <w:spacing w:line="360" w:lineRule="auto"/>
-        <w:ind w:right="0" w:firstLine="709" w:left="0"/>
-        <w:rPr>
-          <w:b/>
-          <w:bCs/>
-          <w:sz w:val="28"/>
-          <w:szCs w:val="28"/>
-          <w:highlight w:val="none"/>
-          <w:lang w:val="en-CA"/>
-        </w:rPr>
-      </w:pPr>
-      <w:r>
-        <w:rPr>
-          <w:b/>
-          <w:bCs/>
-          <w:sz w:val="28"/>
-          <w:szCs w:val="28"/>
-          <w:highlight w:val="none"/>
-          <w:lang w:val="en-CA"/>
-        </w:rPr>
-      </w:r>
-      <w:r>
-        <w:rPr>
-          <w:b/>
-          <w:bCs/>
-          <w:sz w:val="28"/>
-          <w:szCs w:val="28"/>
-          <w:highlight w:val="none"/>
-          <w:lang w:val="en-CA"/>
-        </w:rPr>
-      </w:r>
-      <w:r>
-        <w:rPr>
-          <w:b/>
-          <w:bCs/>
-          <w:sz w:val="28"/>
-          <w:szCs w:val="28"/>
-          <w:highlight w:val="none"/>
-          <w:lang w:val="en-CA"/>
-        </w:rPr>
-      </w:r>
-    </w:p>
-    <w:p>
-      <w:pPr>
-        <w:pBdr/>
-        <w:spacing w:line="360" w:lineRule="auto"/>
-        <w:ind w:right="0" w:firstLine="709" w:left="0"/>
+        <w:ind w:right="0" w:firstLine="0" w:left="0"/>
         <w:rPr>
           <w:b/>
           <w:bCs/>
@@ -11613,12 +11560,6 @@
         <w:ind w:right="0" w:firstLine="709" w:left="0"/>
         <w:jc w:val="center"/>
         <w:rPr>
-          <w:sz w:val="28"/>
-          <w:szCs w:val="28"/>
-        </w:rPr>
-      </w:pPr>
-      <w:r>
-        <w:rPr>
           <w:rFonts w:ascii="Cambria" w:hAnsi="Cambria"/>
           <w:b/>
           <w:bCs/>
@@ -11627,17 +11568,38 @@
           <w:highlight w:val="none"/>
           <w:lang w:val="en-US"/>
         </w:rPr>
-      </w:r>
-      <w:r>
-        <w:rPr>
-          <w:sz w:val="28"/>
-          <w:szCs w:val="28"/>
-        </w:rPr>
-      </w:r>
-      <w:r>
-        <w:rPr>
-          <w:sz w:val="28"/>
-          <w:szCs w:val="28"/>
+      </w:pPr>
+      <w:r>
+        <w:rPr>
+          <w:rFonts w:ascii="Cambria" w:hAnsi="Cambria"/>
+          <w:b/>
+          <w:bCs/>
+          <w:sz w:val="28"/>
+          <w:szCs w:val="28"/>
+          <w:highlight w:val="none"/>
+          <w:lang w:val="en-US"/>
+        </w:rPr>
+      </w:r>
+      <w:r>
+        <w:rPr>
+          <w:rFonts w:ascii="Cambria" w:hAnsi="Cambria"/>
+          <w:b/>
+          <w:bCs/>
+          <w:sz w:val="28"/>
+          <w:szCs w:val="28"/>
+          <w:highlight w:val="none"/>
+          <w:lang w:val="en-US"/>
+        </w:rPr>
+      </w:r>
+      <w:r>
+        <w:rPr>
+          <w:rFonts w:ascii="Cambria" w:hAnsi="Cambria"/>
+          <w:b/>
+          <w:bCs/>
+          <w:sz w:val="28"/>
+          <w:szCs w:val="28"/>
+          <w:highlight w:val="none"/>
+          <w:lang w:val="en-US"/>
         </w:rPr>
       </w:r>
     </w:p>
@@ -11649,66 +11611,24 @@
         <w:jc w:val="center"/>
         <w:rPr>
           <w:rFonts w:ascii="Cambria" w:hAnsi="Cambria"/>
-          <w:b w:val="0"/>
-          <w:bCs w:val="0"/>
-          <w:i w:val="0"/>
-          <w:sz w:val="28"/>
-          <w:szCs w:val="28"/>
-          <w:highlight w:val="none"/>
-        </w:rPr>
-      </w:pPr>
-      <w:r>
-        <w:rPr>
-          <w:rFonts w:ascii="Cambria" w:hAnsi="Cambria"/>
-          <w:b w:val="0"/>
-          <w:bCs w:val="0"/>
-          <w:i w:val="0"/>
-          <w:iCs w:val="0"/>
+          <w:b/>
+          <w:bCs/>
           <w:sz w:val="28"/>
           <w:szCs w:val="28"/>
           <w:highlight w:val="none"/>
           <w:lang w:val="en-US"/>
         </w:rPr>
-      </w:r>
-      <w:r>
-        <w:rPr>
-          <w:rFonts w:ascii="Cambria" w:hAnsi="Cambria"/>
-          <w:b w:val="0"/>
-          <w:bCs w:val="0"/>
-          <w:i w:val="0"/>
-          <w:sz w:val="28"/>
-          <w:szCs w:val="28"/>
-          <w:highlight w:val="none"/>
-        </w:rPr>
-      </w:r>
-      <w:r>
-        <w:rPr>
-          <w:rFonts w:ascii="Cambria" w:hAnsi="Cambria"/>
-          <w:b w:val="0"/>
-          <w:bCs w:val="0"/>
-          <w:i w:val="0"/>
-          <w:sz w:val="28"/>
-          <w:szCs w:val="28"/>
-          <w:highlight w:val="none"/>
-        </w:rPr>
-      </w:r>
-    </w:p>
-    <w:p>
-      <w:pPr>
-        <w:pBdr/>
-        <w:spacing w:before="240" w:line="360" w:lineRule="auto"/>
-        <w:ind w:right="0" w:firstLine="709" w:left="0"/>
-        <w:jc w:val="center"/>
+      </w:pPr>
+      <w:r>
         <w:rPr>
           <w:rFonts w:ascii="Cambria" w:hAnsi="Cambria"/>
           <w:b/>
           <w:bCs/>
           <w:sz w:val="28"/>
           <w:szCs w:val="28"/>
-          <w:highlight w:val="none"/>
-          <w:lang w:val="en-US"/>
-        </w:rPr>
-      </w:pPr>
+        </w:rPr>
+        <w:t xml:space="preserve">Задание</w:t>
+      </w:r>
       <w:r>
         <w:rPr>
           <w:rFonts w:ascii="Cambria" w:hAnsi="Cambria"/>
@@ -11716,9 +11636,9 @@
           <w:bCs/>
           <w:sz w:val="28"/>
           <w:szCs w:val="28"/>
-          <w:highlight w:val="none"/>
           <w:lang w:val="en-US"/>
         </w:rPr>
+        <w:t xml:space="preserve"> </w:t>
       </w:r>
       <w:r>
         <w:rPr>
@@ -11727,9 +11647,8 @@
           <w:bCs/>
           <w:sz w:val="28"/>
           <w:szCs w:val="28"/>
-          <w:highlight w:val="none"/>
-          <w:lang w:val="en-US"/>
-        </w:rPr>
+        </w:rPr>
+        <w:t xml:space="preserve">№</w:t>
       </w:r>
       <w:r>
         <w:rPr>
@@ -11738,17 +11657,11 @@
           <w:bCs/>
           <w:sz w:val="28"/>
           <w:szCs w:val="28"/>
-          <w:highlight w:val="none"/>
           <w:lang w:val="en-US"/>
         </w:rPr>
-      </w:r>
-    </w:p>
-    <w:p>
-      <w:pPr>
-        <w:pBdr/>
-        <w:spacing w:before="240" w:line="360" w:lineRule="auto"/>
-        <w:ind w:right="0" w:firstLine="709" w:left="0"/>
-        <w:jc w:val="center"/>
+        <w:t xml:space="preserve">3.2</w:t>
+      </w:r>
+      <w:r>
         <w:rPr>
           <w:rFonts w:ascii="Cambria" w:hAnsi="Cambria"/>
           <w:b/>
@@ -11758,7 +11671,7 @@
           <w:highlight w:val="none"/>
           <w:lang w:val="en-US"/>
         </w:rPr>
-      </w:pPr>
+      </w:r>
       <w:r>
         <w:rPr>
           <w:rFonts w:ascii="Cambria" w:hAnsi="Cambria"/>
@@ -11770,6 +11683,71 @@
           <w:lang w:val="en-US"/>
         </w:rPr>
       </w:r>
+    </w:p>
+    <w:p>
+      <w:pPr>
+        <w:pBdr/>
+        <w:spacing w:line="360" w:lineRule="auto"/>
+        <w:ind w:right="0" w:firstLine="709" w:left="0"/>
+        <w:rPr>
+          <w:rFonts w:ascii="Times New Roman" w:hAnsi="Times New Roman" w:cs="Times New Roman"/>
+          <w:sz w:val="28"/>
+          <w:szCs w:val="28"/>
+        </w:rPr>
+      </w:pPr>
+      <w:r>
+        <w:rPr>
+          <w:rFonts w:ascii="Times New Roman" w:hAnsi="Times New Roman" w:cs="Times New Roman"/>
+          <w:sz w:val="28"/>
+          <w:szCs w:val="28"/>
+        </w:rPr>
+        <w:t xml:space="preserve">Нарисовать оператор цикла для выполнения действий</w:t>
+      </w:r>
+      <w:r>
+        <w:rPr>
+          <w:rFonts w:ascii="Times New Roman" w:hAnsi="Times New Roman" w:cs="Times New Roman"/>
+          <w:sz w:val="28"/>
+          <w:szCs w:val="28"/>
+          <w:lang w:val="en-US"/>
+        </w:rPr>
+        <w:t xml:space="preserve">.</w:t>
+      </w:r>
+      <w:r>
+        <w:rPr>
+          <w:rFonts w:ascii="Times New Roman" w:hAnsi="Times New Roman" w:cs="Times New Roman"/>
+          <w:sz w:val="28"/>
+          <w:szCs w:val="28"/>
+        </w:rPr>
+      </w:r>
+      <w:r>
+        <w:rPr>
+          <w:rFonts w:ascii="Times New Roman" w:hAnsi="Times New Roman" w:cs="Times New Roman"/>
+          <w:sz w:val="28"/>
+          <w:szCs w:val="28"/>
+        </w:rPr>
+      </w:r>
+    </w:p>
+    <w:p>
+      <w:pPr>
+        <w:pBdr/>
+        <w:spacing w:line="360" w:lineRule="auto"/>
+        <w:ind w:right="0" w:firstLine="709" w:left="0"/>
+        <w:rPr>
+          <w:rFonts w:ascii="Times New Roman" w:hAnsi="Times New Roman" w:cs="Times New Roman"/>
+          <w:sz w:val="28"/>
+          <w:szCs w:val="28"/>
+          <w:lang w:val="en-US"/>
+        </w:rPr>
+      </w:pPr>
+      <w:r>
+        <w:rPr>
+          <w:rFonts w:ascii="Times New Roman" w:hAnsi="Times New Roman" w:cs="Times New Roman"/>
+          <w:sz w:val="28"/>
+          <w:szCs w:val="28"/>
+          <w:highlight w:val="none"/>
+          <w:lang w:val="en-US" w:bidi="en-US"/>
+        </w:rPr>
+      </w:r>
       <w:r>
         <w:rPr>
           <w:rFonts w:ascii="Cambria" w:hAnsi="Cambria"/>
@@ -11777,9 +11755,8 @@
           <w:bCs/>
           <w:sz w:val="28"/>
           <w:szCs w:val="28"/>
-          <w:highlight w:val="none"/>
-          <w:lang w:val="en-US"/>
-        </w:rPr>
+        </w:rPr>
+        <w:t xml:space="preserve">Вариант</w:t>
       </w:r>
       <w:r>
         <w:rPr>
@@ -11788,623 +11765,6 @@
           <w:bCs/>
           <w:sz w:val="28"/>
           <w:szCs w:val="28"/>
-          <w:highlight w:val="none"/>
-          <w:lang w:val="en-US"/>
-        </w:rPr>
-      </w:r>
-    </w:p>
-    <w:p>
-      <w:pPr>
-        <w:pBdr/>
-        <w:spacing w:before="240" w:line="360" w:lineRule="auto"/>
-        <w:ind w:right="0" w:firstLine="709" w:left="0"/>
-        <w:jc w:val="center"/>
-        <w:rPr>
-          <w:rFonts w:ascii="Cambria" w:hAnsi="Cambria"/>
-          <w:b/>
-          <w:bCs/>
-          <w:sz w:val="28"/>
-          <w:szCs w:val="28"/>
-          <w:highlight w:val="none"/>
-          <w:lang w:val="en-US"/>
-        </w:rPr>
-      </w:pPr>
-      <w:r>
-        <w:rPr>
-          <w:rFonts w:ascii="Cambria" w:hAnsi="Cambria"/>
-          <w:b/>
-          <w:bCs/>
-          <w:sz w:val="28"/>
-          <w:szCs w:val="28"/>
-          <w:highlight w:val="none"/>
-          <w:lang w:val="en-US"/>
-        </w:rPr>
-      </w:r>
-      <w:r>
-        <w:rPr>
-          <w:rFonts w:ascii="Cambria" w:hAnsi="Cambria"/>
-          <w:b/>
-          <w:bCs/>
-          <w:sz w:val="28"/>
-          <w:szCs w:val="28"/>
-          <w:highlight w:val="none"/>
-          <w:lang w:val="en-US"/>
-        </w:rPr>
-      </w:r>
-      <w:r>
-        <w:rPr>
-          <w:rFonts w:ascii="Cambria" w:hAnsi="Cambria"/>
-          <w:b/>
-          <w:bCs/>
-          <w:sz w:val="28"/>
-          <w:szCs w:val="28"/>
-          <w:highlight w:val="none"/>
-          <w:lang w:val="en-US"/>
-        </w:rPr>
-      </w:r>
-    </w:p>
-    <w:p>
-      <w:pPr>
-        <w:pBdr/>
-        <w:spacing w:before="240" w:line="360" w:lineRule="auto"/>
-        <w:ind w:right="0" w:firstLine="709" w:left="0"/>
-        <w:jc w:val="center"/>
-        <w:rPr>
-          <w:rFonts w:ascii="Cambria" w:hAnsi="Cambria"/>
-          <w:b/>
-          <w:bCs/>
-          <w:sz w:val="28"/>
-          <w:szCs w:val="28"/>
-          <w:highlight w:val="none"/>
-          <w:lang w:val="en-US"/>
-        </w:rPr>
-      </w:pPr>
-      <w:r>
-        <w:rPr>
-          <w:rFonts w:ascii="Cambria" w:hAnsi="Cambria"/>
-          <w:b/>
-          <w:bCs/>
-          <w:sz w:val="28"/>
-          <w:szCs w:val="28"/>
-          <w:highlight w:val="none"/>
-          <w:lang w:val="en-US"/>
-        </w:rPr>
-      </w:r>
-      <w:r>
-        <w:rPr>
-          <w:rFonts w:ascii="Cambria" w:hAnsi="Cambria"/>
-          <w:b/>
-          <w:bCs/>
-          <w:sz w:val="28"/>
-          <w:szCs w:val="28"/>
-          <w:highlight w:val="none"/>
-          <w:lang w:val="en-US"/>
-        </w:rPr>
-      </w:r>
-      <w:r>
-        <w:rPr>
-          <w:rFonts w:ascii="Cambria" w:hAnsi="Cambria"/>
-          <w:b/>
-          <w:bCs/>
-          <w:sz w:val="28"/>
-          <w:szCs w:val="28"/>
-          <w:highlight w:val="none"/>
-          <w:lang w:val="en-US"/>
-        </w:rPr>
-      </w:r>
-    </w:p>
-    <w:p>
-      <w:pPr>
-        <w:pBdr/>
-        <w:spacing w:before="240" w:line="360" w:lineRule="auto"/>
-        <w:ind w:right="0" w:firstLine="709" w:left="0"/>
-        <w:jc w:val="center"/>
-        <w:rPr>
-          <w:rFonts w:ascii="Cambria" w:hAnsi="Cambria"/>
-          <w:b/>
-          <w:bCs/>
-          <w:sz w:val="28"/>
-          <w:szCs w:val="28"/>
-          <w:highlight w:val="none"/>
-          <w:lang w:val="en-US"/>
-        </w:rPr>
-      </w:pPr>
-      <w:r>
-        <w:rPr>
-          <w:rFonts w:ascii="Cambria" w:hAnsi="Cambria"/>
-          <w:b/>
-          <w:bCs/>
-          <w:sz w:val="28"/>
-          <w:szCs w:val="28"/>
-          <w:highlight w:val="none"/>
-          <w:lang w:val="en-US"/>
-        </w:rPr>
-      </w:r>
-      <w:r>
-        <w:rPr>
-          <w:rFonts w:ascii="Cambria" w:hAnsi="Cambria"/>
-          <w:b/>
-          <w:bCs/>
-          <w:sz w:val="28"/>
-          <w:szCs w:val="28"/>
-          <w:highlight w:val="none"/>
-          <w:lang w:val="en-US"/>
-        </w:rPr>
-      </w:r>
-      <w:r>
-        <w:rPr>
-          <w:rFonts w:ascii="Cambria" w:hAnsi="Cambria"/>
-          <w:b/>
-          <w:bCs/>
-          <w:sz w:val="28"/>
-          <w:szCs w:val="28"/>
-          <w:highlight w:val="none"/>
-          <w:lang w:val="en-US"/>
-        </w:rPr>
-      </w:r>
-    </w:p>
-    <w:p>
-      <w:pPr>
-        <w:pBdr/>
-        <w:spacing w:before="240" w:line="360" w:lineRule="auto"/>
-        <w:ind w:right="0" w:firstLine="709" w:left="0"/>
-        <w:jc w:val="center"/>
-        <w:rPr>
-          <w:rFonts w:ascii="Cambria" w:hAnsi="Cambria"/>
-          <w:b/>
-          <w:bCs/>
-          <w:sz w:val="28"/>
-          <w:szCs w:val="28"/>
-          <w:highlight w:val="none"/>
-          <w:lang w:val="en-US"/>
-        </w:rPr>
-      </w:pPr>
-      <w:r>
-        <w:rPr>
-          <w:rFonts w:ascii="Cambria" w:hAnsi="Cambria"/>
-          <w:b/>
-          <w:bCs/>
-          <w:sz w:val="28"/>
-          <w:szCs w:val="28"/>
-          <w:highlight w:val="none"/>
-          <w:lang w:val="en-US"/>
-        </w:rPr>
-      </w:r>
-      <w:r>
-        <w:rPr>
-          <w:rFonts w:ascii="Cambria" w:hAnsi="Cambria"/>
-          <w:b/>
-          <w:bCs/>
-          <w:sz w:val="28"/>
-          <w:szCs w:val="28"/>
-          <w:highlight w:val="none"/>
-          <w:lang w:val="en-US"/>
-        </w:rPr>
-      </w:r>
-      <w:r>
-        <w:rPr>
-          <w:rFonts w:ascii="Cambria" w:hAnsi="Cambria"/>
-          <w:b/>
-          <w:bCs/>
-          <w:sz w:val="28"/>
-          <w:szCs w:val="28"/>
-          <w:highlight w:val="none"/>
-          <w:lang w:val="en-US"/>
-        </w:rPr>
-      </w:r>
-    </w:p>
-    <w:p>
-      <w:pPr>
-        <w:pBdr/>
-        <w:spacing w:before="240" w:line="360" w:lineRule="auto"/>
-        <w:ind w:right="0" w:firstLine="709" w:left="0"/>
-        <w:jc w:val="center"/>
-        <w:rPr>
-          <w:rFonts w:ascii="Cambria" w:hAnsi="Cambria"/>
-          <w:b/>
-          <w:bCs/>
-          <w:sz w:val="28"/>
-          <w:szCs w:val="28"/>
-          <w:highlight w:val="none"/>
-          <w:lang w:val="en-US"/>
-        </w:rPr>
-      </w:pPr>
-      <w:r>
-        <w:rPr>
-          <w:rFonts w:ascii="Cambria" w:hAnsi="Cambria"/>
-          <w:b/>
-          <w:bCs/>
-          <w:sz w:val="28"/>
-          <w:szCs w:val="28"/>
-          <w:highlight w:val="none"/>
-          <w:lang w:val="en-US"/>
-        </w:rPr>
-      </w:r>
-      <w:r>
-        <w:rPr>
-          <w:rFonts w:ascii="Cambria" w:hAnsi="Cambria"/>
-          <w:b/>
-          <w:bCs/>
-          <w:sz w:val="28"/>
-          <w:szCs w:val="28"/>
-          <w:highlight w:val="none"/>
-          <w:lang w:val="en-US"/>
-        </w:rPr>
-      </w:r>
-      <w:r>
-        <w:rPr>
-          <w:rFonts w:ascii="Cambria" w:hAnsi="Cambria"/>
-          <w:b/>
-          <w:bCs/>
-          <w:sz w:val="28"/>
-          <w:szCs w:val="28"/>
-          <w:highlight w:val="none"/>
-          <w:lang w:val="en-US"/>
-        </w:rPr>
-      </w:r>
-    </w:p>
-    <w:p>
-      <w:pPr>
-        <w:pBdr/>
-        <w:spacing w:before="240" w:line="360" w:lineRule="auto"/>
-        <w:ind w:right="0" w:firstLine="709" w:left="0"/>
-        <w:jc w:val="center"/>
-        <w:rPr>
-          <w:rFonts w:ascii="Cambria" w:hAnsi="Cambria"/>
-          <w:b/>
-          <w:bCs/>
-          <w:sz w:val="28"/>
-          <w:szCs w:val="28"/>
-          <w:highlight w:val="none"/>
-          <w:lang w:val="en-US"/>
-        </w:rPr>
-      </w:pPr>
-      <w:r>
-        <w:rPr>
-          <w:rFonts w:ascii="Cambria" w:hAnsi="Cambria"/>
-          <w:b/>
-          <w:bCs/>
-          <w:sz w:val="28"/>
-          <w:szCs w:val="28"/>
-          <w:highlight w:val="none"/>
-          <w:lang w:val="en-US"/>
-        </w:rPr>
-      </w:r>
-      <w:r>
-        <w:rPr>
-          <w:rFonts w:ascii="Cambria" w:hAnsi="Cambria"/>
-          <w:b/>
-          <w:bCs/>
-          <w:sz w:val="28"/>
-          <w:szCs w:val="28"/>
-          <w:highlight w:val="none"/>
-          <w:lang w:val="en-US"/>
-        </w:rPr>
-      </w:r>
-      <w:r>
-        <w:rPr>
-          <w:rFonts w:ascii="Cambria" w:hAnsi="Cambria"/>
-          <w:b/>
-          <w:bCs/>
-          <w:sz w:val="28"/>
-          <w:szCs w:val="28"/>
-          <w:highlight w:val="none"/>
-          <w:lang w:val="en-US"/>
-        </w:rPr>
-      </w:r>
-    </w:p>
-    <w:p>
-      <w:pPr>
-        <w:pBdr/>
-        <w:spacing w:before="240" w:line="360" w:lineRule="auto"/>
-        <w:ind w:right="0" w:firstLine="709" w:left="0"/>
-        <w:jc w:val="center"/>
-        <w:rPr>
-          <w:rFonts w:ascii="Cambria" w:hAnsi="Cambria"/>
-          <w:b/>
-          <w:bCs/>
-          <w:sz w:val="28"/>
-          <w:szCs w:val="28"/>
-          <w:highlight w:val="none"/>
-          <w:lang w:val="en-US"/>
-        </w:rPr>
-      </w:pPr>
-      <w:r>
-        <w:rPr>
-          <w:rFonts w:ascii="Cambria" w:hAnsi="Cambria"/>
-          <w:b/>
-          <w:bCs/>
-          <w:sz w:val="28"/>
-          <w:szCs w:val="28"/>
-          <w:highlight w:val="none"/>
-          <w:lang w:val="en-US"/>
-        </w:rPr>
-      </w:r>
-      <w:r>
-        <w:rPr>
-          <w:rFonts w:ascii="Cambria" w:hAnsi="Cambria"/>
-          <w:b/>
-          <w:bCs/>
-          <w:sz w:val="28"/>
-          <w:szCs w:val="28"/>
-          <w:highlight w:val="none"/>
-          <w:lang w:val="en-US"/>
-        </w:rPr>
-      </w:r>
-      <w:r>
-        <w:rPr>
-          <w:rFonts w:ascii="Cambria" w:hAnsi="Cambria"/>
-          <w:b/>
-          <w:bCs/>
-          <w:sz w:val="28"/>
-          <w:szCs w:val="28"/>
-          <w:highlight w:val="none"/>
-          <w:lang w:val="en-US"/>
-        </w:rPr>
-      </w:r>
-    </w:p>
-    <w:p>
-      <w:pPr>
-        <w:pBdr/>
-        <w:spacing w:before="240" w:line="360" w:lineRule="auto"/>
-        <w:ind w:right="0" w:firstLine="709" w:left="0"/>
-        <w:jc w:val="center"/>
-        <w:rPr>
-          <w:rFonts w:ascii="Cambria" w:hAnsi="Cambria"/>
-          <w:b/>
-          <w:bCs/>
-          <w:sz w:val="28"/>
-          <w:szCs w:val="28"/>
-          <w:highlight w:val="none"/>
-          <w:lang w:val="en-US"/>
-        </w:rPr>
-      </w:pPr>
-      <w:r>
-        <w:rPr>
-          <w:rFonts w:ascii="Cambria" w:hAnsi="Cambria"/>
-          <w:b/>
-          <w:bCs/>
-          <w:sz w:val="28"/>
-          <w:szCs w:val="28"/>
-          <w:highlight w:val="none"/>
-          <w:lang w:val="en-US"/>
-        </w:rPr>
-      </w:r>
-      <w:r>
-        <w:rPr>
-          <w:rFonts w:ascii="Cambria" w:hAnsi="Cambria"/>
-          <w:b/>
-          <w:bCs/>
-          <w:sz w:val="28"/>
-          <w:szCs w:val="28"/>
-          <w:highlight w:val="none"/>
-          <w:lang w:val="en-US"/>
-        </w:rPr>
-      </w:r>
-      <w:r>
-        <w:rPr>
-          <w:rFonts w:ascii="Cambria" w:hAnsi="Cambria"/>
-          <w:b/>
-          <w:bCs/>
-          <w:sz w:val="28"/>
-          <w:szCs w:val="28"/>
-          <w:highlight w:val="none"/>
-          <w:lang w:val="en-US"/>
-        </w:rPr>
-      </w:r>
-    </w:p>
-    <w:p>
-      <w:pPr>
-        <w:pBdr/>
-        <w:spacing w:before="240" w:line="360" w:lineRule="auto"/>
-        <w:ind w:right="0" w:firstLine="709" w:left="0"/>
-        <w:jc w:val="center"/>
-        <w:rPr>
-          <w:rFonts w:ascii="Cambria" w:hAnsi="Cambria"/>
-          <w:b/>
-          <w:bCs/>
-          <w:sz w:val="28"/>
-          <w:szCs w:val="28"/>
-          <w:highlight w:val="none"/>
-          <w:lang w:val="en-US"/>
-        </w:rPr>
-      </w:pPr>
-      <w:r>
-        <w:rPr>
-          <w:rFonts w:ascii="Cambria" w:hAnsi="Cambria"/>
-          <w:b/>
-          <w:bCs/>
-          <w:sz w:val="28"/>
-          <w:szCs w:val="28"/>
-          <w:highlight w:val="none"/>
-          <w:lang w:val="en-US"/>
-        </w:rPr>
-      </w:r>
-      <w:r>
-        <w:rPr>
-          <w:rFonts w:ascii="Cambria" w:hAnsi="Cambria"/>
-          <w:b/>
-          <w:bCs/>
-          <w:sz w:val="28"/>
-          <w:szCs w:val="28"/>
-          <w:highlight w:val="none"/>
-          <w:lang w:val="en-US"/>
-        </w:rPr>
-      </w:r>
-      <w:r>
-        <w:rPr>
-          <w:rFonts w:ascii="Cambria" w:hAnsi="Cambria"/>
-          <w:b/>
-          <w:bCs/>
-          <w:sz w:val="28"/>
-          <w:szCs w:val="28"/>
-          <w:highlight w:val="none"/>
-          <w:lang w:val="en-US"/>
-        </w:rPr>
-      </w:r>
-    </w:p>
-    <w:p>
-      <w:pPr>
-        <w:pBdr/>
-        <w:spacing w:before="240" w:line="360" w:lineRule="auto"/>
-        <w:ind w:right="0" w:firstLine="709" w:left="0"/>
-        <w:jc w:val="center"/>
-        <w:rPr>
-          <w:rFonts w:ascii="Cambria" w:hAnsi="Cambria"/>
-          <w:b/>
-          <w:bCs/>
-          <w:sz w:val="28"/>
-          <w:szCs w:val="28"/>
-          <w:highlight w:val="none"/>
-          <w:lang w:val="en-US"/>
-        </w:rPr>
-      </w:pPr>
-      <w:r>
-        <w:rPr>
-          <w:rFonts w:ascii="Cambria" w:hAnsi="Cambria"/>
-          <w:b/>
-          <w:bCs/>
-          <w:sz w:val="28"/>
-          <w:szCs w:val="28"/>
-        </w:rPr>
-        <w:t xml:space="preserve">Задание</w:t>
-      </w:r>
-      <w:r>
-        <w:rPr>
-          <w:rFonts w:ascii="Cambria" w:hAnsi="Cambria"/>
-          <w:b/>
-          <w:bCs/>
-          <w:sz w:val="28"/>
-          <w:szCs w:val="28"/>
-          <w:lang w:val="en-US"/>
-        </w:rPr>
-        <w:t xml:space="preserve"> </w:t>
-      </w:r>
-      <w:r>
-        <w:rPr>
-          <w:rFonts w:ascii="Cambria" w:hAnsi="Cambria"/>
-          <w:b/>
-          <w:bCs/>
-          <w:sz w:val="28"/>
-          <w:szCs w:val="28"/>
-        </w:rPr>
-        <w:t xml:space="preserve">№</w:t>
-      </w:r>
-      <w:r>
-        <w:rPr>
-          <w:rFonts w:ascii="Cambria" w:hAnsi="Cambria"/>
-          <w:b/>
-          <w:bCs/>
-          <w:sz w:val="28"/>
-          <w:szCs w:val="28"/>
-          <w:lang w:val="en-US"/>
-        </w:rPr>
-        <w:t xml:space="preserve">3.2</w:t>
-      </w:r>
-      <w:r>
-        <w:rPr>
-          <w:rFonts w:ascii="Cambria" w:hAnsi="Cambria"/>
-          <w:b/>
-          <w:bCs/>
-          <w:sz w:val="28"/>
-          <w:szCs w:val="28"/>
-          <w:highlight w:val="none"/>
-          <w:lang w:val="en-US"/>
-        </w:rPr>
-      </w:r>
-      <w:r>
-        <w:rPr>
-          <w:rFonts w:ascii="Cambria" w:hAnsi="Cambria"/>
-          <w:b/>
-          <w:bCs/>
-          <w:sz w:val="28"/>
-          <w:szCs w:val="28"/>
-          <w:highlight w:val="none"/>
-          <w:lang w:val="en-US"/>
-        </w:rPr>
-      </w:r>
-    </w:p>
-    <w:p>
-      <w:pPr>
-        <w:pBdr/>
-        <w:spacing w:line="360" w:lineRule="auto"/>
-        <w:ind w:right="0" w:firstLine="709" w:left="0"/>
-        <w:rPr>
-          <w:rFonts w:ascii="Times New Roman" w:hAnsi="Times New Roman" w:cs="Times New Roman"/>
-          <w:sz w:val="28"/>
-          <w:szCs w:val="28"/>
-        </w:rPr>
-      </w:pPr>
-      <w:r>
-        <w:rPr>
-          <w:rFonts w:ascii="Times New Roman" w:hAnsi="Times New Roman" w:cs="Times New Roman"/>
-          <w:sz w:val="28"/>
-          <w:szCs w:val="28"/>
-        </w:rPr>
-        <w:t xml:space="preserve">Нарисовать оператор цикла для выполнения действий</w:t>
-      </w:r>
-      <w:r>
-        <w:rPr>
-          <w:rFonts w:ascii="Times New Roman" w:hAnsi="Times New Roman" w:cs="Times New Roman"/>
-          <w:sz w:val="28"/>
-          <w:szCs w:val="28"/>
-          <w:lang w:val="en-US"/>
-        </w:rPr>
-        <w:t xml:space="preserve">.</w:t>
-      </w:r>
-      <w:r>
-        <w:rPr>
-          <w:rFonts w:ascii="Times New Roman" w:hAnsi="Times New Roman" w:cs="Times New Roman"/>
-          <w:sz w:val="28"/>
-          <w:szCs w:val="28"/>
-        </w:rPr>
-      </w:r>
-      <w:r>
-        <w:rPr>
-          <w:rFonts w:ascii="Times New Roman" w:hAnsi="Times New Roman" w:cs="Times New Roman"/>
-          <w:sz w:val="28"/>
-          <w:szCs w:val="28"/>
-        </w:rPr>
-      </w:r>
-    </w:p>
-    <w:p>
-      <w:pPr>
-        <w:pBdr/>
-        <w:spacing w:line="360" w:lineRule="auto"/>
-        <w:ind w:right="0" w:firstLine="709" w:left="0"/>
-        <w:rPr>
-          <w:rFonts w:ascii="Times New Roman" w:hAnsi="Times New Roman" w:cs="Times New Roman"/>
-          <w:sz w:val="28"/>
-          <w:szCs w:val="28"/>
-          <w:lang w:val="en-US"/>
-        </w:rPr>
-      </w:pPr>
-      <w:r>
-        <w:rPr>
-          <w:rFonts w:ascii="Times New Roman" w:hAnsi="Times New Roman" w:cs="Times New Roman"/>
-          <w:sz w:val="28"/>
-          <w:szCs w:val="28"/>
-          <w:highlight w:val="none"/>
-          <w:lang w:val="en-US" w:bidi="en-US"/>
-        </w:rPr>
-      </w:r>
-      <w:r>
-        <w:rPr>
-          <w:rFonts w:ascii="Cambria" w:hAnsi="Cambria"/>
-          <w:b/>
-          <w:bCs/>
-          <w:sz w:val="28"/>
-          <w:szCs w:val="28"/>
-        </w:rPr>
-        <w:t xml:space="preserve">Вариант</w:t>
-      </w:r>
-      <w:r>
-        <w:rPr>
-          <w:rFonts w:ascii="Cambria" w:hAnsi="Cambria"/>
-          <w:b/>
-          <w:bCs/>
-          <w:sz w:val="28"/>
-          <w:szCs w:val="28"/>
           <w:lang w:val="en-US"/>
         </w:rPr>
         <w:t xml:space="preserve"> 1,2,4,5</w:t>
@@ -12453,7 +11813,7 @@
           <w:sz w:val="28"/>
           <w:szCs w:val="28"/>
         </w:rPr>
-        <w:t xml:space="preserve">Вывода чисел от 5 до 10</w:t>
+        <w:t xml:space="preserve">Вывод чисел от 5 до 10</w:t>
       </w:r>
       <w:r>
         <w:rPr>
@@ -12498,7 +11858,7 @@
           <w:sz w:val="28"/>
           <w:szCs w:val="28"/>
         </w:rPr>
-        <w:t xml:space="preserve">Вывода чисел от 9 до 1</w:t>
+        <w:t xml:space="preserve">Вывод чисел от 9 до 1</w:t>
       </w:r>
       <w:r>
         <w:rPr>
@@ -12544,7 +11904,7 @@
           <w:sz w:val="28"/>
           <w:szCs w:val="28"/>
         </w:rPr>
-        <w:t xml:space="preserve">Вывода чисел 0 , -3, -6, -9, -12, -15</w:t>
+        <w:t xml:space="preserve">Вывод чисел 0 , -3, -6, -9, -12, -15</w:t>
       </w:r>
       <w:r>
         <w:rPr>
@@ -12588,7 +11948,7 @@
           <w:sz w:val="28"/>
           <w:szCs w:val="28"/>
         </w:rPr>
-        <w:t xml:space="preserve">Вывода четных чисел от 2 до 14</w:t>
+        <w:t xml:space="preserve">Вывод четных чисел от 2 до 14</w:t>
       </w:r>
       <w:r>
         <w:rPr>
@@ -12602,6 +11962,501 @@
           <w:rFonts w:ascii="Times New Roman" w:hAnsi="Times New Roman" w:cs="Times New Roman"/>
           <w:sz w:val="28"/>
           <w:szCs w:val="28"/>
+        </w:rPr>
+      </w:r>
+    </w:p>
+    <w:p>
+      <w:pPr>
+        <w:pBdr/>
+        <w:spacing w:line="360" w:lineRule="auto"/>
+        <w:ind w:right="0" w:firstLine="709" w:left="0"/>
+        <w:rPr>
+          <w:b/>
+          <w:bCs/>
+          <w:sz w:val="28"/>
+          <w:szCs w:val="28"/>
+          <w:highlight w:val="none"/>
+          <w:lang w:val="en-CA"/>
+        </w:rPr>
+      </w:pPr>
+      <w:r>
+        <w:rPr>
+          <w:b/>
+          <w:bCs/>
+          <w:sz w:val="28"/>
+          <w:szCs w:val="28"/>
+          <w:highlight w:val="none"/>
+          <w:lang w:val="en-CA"/>
+        </w:rPr>
+      </w:r>
+      <w:r>
+        <w:rPr>
+          <w:b/>
+          <w:bCs/>
+          <w:sz w:val="28"/>
+          <w:szCs w:val="28"/>
+          <w:highlight w:val="none"/>
+          <w:lang w:val="en-CA"/>
+        </w:rPr>
+      </w:r>
+      <w:r>
+        <w:rPr>
+          <w:b/>
+          <w:bCs/>
+          <w:sz w:val="28"/>
+          <w:szCs w:val="28"/>
+          <w:highlight w:val="none"/>
+          <w:lang w:val="en-CA"/>
+        </w:rPr>
+      </w:r>
+    </w:p>
+    <w:p>
+      <w:pPr>
+        <w:pBdr/>
+        <w:spacing w:line="360" w:lineRule="auto"/>
+        <w:ind w:right="0" w:firstLine="709" w:left="0"/>
+        <w:rPr>
+          <w:b/>
+          <w:bCs/>
+          <w:sz w:val="28"/>
+          <w:szCs w:val="28"/>
+          <w:highlight w:val="none"/>
+          <w:lang w:val="en-CA"/>
+        </w:rPr>
+      </w:pPr>
+      <w:r>
+        <w:rPr>
+          <w:b/>
+          <w:bCs/>
+          <w:sz w:val="28"/>
+          <w:szCs w:val="28"/>
+          <w:highlight w:val="none"/>
+          <w:lang w:val="en-CA"/>
+        </w:rPr>
+      </w:r>
+      <w:r>
+        <w:rPr>
+          <w:b/>
+          <w:bCs/>
+          <w:sz w:val="28"/>
+          <w:szCs w:val="28"/>
+          <w:highlight w:val="none"/>
+          <w:lang w:val="en-CA"/>
+        </w:rPr>
+      </w:r>
+      <w:r>
+        <w:rPr>
+          <w:b/>
+          <w:bCs/>
+          <w:sz w:val="28"/>
+          <w:szCs w:val="28"/>
+          <w:highlight w:val="none"/>
+          <w:lang w:val="en-CA"/>
+        </w:rPr>
+      </w:r>
+    </w:p>
+    <w:p>
+      <w:pPr>
+        <w:pBdr/>
+        <w:spacing w:line="360" w:lineRule="auto"/>
+        <w:ind w:right="0" w:firstLine="709" w:left="0"/>
+        <w:rPr>
+          <w:b/>
+          <w:bCs/>
+          <w:sz w:val="28"/>
+          <w:szCs w:val="28"/>
+          <w:highlight w:val="none"/>
+          <w:lang w:val="en-CA"/>
+        </w:rPr>
+      </w:pPr>
+      <w:r>
+        <w:rPr>
+          <w:b/>
+          <w:bCs/>
+          <w:sz w:val="28"/>
+          <w:szCs w:val="28"/>
+          <w:highlight w:val="none"/>
+          <w:lang w:val="en-CA"/>
+        </w:rPr>
+      </w:r>
+      <w:r>
+        <w:rPr>
+          <w:b/>
+          <w:bCs/>
+          <w:sz w:val="28"/>
+          <w:szCs w:val="28"/>
+          <w:highlight w:val="none"/>
+          <w:lang w:val="en-CA"/>
+        </w:rPr>
+      </w:r>
+      <w:r>
+        <w:rPr>
+          <w:b/>
+          <w:bCs/>
+          <w:sz w:val="28"/>
+          <w:szCs w:val="28"/>
+          <w:highlight w:val="none"/>
+          <w:lang w:val="en-CA"/>
+        </w:rPr>
+      </w:r>
+    </w:p>
+    <w:p>
+      <w:pPr>
+        <w:pBdr/>
+        <w:spacing w:line="360" w:lineRule="auto"/>
+        <w:ind w:right="0" w:firstLine="709" w:left="0"/>
+        <w:rPr>
+          <w:b/>
+          <w:bCs/>
+          <w:sz w:val="28"/>
+          <w:szCs w:val="28"/>
+          <w:highlight w:val="none"/>
+          <w:lang w:val="en-CA"/>
+        </w:rPr>
+      </w:pPr>
+      <w:r>
+        <w:rPr>
+          <w:b/>
+          <w:bCs/>
+          <w:sz w:val="28"/>
+          <w:szCs w:val="28"/>
+          <w:highlight w:val="none"/>
+          <w:lang w:val="en-CA"/>
+        </w:rPr>
+      </w:r>
+      <w:r>
+        <w:rPr>
+          <w:b/>
+          <w:bCs/>
+          <w:sz w:val="28"/>
+          <w:szCs w:val="28"/>
+          <w:highlight w:val="none"/>
+          <w:lang w:val="en-CA"/>
+        </w:rPr>
+      </w:r>
+      <w:r>
+        <w:rPr>
+          <w:b/>
+          <w:bCs/>
+          <w:sz w:val="28"/>
+          <w:szCs w:val="28"/>
+          <w:highlight w:val="none"/>
+          <w:lang w:val="en-CA"/>
+        </w:rPr>
+      </w:r>
+    </w:p>
+    <w:p>
+      <w:pPr>
+        <w:pBdr/>
+        <w:spacing w:line="360" w:lineRule="auto"/>
+        <w:ind w:right="0" w:firstLine="709" w:left="0"/>
+        <w:rPr>
+          <w:b/>
+          <w:bCs/>
+          <w:sz w:val="28"/>
+          <w:szCs w:val="28"/>
+          <w:highlight w:val="none"/>
+          <w:lang w:val="en-CA"/>
+        </w:rPr>
+      </w:pPr>
+      <w:r>
+        <w:rPr>
+          <w:b/>
+          <w:bCs/>
+          <w:sz w:val="28"/>
+          <w:szCs w:val="28"/>
+          <w:highlight w:val="none"/>
+          <w:lang w:val="en-CA"/>
+        </w:rPr>
+      </w:r>
+      <w:r>
+        <w:rPr>
+          <w:b/>
+          <w:bCs/>
+          <w:sz w:val="28"/>
+          <w:szCs w:val="28"/>
+          <w:highlight w:val="none"/>
+          <w:lang w:val="en-CA"/>
+        </w:rPr>
+      </w:r>
+      <w:r>
+        <w:rPr>
+          <w:b/>
+          <w:bCs/>
+          <w:sz w:val="28"/>
+          <w:szCs w:val="28"/>
+          <w:highlight w:val="none"/>
+          <w:lang w:val="en-CA"/>
+        </w:rPr>
+      </w:r>
+    </w:p>
+    <w:p>
+      <w:pPr>
+        <w:pBdr/>
+        <w:spacing w:line="360" w:lineRule="auto"/>
+        <w:ind w:right="0" w:firstLine="709" w:left="0"/>
+        <w:rPr>
+          <w:b/>
+          <w:bCs/>
+          <w:sz w:val="28"/>
+          <w:szCs w:val="28"/>
+          <w:highlight w:val="none"/>
+          <w:lang w:val="en-CA"/>
+        </w:rPr>
+      </w:pPr>
+      <w:r>
+        <w:rPr>
+          <w:b/>
+          <w:bCs/>
+          <w:sz w:val="28"/>
+          <w:szCs w:val="28"/>
+          <w:highlight w:val="none"/>
+          <w:lang w:val="en-CA"/>
+        </w:rPr>
+      </w:r>
+      <w:r>
+        <w:rPr>
+          <w:b/>
+          <w:bCs/>
+          <w:sz w:val="28"/>
+          <w:szCs w:val="28"/>
+          <w:highlight w:val="none"/>
+          <w:lang w:val="en-CA"/>
+        </w:rPr>
+      </w:r>
+      <w:r>
+        <w:rPr>
+          <w:b/>
+          <w:bCs/>
+          <w:sz w:val="28"/>
+          <w:szCs w:val="28"/>
+          <w:highlight w:val="none"/>
+          <w:lang w:val="en-CA"/>
+        </w:rPr>
+      </w:r>
+    </w:p>
+    <w:p>
+      <w:pPr>
+        <w:pBdr/>
+        <w:spacing w:line="360" w:lineRule="auto"/>
+        <w:ind w:right="0" w:firstLine="709" w:left="0"/>
+        <w:rPr>
+          <w:b/>
+          <w:bCs/>
+          <w:sz w:val="28"/>
+          <w:szCs w:val="28"/>
+          <w:highlight w:val="none"/>
+          <w:lang w:val="en-CA"/>
+        </w:rPr>
+      </w:pPr>
+      <w:r>
+        <w:rPr>
+          <w:b/>
+          <w:bCs/>
+          <w:sz w:val="28"/>
+          <w:szCs w:val="28"/>
+          <w:highlight w:val="none"/>
+          <w:lang w:val="en-CA"/>
+        </w:rPr>
+      </w:r>
+      <w:r>
+        <w:rPr>
+          <w:b/>
+          <w:bCs/>
+          <w:sz w:val="28"/>
+          <w:szCs w:val="28"/>
+          <w:highlight w:val="none"/>
+          <w:lang w:val="en-CA"/>
+        </w:rPr>
+      </w:r>
+      <w:r>
+        <w:rPr>
+          <w:b/>
+          <w:bCs/>
+          <w:sz w:val="28"/>
+          <w:szCs w:val="28"/>
+          <w:highlight w:val="none"/>
+          <w:lang w:val="en-CA"/>
+        </w:rPr>
+      </w:r>
+    </w:p>
+    <w:p>
+      <w:pPr>
+        <w:pBdr/>
+        <w:spacing w:line="360" w:lineRule="auto"/>
+        <w:ind w:right="0" w:firstLine="709" w:left="0"/>
+        <w:rPr>
+          <w:b/>
+          <w:bCs/>
+          <w:sz w:val="28"/>
+          <w:szCs w:val="28"/>
+          <w:highlight w:val="none"/>
+          <w:lang w:val="en-CA"/>
+        </w:rPr>
+      </w:pPr>
+      <w:r>
+        <w:rPr>
+          <w:b/>
+          <w:bCs/>
+          <w:sz w:val="28"/>
+          <w:szCs w:val="28"/>
+          <w:highlight w:val="none"/>
+          <w:lang w:val="en-CA"/>
+        </w:rPr>
+      </w:r>
+      <w:r>
+        <w:rPr>
+          <w:b/>
+          <w:bCs/>
+          <w:sz w:val="28"/>
+          <w:szCs w:val="28"/>
+          <w:highlight w:val="none"/>
+          <w:lang w:val="en-CA"/>
+        </w:rPr>
+      </w:r>
+      <w:r>
+        <w:rPr>
+          <w:b/>
+          <w:bCs/>
+          <w:sz w:val="28"/>
+          <w:szCs w:val="28"/>
+          <w:highlight w:val="none"/>
+          <w:lang w:val="en-CA"/>
+        </w:rPr>
+      </w:r>
+    </w:p>
+    <w:p>
+      <w:pPr>
+        <w:pBdr/>
+        <w:spacing w:line="360" w:lineRule="auto"/>
+        <w:ind w:right="0" w:firstLine="709" w:left="0"/>
+        <w:rPr>
+          <w:b/>
+          <w:bCs/>
+          <w:sz w:val="28"/>
+          <w:szCs w:val="28"/>
+          <w:highlight w:val="none"/>
+          <w:lang w:val="en-CA"/>
+        </w:rPr>
+      </w:pPr>
+      <w:r>
+        <w:rPr>
+          <w:b/>
+          <w:bCs/>
+          <w:sz w:val="28"/>
+          <w:szCs w:val="28"/>
+          <w:highlight w:val="none"/>
+          <w:lang w:val="en-CA"/>
+        </w:rPr>
+      </w:r>
+      <w:r>
+        <w:rPr>
+          <w:b/>
+          <w:bCs/>
+          <w:sz w:val="28"/>
+          <w:szCs w:val="28"/>
+          <w:highlight w:val="none"/>
+          <w:lang w:val="en-CA"/>
+        </w:rPr>
+      </w:r>
+      <w:r>
+        <w:rPr>
+          <w:b/>
+          <w:bCs/>
+          <w:sz w:val="28"/>
+          <w:szCs w:val="28"/>
+          <w:highlight w:val="none"/>
+          <w:lang w:val="en-CA"/>
+        </w:rPr>
+      </w:r>
+    </w:p>
+    <w:p>
+      <w:pPr>
+        <w:pBdr/>
+        <w:spacing w:line="360" w:lineRule="auto"/>
+        <w:ind w:right="0" w:firstLine="709" w:left="0"/>
+        <w:rPr>
+          <w:b/>
+          <w:bCs/>
+          <w:sz w:val="28"/>
+          <w:szCs w:val="28"/>
+          <w:highlight w:val="none"/>
+          <w:lang w:val="en-CA"/>
+        </w:rPr>
+      </w:pPr>
+      <w:r>
+        <w:rPr>
+          <w:b/>
+          <w:bCs/>
+          <w:sz w:val="28"/>
+          <w:szCs w:val="28"/>
+          <w:highlight w:val="none"/>
+          <w:lang w:val="en-CA"/>
+        </w:rPr>
+      </w:r>
+      <w:r>
+        <w:rPr>
+          <w:b/>
+          <w:bCs/>
+          <w:sz w:val="28"/>
+          <w:szCs w:val="28"/>
+          <w:highlight w:val="none"/>
+          <w:lang w:val="en-CA"/>
+        </w:rPr>
+      </w:r>
+      <w:r>
+        <w:rPr>
+          <w:b/>
+          <w:bCs/>
+          <w:sz w:val="28"/>
+          <w:szCs w:val="28"/>
+          <w:highlight w:val="none"/>
+          <w:lang w:val="en-CA"/>
+        </w:rPr>
+      </w:r>
+    </w:p>
+    <w:p>
+      <w:pPr>
+        <w:pBdr/>
+        <w:spacing w:line="360" w:lineRule="auto"/>
+        <w:ind w:right="0" w:firstLine="709" w:left="0"/>
+        <w:rPr>
+          <w:b/>
+          <w:bCs/>
+          <w:sz w:val="28"/>
+          <w:szCs w:val="28"/>
+          <w:highlight w:val="none"/>
+          <w:lang w:val="en-CA"/>
+        </w:rPr>
+      </w:pPr>
+      <w:r>
+        <w:rPr>
+          <w:b/>
+          <w:bCs/>
+          <w:sz w:val="28"/>
+          <w:szCs w:val="28"/>
+          <w:highlight w:val="none"/>
+          <w:lang w:val="en-CA"/>
+        </w:rPr>
+      </w:r>
+      <w:r>
+        <w:rPr>
+          <w:b/>
+          <w:bCs/>
+          <w:sz w:val="28"/>
+          <w:szCs w:val="28"/>
+          <w:highlight w:val="none"/>
+          <w:lang w:val="en-CA"/>
+        </w:rPr>
+      </w:r>
+      <w:r>
+        <w:rPr>
+          <w:b/>
+          <w:bCs/>
+          <w:sz w:val="28"/>
+          <w:szCs w:val="28"/>
+          <w:highlight w:val="none"/>
+          <w:lang w:val="en-CA"/>
         </w:rPr>
       </w:r>
     </w:p>
@@ -12702,7 +12557,7 @@
           <mc:Choice Requires="wpg">
             <w:drawing>
               <wp:inline xmlns:wp="http://schemas.openxmlformats.org/drawingml/2006/wordprocessingDrawing" distT="0" distB="0" distL="0" distR="0">
-                <wp:extent cx="5939790" cy="5524005"/>
+                <wp:extent cx="5939789" cy="5524004"/>
                 <wp:effectExtent l="0" t="0" r="0" b="0"/>
                 <wp:docPr id="8" name=""/>
                 <wp:cNvGraphicFramePr>
@@ -12776,28 +12631,6 @@
       </w:r>
       <w:r>
         <w:rPr>
-          <w:rFonts w:ascii="Times New Roman" w:hAnsi="Times New Roman" w:cs="Times New Roman"/>
-          <w:sz w:val="28"/>
-          <w:szCs w:val="28"/>
-          <w:lang w:val="en-US"/>
-        </w:rPr>
-      </w:r>
-    </w:p>
-    <w:p>
-      <w:pPr>
-        <w:pBdr/>
-        <w:spacing w:line="360" w:lineRule="auto"/>
-        <w:ind w:right="0" w:firstLine="709" w:left="0"/>
-        <w:rPr>
-          <w:rFonts w:ascii="Times New Roman" w:hAnsi="Times New Roman" w:cs="Times New Roman"/>
-          <w:sz w:val="28"/>
-          <w:szCs w:val="28"/>
-          <w:highlight w:val="none"/>
-          <w:lang w:val="en-US"/>
-        </w:rPr>
-      </w:pPr>
-      <w:r>
-        <w:rPr>
           <w:b/>
           <w:bCs/>
           <w:sz w:val="28"/>
@@ -12808,29 +12641,6 @@
       </w:r>
       <w:r>
         <w:rPr>
-          <w:rFonts w:ascii="Times New Roman" w:hAnsi="Times New Roman" w:cs="Times New Roman"/>
-          <w:sz w:val="28"/>
-          <w:szCs w:val="28"/>
-          <w:highlight w:val="none"/>
-          <w:lang w:val="en-US"/>
-        </w:rPr>
-      </w:r>
-      <w:r>
-        <w:rPr>
-          <w:rFonts w:ascii="Times New Roman" w:hAnsi="Times New Roman" w:cs="Times New Roman"/>
-          <w:sz w:val="28"/>
-          <w:szCs w:val="28"/>
-          <w:highlight w:val="none"/>
-          <w:lang w:val="en-US"/>
-        </w:rPr>
-      </w:r>
-    </w:p>
-    <w:p>
-      <w:pPr>
-        <w:pBdr/>
-        <w:spacing w:line="360" w:lineRule="auto"/>
-        <w:ind w:right="0" w:firstLine="709" w:left="0"/>
-        <w:rPr>
           <w:b/>
           <w:bCs/>
           <w:sz w:val="28"/>
@@ -12838,7 +12648,7 @@
           <w:highlight w:val="none"/>
           <w:lang w:val="en-CA"/>
         </w:rPr>
-      </w:pPr>
+      </w:r>
       <w:r>
         <w:rPr>
           <w:b/>
@@ -12851,67 +12661,10 @@
       </w:r>
       <w:r>
         <w:rPr>
-          <w:b/>
-          <w:bCs/>
-          <w:sz w:val="28"/>
-          <w:szCs w:val="28"/>
-          <w:highlight w:val="none"/>
-          <w:lang w:val="en-CA"/>
-        </w:rPr>
-      </w:r>
-      <w:r>
-        <w:rPr>
-          <w:b/>
-          <w:bCs/>
-          <w:sz w:val="28"/>
-          <w:szCs w:val="28"/>
-          <w:highlight w:val="none"/>
-          <w:lang w:val="en-CA"/>
-        </w:rPr>
-      </w:r>
-    </w:p>
-    <w:p>
-      <w:pPr>
-        <w:pBdr/>
-        <w:spacing w:line="360" w:lineRule="auto"/>
-        <w:ind w:right="0" w:firstLine="709" w:left="0"/>
-        <w:rPr>
-          <w:b/>
-          <w:bCs/>
-          <w:sz w:val="28"/>
-          <w:szCs w:val="28"/>
-          <w:highlight w:val="none"/>
-          <w:lang w:val="en-CA"/>
-        </w:rPr>
-      </w:pPr>
-      <w:r>
-        <w:rPr>
-          <w:b/>
-          <w:bCs/>
-          <w:sz w:val="28"/>
-          <w:szCs w:val="28"/>
-          <w:highlight w:val="none"/>
-          <w:lang w:val="en-CA"/>
-        </w:rPr>
-      </w:r>
-      <w:r>
-        <w:rPr>
-          <w:b/>
-          <w:bCs/>
-          <w:sz w:val="28"/>
-          <w:szCs w:val="28"/>
-          <w:highlight w:val="none"/>
-          <w:lang w:val="en-CA"/>
-        </w:rPr>
-      </w:r>
-      <w:r>
-        <w:rPr>
-          <w:b/>
-          <w:bCs/>
-          <w:sz w:val="28"/>
-          <w:szCs w:val="28"/>
-          <w:highlight w:val="none"/>
-          <w:lang w:val="en-CA"/>
+          <w:rFonts w:ascii="Times New Roman" w:hAnsi="Times New Roman" w:cs="Times New Roman"/>
+          <w:sz w:val="28"/>
+          <w:szCs w:val="28"/>
+          <w:lang w:val="en-US"/>
         </w:rPr>
       </w:r>
     </w:p>
@@ -14526,20 +14279,10 @@
       <w:r>
         <w:rPr>
           <w:rFonts w:ascii="Times New Roman" w:hAnsi="Times New Roman" w:cs="Times New Roman"/>
-          <w:b/>
-          <w:bCs/>
-          <w:sz w:val="28"/>
-          <w:szCs w:val="28"/>
-        </w:rPr>
-        <w:t xml:space="preserve">3 </w:t>
-      </w:r>
-      <w:r>
-        <w:rPr>
-          <w:rFonts w:ascii="Times New Roman" w:hAnsi="Times New Roman" w:cs="Times New Roman"/>
-          <w:sz w:val="28"/>
-          <w:szCs w:val="28"/>
-        </w:rPr>
-        <w:t xml:space="preserve">Ввода 7 чисел и накопления суммы положительных из них</w:t>
+          <w:sz w:val="28"/>
+          <w:szCs w:val="28"/>
+        </w:rPr>
+        <w:t xml:space="preserve">Ввод 7 чисел и накопления суммы положительных из них</w:t>
       </w:r>
       <w:r>
         <w:rPr>
@@ -15524,6 +15267,98 @@
           <w:bCs/>
           <w:sz w:val="28"/>
           <w:szCs w:val="28"/>
+          <w:highlight w:val="none"/>
+        </w:rPr>
+      </w:r>
+      <w:r>
+        <w:rPr>
+          <w:rFonts w:ascii="Cambria" w:hAnsi="Cambria"/>
+          <w:b/>
+          <w:bCs/>
+          <w:sz w:val="28"/>
+          <w:szCs w:val="28"/>
+          <w:highlight w:val="none"/>
+        </w:rPr>
+      </w:r>
+      <w:r>
+        <w:rPr>
+          <w:rFonts w:ascii="Cambria" w:hAnsi="Cambria"/>
+          <w:b/>
+          <w:bCs/>
+          <w:sz w:val="28"/>
+          <w:szCs w:val="28"/>
+          <w:highlight w:val="none"/>
+        </w:rPr>
+      </w:r>
+    </w:p>
+    <w:p>
+      <w:pPr>
+        <w:pBdr/>
+        <w:spacing w:before="240" w:line="360" w:lineRule="auto"/>
+        <w:ind w:right="0" w:firstLine="709" w:left="0"/>
+        <w:jc w:val="center"/>
+        <w:rPr>
+          <w:rFonts w:ascii="Cambria" w:hAnsi="Cambria"/>
+          <w:b/>
+          <w:bCs/>
+          <w:sz w:val="28"/>
+          <w:szCs w:val="28"/>
+          <w:highlight w:val="none"/>
+        </w:rPr>
+      </w:pPr>
+      <w:r>
+        <w:rPr>
+          <w:rFonts w:ascii="Cambria" w:hAnsi="Cambria"/>
+          <w:b/>
+          <w:bCs/>
+          <w:sz w:val="28"/>
+          <w:szCs w:val="28"/>
+          <w:highlight w:val="none"/>
+        </w:rPr>
+      </w:r>
+      <w:r>
+        <w:rPr>
+          <w:rFonts w:ascii="Cambria" w:hAnsi="Cambria"/>
+          <w:b/>
+          <w:bCs/>
+          <w:sz w:val="28"/>
+          <w:szCs w:val="28"/>
+          <w:highlight w:val="none"/>
+        </w:rPr>
+      </w:r>
+      <w:r>
+        <w:rPr>
+          <w:rFonts w:ascii="Cambria" w:hAnsi="Cambria"/>
+          <w:b/>
+          <w:bCs/>
+          <w:sz w:val="28"/>
+          <w:szCs w:val="28"/>
+          <w:highlight w:val="none"/>
+        </w:rPr>
+      </w:r>
+    </w:p>
+    <w:p>
+      <w:pPr>
+        <w:pBdr/>
+        <w:spacing w:before="240" w:line="360" w:lineRule="auto"/>
+        <w:ind w:right="0" w:firstLine="709" w:left="0"/>
+        <w:jc w:val="center"/>
+        <w:rPr>
+          <w:rFonts w:ascii="Cambria" w:hAnsi="Cambria"/>
+          <w:b/>
+          <w:bCs/>
+          <w:sz w:val="28"/>
+          <w:szCs w:val="28"/>
+          <w:highlight w:val="none"/>
+        </w:rPr>
+      </w:pPr>
+      <w:r>
+        <w:rPr>
+          <w:rFonts w:ascii="Cambria" w:hAnsi="Cambria"/>
+          <w:b/>
+          <w:bCs/>
+          <w:sz w:val="28"/>
+          <w:szCs w:val="28"/>
         </w:rPr>
         <w:t xml:space="preserve">Задание </w:t>
       </w:r>
@@ -15804,7 +15639,7 @@
           <mc:Choice Requires="wpg">
             <w:drawing>
               <wp:inline xmlns:wp="http://schemas.openxmlformats.org/drawingml/2006/wordprocessingDrawing" distT="0" distB="0" distL="0" distR="0">
-                <wp:extent cx="2381250" cy="3933825"/>
+                <wp:extent cx="2968650" cy="4904209"/>
                 <wp:effectExtent l="0" t="0" r="0" b="0"/>
                 <wp:docPr id="10" name=""/>
                 <wp:cNvGraphicFramePr>
@@ -15825,9 +15660,9 @@
                         <a:stretch/>
                       </pic:blipFill>
                       <pic:spPr bwMode="auto">
-                        <a:xfrm>
+                        <a:xfrm flipH="0" flipV="0">
                           <a:off x="0" y="0"/>
-                          <a:ext cx="2381249" cy="3933824"/>
+                          <a:ext cx="2968649" cy="4904209"/>
                         </a:xfrm>
                         <a:prstGeom prst="rect">
                           <a:avLst/>
@@ -15860,7 +15695,7 @@
                 <v:path o:extrusionok="f" gradientshapeok="t" o:connecttype="rect"/>
                 <o:lock v:ext="edit" aspectratio="t"/>
               </v:shapetype>
-              <v:shape id="_x0000_i9" o:spid="_x0000_s9" type="#_x0000_t75" style="width:187.50pt;height:309.75pt;mso-wrap-distance-left:0.00pt;mso-wrap-distance-top:0.00pt;mso-wrap-distance-right:0.00pt;mso-wrap-distance-bottom:0.00pt;z-index:1;" stroked="false">
+              <v:shape id="_x0000_i9" o:spid="_x0000_s9" type="#_x0000_t75" style="width:233.75pt;height:386.16pt;mso-wrap-distance-left:0.00pt;mso-wrap-distance-top:0.00pt;mso-wrap-distance-right:0.00pt;mso-wrap-distance-bottom:0.00pt;z-index:1;" stroked="false">
                 <v:imagedata r:id="rId21" o:title=""/>
                 <o:lock v:ext="edit" rotation="t"/>
               </v:shape>
@@ -16165,7 +16000,7 @@
     <w:p>
       <w:pPr>
         <w:pBdr/>
-        <w:spacing w:line="360" w:lineRule="auto"/>
+        <w:spacing w:before="240" w:line="360" w:lineRule="auto"/>
         <w:ind w:right="0" w:firstLine="709" w:left="0"/>
         <w:rPr>
           <w:rFonts w:ascii="Cambria" w:hAnsi="Cambria"/>
@@ -16179,22 +16014,14 @@
       </w:pPr>
       <w:r>
         <w:rPr>
-          <w:rFonts w:ascii="Times New Roman" w:hAnsi="Times New Roman" w:cs="Times New Roman"/>
-          <w:sz w:val="28"/>
-          <w:szCs w:val="28"/>
-          <w:highlight w:val="none"/>
-          <w:lang w:val="en-US" w:bidi="en-US"/>
-        </w:rPr>
-      </w:r>
-      <w:r>
-        <w:rPr>
           <w:rFonts w:ascii="Cambria" w:hAnsi="Cambria"/>
           <w:b/>
           <w:bCs/>
           <w:sz w:val="28"/>
           <w:szCs w:val="28"/>
-        </w:rPr>
-        <w:t xml:space="preserve">Вариант </w:t>
+          <w:highlight w:val="none"/>
+          <w:lang w:val="en-US"/>
+        </w:rPr>
       </w:r>
       <w:r>
         <w:rPr>
@@ -16203,9 +16030,9 @@
           <w:bCs/>
           <w:sz w:val="28"/>
           <w:szCs w:val="28"/>
+          <w:highlight w:val="none"/>
           <w:lang w:val="en-US"/>
         </w:rPr>
-        <w:t xml:space="preserve">2</w:t>
       </w:r>
       <w:r>
         <w:rPr>
@@ -16218,7 +16045,12 @@
           <w:lang w:val="en-US"/>
         </w:rPr>
       </w:r>
-      <w:r>
+    </w:p>
+    <w:p>
+      <w:pPr>
+        <w:pBdr/>
+        <w:spacing w:before="240" w:line="360" w:lineRule="auto"/>
+        <w:ind w:right="0" w:firstLine="709" w:left="0"/>
         <w:rPr>
           <w:rFonts w:ascii="Cambria" w:hAnsi="Cambria"/>
           <w:b/>
@@ -16228,11 +16060,112 @@
           <w:highlight w:val="none"/>
           <w:lang w:val="en-US"/>
         </w:rPr>
+      </w:pPr>
+      <w:r>
+        <w:rPr>
+          <w:rFonts w:ascii="Cambria" w:hAnsi="Cambria"/>
+          <w:b/>
+          <w:bCs/>
+          <w:sz w:val="28"/>
+          <w:szCs w:val="28"/>
+          <w:highlight w:val="none"/>
+          <w:lang w:val="en-US"/>
+        </w:rPr>
+      </w:r>
+      <w:r>
+        <w:rPr>
+          <w:rFonts w:ascii="Cambria" w:hAnsi="Cambria"/>
+          <w:b/>
+          <w:bCs/>
+          <w:sz w:val="28"/>
+          <w:szCs w:val="28"/>
+          <w:highlight w:val="none"/>
+          <w:lang w:val="en-US"/>
+        </w:rPr>
+      </w:r>
+      <w:r>
+        <w:rPr>
+          <w:rFonts w:ascii="Cambria" w:hAnsi="Cambria"/>
+          <w:b/>
+          <w:bCs/>
+          <w:sz w:val="28"/>
+          <w:szCs w:val="28"/>
+          <w:highlight w:val="none"/>
+          <w:lang w:val="en-US"/>
+        </w:rPr>
       </w:r>
     </w:p>
     <w:p>
       <w:pPr>
         <w:pBdr/>
+        <w:spacing w:before="240" w:line="360" w:lineRule="auto"/>
+        <w:ind w:right="0" w:firstLine="709" w:left="0"/>
+        <w:rPr>
+          <w:rFonts w:ascii="Cambria" w:hAnsi="Cambria"/>
+          <w:b/>
+          <w:bCs/>
+          <w:sz w:val="28"/>
+          <w:szCs w:val="28"/>
+          <w:highlight w:val="none"/>
+          <w:lang w:val="en-US"/>
+        </w:rPr>
+      </w:pPr>
+      <w:r>
+        <w:rPr>
+          <w:rFonts w:ascii="Times New Roman" w:hAnsi="Times New Roman" w:cs="Times New Roman"/>
+          <w:sz w:val="28"/>
+          <w:szCs w:val="28"/>
+          <w:highlight w:val="none"/>
+          <w:lang w:val="en-US" w:bidi="en-US"/>
+        </w:rPr>
+      </w:r>
+      <w:r>
+        <w:rPr>
+          <w:rFonts w:ascii="Cambria" w:hAnsi="Cambria"/>
+          <w:b/>
+          <w:bCs/>
+          <w:sz w:val="28"/>
+          <w:szCs w:val="28"/>
+        </w:rPr>
+        <w:t xml:space="preserve">Вариант </w:t>
+      </w:r>
+      <w:r>
+        <w:rPr>
+          <w:rFonts w:ascii="Cambria" w:hAnsi="Cambria"/>
+          <w:b/>
+          <w:bCs/>
+          <w:sz w:val="28"/>
+          <w:szCs w:val="28"/>
+          <w:lang w:val="en-US"/>
+        </w:rPr>
+        <w:t xml:space="preserve">2</w:t>
+      </w:r>
+      <w:r>
+        <w:rPr>
+          <w:rFonts w:ascii="Cambria" w:hAnsi="Cambria"/>
+          <w:b/>
+          <w:bCs/>
+          <w:sz w:val="28"/>
+          <w:szCs w:val="28"/>
+          <w:highlight w:val="none"/>
+          <w:lang w:val="en-US"/>
+        </w:rPr>
+      </w:r>
+      <w:r>
+        <w:rPr>
+          <w:rFonts w:ascii="Cambria" w:hAnsi="Cambria"/>
+          <w:b/>
+          <w:bCs/>
+          <w:sz w:val="28"/>
+          <w:szCs w:val="28"/>
+          <w:highlight w:val="none"/>
+          <w:lang w:val="en-US"/>
+        </w:rPr>
+      </w:r>
+    </w:p>
+    <w:p>
+      <w:pPr>
+        <w:pBdr/>
         <w:spacing w:line="360" w:lineRule="auto"/>
         <w:ind w:right="0" w:firstLine="709" w:left="0"/>
         <w:rPr>
@@ -16263,6 +16196,80 @@
           <w:szCs w:val="28"/>
         </w:rPr>
       </w:r>
+      <w:r>
+        <w:rPr>
+          <w:b/>
+          <w:bCs/>
+          <w:sz w:val="28"/>
+          <w:szCs w:val="28"/>
+          <w:highlight w:val="none"/>
+          <w:lang w:val="en-CA"/>
+        </w:rPr>
+      </w:r>
+      <w:r>
+        <w:rPr>
+          <w:b/>
+          <w:bCs/>
+          <w:sz w:val="28"/>
+          <w:szCs w:val="28"/>
+          <w:highlight w:val="none"/>
+          <w:lang w:val="en-CA"/>
+        </w:rPr>
+      </w:r>
+      <w:r>
+        <w:rPr>
+          <w:b/>
+          <w:bCs/>
+          <w:sz w:val="28"/>
+          <w:szCs w:val="28"/>
+          <w:highlight w:val="none"/>
+          <w:lang w:val="en-CA"/>
+        </w:rPr>
+      </w:r>
+      <w:r>
+        <w:rPr>
+          <w:rFonts w:ascii="Times New Roman" w:hAnsi="Times New Roman" w:cs="Times New Roman"/>
+          <w:sz w:val="28"/>
+          <w:szCs w:val="28"/>
+        </w:rPr>
+      </w:r>
+      <w:r>
+        <w:rPr>
+          <w:b/>
+          <w:bCs/>
+          <w:sz w:val="28"/>
+          <w:szCs w:val="28"/>
+          <w:highlight w:val="none"/>
+          <w:lang w:val="en-CA"/>
+        </w:rPr>
+      </w:r>
+      <w:r>
+        <w:rPr>
+          <w:b/>
+          <w:bCs/>
+          <w:sz w:val="28"/>
+          <w:szCs w:val="28"/>
+          <w:highlight w:val="none"/>
+          <w:lang w:val="en-CA"/>
+        </w:rPr>
+      </w:r>
+      <w:r>
+        <w:rPr>
+          <w:b/>
+          <w:bCs/>
+          <w:sz w:val="28"/>
+          <w:szCs w:val="28"/>
+          <w:highlight w:val="none"/>
+          <w:lang w:val="en-CA"/>
+        </w:rPr>
+      </w:r>
+      <w:r>
+        <w:rPr>
+          <w:rFonts w:ascii="Times New Roman" w:hAnsi="Times New Roman" w:cs="Times New Roman"/>
+          <w:sz w:val="28"/>
+          <w:szCs w:val="28"/>
+        </w:rPr>
+      </w:r>
     </w:p>
     <w:p>
       <w:pPr>
@@ -16270,10 +16277,12 @@
         <w:spacing w:line="360" w:lineRule="auto"/>
         <w:ind w:right="0" w:firstLine="709" w:left="0"/>
         <w:rPr>
-          <w:rFonts w:ascii="Times New Roman" w:hAnsi="Times New Roman" w:cs="Times New Roman"/>
-          <w:sz w:val="28"/>
-          <w:szCs w:val="28"/>
-          <w:lang w:val="en-US"/>
+          <w:b/>
+          <w:bCs/>
+          <w:sz w:val="28"/>
+          <w:szCs w:val="28"/>
+          <w:highlight w:val="none"/>
+          <w:lang w:val="en-CA"/>
         </w:rPr>
       </w:pPr>
       <w:r>
@@ -16356,7 +16365,7 @@
           <mc:Choice Requires="wpg">
             <w:drawing>
               <wp:inline xmlns:wp="http://schemas.openxmlformats.org/drawingml/2006/wordprocessingDrawing" distT="0" distB="0" distL="0" distR="0">
-                <wp:extent cx="4048125" cy="3933825"/>
+                <wp:extent cx="4507812" cy="4380532"/>
                 <wp:effectExtent l="0" t="0" r="0" b="0"/>
                 <wp:docPr id="11" name=""/>
                 <wp:cNvGraphicFramePr>
@@ -16366,7 +16375,7 @@
                   <a:graphicData uri="http://schemas.openxmlformats.org/drawingml/2006/picture">
                     <pic:pic xmlns:pic="http://schemas.openxmlformats.org/drawingml/2006/picture">
                       <pic:nvPicPr>
-                        <pic:cNvPr id="848342844" name=""/>
+                        <pic:cNvPr id="796529054" name=""/>
                         <pic:cNvPicPr>
                           <a:picLocks noChangeAspect="1"/>
                         </pic:cNvPicPr>
@@ -16377,9 +16386,9 @@
                         <a:stretch/>
                       </pic:blipFill>
                       <pic:spPr bwMode="auto">
-                        <a:xfrm>
+                        <a:xfrm flipH="0" flipV="0">
                           <a:off x="0" y="0"/>
-                          <a:ext cx="4048124" cy="3933824"/>
+                          <a:ext cx="4507811" cy="4380532"/>
                         </a:xfrm>
                         <a:prstGeom prst="rect">
                           <a:avLst/>
@@ -16412,13 +16421,33 @@
                 <v:path o:extrusionok="f" gradientshapeok="t" o:connecttype="rect"/>
                 <o:lock v:ext="edit" aspectratio="t"/>
               </v:shapetype>
-              <v:shape id="_x0000_i10" o:spid="_x0000_s10" type="#_x0000_t75" style="width:318.75pt;height:309.75pt;mso-wrap-distance-left:0.00pt;mso-wrap-distance-top:0.00pt;mso-wrap-distance-right:0.00pt;mso-wrap-distance-bottom:0.00pt;z-index:1;" stroked="false">
+              <v:shape id="_x0000_i10" o:spid="_x0000_s10" type="#_x0000_t75" style="width:354.95pt;height:344.92pt;mso-wrap-distance-left:0.00pt;mso-wrap-distance-top:0.00pt;mso-wrap-distance-right:0.00pt;mso-wrap-distance-bottom:0.00pt;z-index:1;" stroked="false">
                 <v:imagedata r:id="rId22" o:title=""/>
                 <o:lock v:ext="edit" rotation="t"/>
               </v:shape>
             </w:pict>
           </mc:Fallback>
         </mc:AlternateContent>
+      </w:r>
+      <w:r>
+        <w:rPr>
+          <w:b/>
+          <w:bCs/>
+          <w:sz w:val="28"/>
+          <w:szCs w:val="28"/>
+          <w:highlight w:val="none"/>
+          <w:lang w:val="en-CA"/>
+        </w:rPr>
+      </w:r>
+      <w:r>
+        <w:rPr>
+          <w:b/>
+          <w:bCs/>
+          <w:sz w:val="28"/>
+          <w:szCs w:val="28"/>
+          <w:highlight w:val="none"/>
+          <w:lang w:val="en-CA"/>
+        </w:rPr>
       </w:r>
       <w:r>
         <w:rPr>
@@ -16784,12 +16813,18 @@
         <w:t xml:space="preserve">)</w:t>
       </w:r>
       <w:r/>
-    </w:p>
-    <w:p>
-      <w:pPr>
-        <w:pBdr/>
-        <w:spacing w:line="360" w:lineRule="auto"/>
-        <w:ind w:right="0" w:firstLine="709" w:left="0"/>
+      <w:r>
+        <w:rPr>
+          <w:rFonts w:ascii="Cambria" w:hAnsi="Cambria"/>
+          <w:b/>
+          <w:bCs/>
+          <w:sz w:val="28"/>
+          <w:szCs w:val="28"/>
+          <w:highlight w:val="none"/>
+          <w:lang w:val="en-US"/>
+        </w:rPr>
+      </w:r>
+      <w:r>
         <w:rPr>
           <w:rFonts w:ascii="Times New Roman" w:hAnsi="Times New Roman" w:cs="Times New Roman"/>
           <w:b w:val="0"/>
@@ -16797,8 +16832,23 @@
           <w:sz w:val="28"/>
           <w:szCs w:val="28"/>
         </w:rPr>
-      </w:pPr>
-      <w:r>
+      </w:r>
+      <w:r>
+        <w:rPr>
+          <w:rFonts w:ascii="Times New Roman" w:hAnsi="Times New Roman" w:cs="Times New Roman"/>
+          <w:b w:val="0"/>
+          <w:bCs w:val="0"/>
+          <w:sz w:val="28"/>
+          <w:szCs w:val="28"/>
+        </w:rPr>
+      </w:r>
+      <w:r/>
+    </w:p>
+    <w:p>
+      <w:pPr>
+        <w:pBdr/>
+        <w:spacing w:before="240" w:line="360" w:lineRule="auto"/>
+        <w:ind w:right="0" w:firstLine="709" w:left="0"/>
         <w:rPr>
           <w:rFonts w:ascii="Cambria" w:hAnsi="Cambria"/>
           <w:b/>
@@ -16808,31 +16858,8 @@
           <w:highlight w:val="none"/>
           <w:lang w:val="en-US"/>
         </w:rPr>
-      </w:r>
-      <w:r>
-        <w:rPr>
-          <w:rFonts w:ascii="Times New Roman" w:hAnsi="Times New Roman" w:cs="Times New Roman"/>
-          <w:b w:val="0"/>
-          <w:bCs w:val="0"/>
-          <w:sz w:val="28"/>
-          <w:szCs w:val="28"/>
-        </w:rPr>
-      </w:r>
-      <w:r>
-        <w:rPr>
-          <w:rFonts w:ascii="Times New Roman" w:hAnsi="Times New Roman" w:cs="Times New Roman"/>
-          <w:b w:val="0"/>
-          <w:bCs w:val="0"/>
-          <w:sz w:val="28"/>
-          <w:szCs w:val="28"/>
-        </w:rPr>
-      </w:r>
-    </w:p>
-    <w:p>
-      <w:pPr>
-        <w:pBdr/>
-        <w:spacing w:line="360" w:lineRule="auto"/>
-        <w:ind w:right="0" w:firstLine="709" w:left="0"/>
+      </w:pPr>
+      <w:r>
         <w:rPr>
           <w:rFonts w:ascii="Cambria" w:hAnsi="Cambria"/>
           <w:b/>
@@ -16842,7 +16869,7 @@
           <w:highlight w:val="none"/>
           <w:lang w:val="en-US"/>
         </w:rPr>
-      </w:pPr>
+      </w:r>
       <w:r>
         <w:rPr>
           <w:rFonts w:ascii="Cambria" w:hAnsi="Cambria"/>
@@ -16865,7 +16892,12 @@
           <w:lang w:val="en-US"/>
         </w:rPr>
       </w:r>
-      <w:r>
+    </w:p>
+    <w:p>
+      <w:pPr>
+        <w:pBdr/>
+        <w:spacing w:before="240" w:line="360" w:lineRule="auto"/>
+        <w:ind w:right="0" w:firstLine="709" w:left="0"/>
         <w:rPr>
           <w:rFonts w:ascii="Cambria" w:hAnsi="Cambria"/>
           <w:b/>
@@ -16875,13 +16907,8 @@
           <w:highlight w:val="none"/>
           <w:lang w:val="en-US"/>
         </w:rPr>
-      </w:r>
-    </w:p>
-    <w:p>
-      <w:pPr>
-        <w:pBdr/>
-        <w:spacing w:line="360" w:lineRule="auto"/>
-        <w:ind w:right="0" w:firstLine="709" w:left="0"/>
+      </w:pPr>
+      <w:r>
         <w:rPr>
           <w:rFonts w:ascii="Cambria" w:hAnsi="Cambria"/>
           <w:b/>
@@ -16891,7 +16918,7 @@
           <w:highlight w:val="none"/>
           <w:lang w:val="en-US"/>
         </w:rPr>
-      </w:pPr>
+      </w:r>
       <w:r>
         <w:rPr>
           <w:rFonts w:ascii="Cambria" w:hAnsi="Cambria"/>
@@ -16914,7 +16941,12 @@
           <w:lang w:val="en-US"/>
         </w:rPr>
       </w:r>
-      <w:r>
+    </w:p>
+    <w:p>
+      <w:pPr>
+        <w:pBdr/>
+        <w:spacing w:before="240" w:line="360" w:lineRule="auto"/>
+        <w:ind w:right="0" w:firstLine="709" w:left="0"/>
         <w:rPr>
           <w:rFonts w:ascii="Cambria" w:hAnsi="Cambria"/>
           <w:b/>
@@ -16924,13 +16956,8 @@
           <w:highlight w:val="none"/>
           <w:lang w:val="en-US"/>
         </w:rPr>
-      </w:r>
-    </w:p>
-    <w:p>
-      <w:pPr>
-        <w:pBdr/>
-        <w:spacing w:line="360" w:lineRule="auto"/>
-        <w:ind w:right="0" w:firstLine="709" w:left="0"/>
+      </w:pPr>
+      <w:r>
         <w:rPr>
           <w:rFonts w:ascii="Cambria" w:hAnsi="Cambria"/>
           <w:b/>
@@ -16940,7 +16967,7 @@
           <w:highlight w:val="none"/>
           <w:lang w:val="en-US"/>
         </w:rPr>
-      </w:pPr>
+      </w:r>
       <w:r>
         <w:rPr>
           <w:rFonts w:ascii="Cambria" w:hAnsi="Cambria"/>
@@ -16963,7 +16990,12 @@
           <w:lang w:val="en-US"/>
         </w:rPr>
       </w:r>
-      <w:r>
+    </w:p>
+    <w:p>
+      <w:pPr>
+        <w:pBdr/>
+        <w:spacing w:before="240" w:line="360" w:lineRule="auto"/>
+        <w:ind w:right="0" w:firstLine="709" w:left="0"/>
         <w:rPr>
           <w:rFonts w:ascii="Cambria" w:hAnsi="Cambria"/>
           <w:b/>
@@ -16973,13 +17005,8 @@
           <w:highlight w:val="none"/>
           <w:lang w:val="en-US"/>
         </w:rPr>
-      </w:r>
-    </w:p>
-    <w:p>
-      <w:pPr>
-        <w:pBdr/>
-        <w:spacing w:line="360" w:lineRule="auto"/>
-        <w:ind w:right="0" w:firstLine="709" w:left="0"/>
+      </w:pPr>
+      <w:r>
         <w:rPr>
           <w:rFonts w:ascii="Cambria" w:hAnsi="Cambria"/>
           <w:b/>
@@ -16989,7 +17016,7 @@
           <w:highlight w:val="none"/>
           <w:lang w:val="en-US"/>
         </w:rPr>
-      </w:pPr>
+      </w:r>
       <w:r>
         <w:rPr>
           <w:rFonts w:ascii="Cambria" w:hAnsi="Cambria"/>
@@ -17012,169 +17039,11 @@
           <w:lang w:val="en-US"/>
         </w:rPr>
       </w:r>
-      <w:r>
-        <w:rPr>
-          <w:rFonts w:ascii="Cambria" w:hAnsi="Cambria"/>
-          <w:b/>
-          <w:bCs/>
-          <w:sz w:val="28"/>
-          <w:szCs w:val="28"/>
-          <w:highlight w:val="none"/>
-          <w:lang w:val="en-US"/>
-        </w:rPr>
-      </w:r>
     </w:p>
     <w:p>
       <w:pPr>
         <w:pBdr/>
-        <w:spacing w:line="360" w:lineRule="auto"/>
-        <w:ind w:right="0" w:firstLine="709" w:left="0"/>
-        <w:rPr>
-          <w:rFonts w:ascii="Cambria" w:hAnsi="Cambria"/>
-          <w:b/>
-          <w:bCs/>
-          <w:sz w:val="28"/>
-          <w:szCs w:val="28"/>
-          <w:highlight w:val="none"/>
-          <w:lang w:val="en-US"/>
-        </w:rPr>
-      </w:pPr>
-      <w:r>
-        <w:rPr>
-          <w:rFonts w:ascii="Cambria" w:hAnsi="Cambria"/>
-          <w:b/>
-          <w:bCs/>
-          <w:sz w:val="28"/>
-          <w:szCs w:val="28"/>
-          <w:highlight w:val="none"/>
-          <w:lang w:val="en-US"/>
-        </w:rPr>
-      </w:r>
-      <w:r>
-        <w:rPr>
-          <w:rFonts w:ascii="Cambria" w:hAnsi="Cambria"/>
-          <w:b/>
-          <w:bCs/>
-          <w:sz w:val="28"/>
-          <w:szCs w:val="28"/>
-          <w:highlight w:val="none"/>
-          <w:lang w:val="en-US"/>
-        </w:rPr>
-      </w:r>
-      <w:r>
-        <w:rPr>
-          <w:rFonts w:ascii="Cambria" w:hAnsi="Cambria"/>
-          <w:b/>
-          <w:bCs/>
-          <w:sz w:val="28"/>
-          <w:szCs w:val="28"/>
-          <w:highlight w:val="none"/>
-          <w:lang w:val="en-US"/>
-        </w:rPr>
-      </w:r>
-    </w:p>
-    <w:p>
-      <w:pPr>
-        <w:pBdr/>
-        <w:spacing w:line="360" w:lineRule="auto"/>
-        <w:ind w:right="0" w:firstLine="709" w:left="0"/>
-        <w:rPr>
-          <w:rFonts w:ascii="Cambria" w:hAnsi="Cambria"/>
-          <w:b/>
-          <w:bCs/>
-          <w:sz w:val="28"/>
-          <w:szCs w:val="28"/>
-          <w:highlight w:val="none"/>
-          <w:lang w:val="en-US"/>
-        </w:rPr>
-      </w:pPr>
-      <w:r>
-        <w:rPr>
-          <w:rFonts w:ascii="Cambria" w:hAnsi="Cambria"/>
-          <w:b/>
-          <w:bCs/>
-          <w:sz w:val="28"/>
-          <w:szCs w:val="28"/>
-          <w:highlight w:val="none"/>
-          <w:lang w:val="en-US"/>
-        </w:rPr>
-      </w:r>
-      <w:r>
-        <w:rPr>
-          <w:rFonts w:ascii="Cambria" w:hAnsi="Cambria"/>
-          <w:b/>
-          <w:bCs/>
-          <w:sz w:val="28"/>
-          <w:szCs w:val="28"/>
-          <w:highlight w:val="none"/>
-          <w:lang w:val="en-US"/>
-        </w:rPr>
-      </w:r>
-      <w:r>
-        <w:rPr>
-          <w:rFonts w:ascii="Cambria" w:hAnsi="Cambria"/>
-          <w:b/>
-          <w:bCs/>
-          <w:sz w:val="28"/>
-          <w:szCs w:val="28"/>
-          <w:highlight w:val="none"/>
-          <w:lang w:val="en-US"/>
-        </w:rPr>
-      </w:r>
-    </w:p>
-    <w:p>
-      <w:pPr>
-        <w:pBdr/>
-        <w:spacing w:line="360" w:lineRule="auto"/>
-        <w:ind w:right="0" w:firstLine="709" w:left="0"/>
-        <w:rPr>
-          <w:rFonts w:ascii="Cambria" w:hAnsi="Cambria"/>
-          <w:b/>
-          <w:bCs/>
-          <w:sz w:val="28"/>
-          <w:szCs w:val="28"/>
-          <w:highlight w:val="none"/>
-          <w:lang w:val="en-US"/>
-        </w:rPr>
-      </w:pPr>
-      <w:r>
-        <w:rPr>
-          <w:rFonts w:ascii="Cambria" w:hAnsi="Cambria"/>
-          <w:b/>
-          <w:bCs/>
-          <w:sz w:val="28"/>
-          <w:szCs w:val="28"/>
-          <w:highlight w:val="none"/>
-          <w:lang w:val="en-US"/>
-        </w:rPr>
-      </w:r>
-      <w:r>
-        <w:rPr>
-          <w:rFonts w:ascii="Cambria" w:hAnsi="Cambria"/>
-          <w:b/>
-          <w:bCs/>
-          <w:sz w:val="28"/>
-          <w:szCs w:val="28"/>
-          <w:highlight w:val="none"/>
-          <w:lang w:val="en-US"/>
-        </w:rPr>
-      </w:r>
-      <w:r>
-        <w:rPr>
-          <w:rFonts w:ascii="Cambria" w:hAnsi="Cambria"/>
-          <w:b/>
-          <w:bCs/>
-          <w:sz w:val="28"/>
-          <w:szCs w:val="28"/>
-          <w:highlight w:val="none"/>
-          <w:lang w:val="en-US"/>
-        </w:rPr>
-      </w:r>
-    </w:p>
-    <w:p>
-      <w:pPr>
-        <w:pBdr/>
-        <w:spacing w:line="360" w:lineRule="auto"/>
+        <w:spacing w:before="240" w:line="360" w:lineRule="auto"/>
         <w:ind w:right="0" w:firstLine="709" w:left="0"/>
         <w:rPr>
           <w:rFonts w:ascii="Cambria" w:hAnsi="Cambria"/>
@@ -17355,7 +17224,7 @@
           <mc:Choice Requires="wpg">
             <w:drawing>
               <wp:inline xmlns:wp="http://schemas.openxmlformats.org/drawingml/2006/wordprocessingDrawing" distT="0" distB="0" distL="0" distR="0">
-                <wp:extent cx="4066806" cy="5984015"/>
+                <wp:extent cx="4026983" cy="5925419"/>
                 <wp:effectExtent l="0" t="0" r="0" b="0"/>
                 <wp:docPr id="12" name=""/>
                 <wp:cNvGraphicFramePr>
@@ -17378,7 +17247,7 @@
                       <pic:spPr bwMode="auto">
                         <a:xfrm flipH="0" flipV="0">
                           <a:off x="0" y="0"/>
-                          <a:ext cx="4066805" cy="5984014"/>
+                          <a:ext cx="4026983" cy="5925418"/>
                         </a:xfrm>
                         <a:prstGeom prst="rect">
                           <a:avLst/>
@@ -17411,7 +17280,7 @@
                 <v:path o:extrusionok="f" gradientshapeok="t" o:connecttype="rect"/>
                 <o:lock v:ext="edit" aspectratio="t"/>
               </v:shapetype>
-              <v:shape id="_x0000_i11" o:spid="_x0000_s11" type="#_x0000_t75" style="width:320.22pt;height:471.18pt;mso-wrap-distance-left:0.00pt;mso-wrap-distance-top:0.00pt;mso-wrap-distance-right:0.00pt;mso-wrap-distance-bottom:0.00pt;z-index:1;" stroked="false">
+              <v:shape id="_x0000_i11" o:spid="_x0000_s11" type="#_x0000_t75" style="width:317.09pt;height:466.57pt;mso-wrap-distance-left:0.00pt;mso-wrap-distance-top:0.00pt;mso-wrap-distance-right:0.00pt;mso-wrap-distance-bottom:0.00pt;z-index:1;" stroked="false">
                 <v:imagedata r:id="rId23" o:title=""/>
                 <o:lock v:ext="edit" rotation="t"/>
               </v:shape>
@@ -18458,7 +18327,7 @@
           <mc:Choice Requires="wpg">
             <w:drawing>
               <wp:inline xmlns:wp="http://schemas.openxmlformats.org/drawingml/2006/wordprocessingDrawing" distT="0" distB="0" distL="0" distR="0">
-                <wp:extent cx="5364587" cy="5772762"/>
+                <wp:extent cx="5012706" cy="5394108"/>
                 <wp:effectExtent l="0" t="0" r="0" b="0"/>
                 <wp:docPr id="13" name=""/>
                 <wp:cNvGraphicFramePr>
@@ -18481,7 +18350,7 @@
                       <pic:spPr bwMode="auto">
                         <a:xfrm flipH="0" flipV="0">
                           <a:off x="0" y="0"/>
-                          <a:ext cx="5364587" cy="5772762"/>
+                          <a:ext cx="5012706" cy="5394107"/>
                         </a:xfrm>
                         <a:prstGeom prst="rect">
                           <a:avLst/>
@@ -18514,7 +18383,7 @@
                 <v:path o:extrusionok="f" gradientshapeok="t" o:connecttype="rect"/>
                 <o:lock v:ext="edit" aspectratio="t"/>
               </v:shapetype>
-              <v:shape id="_x0000_i12" o:spid="_x0000_s12" type="#_x0000_t75" style="width:422.41pt;height:454.55pt;mso-wrap-distance-left:0.00pt;mso-wrap-distance-top:0.00pt;mso-wrap-distance-right:0.00pt;mso-wrap-distance-bottom:0.00pt;z-index:1;" stroked="false">
+              <v:shape id="_x0000_i12" o:spid="_x0000_s12" type="#_x0000_t75" style="width:394.70pt;height:424.73pt;mso-wrap-distance-left:0.00pt;mso-wrap-distance-top:0.00pt;mso-wrap-distance-right:0.00pt;mso-wrap-distance-bottom:0.00pt;z-index:1;" stroked="false">
                 <v:imagedata r:id="rId24" o:title=""/>
                 <o:lock v:ext="edit" rotation="t"/>
               </v:shape>
@@ -18538,6 +18407,141 @@
           <w:szCs w:val="28"/>
           <w:highlight w:val="none"/>
           <w:lang w:val="en-US"/>
+        </w:rPr>
+      </w:r>
+    </w:p>
+    <w:p>
+      <w:pPr>
+        <w:pBdr/>
+        <w:spacing w:line="360" w:lineRule="auto"/>
+        <w:ind w:right="0" w:firstLine="709" w:left="0"/>
+        <w:rPr>
+          <w:b/>
+          <w:bCs/>
+          <w:sz w:val="28"/>
+          <w:szCs w:val="28"/>
+          <w:highlight w:val="none"/>
+          <w:lang w:val="en-CA"/>
+        </w:rPr>
+      </w:pPr>
+      <w:r>
+        <w:rPr>
+          <w:b/>
+          <w:bCs/>
+          <w:sz w:val="28"/>
+          <w:szCs w:val="28"/>
+          <w:highlight w:val="none"/>
+          <w:lang w:val="en-CA"/>
+        </w:rPr>
+      </w:r>
+      <w:r>
+        <w:rPr>
+          <w:b/>
+          <w:bCs/>
+          <w:sz w:val="28"/>
+          <w:szCs w:val="28"/>
+          <w:highlight w:val="none"/>
+          <w:lang w:val="en-CA"/>
+        </w:rPr>
+      </w:r>
+      <w:r>
+        <w:rPr>
+          <w:b/>
+          <w:bCs/>
+          <w:sz w:val="28"/>
+          <w:szCs w:val="28"/>
+          <w:highlight w:val="none"/>
+          <w:lang w:val="en-CA"/>
+        </w:rPr>
+      </w:r>
+    </w:p>
+    <w:p>
+      <w:pPr>
+        <w:pBdr/>
+        <w:spacing w:line="360" w:lineRule="auto"/>
+        <w:ind w:right="0" w:firstLine="709" w:left="0"/>
+        <w:rPr>
+          <w:b/>
+          <w:bCs/>
+          <w:sz w:val="28"/>
+          <w:szCs w:val="28"/>
+          <w:highlight w:val="none"/>
+          <w:lang w:val="en-CA"/>
+        </w:rPr>
+      </w:pPr>
+      <w:r>
+        <w:rPr>
+          <w:b/>
+          <w:bCs/>
+          <w:sz w:val="28"/>
+          <w:szCs w:val="28"/>
+          <w:highlight w:val="none"/>
+          <w:lang w:val="en-CA"/>
+        </w:rPr>
+      </w:r>
+      <w:r>
+        <w:rPr>
+          <w:b/>
+          <w:bCs/>
+          <w:sz w:val="28"/>
+          <w:szCs w:val="28"/>
+          <w:highlight w:val="none"/>
+          <w:lang w:val="en-CA"/>
+        </w:rPr>
+      </w:r>
+      <w:r>
+        <w:rPr>
+          <w:b/>
+          <w:bCs/>
+          <w:sz w:val="28"/>
+          <w:szCs w:val="28"/>
+          <w:highlight w:val="none"/>
+          <w:lang w:val="en-CA"/>
+        </w:rPr>
+      </w:r>
+    </w:p>
+    <w:p>
+      <w:pPr>
+        <w:pBdr/>
+        <w:spacing w:line="360" w:lineRule="auto"/>
+        <w:ind w:right="0" w:firstLine="709" w:left="0"/>
+        <w:rPr>
+          <w:b/>
+          <w:bCs/>
+          <w:sz w:val="28"/>
+          <w:szCs w:val="28"/>
+          <w:highlight w:val="none"/>
+          <w:lang w:val="en-CA"/>
+        </w:rPr>
+      </w:pPr>
+      <w:r>
+        <w:rPr>
+          <w:b/>
+          <w:bCs/>
+          <w:sz w:val="28"/>
+          <w:szCs w:val="28"/>
+          <w:highlight w:val="none"/>
+          <w:lang w:val="en-CA"/>
+        </w:rPr>
+      </w:r>
+      <w:r>
+        <w:rPr>
+          <w:b/>
+          <w:bCs/>
+          <w:sz w:val="28"/>
+          <w:szCs w:val="28"/>
+          <w:highlight w:val="none"/>
+          <w:lang w:val="en-CA"/>
+        </w:rPr>
+      </w:r>
+      <w:r>
+        <w:rPr>
+          <w:b/>
+          <w:bCs/>
+          <w:sz w:val="28"/>
+          <w:szCs w:val="28"/>
+          <w:highlight w:val="none"/>
+          <w:lang w:val="en-CA"/>
         </w:rPr>
       </w:r>
     </w:p>
@@ -19752,7 +19756,7 @@
     <w:p>
       <w:pPr>
         <w:pBdr/>
-        <w:spacing w:line="360" w:lineRule="auto"/>
+        <w:spacing w:before="240" w:line="360" w:lineRule="auto"/>
         <w:ind w:right="0" w:firstLine="709" w:left="0"/>
         <w:jc w:val="center"/>
         <w:rPr>
@@ -19771,8 +19775,8 @@
           <w:bCs/>
           <w:sz w:val="28"/>
           <w:szCs w:val="28"/>
-        </w:rPr>
-        <w:t xml:space="preserve">Задание </w:t>
+          <w:highlight w:val="none"/>
+        </w:rPr>
       </w:r>
       <w:r>
         <w:rPr>
@@ -19781,8 +19785,8 @@
           <w:bCs/>
           <w:sz w:val="28"/>
           <w:szCs w:val="28"/>
-        </w:rPr>
-        <w:t xml:space="preserve">№</w:t>
+          <w:highlight w:val="none"/>
+        </w:rPr>
       </w:r>
       <w:r>
         <w:rPr>
@@ -19791,10 +19795,16 @@
           <w:bCs/>
           <w:sz w:val="28"/>
           <w:szCs w:val="28"/>
-        </w:rPr>
-        <w:t xml:space="preserve">6</w:t>
-      </w:r>
-      <w:r>
+          <w:highlight w:val="none"/>
+        </w:rPr>
+      </w:r>
+    </w:p>
+    <w:p>
+      <w:pPr>
+        <w:pBdr/>
+        <w:spacing w:before="240" w:line="360" w:lineRule="auto"/>
+        <w:ind w:right="0" w:firstLine="709" w:left="0"/>
+        <w:jc w:val="center"/>
         <w:rPr>
           <w:rFonts w:ascii="Cambria" w:hAnsi="Cambria"/>
           <w:b/>
@@ -19803,7 +19813,7 @@
           <w:szCs w:val="28"/>
           <w:highlight w:val="none"/>
         </w:rPr>
-      </w:r>
+      </w:pPr>
       <w:r>
         <w:rPr>
           <w:rFonts w:ascii="Cambria" w:hAnsi="Cambria"/>
@@ -19811,6 +19821,46 @@
           <w:bCs/>
           <w:sz w:val="28"/>
           <w:szCs w:val="28"/>
+        </w:rPr>
+        <w:t xml:space="preserve">Задание </w:t>
+      </w:r>
+      <w:r>
+        <w:rPr>
+          <w:rFonts w:ascii="Cambria" w:hAnsi="Cambria"/>
+          <w:b/>
+          <w:bCs/>
+          <w:sz w:val="28"/>
+          <w:szCs w:val="28"/>
+        </w:rPr>
+        <w:t xml:space="preserve">№</w:t>
+      </w:r>
+      <w:r>
+        <w:rPr>
+          <w:rFonts w:ascii="Cambria" w:hAnsi="Cambria"/>
+          <w:b/>
+          <w:bCs/>
+          <w:sz w:val="28"/>
+          <w:szCs w:val="28"/>
+        </w:rPr>
+        <w:t xml:space="preserve">6</w:t>
+      </w:r>
+      <w:r>
+        <w:rPr>
+          <w:rFonts w:ascii="Cambria" w:hAnsi="Cambria"/>
+          <w:b/>
+          <w:bCs/>
+          <w:sz w:val="28"/>
+          <w:szCs w:val="28"/>
+          <w:highlight w:val="none"/>
+        </w:rPr>
+      </w:r>
+      <w:r>
+        <w:rPr>
+          <w:rFonts w:ascii="Cambria" w:hAnsi="Cambria"/>
+          <w:b/>
+          <w:bCs/>
+          <w:sz w:val="28"/>
+          <w:szCs w:val="28"/>
           <w:highlight w:val="none"/>
         </w:rPr>
       </w:r>
@@ -20001,6 +20051,501 @@
           <w:sz w:val="28"/>
           <w:szCs w:val="28"/>
           <w:lang w:val="en-US"/>
+        </w:rPr>
+      </w:pPr>
+      <w:r>
+        <w:rPr>
+          <w:b/>
+          <w:bCs/>
+          <w:sz w:val="28"/>
+          <w:szCs w:val="28"/>
+          <w:highlight w:val="none"/>
+          <w:lang w:val="en-CA"/>
+        </w:rPr>
+      </w:r>
+      <w:r>
+        <w:rPr>
+          <w:b/>
+          <w:bCs/>
+          <w:sz w:val="28"/>
+          <w:szCs w:val="28"/>
+          <w:highlight w:val="none"/>
+          <w:lang w:val="en-CA"/>
+        </w:rPr>
+      </w:r>
+      <w:r>
+        <w:rPr>
+          <w:b/>
+          <w:bCs/>
+          <w:sz w:val="28"/>
+          <w:szCs w:val="28"/>
+          <w:highlight w:val="none"/>
+          <w:lang w:val="en-CA"/>
+        </w:rPr>
+      </w:r>
+    </w:p>
+    <w:p>
+      <w:pPr>
+        <w:pBdr/>
+        <w:spacing w:line="360" w:lineRule="auto"/>
+        <w:ind w:right="0" w:firstLine="709" w:left="0"/>
+        <w:rPr>
+          <w:b/>
+          <w:bCs/>
+          <w:sz w:val="28"/>
+          <w:szCs w:val="28"/>
+          <w:highlight w:val="none"/>
+          <w:lang w:val="en-CA"/>
+        </w:rPr>
+      </w:pPr>
+      <w:r>
+        <w:rPr>
+          <w:b/>
+          <w:bCs/>
+          <w:sz w:val="28"/>
+          <w:szCs w:val="28"/>
+          <w:highlight w:val="none"/>
+          <w:lang w:val="en-CA"/>
+        </w:rPr>
+      </w:r>
+      <w:r>
+        <w:rPr>
+          <w:b/>
+          <w:bCs/>
+          <w:sz w:val="28"/>
+          <w:szCs w:val="28"/>
+          <w:highlight w:val="none"/>
+          <w:lang w:val="en-CA"/>
+        </w:rPr>
+      </w:r>
+      <w:r>
+        <w:rPr>
+          <w:b/>
+          <w:bCs/>
+          <w:sz w:val="28"/>
+          <w:szCs w:val="28"/>
+          <w:highlight w:val="none"/>
+          <w:lang w:val="en-CA"/>
+        </w:rPr>
+      </w:r>
+    </w:p>
+    <w:p>
+      <w:pPr>
+        <w:pBdr/>
+        <w:spacing w:line="360" w:lineRule="auto"/>
+        <w:ind w:right="0" w:firstLine="709" w:left="0"/>
+        <w:rPr>
+          <w:b/>
+          <w:bCs/>
+          <w:sz w:val="28"/>
+          <w:szCs w:val="28"/>
+          <w:highlight w:val="none"/>
+          <w:lang w:val="en-CA"/>
+        </w:rPr>
+      </w:pPr>
+      <w:r>
+        <w:rPr>
+          <w:b/>
+          <w:bCs/>
+          <w:sz w:val="28"/>
+          <w:szCs w:val="28"/>
+          <w:highlight w:val="none"/>
+          <w:lang w:val="en-CA"/>
+        </w:rPr>
+      </w:r>
+      <w:r>
+        <w:rPr>
+          <w:b/>
+          <w:bCs/>
+          <w:sz w:val="28"/>
+          <w:szCs w:val="28"/>
+          <w:highlight w:val="none"/>
+          <w:lang w:val="en-CA"/>
+        </w:rPr>
+      </w:r>
+      <w:r>
+        <w:rPr>
+          <w:b/>
+          <w:bCs/>
+          <w:sz w:val="28"/>
+          <w:szCs w:val="28"/>
+          <w:highlight w:val="none"/>
+          <w:lang w:val="en-CA"/>
+        </w:rPr>
+      </w:r>
+    </w:p>
+    <w:p>
+      <w:pPr>
+        <w:pBdr/>
+        <w:spacing w:line="360" w:lineRule="auto"/>
+        <w:ind w:right="0" w:firstLine="709" w:left="0"/>
+        <w:rPr>
+          <w:b/>
+          <w:bCs/>
+          <w:sz w:val="28"/>
+          <w:szCs w:val="28"/>
+          <w:highlight w:val="none"/>
+          <w:lang w:val="en-CA"/>
+        </w:rPr>
+      </w:pPr>
+      <w:r>
+        <w:rPr>
+          <w:b/>
+          <w:bCs/>
+          <w:sz w:val="28"/>
+          <w:szCs w:val="28"/>
+          <w:highlight w:val="none"/>
+          <w:lang w:val="en-CA"/>
+        </w:rPr>
+      </w:r>
+      <w:r>
+        <w:rPr>
+          <w:b/>
+          <w:bCs/>
+          <w:sz w:val="28"/>
+          <w:szCs w:val="28"/>
+          <w:highlight w:val="none"/>
+          <w:lang w:val="en-CA"/>
+        </w:rPr>
+      </w:r>
+      <w:r>
+        <w:rPr>
+          <w:b/>
+          <w:bCs/>
+          <w:sz w:val="28"/>
+          <w:szCs w:val="28"/>
+          <w:highlight w:val="none"/>
+          <w:lang w:val="en-CA"/>
+        </w:rPr>
+      </w:r>
+    </w:p>
+    <w:p>
+      <w:pPr>
+        <w:pBdr/>
+        <w:spacing w:line="360" w:lineRule="auto"/>
+        <w:ind w:right="0" w:firstLine="709" w:left="0"/>
+        <w:rPr>
+          <w:b/>
+          <w:bCs/>
+          <w:sz w:val="28"/>
+          <w:szCs w:val="28"/>
+          <w:highlight w:val="none"/>
+          <w:lang w:val="en-CA"/>
+        </w:rPr>
+      </w:pPr>
+      <w:r>
+        <w:rPr>
+          <w:b/>
+          <w:bCs/>
+          <w:sz w:val="28"/>
+          <w:szCs w:val="28"/>
+          <w:highlight w:val="none"/>
+          <w:lang w:val="en-CA"/>
+        </w:rPr>
+      </w:r>
+      <w:r>
+        <w:rPr>
+          <w:b/>
+          <w:bCs/>
+          <w:sz w:val="28"/>
+          <w:szCs w:val="28"/>
+          <w:highlight w:val="none"/>
+          <w:lang w:val="en-CA"/>
+        </w:rPr>
+      </w:r>
+      <w:r>
+        <w:rPr>
+          <w:b/>
+          <w:bCs/>
+          <w:sz w:val="28"/>
+          <w:szCs w:val="28"/>
+          <w:highlight w:val="none"/>
+          <w:lang w:val="en-CA"/>
+        </w:rPr>
+      </w:r>
+    </w:p>
+    <w:p>
+      <w:pPr>
+        <w:pBdr/>
+        <w:spacing w:line="360" w:lineRule="auto"/>
+        <w:ind w:right="0" w:firstLine="709" w:left="0"/>
+        <w:rPr>
+          <w:b/>
+          <w:bCs/>
+          <w:sz w:val="28"/>
+          <w:szCs w:val="28"/>
+          <w:highlight w:val="none"/>
+          <w:lang w:val="en-CA"/>
+        </w:rPr>
+      </w:pPr>
+      <w:r>
+        <w:rPr>
+          <w:b/>
+          <w:bCs/>
+          <w:sz w:val="28"/>
+          <w:szCs w:val="28"/>
+          <w:highlight w:val="none"/>
+          <w:lang w:val="en-CA"/>
+        </w:rPr>
+      </w:r>
+      <w:r>
+        <w:rPr>
+          <w:b/>
+          <w:bCs/>
+          <w:sz w:val="28"/>
+          <w:szCs w:val="28"/>
+          <w:highlight w:val="none"/>
+          <w:lang w:val="en-CA"/>
+        </w:rPr>
+      </w:r>
+      <w:r>
+        <w:rPr>
+          <w:b/>
+          <w:bCs/>
+          <w:sz w:val="28"/>
+          <w:szCs w:val="28"/>
+          <w:highlight w:val="none"/>
+          <w:lang w:val="en-CA"/>
+        </w:rPr>
+      </w:r>
+    </w:p>
+    <w:p>
+      <w:pPr>
+        <w:pBdr/>
+        <w:spacing w:line="360" w:lineRule="auto"/>
+        <w:ind w:right="0" w:firstLine="709" w:left="0"/>
+        <w:rPr>
+          <w:b/>
+          <w:bCs/>
+          <w:sz w:val="28"/>
+          <w:szCs w:val="28"/>
+          <w:highlight w:val="none"/>
+          <w:lang w:val="en-CA"/>
+        </w:rPr>
+      </w:pPr>
+      <w:r>
+        <w:rPr>
+          <w:b/>
+          <w:bCs/>
+          <w:sz w:val="28"/>
+          <w:szCs w:val="28"/>
+          <w:highlight w:val="none"/>
+          <w:lang w:val="en-CA"/>
+        </w:rPr>
+      </w:r>
+      <w:r>
+        <w:rPr>
+          <w:b/>
+          <w:bCs/>
+          <w:sz w:val="28"/>
+          <w:szCs w:val="28"/>
+          <w:highlight w:val="none"/>
+          <w:lang w:val="en-CA"/>
+        </w:rPr>
+      </w:r>
+      <w:r>
+        <w:rPr>
+          <w:b/>
+          <w:bCs/>
+          <w:sz w:val="28"/>
+          <w:szCs w:val="28"/>
+          <w:highlight w:val="none"/>
+          <w:lang w:val="en-CA"/>
+        </w:rPr>
+      </w:r>
+    </w:p>
+    <w:p>
+      <w:pPr>
+        <w:pBdr/>
+        <w:spacing w:line="360" w:lineRule="auto"/>
+        <w:ind w:right="0" w:firstLine="709" w:left="0"/>
+        <w:rPr>
+          <w:b/>
+          <w:bCs/>
+          <w:sz w:val="28"/>
+          <w:szCs w:val="28"/>
+          <w:highlight w:val="none"/>
+          <w:lang w:val="en-CA"/>
+        </w:rPr>
+      </w:pPr>
+      <w:r>
+        <w:rPr>
+          <w:b/>
+          <w:bCs/>
+          <w:sz w:val="28"/>
+          <w:szCs w:val="28"/>
+          <w:highlight w:val="none"/>
+          <w:lang w:val="en-CA"/>
+        </w:rPr>
+      </w:r>
+      <w:r>
+        <w:rPr>
+          <w:b/>
+          <w:bCs/>
+          <w:sz w:val="28"/>
+          <w:szCs w:val="28"/>
+          <w:highlight w:val="none"/>
+          <w:lang w:val="en-CA"/>
+        </w:rPr>
+      </w:r>
+      <w:r>
+        <w:rPr>
+          <w:b/>
+          <w:bCs/>
+          <w:sz w:val="28"/>
+          <w:szCs w:val="28"/>
+          <w:highlight w:val="none"/>
+          <w:lang w:val="en-CA"/>
+        </w:rPr>
+      </w:r>
+    </w:p>
+    <w:p>
+      <w:pPr>
+        <w:pBdr/>
+        <w:spacing w:line="360" w:lineRule="auto"/>
+        <w:ind w:right="0" w:firstLine="709" w:left="0"/>
+        <w:rPr>
+          <w:b/>
+          <w:bCs/>
+          <w:sz w:val="28"/>
+          <w:szCs w:val="28"/>
+          <w:highlight w:val="none"/>
+          <w:lang w:val="en-CA"/>
+        </w:rPr>
+      </w:pPr>
+      <w:r>
+        <w:rPr>
+          <w:b/>
+          <w:bCs/>
+          <w:sz w:val="28"/>
+          <w:szCs w:val="28"/>
+          <w:highlight w:val="none"/>
+          <w:lang w:val="en-CA"/>
+        </w:rPr>
+      </w:r>
+      <w:r>
+        <w:rPr>
+          <w:b/>
+          <w:bCs/>
+          <w:sz w:val="28"/>
+          <w:szCs w:val="28"/>
+          <w:highlight w:val="none"/>
+          <w:lang w:val="en-CA"/>
+        </w:rPr>
+      </w:r>
+      <w:r>
+        <w:rPr>
+          <w:b/>
+          <w:bCs/>
+          <w:sz w:val="28"/>
+          <w:szCs w:val="28"/>
+          <w:highlight w:val="none"/>
+          <w:lang w:val="en-CA"/>
+        </w:rPr>
+      </w:r>
+    </w:p>
+    <w:p>
+      <w:pPr>
+        <w:pBdr/>
+        <w:spacing w:line="360" w:lineRule="auto"/>
+        <w:ind w:right="0" w:firstLine="709" w:left="0"/>
+        <w:rPr>
+          <w:b/>
+          <w:bCs/>
+          <w:sz w:val="28"/>
+          <w:szCs w:val="28"/>
+          <w:highlight w:val="none"/>
+          <w:lang w:val="en-CA"/>
+        </w:rPr>
+      </w:pPr>
+      <w:r>
+        <w:rPr>
+          <w:b/>
+          <w:bCs/>
+          <w:sz w:val="28"/>
+          <w:szCs w:val="28"/>
+          <w:highlight w:val="none"/>
+          <w:lang w:val="en-CA"/>
+        </w:rPr>
+      </w:r>
+      <w:r>
+        <w:rPr>
+          <w:b/>
+          <w:bCs/>
+          <w:sz w:val="28"/>
+          <w:szCs w:val="28"/>
+          <w:highlight w:val="none"/>
+          <w:lang w:val="en-CA"/>
+        </w:rPr>
+      </w:r>
+      <w:r>
+        <w:rPr>
+          <w:b/>
+          <w:bCs/>
+          <w:sz w:val="28"/>
+          <w:szCs w:val="28"/>
+          <w:highlight w:val="none"/>
+          <w:lang w:val="en-CA"/>
+        </w:rPr>
+      </w:r>
+    </w:p>
+    <w:p>
+      <w:pPr>
+        <w:pBdr/>
+        <w:spacing w:line="360" w:lineRule="auto"/>
+        <w:ind w:right="0" w:firstLine="709" w:left="0"/>
+        <w:rPr>
+          <w:b/>
+          <w:bCs/>
+          <w:sz w:val="28"/>
+          <w:szCs w:val="28"/>
+          <w:highlight w:val="none"/>
+          <w:lang w:val="en-CA"/>
+        </w:rPr>
+      </w:pPr>
+      <w:r>
+        <w:rPr>
+          <w:b/>
+          <w:bCs/>
+          <w:sz w:val="28"/>
+          <w:szCs w:val="28"/>
+          <w:highlight w:val="none"/>
+          <w:lang w:val="en-CA"/>
+        </w:rPr>
+      </w:r>
+      <w:r>
+        <w:rPr>
+          <w:b/>
+          <w:bCs/>
+          <w:sz w:val="28"/>
+          <w:szCs w:val="28"/>
+          <w:highlight w:val="none"/>
+          <w:lang w:val="en-CA"/>
+        </w:rPr>
+      </w:r>
+      <w:r>
+        <w:rPr>
+          <w:b/>
+          <w:bCs/>
+          <w:sz w:val="28"/>
+          <w:szCs w:val="28"/>
+          <w:highlight w:val="none"/>
+          <w:lang w:val="en-CA"/>
+        </w:rPr>
+      </w:r>
+    </w:p>
+    <w:p>
+      <w:pPr>
+        <w:pBdr/>
+        <w:spacing w:line="360" w:lineRule="auto"/>
+        <w:ind w:right="0" w:firstLine="709" w:left="0"/>
+        <w:rPr>
+          <w:b/>
+          <w:bCs/>
+          <w:sz w:val="28"/>
+          <w:szCs w:val="28"/>
+          <w:highlight w:val="none"/>
+          <w:lang w:val="en-CA"/>
         </w:rPr>
       </w:pPr>
       <w:r>
@@ -20074,7 +20619,7 @@
           <mc:Choice Requires="wpg">
             <w:drawing>
               <wp:inline xmlns:wp="http://schemas.openxmlformats.org/drawingml/2006/wordprocessingDrawing" distT="0" distB="0" distL="0" distR="0">
-                <wp:extent cx="4328744" cy="6165180"/>
+                <wp:extent cx="3254400" cy="4635054"/>
                 <wp:effectExtent l="0" t="0" r="0" b="0"/>
                 <wp:docPr id="14" name=""/>
                 <wp:cNvGraphicFramePr>
@@ -20097,7 +20642,7 @@
                       <pic:spPr bwMode="auto">
                         <a:xfrm flipH="0" flipV="0">
                           <a:off x="0" y="0"/>
-                          <a:ext cx="4328743" cy="6165180"/>
+                          <a:ext cx="3254399" cy="4635053"/>
                         </a:xfrm>
                         <a:prstGeom prst="rect">
                           <a:avLst/>
@@ -20130,7 +20675,7 @@
                 <v:path o:extrusionok="f" gradientshapeok="t" o:connecttype="rect"/>
                 <o:lock v:ext="edit" aspectratio="t"/>
               </v:shapetype>
-              <v:shape id="_x0000_i13" o:spid="_x0000_s13" type="#_x0000_t75" style="width:340.85pt;height:485.45pt;mso-wrap-distance-left:0.00pt;mso-wrap-distance-top:0.00pt;mso-wrap-distance-right:0.00pt;mso-wrap-distance-bottom:0.00pt;z-index:1;" stroked="false">
+              <v:shape id="_x0000_i13" o:spid="_x0000_s13" type="#_x0000_t75" style="width:256.25pt;height:364.96pt;mso-wrap-distance-left:0.00pt;mso-wrap-distance-top:0.00pt;mso-wrap-distance-right:0.00pt;mso-wrap-distance-bottom:0.00pt;z-index:1;" stroked="false">
                 <v:imagedata r:id="rId25" o:title=""/>
                 <o:lock v:ext="edit" rotation="t"/>
               </v:shape>
